--- a/PDD.docx
+++ b/PDD.docx
@@ -115,6 +115,14 @@
           <w:bCs/>
         </w:rPr>
       </w:pPr>
+    </w:p>
+    <w:p>
+      <w:pPr>
+        <w:rPr>
+          <w:b/>
+          <w:bCs/>
+        </w:rPr>
+      </w:pPr>
       <w:r>
         <w:rPr>
           <w:b/>
@@ -443,12 +451,12 @@
           <w:b/>
           <w:bCs/>
         </w:rPr>
+        <w:lastRenderedPageBreak/>
         <w:t>Categories of modules</w:t>
       </w:r>
     </w:p>
     <w:p>
       <w:r>
-        <w:lastRenderedPageBreak/>
         <w:t>The application consists of 3 main types of modules;</w:t>
       </w:r>
       <w:r>
@@ -518,12 +526,28 @@
           <w:bCs/>
         </w:rPr>
       </w:pPr>
-      <w:r>
-        <w:rPr>
-          <w:b/>
-          <w:bCs/>
-        </w:rPr>
-        <w:t>Users,</w:t>
+      <w:proofErr w:type="gramStart"/>
+      <w:r>
+        <w:rPr>
+          <w:b/>
+          <w:bCs/>
+        </w:rPr>
+        <w:t>Users</w:t>
+      </w:r>
+      <w:proofErr w:type="gramEnd"/>
+      <w:r>
+        <w:rPr>
+          <w:b/>
+          <w:bCs/>
+        </w:rPr>
+        <w:t xml:space="preserve"> categories</w:t>
+      </w:r>
+      <w:r>
+        <w:rPr>
+          <w:b/>
+          <w:bCs/>
+        </w:rPr>
+        <w:t>,</w:t>
       </w:r>
     </w:p>
     <w:p>
@@ -768,6 +792,7 @@
         </w:numPr>
       </w:pPr>
       <w:r>
+        <w:lastRenderedPageBreak/>
         <w:t>Couriers</w:t>
       </w:r>
     </w:p>
@@ -780,155 +805,287 @@
         </w:numPr>
       </w:pPr>
       <w:r>
+        <w:t>Issues</w:t>
+      </w:r>
+    </w:p>
+    <w:p>
+      <w:pPr>
+        <w:pStyle w:val="ListParagraph"/>
+        <w:numPr>
+          <w:ilvl w:val="0"/>
+          <w:numId w:val="5"/>
+        </w:numPr>
+      </w:pPr>
+      <w:r>
+        <w:t>History</w:t>
+      </w:r>
+    </w:p>
+    <w:p>
+      <w:pPr>
+        <w:ind w:left="360"/>
+      </w:pPr>
+      <w:r>
+        <w:t>Administration</w:t>
+      </w:r>
+    </w:p>
+    <w:p>
+      <w:pPr>
+        <w:pStyle w:val="ListParagraph"/>
+        <w:numPr>
+          <w:ilvl w:val="0"/>
+          <w:numId w:val="5"/>
+        </w:numPr>
+      </w:pPr>
+      <w:r>
+        <w:t>Users</w:t>
+      </w:r>
+    </w:p>
+    <w:p>
+      <w:pPr>
+        <w:pStyle w:val="ListParagraph"/>
+        <w:numPr>
+          <w:ilvl w:val="0"/>
+          <w:numId w:val="5"/>
+        </w:numPr>
+      </w:pPr>
+      <w:r>
+        <w:t>Setting</w:t>
+      </w:r>
+    </w:p>
+    <w:p>
+      <w:pPr>
+        <w:rPr>
+          <w:lang w:bidi="ar-EG"/>
+        </w:rPr>
+      </w:pPr>
+    </w:p>
+    <w:p>
+      <w:pPr>
+        <w:rPr>
+          <w:b/>
+          <w:bCs/>
+        </w:rPr>
+      </w:pPr>
+      <w:r>
+        <w:rPr>
+          <w:b/>
+          <w:bCs/>
+        </w:rPr>
+        <w:t>Staff</w:t>
+      </w:r>
+    </w:p>
+    <w:p>
+      <w:r>
+        <w:t xml:space="preserve">Every employee will have a user account that </w:t>
+      </w:r>
+      <w:proofErr w:type="gramStart"/>
+      <w:r>
+        <w:t>have</w:t>
+      </w:r>
+      <w:proofErr w:type="gramEnd"/>
+      <w:r>
+        <w:t xml:space="preserve"> some permissions over some modules</w:t>
+      </w:r>
+    </w:p>
+    <w:p/>
+    <w:p>
+      <w:pPr>
+        <w:rPr>
+          <w:b/>
+          <w:bCs/>
+        </w:rPr>
+      </w:pPr>
+      <w:r>
+        <w:rPr>
+          <w:b/>
+          <w:bCs/>
+        </w:rPr>
+        <w:t>Units</w:t>
+      </w:r>
+    </w:p>
+    <w:p>
+      <w:pPr>
+        <w:rPr>
+          <w:rtl/>
+          <w:lang w:bidi="ar-EG"/>
+        </w:rPr>
+      </w:pPr>
+      <w:r>
+        <w:rPr>
+          <w:lang w:bidi="ar-EG"/>
+        </w:rPr>
+        <w:t xml:space="preserve">Items of </w:t>
+      </w:r>
+      <w:proofErr w:type="gramStart"/>
+      <w:r>
+        <w:rPr>
+          <w:lang w:bidi="ar-EG"/>
+        </w:rPr>
+        <w:t>products, they</w:t>
+      </w:r>
+      <w:proofErr w:type="gramEnd"/>
+      <w:r>
+        <w:rPr>
+          <w:lang w:bidi="ar-EG"/>
+        </w:rPr>
+        <w:t xml:space="preserve"> are the building block of the system while tracking inventory from point to point.</w:t>
+      </w:r>
+    </w:p>
+    <w:p/>
+    <w:p>
+      <w:pPr>
+        <w:rPr>
+          <w:b/>
+          <w:bCs/>
+        </w:rPr>
+      </w:pPr>
+      <w:r>
+        <w:rPr>
+          <w:b/>
+          <w:bCs/>
+        </w:rPr>
+        <w:t>Containers</w:t>
+      </w:r>
+    </w:p>
+    <w:p>
+      <w:r>
+        <w:t>Containers are baskets that carry the items from point to point during their pathway from supplier to customer. Supplier is the starting point, and customer is the ending point. In some cases, the item (product) lifecycle starts with a customer and ends with the customer. This case happens in Special Order – where customer ask us to buy a product for him and we go to supplier and order the product and handle the product from container to container till we reach the customer back.</w:t>
+      </w:r>
+    </w:p>
+    <w:p/>
+    <w:p>
+      <w:pPr>
+        <w:pStyle w:val="ListParagraph"/>
+        <w:numPr>
+          <w:ilvl w:val="0"/>
+          <w:numId w:val="2"/>
+        </w:numPr>
+      </w:pPr>
+      <w:r>
+        <w:t>Supplier</w:t>
+      </w:r>
+    </w:p>
+    <w:p>
+      <w:pPr>
+        <w:pStyle w:val="ListParagraph"/>
+        <w:numPr>
+          <w:ilvl w:val="0"/>
+          <w:numId w:val="2"/>
+        </w:numPr>
+      </w:pPr>
+      <w:r>
+        <w:t>Request</w:t>
+      </w:r>
+    </w:p>
+    <w:p>
+      <w:pPr>
+        <w:pStyle w:val="ListParagraph"/>
+        <w:numPr>
+          <w:ilvl w:val="0"/>
+          <w:numId w:val="2"/>
+        </w:numPr>
+      </w:pPr>
+      <w:r>
+        <w:t>Purchase</w:t>
+      </w:r>
+    </w:p>
+    <w:p>
+      <w:pPr>
+        <w:pStyle w:val="ListParagraph"/>
+        <w:numPr>
+          <w:ilvl w:val="0"/>
+          <w:numId w:val="2"/>
+        </w:numPr>
+      </w:pPr>
+      <w:r>
+        <w:t>Patch</w:t>
+      </w:r>
+    </w:p>
+    <w:p>
+      <w:pPr>
+        <w:pStyle w:val="ListParagraph"/>
+        <w:numPr>
+          <w:ilvl w:val="0"/>
+          <w:numId w:val="2"/>
+        </w:numPr>
+      </w:pPr>
+      <w:r>
+        <w:t>Travel</w:t>
+      </w:r>
+    </w:p>
+    <w:p>
+      <w:pPr>
+        <w:pStyle w:val="ListParagraph"/>
+        <w:numPr>
+          <w:ilvl w:val="0"/>
+          <w:numId w:val="2"/>
+        </w:numPr>
+      </w:pPr>
+      <w:r>
+        <w:t>Trip</w:t>
+      </w:r>
+    </w:p>
+    <w:p>
+      <w:pPr>
+        <w:pStyle w:val="ListParagraph"/>
+        <w:numPr>
+          <w:ilvl w:val="0"/>
+          <w:numId w:val="2"/>
+        </w:numPr>
+      </w:pPr>
+      <w:r>
+        <w:t>Hub – optional</w:t>
+      </w:r>
+    </w:p>
+    <w:p>
+      <w:pPr>
+        <w:pStyle w:val="ListParagraph"/>
+        <w:numPr>
+          <w:ilvl w:val="0"/>
+          <w:numId w:val="2"/>
+        </w:numPr>
+      </w:pPr>
+      <w:r>
+        <w:t>Transfer – optional</w:t>
+      </w:r>
+    </w:p>
+    <w:p>
+      <w:pPr>
+        <w:pStyle w:val="ListParagraph"/>
+        <w:numPr>
+          <w:ilvl w:val="0"/>
+          <w:numId w:val="2"/>
+        </w:numPr>
+      </w:pPr>
+      <w:r>
+        <w:t>Shipment</w:t>
+      </w:r>
+    </w:p>
+    <w:p>
+      <w:pPr>
+        <w:pStyle w:val="ListParagraph"/>
+        <w:numPr>
+          <w:ilvl w:val="0"/>
+          <w:numId w:val="2"/>
+        </w:numPr>
+      </w:pPr>
+      <w:r>
+        <w:t>Office</w:t>
+      </w:r>
+    </w:p>
+    <w:p>
+      <w:pPr>
+        <w:pStyle w:val="ListParagraph"/>
+        <w:numPr>
+          <w:ilvl w:val="0"/>
+          <w:numId w:val="2"/>
+        </w:numPr>
+      </w:pPr>
+      <w:r>
         <w:lastRenderedPageBreak/>
-        <w:t>Issues</w:t>
-      </w:r>
-    </w:p>
-    <w:p>
-      <w:pPr>
-        <w:pStyle w:val="ListParagraph"/>
-        <w:numPr>
-          <w:ilvl w:val="0"/>
-          <w:numId w:val="5"/>
-        </w:numPr>
-      </w:pPr>
-      <w:r>
-        <w:t>History</w:t>
-      </w:r>
-    </w:p>
-    <w:p>
-      <w:pPr>
-        <w:ind w:left="360"/>
-      </w:pPr>
-      <w:r>
-        <w:t>Administration</w:t>
-      </w:r>
-    </w:p>
-    <w:p>
-      <w:pPr>
-        <w:pStyle w:val="ListParagraph"/>
-        <w:numPr>
-          <w:ilvl w:val="0"/>
-          <w:numId w:val="5"/>
-        </w:numPr>
-      </w:pPr>
-      <w:r>
-        <w:t>Users</w:t>
-      </w:r>
-    </w:p>
-    <w:p>
-      <w:pPr>
-        <w:pStyle w:val="ListParagraph"/>
-        <w:numPr>
-          <w:ilvl w:val="0"/>
-          <w:numId w:val="5"/>
-        </w:numPr>
-      </w:pPr>
-      <w:r>
-        <w:t>Setting</w:t>
-      </w:r>
-    </w:p>
-    <w:p>
-      <w:pPr>
-        <w:rPr>
-          <w:lang w:bidi="ar-EG"/>
-        </w:rPr>
-      </w:pPr>
-    </w:p>
-    <w:p>
-      <w:pPr>
-        <w:rPr>
-          <w:b/>
-          <w:bCs/>
-        </w:rPr>
-      </w:pPr>
-      <w:r>
-        <w:rPr>
-          <w:b/>
-          <w:bCs/>
-        </w:rPr>
-        <w:t>Staff</w:t>
-      </w:r>
-    </w:p>
-    <w:p>
-      <w:r>
-        <w:t xml:space="preserve">Every employee will have a user account that </w:t>
-      </w:r>
-      <w:proofErr w:type="gramStart"/>
-      <w:r>
-        <w:t>have</w:t>
-      </w:r>
-      <w:proofErr w:type="gramEnd"/>
-      <w:r>
-        <w:t xml:space="preserve"> some permissions over some modules</w:t>
-      </w:r>
-    </w:p>
-    <w:p/>
-    <w:p>
-      <w:pPr>
-        <w:rPr>
-          <w:b/>
-          <w:bCs/>
-        </w:rPr>
-      </w:pPr>
-      <w:r>
-        <w:rPr>
-          <w:b/>
-          <w:bCs/>
-        </w:rPr>
-        <w:t>Units</w:t>
-      </w:r>
-    </w:p>
-    <w:p>
-      <w:pPr>
-        <w:rPr>
-          <w:rtl/>
-          <w:lang w:bidi="ar-EG"/>
-        </w:rPr>
-      </w:pPr>
-      <w:r>
-        <w:rPr>
-          <w:lang w:bidi="ar-EG"/>
-        </w:rPr>
-        <w:t xml:space="preserve">Items of </w:t>
-      </w:r>
-      <w:proofErr w:type="gramStart"/>
-      <w:r>
-        <w:rPr>
-          <w:lang w:bidi="ar-EG"/>
-        </w:rPr>
-        <w:t>products, they</w:t>
-      </w:r>
-      <w:proofErr w:type="gramEnd"/>
-      <w:r>
-        <w:rPr>
-          <w:lang w:bidi="ar-EG"/>
-        </w:rPr>
-        <w:t xml:space="preserve"> are the building block of the system while tracking inventory from point to point.</w:t>
-      </w:r>
-    </w:p>
-    <w:p/>
-    <w:p>
-      <w:pPr>
-        <w:rPr>
-          <w:b/>
-          <w:bCs/>
-        </w:rPr>
-      </w:pPr>
-      <w:r>
-        <w:rPr>
-          <w:b/>
-          <w:bCs/>
-        </w:rPr>
-        <w:t>Containers</w:t>
-      </w:r>
-    </w:p>
-    <w:p>
-      <w:r>
-        <w:t>Containers are baskets that carry the items from point to point during their pathway from supplier to customer. Supplier is the starting point, and customer is the ending point. In some cases, the item (product) lifecycle starts with a customer and ends with the customer. This case happens in Special Order – where customer ask us to buy a product for him and we go to supplier and order the product and handle the product from container to container till we reach the customer back.</w:t>
-      </w:r>
-    </w:p>
-    <w:p/>
+        <w:t>Website</w:t>
+      </w:r>
+    </w:p>
     <w:p>
       <w:pPr>
         <w:pStyle w:val="ListParagraph"/>
@@ -938,139 +1095,6 @@
         </w:numPr>
       </w:pPr>
       <w:r>
-        <w:t>Supplier</w:t>
-      </w:r>
-    </w:p>
-    <w:p>
-      <w:pPr>
-        <w:pStyle w:val="ListParagraph"/>
-        <w:numPr>
-          <w:ilvl w:val="0"/>
-          <w:numId w:val="2"/>
-        </w:numPr>
-      </w:pPr>
-      <w:r>
-        <w:t>Request</w:t>
-      </w:r>
-    </w:p>
-    <w:p>
-      <w:pPr>
-        <w:pStyle w:val="ListParagraph"/>
-        <w:numPr>
-          <w:ilvl w:val="0"/>
-          <w:numId w:val="2"/>
-        </w:numPr>
-      </w:pPr>
-      <w:r>
-        <w:t>Purchase</w:t>
-      </w:r>
-    </w:p>
-    <w:p>
-      <w:pPr>
-        <w:pStyle w:val="ListParagraph"/>
-        <w:numPr>
-          <w:ilvl w:val="0"/>
-          <w:numId w:val="2"/>
-        </w:numPr>
-      </w:pPr>
-      <w:r>
-        <w:t>Patch</w:t>
-      </w:r>
-    </w:p>
-    <w:p>
-      <w:pPr>
-        <w:pStyle w:val="ListParagraph"/>
-        <w:numPr>
-          <w:ilvl w:val="0"/>
-          <w:numId w:val="2"/>
-        </w:numPr>
-      </w:pPr>
-      <w:r>
-        <w:t>Travel</w:t>
-      </w:r>
-    </w:p>
-    <w:p>
-      <w:pPr>
-        <w:pStyle w:val="ListParagraph"/>
-        <w:numPr>
-          <w:ilvl w:val="0"/>
-          <w:numId w:val="2"/>
-        </w:numPr>
-      </w:pPr>
-      <w:r>
-        <w:t>Trip</w:t>
-      </w:r>
-    </w:p>
-    <w:p>
-      <w:pPr>
-        <w:pStyle w:val="ListParagraph"/>
-        <w:numPr>
-          <w:ilvl w:val="0"/>
-          <w:numId w:val="2"/>
-        </w:numPr>
-      </w:pPr>
-      <w:r>
-        <w:t>Hub – optional</w:t>
-      </w:r>
-    </w:p>
-    <w:p>
-      <w:pPr>
-        <w:pStyle w:val="ListParagraph"/>
-        <w:numPr>
-          <w:ilvl w:val="0"/>
-          <w:numId w:val="2"/>
-        </w:numPr>
-      </w:pPr>
-      <w:r>
-        <w:t>Transfer – optional</w:t>
-      </w:r>
-    </w:p>
-    <w:p>
-      <w:pPr>
-        <w:pStyle w:val="ListParagraph"/>
-        <w:numPr>
-          <w:ilvl w:val="0"/>
-          <w:numId w:val="2"/>
-        </w:numPr>
-      </w:pPr>
-      <w:r>
-        <w:t>Shipment</w:t>
-      </w:r>
-    </w:p>
-    <w:p>
-      <w:pPr>
-        <w:pStyle w:val="ListParagraph"/>
-        <w:numPr>
-          <w:ilvl w:val="0"/>
-          <w:numId w:val="2"/>
-        </w:numPr>
-      </w:pPr>
-      <w:r>
-        <w:t>Office</w:t>
-      </w:r>
-    </w:p>
-    <w:p>
-      <w:pPr>
-        <w:pStyle w:val="ListParagraph"/>
-        <w:numPr>
-          <w:ilvl w:val="0"/>
-          <w:numId w:val="2"/>
-        </w:numPr>
-      </w:pPr>
-      <w:r>
-        <w:t>Website</w:t>
-      </w:r>
-    </w:p>
-    <w:p>
-      <w:pPr>
-        <w:pStyle w:val="ListParagraph"/>
-        <w:numPr>
-          <w:ilvl w:val="0"/>
-          <w:numId w:val="2"/>
-        </w:numPr>
-      </w:pPr>
-      <w:r>
-        <w:lastRenderedPageBreak/>
         <w:t>Order</w:t>
       </w:r>
     </w:p>
@@ -1388,6 +1412,7 @@
         </w:numPr>
       </w:pPr>
       <w:r>
+        <w:lastRenderedPageBreak/>
         <w:t>Started shipping</w:t>
       </w:r>
     </w:p>
@@ -1400,7 +1425,6 @@
         </w:numPr>
       </w:pPr>
       <w:r>
-        <w:lastRenderedPageBreak/>
         <w:t>Completed shipping</w:t>
       </w:r>
     </w:p>
@@ -1831,6 +1855,7 @@
         </w:numPr>
       </w:pPr>
       <w:r>
+        <w:lastRenderedPageBreak/>
         <w:t>Errant</w:t>
       </w:r>
     </w:p>
@@ -1843,7 +1868,6 @@
         </w:numPr>
       </w:pPr>
       <w:r>
-        <w:lastRenderedPageBreak/>
         <w:t>Lost</w:t>
       </w:r>
     </w:p>
@@ -2125,6 +2149,7 @@
         </w:numPr>
       </w:pPr>
       <w:r>
+        <w:lastRenderedPageBreak/>
         <w:t xml:space="preserve">Trip &gt;&gt; Traveler </w:t>
       </w:r>
       <w:proofErr w:type="gramStart"/>
@@ -2145,7 +2170,6 @@
         </w:numPr>
       </w:pPr>
       <w:r>
-        <w:lastRenderedPageBreak/>
         <w:t>Hub – optional &gt;&gt; Hub Name</w:t>
       </w:r>
     </w:p>
@@ -2301,7 +2325,46 @@
     <w:p/>
     <w:p/>
     <w:p/>
+    <w:p>
+      <w:r>
+        <w:rPr>
+          <w:b/>
+          <w:bCs/>
+          <w:color w:val="196B24" w:themeColor="accent3"/>
+        </w:rPr>
+        <w:lastRenderedPageBreak/>
+        <w:t>Expenses Module</w:t>
+      </w:r>
+      <w:r>
+        <w:rPr>
+          <w:b/>
+          <w:bCs/>
+          <w:color w:val="196B24" w:themeColor="accent3"/>
+        </w:rPr>
+        <w:br/>
+      </w:r>
+      <w:r>
+        <w:t>A</w:t>
+      </w:r>
+    </w:p>
     <w:p/>
+    <w:p>
+      <w:pPr>
+        <w:rPr>
+          <w:b/>
+          <w:bCs/>
+          <w:color w:val="196B24" w:themeColor="accent3"/>
+        </w:rPr>
+      </w:pPr>
+      <w:r>
+        <w:rPr>
+          <w:b/>
+          <w:bCs/>
+          <w:color w:val="196B24" w:themeColor="accent3"/>
+        </w:rPr>
+        <w:br w:type="page"/>
+      </w:r>
+    </w:p>
     <w:p>
       <w:pPr>
         <w:rPr>
@@ -3042,25 +3105,7 @@
           <w:lang w:bidi="ar-EG"/>
         </w:rPr>
         <w:lastRenderedPageBreak/>
-        <w:t>Purchase Price</w:t>
-      </w:r>
-      <w:r>
-        <w:rPr>
-          <w:lang w:bidi="ar-EG"/>
-        </w:rPr>
-        <w:t xml:space="preserve"> [symbol in calculation formula ‘</w:t>
-      </w:r>
-      <w:r>
-        <w:rPr>
-          <w:lang w:bidi="ar-EG"/>
-        </w:rPr>
-        <w:t>P</w:t>
-      </w:r>
-      <w:r>
-        <w:rPr>
-          <w:lang w:bidi="ar-EG"/>
-        </w:rPr>
-        <w:t>’]</w:t>
+        <w:t>Purchase Price [symbol in calculation formula ‘P’]</w:t>
       </w:r>
     </w:p>
     <w:p>
@@ -3078,25 +3123,7 @@
         <w:rPr>
           <w:lang w:bidi="ar-EG"/>
         </w:rPr>
-        <w:t>Count</w:t>
-      </w:r>
-      <w:r>
-        <w:rPr>
-          <w:lang w:bidi="ar-EG"/>
-        </w:rPr>
-        <w:t xml:space="preserve"> [symbol in calculation formula ‘</w:t>
-      </w:r>
-      <w:r>
-        <w:rPr>
-          <w:lang w:bidi="ar-EG"/>
-        </w:rPr>
-        <w:t>C</w:t>
-      </w:r>
-      <w:r>
-        <w:rPr>
-          <w:lang w:bidi="ar-EG"/>
-        </w:rPr>
-        <w:t>’]</w:t>
+        <w:t>Count [symbol in calculation formula ‘C’]</w:t>
       </w:r>
     </w:p>
     <w:p>
@@ -3114,25 +3141,7 @@
         <w:rPr>
           <w:lang w:bidi="ar-EG"/>
         </w:rPr>
-        <w:t>Daily Dose</w:t>
-      </w:r>
-      <w:r>
-        <w:rPr>
-          <w:lang w:bidi="ar-EG"/>
-        </w:rPr>
-        <w:t xml:space="preserve"> [symbol in calculation formula ‘</w:t>
-      </w:r>
-      <w:r>
-        <w:rPr>
-          <w:lang w:bidi="ar-EG"/>
-        </w:rPr>
-        <w:t>D</w:t>
-      </w:r>
-      <w:r>
-        <w:rPr>
-          <w:lang w:bidi="ar-EG"/>
-        </w:rPr>
-        <w:t>’]</w:t>
+        <w:t>Daily Dose [symbol in calculation formula ‘D’]</w:t>
       </w:r>
     </w:p>
     <w:p>
@@ -3150,25 +3159,7 @@
         <w:rPr>
           <w:lang w:bidi="ar-EG"/>
         </w:rPr>
-        <w:t>Weight (grams)</w:t>
-      </w:r>
-      <w:r>
-        <w:rPr>
-          <w:lang w:bidi="ar-EG"/>
-        </w:rPr>
-        <w:t xml:space="preserve"> [symbol in calculation formula ‘</w:t>
-      </w:r>
-      <w:r>
-        <w:rPr>
-          <w:lang w:bidi="ar-EG"/>
-        </w:rPr>
-        <w:t>W</w:t>
-      </w:r>
-      <w:r>
-        <w:rPr>
-          <w:lang w:bidi="ar-EG"/>
-        </w:rPr>
-        <w:t>’]</w:t>
+        <w:t>Weight (grams) [symbol in calculation formula ‘W’]</w:t>
       </w:r>
     </w:p>
     <w:p>
@@ -3186,31 +3177,7 @@
         <w:rPr>
           <w:lang w:bidi="ar-EG"/>
         </w:rPr>
-        <w:t>Product shape</w:t>
-      </w:r>
-      <w:r>
-        <w:rPr>
-          <w:lang w:bidi="ar-EG"/>
-        </w:rPr>
-        <w:t xml:space="preserve"> [symbol in calculation formula ‘</w:t>
-      </w:r>
-      <w:r>
-        <w:rPr>
-          <w:lang w:bidi="ar-EG"/>
-        </w:rPr>
-        <w:t>S</w:t>
-      </w:r>
-      <w:r>
-        <w:rPr>
-          <w:lang w:bidi="ar-EG"/>
-        </w:rPr>
-        <w:t>’]</w:t>
-      </w:r>
-      <w:r>
-        <w:rPr>
-          <w:lang w:bidi="ar-EG"/>
-        </w:rPr>
-        <w:t xml:space="preserve"> – select from list (Capsules/Tablets, </w:t>
+        <w:t xml:space="preserve">Product shape [symbol in calculation formula ‘S’] – select from list (Capsules/Tablets, </w:t>
       </w:r>
       <w:proofErr w:type="spellStart"/>
       <w:r>
@@ -3248,13 +3215,7 @@
         <w:rPr>
           <w:lang w:bidi="ar-EG"/>
         </w:rPr>
-        <w:t xml:space="preserve">Packaging Material </w:t>
-      </w:r>
-      <w:r>
-        <w:rPr>
-          <w:lang w:bidi="ar-EG"/>
-        </w:rPr>
-        <w:t>[symbol in calculation formula ‘</w:t>
+        <w:t>Packaging Material [symbol in calculation formula ‘</w:t>
       </w:r>
       <w:r>
         <w:rPr>
@@ -3272,19 +3233,7 @@
         <w:rPr>
           <w:lang w:bidi="ar-EG"/>
         </w:rPr>
-        <w:t xml:space="preserve"> – each </w:t>
-      </w:r>
-      <w:r>
-        <w:rPr>
-          <w:lang w:bidi="ar-EG"/>
-        </w:rPr>
-        <w:t>packaging material</w:t>
-      </w:r>
-      <w:r>
-        <w:rPr>
-          <w:lang w:bidi="ar-EG"/>
-        </w:rPr>
-        <w:t xml:space="preserve"> has multiplier that can be edited in the admin side</w:t>
+        <w:t xml:space="preserve"> – each packaging material has multiplier that can be edited in the admin side</w:t>
       </w:r>
     </w:p>
     <w:p>
@@ -3302,13 +3251,7 @@
         <w:rPr>
           <w:lang w:bidi="ar-EG"/>
         </w:rPr>
-        <w:t xml:space="preserve">Size </w:t>
-      </w:r>
-      <w:r>
-        <w:rPr>
-          <w:lang w:bidi="ar-EG"/>
-        </w:rPr>
-        <w:t>[symbol in calculation formula ‘</w:t>
+        <w:t>Size [symbol in calculation formula ‘</w:t>
       </w:r>
       <w:r>
         <w:rPr>
@@ -3320,7 +3263,13 @@
         <w:rPr>
           <w:lang w:bidi="ar-EG"/>
         </w:rPr>
-        <w:t>’]</w:t>
+        <w:t xml:space="preserve">’] </w:t>
+      </w:r>
+      <w:r>
+        <w:rPr>
+          <w:lang w:bidi="ar-EG"/>
+        </w:rPr>
+        <w:t>–</w:t>
       </w:r>
       <w:r>
         <w:rPr>
@@ -3332,37 +3281,7 @@
         <w:rPr>
           <w:lang w:bidi="ar-EG"/>
         </w:rPr>
-        <w:t>–</w:t>
-      </w:r>
-      <w:r>
-        <w:rPr>
-          <w:lang w:bidi="ar-EG"/>
-        </w:rPr>
-        <w:t xml:space="preserve"> </w:t>
-      </w:r>
-      <w:r>
-        <w:rPr>
-          <w:lang w:bidi="ar-EG"/>
-        </w:rPr>
-        <w:t>select from list; Small, Normal, Big and Huge</w:t>
-      </w:r>
-      <w:r>
-        <w:rPr>
-          <w:lang w:bidi="ar-EG"/>
-        </w:rPr>
-        <w:t xml:space="preserve"> – each </w:t>
-      </w:r>
-      <w:r>
-        <w:rPr>
-          <w:lang w:bidi="ar-EG"/>
-        </w:rPr>
-        <w:t>size</w:t>
-      </w:r>
-      <w:r>
-        <w:rPr>
-          <w:lang w:bidi="ar-EG"/>
-        </w:rPr>
-        <w:t xml:space="preserve"> has multiplier that can be edited in the admin side</w:t>
+        <w:t>select from list; Small, Normal, Big and Huge – each size has multiplier that can be edited in the admin side</w:t>
       </w:r>
     </w:p>
     <w:p>
@@ -3380,13 +3299,7 @@
         <w:rPr>
           <w:lang w:bidi="ar-EG"/>
         </w:rPr>
-        <w:t xml:space="preserve">Male Support </w:t>
-      </w:r>
-      <w:r>
-        <w:rPr>
-          <w:lang w:bidi="ar-EG"/>
-        </w:rPr>
-        <w:t>[symbol in calculation formula ‘</w:t>
+        <w:t>Male Support [symbol in calculation formula ‘</w:t>
       </w:r>
       <w:r>
         <w:rPr>
@@ -3398,13 +3311,7 @@
         <w:rPr>
           <w:lang w:bidi="ar-EG"/>
         </w:rPr>
-        <w:t>’]</w:t>
-      </w:r>
-      <w:r>
-        <w:rPr>
-          <w:lang w:bidi="ar-EG"/>
-        </w:rPr>
-        <w:t xml:space="preserve"> – switch – if yes, </w:t>
+        <w:t xml:space="preserve">’] – switch – if yes, </w:t>
       </w:r>
       <w:r>
         <w:rPr>
@@ -3452,13 +3359,7 @@
         <w:rPr>
           <w:lang w:bidi="ar-EG"/>
         </w:rPr>
-        <w:t>Notes</w:t>
-      </w:r>
-      <w:r>
-        <w:rPr>
-          <w:lang w:bidi="ar-EG"/>
-        </w:rPr>
-        <w:t xml:space="preserve"> – doesn’t affect calculations, but still registered in History</w:t>
+        <w:t>Notes – doesn’t affect calculations, but still registered in History</w:t>
       </w:r>
     </w:p>
     <w:p>
@@ -3548,13 +3449,7 @@
         <w:rPr>
           <w:lang w:bidi="ar-EG"/>
         </w:rPr>
-        <w:t>’]</w:t>
-      </w:r>
-      <w:r>
-        <w:rPr>
-          <w:lang w:bidi="ar-EG"/>
-        </w:rPr>
-        <w:t>; as follows;</w:t>
+        <w:t>’]; as follows;</w:t>
       </w:r>
     </w:p>
     <w:p>
@@ -3590,25 +3485,7 @@
         <w:rPr>
           <w:lang w:bidi="ar-EG"/>
         </w:rPr>
-        <w:t xml:space="preserve">Dosage Cost </w:t>
-      </w:r>
-      <w:r>
-        <w:rPr>
-          <w:lang w:bidi="ar-EG"/>
-        </w:rPr>
-        <w:t>[symbol in calculation formula ‘G</w:t>
-      </w:r>
-      <w:r>
-        <w:rPr>
-          <w:lang w:bidi="ar-EG"/>
-        </w:rPr>
-        <w:t>C</w:t>
-      </w:r>
-      <w:r>
-        <w:rPr>
-          <w:lang w:bidi="ar-EG"/>
-        </w:rPr>
-        <w:t>’]</w:t>
+        <w:t>Dosage Cost [symbol in calculation formula ‘GC’]</w:t>
       </w:r>
     </w:p>
     <w:p>
@@ -3650,13 +3527,7 @@
         <w:rPr>
           <w:lang w:bidi="ar-EG"/>
         </w:rPr>
-        <w:t xml:space="preserve">if G = 1 &gt;&gt; GC = </w:t>
-      </w:r>
-      <w:r>
-        <w:rPr>
-          <w:lang w:bidi="ar-EG"/>
-        </w:rPr>
-        <w:t>31</w:t>
+        <w:t>if G = 1 &gt;&gt; GC = 31</w:t>
       </w:r>
     </w:p>
     <w:p>
@@ -3674,13 +3545,7 @@
         <w:rPr>
           <w:lang w:bidi="ar-EG"/>
         </w:rPr>
-        <w:t xml:space="preserve">if G = 1 &gt;&gt; GC = </w:t>
-      </w:r>
-      <w:r>
-        <w:rPr>
-          <w:lang w:bidi="ar-EG"/>
-        </w:rPr>
-        <w:t>0</w:t>
+        <w:t>if G = 1 &gt;&gt; GC = 0</w:t>
       </w:r>
     </w:p>
     <w:p>
@@ -3814,31 +3679,7 @@
         <w:rPr>
           <w:lang w:bidi="ar-EG"/>
         </w:rPr>
-        <w:t xml:space="preserve">Margin </w:t>
-      </w:r>
-      <w:r>
-        <w:rPr>
-          <w:lang w:bidi="ar-EG"/>
-        </w:rPr>
-        <w:t>[symbol in calculation formula ‘</w:t>
-      </w:r>
-      <w:r>
-        <w:rPr>
-          <w:lang w:bidi="ar-EG"/>
-        </w:rPr>
-        <w:t>M</w:t>
-      </w:r>
-      <w:r>
-        <w:rPr>
-          <w:lang w:bidi="ar-EG"/>
-        </w:rPr>
-        <w:t>]</w:t>
-      </w:r>
-      <w:r>
-        <w:rPr>
-          <w:lang w:bidi="ar-EG"/>
-        </w:rPr>
-        <w:t xml:space="preserve"> – value to be edited in admin panel, current value is 1.2</w:t>
+        <w:t>Margin [symbol in calculation formula ‘M] – value to be edited in admin panel, current value is 1.2</w:t>
       </w:r>
     </w:p>
     <w:p>
@@ -3868,25 +3709,7 @@
         <w:rPr>
           <w:lang w:bidi="ar-EG"/>
         </w:rPr>
-        <w:t>[symbol in calculation formula ‘</w:t>
-      </w:r>
-      <w:r>
-        <w:rPr>
-          <w:lang w:bidi="ar-EG"/>
-        </w:rPr>
-        <w:t>Inf’</w:t>
-      </w:r>
-      <w:r>
-        <w:rPr>
-          <w:lang w:bidi="ar-EG"/>
-        </w:rPr>
-        <w:t>] – value to be edited in admin panel, current value is 1.</w:t>
-      </w:r>
-      <w:r>
-        <w:rPr>
-          <w:lang w:bidi="ar-EG"/>
-        </w:rPr>
-        <w:t>05</w:t>
+        <w:t>[symbol in calculation formula ‘Inf’] – value to be edited in admin panel, current value is 1.05</w:t>
       </w:r>
     </w:p>
     <w:p>
@@ -3905,31 +3728,7 @@
           <w:lang w:bidi="ar-EG"/>
         </w:rPr>
         <w:lastRenderedPageBreak/>
-        <w:t xml:space="preserve">Flat Fees </w:t>
-      </w:r>
-      <w:r>
-        <w:rPr>
-          <w:lang w:bidi="ar-EG"/>
-        </w:rPr>
-        <w:t>[symbol in calculation formula ‘</w:t>
-      </w:r>
-      <w:r>
-        <w:rPr>
-          <w:lang w:bidi="ar-EG"/>
-        </w:rPr>
-        <w:t>FF’</w:t>
-      </w:r>
-      <w:r>
-        <w:rPr>
-          <w:lang w:bidi="ar-EG"/>
-        </w:rPr>
-        <w:t xml:space="preserve">] – value to be edited in admin panel, current value is </w:t>
-      </w:r>
-      <w:r>
-        <w:rPr>
-          <w:lang w:bidi="ar-EG"/>
-        </w:rPr>
-        <w:t>250</w:t>
+        <w:t>Flat Fees [symbol in calculation formula ‘FF’] – value to be edited in admin panel, current value is 250</w:t>
       </w:r>
     </w:p>
     <w:p>
@@ -3947,31 +3746,7 @@
         <w:rPr>
           <w:lang w:bidi="ar-EG"/>
         </w:rPr>
-        <w:t>Foreign Exchange</w:t>
-      </w:r>
-      <w:r>
-        <w:rPr>
-          <w:lang w:bidi="ar-EG"/>
-        </w:rPr>
-        <w:t xml:space="preserve"> [symbol in calculation formula ‘</w:t>
-      </w:r>
-      <w:r>
-        <w:rPr>
-          <w:lang w:bidi="ar-EG"/>
-        </w:rPr>
-        <w:t>FX’</w:t>
-      </w:r>
-      <w:r>
-        <w:rPr>
-          <w:lang w:bidi="ar-EG"/>
-        </w:rPr>
-        <w:t xml:space="preserve">] – value to be edited in admin panel, current value is </w:t>
-      </w:r>
-      <w:r>
-        <w:rPr>
-          <w:lang w:bidi="ar-EG"/>
-        </w:rPr>
-        <w:t>54</w:t>
+        <w:t>Foreign Exchange [symbol in calculation formula ‘FX’] – value to be edited in admin panel, current value is 54</w:t>
       </w:r>
     </w:p>
     <w:p>
@@ -3989,31 +3764,7 @@
         <w:rPr>
           <w:lang w:bidi="ar-EG"/>
         </w:rPr>
-        <w:t>Weigh Factor</w:t>
-      </w:r>
-      <w:r>
-        <w:rPr>
-          <w:lang w:bidi="ar-EG"/>
-        </w:rPr>
-        <w:t xml:space="preserve"> [symbol in calculation formula ‘</w:t>
-      </w:r>
-      <w:r>
-        <w:rPr>
-          <w:lang w:bidi="ar-EG"/>
-        </w:rPr>
-        <w:t>WF’</w:t>
-      </w:r>
-      <w:r>
-        <w:rPr>
-          <w:lang w:bidi="ar-EG"/>
-        </w:rPr>
-        <w:t xml:space="preserve">] – value to be edited in admin panel, current value is </w:t>
-      </w:r>
-      <w:r>
-        <w:rPr>
-          <w:lang w:bidi="ar-EG"/>
-        </w:rPr>
-        <w:t>40</w:t>
+        <w:t>Weigh Factor [symbol in calculation formula ‘WF’] – value to be edited in admin panel, current value is 40</w:t>
       </w:r>
     </w:p>
     <w:p>
@@ -4031,43 +3782,7 @@
         <w:rPr>
           <w:lang w:bidi="ar-EG"/>
         </w:rPr>
-        <w:t xml:space="preserve">Weight Cost </w:t>
-      </w:r>
-      <w:r>
-        <w:rPr>
-          <w:lang w:bidi="ar-EG"/>
-        </w:rPr>
-        <w:t>[symbol in calculation formula ‘</w:t>
-      </w:r>
-      <w:r>
-        <w:rPr>
-          <w:lang w:bidi="ar-EG"/>
-        </w:rPr>
-        <w:t>WC</w:t>
-      </w:r>
-      <w:r>
-        <w:rPr>
-          <w:lang w:bidi="ar-EG"/>
-        </w:rPr>
-        <w:t>]</w:t>
-      </w:r>
-      <w:r>
-        <w:rPr>
-          <w:lang w:bidi="ar-EG"/>
-        </w:rPr>
-        <w:t>,</w:t>
-      </w:r>
-      <w:r>
-        <w:rPr>
-          <w:lang w:bidi="ar-EG"/>
-        </w:rPr>
-        <w:t xml:space="preserve"> </w:t>
-      </w:r>
-      <w:r>
-        <w:rPr>
-          <w:lang w:bidi="ar-EG"/>
-        </w:rPr>
-        <w:t>WC = W * FX * WF / 1000</w:t>
+        <w:t>Weight Cost [symbol in calculation formula ‘WC], WC = W * FX * WF / 1000</w:t>
       </w:r>
     </w:p>
     <w:p>

--- a/PDD.docx
+++ b/PDD.docx
@@ -16,7 +16,6 @@
         </w:rPr>
         <w:t xml:space="preserve">What is </w:t>
       </w:r>
-      <w:proofErr w:type="spellStart"/>
       <w:r>
         <w:rPr>
           <w:b/>
@@ -24,249 +23,248 @@
         </w:rPr>
         <w:t>YeldnIN</w:t>
       </w:r>
-      <w:proofErr w:type="spellEnd"/>
       <w:r>
         <w:rPr>
           <w:b/>
           <w:bCs/>
         </w:rPr>
-        <w:t xml:space="preserve"> </w:t>
-      </w:r>
-      <w:proofErr w:type="gramStart"/>
+        <w:t xml:space="preserve"> app ?</w:t>
+      </w:r>
+    </w:p>
+    <w:p>
+      <w:r>
+        <w:t xml:space="preserve">YeldnIN is the </w:t>
+      </w:r>
       <w:r>
         <w:rPr>
           <w:b/>
           <w:bCs/>
         </w:rPr>
-        <w:t>app ?</w:t>
-      </w:r>
-      <w:proofErr w:type="gramEnd"/>
-    </w:p>
-    <w:p>
-      <w:proofErr w:type="spellStart"/>
-      <w:r>
-        <w:t>YeldnIN</w:t>
-      </w:r>
-      <w:proofErr w:type="spellEnd"/>
-      <w:r>
-        <w:t xml:space="preserve"> is the </w:t>
+        <w:t>internal back-office platform for "Yeldn Health"</w:t>
+      </w:r>
+      <w:r>
+        <w:t xml:space="preserve">, an Egypt-based company that sells vitamins, supplements and health devices (brand: </w:t>
+      </w:r>
+      <w:r>
+        <w:rPr>
+          <w:i/>
+          <w:iCs/>
+        </w:rPr>
+        <w:t>Egypt Vitamins / EGV</w:t>
+      </w:r>
+      <w:r>
+        <w:t xml:space="preserve">) plus a second business line called </w:t>
       </w:r>
       <w:r>
         <w:rPr>
           <w:b/>
           <w:bCs/>
         </w:rPr>
-        <w:t>internal back-office platform for "</w:t>
-      </w:r>
-      <w:proofErr w:type="spellStart"/>
+        <w:t>XOONX</w:t>
+      </w:r>
+      <w:r>
+        <w:t xml:space="preserve"> (a global "order anything from world stores" service). The company sources products from suppliers abroad (USA / UK / EU) and brings them to Egypt mainly by </w:t>
+      </w:r>
       <w:r>
         <w:rPr>
           <w:b/>
           <w:bCs/>
         </w:rPr>
-        <w:t>Yeldn</w:t>
-      </w:r>
-      <w:proofErr w:type="spellEnd"/>
-      <w:r>
+        <w:t>travelers who physically carry items on trips</w:t>
+      </w:r>
+      <w:r>
+        <w:t>, then delivers to customers via its own couriers.</w:t>
+      </w:r>
+    </w:p>
+    <w:p>
+      <w:pPr>
         <w:rPr>
           <w:b/>
           <w:bCs/>
         </w:rPr>
-        <w:t xml:space="preserve"> Health"</w:t>
-      </w:r>
-      <w:r>
-        <w:t xml:space="preserve">, an Egypt-based company that sells vitamins, supplements and health devices (brand: </w:t>
-      </w:r>
-      <w:r>
-        <w:rPr>
-          <w:i/>
-          <w:iCs/>
-        </w:rPr>
-        <w:t>Egypt Vitamins / EGV</w:t>
-      </w:r>
-      <w:r>
-        <w:t xml:space="preserve">) plus a second business line called </w:t>
-      </w:r>
-      <w:r>
+      </w:pPr>
+    </w:p>
+    <w:p>
+      <w:pPr>
         <w:rPr>
           <w:b/>
           <w:bCs/>
         </w:rPr>
-        <w:t>XOONX</w:t>
-      </w:r>
-      <w:r>
-        <w:t xml:space="preserve"> (a global "order anything from world stores" service). The company sources products from suppliers abroad (USA / UK / EU) and brings them to Egypt mainly by </w:t>
-      </w:r>
+      </w:pPr>
       <w:r>
         <w:rPr>
           <w:b/>
           <w:bCs/>
         </w:rPr>
-        <w:t>travelers who physically carry items on trips</w:t>
-      </w:r>
-      <w:r>
-        <w:t>, then delivers to customers via its own couriers.</w:t>
-      </w:r>
-    </w:p>
-    <w:p>
-      <w:pPr>
+        <w:t>Workflow</w:t>
+      </w:r>
+    </w:p>
+    <w:p>
+      <w:r>
+        <w:t xml:space="preserve">Customer wants a product → </w:t>
+      </w:r>
+      <w:r>
         <w:rPr>
           <w:b/>
           <w:bCs/>
         </w:rPr>
-      </w:pPr>
-    </w:p>
-    <w:p>
-      <w:pPr>
+        <w:t>Sales</w:t>
+      </w:r>
+      <w:r>
+        <w:t xml:space="preserve"> logs a </w:t>
+      </w:r>
+      <w:r>
+        <w:t>R</w:t>
+      </w:r>
+      <w:r>
+        <w:t xml:space="preserve">equest → </w:t>
+      </w:r>
+      <w:r>
         <w:rPr>
           <w:b/>
           <w:bCs/>
         </w:rPr>
-      </w:pPr>
+        <w:t>Purchasing</w:t>
+      </w:r>
+      <w:r>
+        <w:t xml:space="preserve"> places supplier </w:t>
+      </w:r>
+      <w:r>
+        <w:t>Purchase</w:t>
+      </w:r>
+      <w:r>
+        <w:t xml:space="preserve"> → items ship to an </w:t>
+      </w:r>
+      <w:r>
+        <w:t xml:space="preserve">destination </w:t>
+      </w:r>
       <w:r>
         <w:rPr>
           <w:b/>
           <w:bCs/>
         </w:rPr>
-        <w:t>Workflow</w:t>
-      </w:r>
-    </w:p>
-    <w:p>
-      <w:r>
-        <w:t xml:space="preserve">Customer wants a product → </w:t>
+        <w:t>Office</w:t>
+      </w:r>
+      <w:r>
+        <w:t xml:space="preserve"> abroad </w:t>
+      </w:r>
+      <w:r>
+        <w:t xml:space="preserve">(to </w:t>
       </w:r>
       <w:r>
         <w:rPr>
           <w:b/>
           <w:bCs/>
         </w:rPr>
-        <w:t>Sales</w:t>
-      </w:r>
-      <w:r>
-        <w:t xml:space="preserve"> logs a </w:t>
-      </w:r>
-      <w:r>
-        <w:t>R</w:t>
-      </w:r>
-      <w:r>
-        <w:t xml:space="preserve">equest → </w:t>
+        <w:t>Transfer</w:t>
+      </w:r>
+      <w:r>
+        <w:t xml:space="preserve"> to a Traveler later) </w:t>
+      </w:r>
+      <w:r>
+        <w:t xml:space="preserve">or to </w:t>
+      </w:r>
+      <w:r>
+        <w:t>destination</w:t>
+      </w:r>
+      <w:r>
+        <w:t xml:space="preserve"> </w:t>
       </w:r>
       <w:r>
         <w:rPr>
           <w:b/>
           <w:bCs/>
         </w:rPr>
-        <w:t>Purchasing</w:t>
-      </w:r>
-      <w:r>
-        <w:t xml:space="preserve"> places supplier </w:t>
-      </w:r>
-      <w:r>
-        <w:t>Purchase</w:t>
-      </w:r>
-      <w:r>
-        <w:t xml:space="preserve"> → items ship to an </w:t>
-      </w:r>
-      <w:r>
-        <w:t xml:space="preserve">destination </w:t>
+        <w:t>Traveler</w:t>
+      </w:r>
+      <w:r>
+        <w:t xml:space="preserve"> (</w:t>
+      </w:r>
+      <w:r>
+        <w:t xml:space="preserve">To ship to Egypt in a </w:t>
       </w:r>
       <w:r>
         <w:rPr>
           <w:b/>
           <w:bCs/>
         </w:rPr>
-        <w:t>Office</w:t>
-      </w:r>
-      <w:r>
-        <w:t xml:space="preserve"> abroad </w:t>
-      </w:r>
-      <w:r>
-        <w:t xml:space="preserve">(to </w:t>
+        <w:t>Trip</w:t>
+      </w:r>
+      <w:r>
+        <w:t xml:space="preserve">) → </w:t>
       </w:r>
       <w:r>
         <w:rPr>
           <w:b/>
           <w:bCs/>
         </w:rPr>
-        <w:t>Transfer</w:t>
-      </w:r>
-      <w:r>
-        <w:t xml:space="preserve"> to a Traveler later) </w:t>
-      </w:r>
-      <w:r>
-        <w:t xml:space="preserve">or to </w:t>
-      </w:r>
-      <w:r>
-        <w:t>destination</w:t>
-      </w:r>
-      <w:r>
-        <w:t xml:space="preserve"> </w:t>
+        <w:t>Logistics</w:t>
+      </w:r>
+      <w:r>
+        <w:t>/</w:t>
       </w:r>
       <w:r>
         <w:rPr>
           <w:b/>
           <w:bCs/>
         </w:rPr>
-        <w:t>Traveler</w:t>
-      </w:r>
-      <w:r>
-        <w:t xml:space="preserve"> (</w:t>
-      </w:r>
-      <w:r>
-        <w:t xml:space="preserve">To ship to Egypt in a </w:t>
+        <w:t>Operations</w:t>
+      </w:r>
+      <w:r>
+        <w:t xml:space="preserve"> receive, </w:t>
+      </w:r>
+      <w:r>
+        <w:t xml:space="preserve">pickup and </w:t>
+      </w:r>
+      <w:r>
+        <w:t xml:space="preserve">photograph the inventory in Egypt → items go "on website" → </w:t>
       </w:r>
       <w:r>
         <w:rPr>
           <w:b/>
           <w:bCs/>
         </w:rPr>
-        <w:t>Trip</w:t>
-      </w:r>
-      <w:r>
-        <w:t xml:space="preserve">) → </w:t>
+        <w:t>Couriers</w:t>
+      </w:r>
+      <w:r>
+        <w:t xml:space="preserve"> deliver to the customer. Around this run </w:t>
       </w:r>
       <w:r>
         <w:rPr>
           <w:b/>
           <w:bCs/>
         </w:rPr>
-        <w:t>Logistics</w:t>
-      </w:r>
-      <w:r>
-        <w:t>/</w:t>
+        <w:t>Pricing</w:t>
+      </w:r>
+      <w:r>
+        <w:t xml:space="preserve">, </w:t>
       </w:r>
       <w:r>
         <w:rPr>
           <w:b/>
           <w:bCs/>
         </w:rPr>
-        <w:t>Operations</w:t>
-      </w:r>
-      <w:r>
-        <w:t xml:space="preserve"> receive, </w:t>
-      </w:r>
-      <w:r>
-        <w:t xml:space="preserve">pickup and </w:t>
-      </w:r>
-      <w:r>
-        <w:t xml:space="preserve">photograph the inventory in Egypt → items go "on website" → </w:t>
+        <w:t>Expenses/Finance</w:t>
+      </w:r>
+      <w:r>
+        <w:t xml:space="preserve">, </w:t>
       </w:r>
       <w:r>
         <w:rPr>
           <w:b/>
           <w:bCs/>
         </w:rPr>
-        <w:t>Couriers</w:t>
-      </w:r>
-      <w:r>
-        <w:t xml:space="preserve"> deliver to the customer. Around this run </w:t>
+        <w:t>Issues &amp; Compensations</w:t>
+      </w:r>
+      <w:r>
+        <w:t xml:space="preserve">, </w:t>
       </w:r>
       <w:r>
         <w:rPr>
           <w:b/>
           <w:bCs/>
         </w:rPr>
-        <w:t>Pricing</w:t>
+        <w:t>History</w:t>
       </w:r>
       <w:r>
         <w:t xml:space="preserve">, </w:t>
@@ -276,91 +274,122 @@
           <w:b/>
           <w:bCs/>
         </w:rPr>
-        <w:t>Expenses/Finance</w:t>
-      </w:r>
-      <w:r>
-        <w:t xml:space="preserve">, </w:t>
+        <w:t>Settings</w:t>
+      </w:r>
+      <w:r>
+        <w:t xml:space="preserve">, and </w:t>
       </w:r>
       <w:r>
         <w:rPr>
           <w:b/>
           <w:bCs/>
         </w:rPr>
-        <w:t>Issues &amp; Compensations</w:t>
-      </w:r>
-      <w:r>
-        <w:t xml:space="preserve">, </w:t>
+        <w:t>Users &amp; Privileges</w:t>
+      </w:r>
+      <w:r>
+        <w:t>.</w:t>
+      </w:r>
+    </w:p>
+    <w:p>
+      <w:r>
+        <w:t xml:space="preserve">It is </w:t>
       </w:r>
       <w:r>
         <w:rPr>
           <w:b/>
           <w:bCs/>
         </w:rPr>
-        <w:t>History</w:t>
-      </w:r>
-      <w:r>
-        <w:t xml:space="preserve">, </w:t>
+        <w:t>bilingual (English + Arabic, full RTL)</w:t>
+      </w:r>
+      <w:r>
+        <w:t xml:space="preserve">, an installable </w:t>
       </w:r>
       <w:r>
         <w:rPr>
           <w:b/>
           <w:bCs/>
         </w:rPr>
-        <w:t>Settings</w:t>
-      </w:r>
-      <w:r>
-        <w:t xml:space="preserve">, and </w:t>
-      </w:r>
-      <w:r>
+        <w:t>PWA</w:t>
+      </w:r>
+      <w:r>
+        <w:t xml:space="preserve"> with web push, and integrates with an external storefront ("Veeey")</w:t>
+      </w:r>
+      <w:r>
+        <w:t xml:space="preserve"> which is a full eCommerce platform</w:t>
+      </w:r>
+      <w:r>
+        <w:t>.</w:t>
+      </w:r>
+    </w:p>
+    <w:p/>
+    <w:p>
+      <w:pPr>
         <w:rPr>
           <w:b/>
           <w:bCs/>
         </w:rPr>
-        <w:t>Users &amp; Privileges</w:t>
-      </w:r>
-      <w:r>
-        <w:t>.</w:t>
-      </w:r>
-    </w:p>
-    <w:p>
-      <w:r>
-        <w:t xml:space="preserve">It is </w:t>
-      </w:r>
+      </w:pPr>
       <w:r>
         <w:rPr>
           <w:b/>
           <w:bCs/>
         </w:rPr>
-        <w:t>bilingual (English + Arabic, full RTL)</w:t>
-      </w:r>
-      <w:r>
-        <w:t xml:space="preserve">, an installable </w:t>
+        <w:t xml:space="preserve">Golden </w:t>
       </w:r>
       <w:r>
         <w:rPr>
           <w:b/>
           <w:bCs/>
         </w:rPr>
-        <w:t>PWA</w:t>
-      </w:r>
-      <w:r>
-        <w:t xml:space="preserve"> with web push, and integrates with an external storefront ("</w:t>
-      </w:r>
-      <w:proofErr w:type="spellStart"/>
-      <w:r>
-        <w:t>Veeey</w:t>
-      </w:r>
-      <w:proofErr w:type="spellEnd"/>
-      <w:r>
-        <w:t>")</w:t>
-      </w:r>
-      <w:r>
-        <w:t xml:space="preserve"> which is a full eCommerce platform</w:t>
-      </w:r>
-      <w:r>
-        <w:t>.</w:t>
-      </w:r>
-    </w:p>
+        <w:t>Conditions that apply throughout the whole applications:</w:t>
+      </w:r>
+    </w:p>
+    <w:p>
+      <w:pPr>
+        <w:pStyle w:val="ListParagraph"/>
+        <w:numPr>
+          <w:ilvl w:val="0"/>
+          <w:numId w:val="19"/>
+        </w:numPr>
+      </w:pPr>
+      <w:r>
+        <w:t>Whenever there is photo attachment to any container or unit, users can add photos by uploading, pasting or drag &amp; drop. Photos should appear as thumbnails on the page and user can click photo to show the big size photo. Users don’t need to download photos to show them. Users can upload multiple photos.</w:t>
+      </w:r>
+    </w:p>
+    <w:p>
+      <w:pPr>
+        <w:pStyle w:val="ListParagraph"/>
+        <w:numPr>
+          <w:ilvl w:val="0"/>
+          <w:numId w:val="19"/>
+        </w:numPr>
+      </w:pPr>
+      <w:r>
+        <w:t>Users in sales team should never have any access to logistics and purchasing. They shouldn’t know anything about Trips or Travelers.</w:t>
+      </w:r>
+    </w:p>
+    <w:p>
+      <w:pPr>
+        <w:pStyle w:val="ListParagraph"/>
+        <w:numPr>
+          <w:ilvl w:val="0"/>
+          <w:numId w:val="19"/>
+        </w:numPr>
+      </w:pPr>
+      <w:r>
+        <w:t xml:space="preserve">Application Unites (containers – from requests to shipments, items - products, and people – users and customers) should be interconnected so that users can click the name of any unit to go to its page. There are links for all connected units that user can click to go to these units. Connected units are units that have connection or relations with the current unit. </w:t>
+      </w:r>
+    </w:p>
+    <w:p>
+      <w:pPr>
+        <w:pStyle w:val="ListParagraph"/>
+        <w:numPr>
+          <w:ilvl w:val="0"/>
+          <w:numId w:val="19"/>
+        </w:numPr>
+      </w:pPr>
+    </w:p>
+    <w:p/>
     <w:p/>
     <w:p>
       <w:pPr>
@@ -374,72 +403,413 @@
           <w:b/>
           <w:bCs/>
         </w:rPr>
-        <w:t xml:space="preserve">Golden </w:t>
-      </w:r>
-      <w:r>
+        <w:lastRenderedPageBreak/>
+        <w:t>Categories of modules</w:t>
+      </w:r>
+    </w:p>
+    <w:p>
+      <w:r>
+        <w:t>The application consists of 3 main types of modules;</w:t>
+      </w:r>
+      <w:r>
+        <w:t xml:space="preserve"> (These categories don’t affect workflow at any time).</w:t>
+      </w:r>
+    </w:p>
+    <w:p>
+      <w:pPr>
+        <w:pStyle w:val="ListParagraph"/>
+        <w:numPr>
+          <w:ilvl w:val="0"/>
+          <w:numId w:val="6"/>
+        </w:numPr>
+      </w:pPr>
+      <w:r>
+        <w:t>Services</w:t>
+      </w:r>
+    </w:p>
+    <w:p>
+      <w:pPr>
+        <w:pStyle w:val="ListParagraph"/>
+        <w:numPr>
+          <w:ilvl w:val="0"/>
+          <w:numId w:val="6"/>
+        </w:numPr>
+      </w:pPr>
+      <w:r>
+        <w:t>Inventory</w:t>
+      </w:r>
+    </w:p>
+    <w:p>
+      <w:pPr>
+        <w:pStyle w:val="ListParagraph"/>
+        <w:numPr>
+          <w:ilvl w:val="0"/>
+          <w:numId w:val="6"/>
+        </w:numPr>
+      </w:pPr>
+      <w:r>
+        <w:t>People</w:t>
+      </w:r>
+    </w:p>
+    <w:p>
+      <w:pPr>
+        <w:pStyle w:val="ListParagraph"/>
+        <w:numPr>
+          <w:ilvl w:val="0"/>
+          <w:numId w:val="6"/>
+        </w:numPr>
+      </w:pPr>
+      <w:r>
+        <w:t>Settings</w:t>
+      </w:r>
+    </w:p>
+    <w:p>
+      <w:pPr>
+        <w:rPr>
+          <w:rtl/>
+          <w:lang w:bidi="ar-EG"/>
+        </w:rPr>
+      </w:pPr>
+    </w:p>
+    <w:p>
+      <w:pPr>
         <w:rPr>
           <w:b/>
           <w:bCs/>
         </w:rPr>
-        <w:t>Conditions that apply throughout the whole applications:</w:t>
-      </w:r>
-    </w:p>
-    <w:p>
-      <w:pPr>
-        <w:pStyle w:val="ListParagraph"/>
-        <w:numPr>
-          <w:ilvl w:val="0"/>
-          <w:numId w:val="19"/>
-        </w:numPr>
-      </w:pPr>
-      <w:r>
-        <w:t>Whenever there is photo attachment to any container or unit, users can add photos by uploading, pasting or drag &amp; drop. Photos should appear as thumbnails on the page and user can click photo to show the big size photo. Users don’t need to download photos to show them. Users can upload multiple photos.</w:t>
-      </w:r>
-    </w:p>
-    <w:p>
-      <w:pPr>
-        <w:pStyle w:val="ListParagraph"/>
-        <w:numPr>
-          <w:ilvl w:val="0"/>
-          <w:numId w:val="19"/>
-        </w:numPr>
-      </w:pPr>
-      <w:r>
-        <w:t>Users in sales team should never have any access to logistics and purchasing. They shouldn’t know anything about Trips or Travelers.</w:t>
-      </w:r>
-    </w:p>
-    <w:p>
-      <w:pPr>
-        <w:pStyle w:val="ListParagraph"/>
-        <w:numPr>
-          <w:ilvl w:val="0"/>
-          <w:numId w:val="19"/>
-        </w:numPr>
-      </w:pPr>
-      <w:r>
-        <w:t xml:space="preserve">Application Unites (containers – from requests to shipments, items - products, and people – users and customers) should be interconnected so that users can click the name of any unit to go to its page. There are links for all connected units that user can click to go to these units. Connected units are units that have </w:t>
-      </w:r>
-      <w:proofErr w:type="gramStart"/>
-      <w:r>
-        <w:t>connection</w:t>
-      </w:r>
-      <w:proofErr w:type="gramEnd"/>
-      <w:r>
-        <w:t xml:space="preserve"> or relations with the current unit. </w:t>
-      </w:r>
-    </w:p>
-    <w:p>
-      <w:pPr>
-        <w:pStyle w:val="ListParagraph"/>
-        <w:numPr>
-          <w:ilvl w:val="0"/>
-          <w:numId w:val="19"/>
-        </w:numPr>
-      </w:pPr>
+      </w:pPr>
+      <w:r>
+        <w:rPr>
+          <w:b/>
+          <w:bCs/>
+        </w:rPr>
+        <w:t>Users</w:t>
+      </w:r>
+      <w:r>
+        <w:rPr>
+          <w:b/>
+          <w:bCs/>
+        </w:rPr>
+        <w:t xml:space="preserve"> categories</w:t>
+      </w:r>
+      <w:r>
+        <w:rPr>
+          <w:b/>
+          <w:bCs/>
+        </w:rPr>
+        <w:t>,</w:t>
+      </w:r>
+    </w:p>
+    <w:p>
+      <w:pPr>
+        <w:pStyle w:val="ListParagraph"/>
+        <w:numPr>
+          <w:ilvl w:val="0"/>
+          <w:numId w:val="4"/>
+        </w:numPr>
+      </w:pPr>
+      <w:r>
+        <w:t>Super Administrators</w:t>
+      </w:r>
+    </w:p>
+    <w:p>
+      <w:pPr>
+        <w:pStyle w:val="ListParagraph"/>
+        <w:numPr>
+          <w:ilvl w:val="0"/>
+          <w:numId w:val="4"/>
+        </w:numPr>
+      </w:pPr>
+      <w:r>
+        <w:t>Administrators</w:t>
+      </w:r>
+    </w:p>
+    <w:p>
+      <w:pPr>
+        <w:pStyle w:val="ListParagraph"/>
+        <w:numPr>
+          <w:ilvl w:val="0"/>
+          <w:numId w:val="4"/>
+        </w:numPr>
+      </w:pPr>
+      <w:r>
+        <w:t>Users</w:t>
+      </w:r>
+    </w:p>
+    <w:p/>
+    <w:p>
+      <w:pPr>
+        <w:rPr>
+          <w:b/>
+          <w:bCs/>
+        </w:rPr>
+      </w:pPr>
+      <w:r>
+        <w:rPr>
+          <w:b/>
+          <w:bCs/>
+        </w:rPr>
+        <w:t>Teams</w:t>
+      </w:r>
+    </w:p>
+    <w:p>
+      <w:pPr>
+        <w:pStyle w:val="ListParagraph"/>
+        <w:numPr>
+          <w:ilvl w:val="0"/>
+          <w:numId w:val="3"/>
+        </w:numPr>
+      </w:pPr>
+      <w:r>
+        <w:t>Sales</w:t>
+      </w:r>
+    </w:p>
+    <w:p>
+      <w:pPr>
+        <w:pStyle w:val="ListParagraph"/>
+        <w:numPr>
+          <w:ilvl w:val="0"/>
+          <w:numId w:val="3"/>
+        </w:numPr>
+      </w:pPr>
+      <w:r>
+        <w:t>XOONX</w:t>
+      </w:r>
+    </w:p>
+    <w:p>
+      <w:pPr>
+        <w:pStyle w:val="ListParagraph"/>
+        <w:numPr>
+          <w:ilvl w:val="0"/>
+          <w:numId w:val="3"/>
+        </w:numPr>
+      </w:pPr>
+      <w:r>
+        <w:t>Purchasing</w:t>
+      </w:r>
+    </w:p>
+    <w:p>
+      <w:pPr>
+        <w:pStyle w:val="ListParagraph"/>
+        <w:numPr>
+          <w:ilvl w:val="0"/>
+          <w:numId w:val="3"/>
+        </w:numPr>
+      </w:pPr>
+      <w:r>
+        <w:t>Logistics</w:t>
+      </w:r>
+    </w:p>
+    <w:p>
+      <w:pPr>
+        <w:pStyle w:val="ListParagraph"/>
+        <w:numPr>
+          <w:ilvl w:val="0"/>
+          <w:numId w:val="3"/>
+        </w:numPr>
+      </w:pPr>
+      <w:r>
+        <w:t>Operations</w:t>
+      </w:r>
+    </w:p>
+    <w:p>
+      <w:pPr>
+        <w:pStyle w:val="ListParagraph"/>
+        <w:numPr>
+          <w:ilvl w:val="0"/>
+          <w:numId w:val="3"/>
+        </w:numPr>
+      </w:pPr>
+      <w:r>
+        <w:t>Couriers</w:t>
+      </w:r>
+    </w:p>
+    <w:p>
+      <w:pPr>
+        <w:pStyle w:val="ListParagraph"/>
+        <w:numPr>
+          <w:ilvl w:val="0"/>
+          <w:numId w:val="3"/>
+        </w:numPr>
+      </w:pPr>
+      <w:r>
+        <w:t>Development</w:t>
+      </w:r>
     </w:p>
     <w:p/>
     <w:p/>
     <w:p>
+      <w:r>
+        <w:t>Modules</w:t>
+      </w:r>
+    </w:p>
+    <w:p>
+      <w:r>
+        <w:tab/>
+        <w:t>Main Modules</w:t>
+      </w:r>
+    </w:p>
+    <w:p>
+      <w:pPr>
+        <w:pStyle w:val="ListParagraph"/>
+        <w:numPr>
+          <w:ilvl w:val="0"/>
+          <w:numId w:val="5"/>
+        </w:numPr>
+      </w:pPr>
+      <w:r>
+        <w:t>Pricing</w:t>
+      </w:r>
+    </w:p>
+    <w:p>
+      <w:pPr>
+        <w:pStyle w:val="ListParagraph"/>
+        <w:numPr>
+          <w:ilvl w:val="0"/>
+          <w:numId w:val="5"/>
+        </w:numPr>
+      </w:pPr>
+      <w:r>
+        <w:t>Expenses</w:t>
+      </w:r>
+    </w:p>
+    <w:p>
+      <w:pPr>
+        <w:pStyle w:val="ListParagraph"/>
+        <w:numPr>
+          <w:ilvl w:val="0"/>
+          <w:numId w:val="5"/>
+        </w:numPr>
+      </w:pPr>
+      <w:r>
+        <w:t>XOONX</w:t>
+      </w:r>
+    </w:p>
+    <w:p>
+      <w:pPr>
+        <w:pStyle w:val="ListParagraph"/>
+        <w:numPr>
+          <w:ilvl w:val="0"/>
+          <w:numId w:val="5"/>
+        </w:numPr>
+      </w:pPr>
+      <w:r>
+        <w:t>Sales</w:t>
+      </w:r>
+    </w:p>
+    <w:p>
+      <w:pPr>
+        <w:pStyle w:val="ListParagraph"/>
+        <w:numPr>
+          <w:ilvl w:val="0"/>
+          <w:numId w:val="5"/>
+        </w:numPr>
+      </w:pPr>
+      <w:r>
+        <w:t>Purchasing</w:t>
+      </w:r>
+    </w:p>
+    <w:p>
+      <w:pPr>
+        <w:pStyle w:val="ListParagraph"/>
+        <w:numPr>
+          <w:ilvl w:val="0"/>
+          <w:numId w:val="5"/>
+        </w:numPr>
+      </w:pPr>
+      <w:r>
+        <w:t>Logistics</w:t>
+      </w:r>
+    </w:p>
+    <w:p>
+      <w:pPr>
+        <w:pStyle w:val="ListParagraph"/>
+        <w:numPr>
+          <w:ilvl w:val="0"/>
+          <w:numId w:val="5"/>
+        </w:numPr>
+      </w:pPr>
+      <w:r>
+        <w:t>Operations</w:t>
+      </w:r>
+    </w:p>
+    <w:p>
+      <w:pPr>
+        <w:pStyle w:val="ListParagraph"/>
+        <w:numPr>
+          <w:ilvl w:val="0"/>
+          <w:numId w:val="5"/>
+        </w:numPr>
+      </w:pPr>
+      <w:r>
+        <w:lastRenderedPageBreak/>
+        <w:t>Couriers</w:t>
+      </w:r>
+    </w:p>
+    <w:p>
+      <w:pPr>
+        <w:pStyle w:val="ListParagraph"/>
+        <w:numPr>
+          <w:ilvl w:val="0"/>
+          <w:numId w:val="5"/>
+        </w:numPr>
+      </w:pPr>
+      <w:r>
+        <w:t>Issues</w:t>
+      </w:r>
+    </w:p>
+    <w:p>
+      <w:pPr>
+        <w:pStyle w:val="ListParagraph"/>
+        <w:numPr>
+          <w:ilvl w:val="0"/>
+          <w:numId w:val="5"/>
+        </w:numPr>
+      </w:pPr>
+      <w:r>
+        <w:t>History</w:t>
+      </w:r>
+    </w:p>
+    <w:p>
+      <w:pPr>
+        <w:ind w:left="360"/>
+      </w:pPr>
+      <w:r>
+        <w:t>Administration</w:t>
+      </w:r>
+    </w:p>
+    <w:p>
+      <w:pPr>
+        <w:pStyle w:val="ListParagraph"/>
+        <w:numPr>
+          <w:ilvl w:val="0"/>
+          <w:numId w:val="5"/>
+        </w:numPr>
+      </w:pPr>
+      <w:r>
+        <w:t>Users</w:t>
+      </w:r>
+    </w:p>
+    <w:p>
+      <w:pPr>
+        <w:pStyle w:val="ListParagraph"/>
+        <w:numPr>
+          <w:ilvl w:val="0"/>
+          <w:numId w:val="5"/>
+        </w:numPr>
+      </w:pPr>
+      <w:r>
+        <w:t>Setting</w:t>
+      </w:r>
+    </w:p>
+    <w:p>
+      <w:pPr>
+        <w:rPr>
+          <w:lang w:bidi="ar-EG"/>
+        </w:rPr>
+      </w:pPr>
+    </w:p>
+    <w:p>
       <w:pPr>
         <w:rPr>
           <w:b/>
@@ -451,74 +821,15 @@
           <w:b/>
           <w:bCs/>
         </w:rPr>
-        <w:lastRenderedPageBreak/>
-        <w:t>Categories of modules</w:t>
-      </w:r>
-    </w:p>
-    <w:p>
-      <w:r>
-        <w:t>The application consists of 3 main types of modules;</w:t>
-      </w:r>
-      <w:r>
-        <w:t xml:space="preserve"> (These categories don’t affect workflow at any time).</w:t>
-      </w:r>
-    </w:p>
-    <w:p>
-      <w:pPr>
-        <w:pStyle w:val="ListParagraph"/>
-        <w:numPr>
-          <w:ilvl w:val="0"/>
-          <w:numId w:val="6"/>
-        </w:numPr>
-      </w:pPr>
-      <w:r>
-        <w:t>Services</w:t>
-      </w:r>
-    </w:p>
-    <w:p>
-      <w:pPr>
-        <w:pStyle w:val="ListParagraph"/>
-        <w:numPr>
-          <w:ilvl w:val="0"/>
-          <w:numId w:val="6"/>
-        </w:numPr>
-      </w:pPr>
-      <w:r>
-        <w:t>Inventory</w:t>
-      </w:r>
-    </w:p>
-    <w:p>
-      <w:pPr>
-        <w:pStyle w:val="ListParagraph"/>
-        <w:numPr>
-          <w:ilvl w:val="0"/>
-          <w:numId w:val="6"/>
-        </w:numPr>
-      </w:pPr>
-      <w:r>
-        <w:t>People</w:t>
-      </w:r>
-    </w:p>
-    <w:p>
-      <w:pPr>
-        <w:pStyle w:val="ListParagraph"/>
-        <w:numPr>
-          <w:ilvl w:val="0"/>
-          <w:numId w:val="6"/>
-        </w:numPr>
-      </w:pPr>
-      <w:r>
-        <w:t>Settings</w:t>
-      </w:r>
-    </w:p>
-    <w:p>
-      <w:pPr>
-        <w:rPr>
-          <w:rtl/>
-          <w:lang w:bidi="ar-EG"/>
-        </w:rPr>
-      </w:pPr>
-    </w:p>
+        <w:t>Staff</w:t>
+      </w:r>
+    </w:p>
+    <w:p>
+      <w:r>
+        <w:t>Every employee will have a user account that have some permissions over some modules</w:t>
+      </w:r>
+    </w:p>
+    <w:p/>
     <w:p>
       <w:pPr>
         <w:rPr>
@@ -526,64 +837,297 @@
           <w:bCs/>
         </w:rPr>
       </w:pPr>
-      <w:proofErr w:type="gramStart"/>
       <w:r>
         <w:rPr>
           <w:b/>
           <w:bCs/>
         </w:rPr>
-        <w:t>Users</w:t>
-      </w:r>
-      <w:proofErr w:type="gramEnd"/>
-      <w:r>
+        <w:t>Units</w:t>
+      </w:r>
+    </w:p>
+    <w:p>
+      <w:pPr>
+        <w:rPr>
+          <w:rtl/>
+          <w:lang w:bidi="ar-EG"/>
+        </w:rPr>
+      </w:pPr>
+      <w:r>
+        <w:rPr>
+          <w:lang w:bidi="ar-EG"/>
+        </w:rPr>
+        <w:t>Items of products, they are the building block of the system while tracking inventory from point to point.</w:t>
+      </w:r>
+    </w:p>
+    <w:p/>
+    <w:p>
+      <w:pPr>
         <w:rPr>
           <w:b/>
           <w:bCs/>
         </w:rPr>
-        <w:t xml:space="preserve"> categories</w:t>
-      </w:r>
+      </w:pPr>
       <w:r>
         <w:rPr>
           <w:b/>
           <w:bCs/>
         </w:rPr>
-        <w:t>,</w:t>
-      </w:r>
-    </w:p>
-    <w:p>
-      <w:pPr>
-        <w:pStyle w:val="ListParagraph"/>
-        <w:numPr>
-          <w:ilvl w:val="0"/>
-          <w:numId w:val="4"/>
-        </w:numPr>
-      </w:pPr>
-      <w:r>
-        <w:t>Super Administrators</w:t>
-      </w:r>
-    </w:p>
-    <w:p>
-      <w:pPr>
-        <w:pStyle w:val="ListParagraph"/>
-        <w:numPr>
-          <w:ilvl w:val="0"/>
-          <w:numId w:val="4"/>
-        </w:numPr>
-      </w:pPr>
-      <w:r>
-        <w:t>Administrators</w:t>
-      </w:r>
-    </w:p>
-    <w:p>
-      <w:pPr>
-        <w:pStyle w:val="ListParagraph"/>
-        <w:numPr>
-          <w:ilvl w:val="0"/>
-          <w:numId w:val="4"/>
-        </w:numPr>
-      </w:pPr>
-      <w:r>
-        <w:t>Users</w:t>
+        <w:t>Containers</w:t>
+      </w:r>
+    </w:p>
+    <w:p>
+      <w:r>
+        <w:t>Containers are baskets that carry the items from point to point during their pathway from supplier to customer. Supplier is the starting point, and customer is the ending point. In some cases, the item (product) lifecycle starts with a customer and ends with the customer. This case happens in Special Order – where customer ask us to buy a product for him and we go to supplier and order the product and handle the product from container to container till we reach the customer back.</w:t>
+      </w:r>
+    </w:p>
+    <w:p/>
+    <w:p>
+      <w:pPr>
+        <w:pStyle w:val="ListParagraph"/>
+      </w:pPr>
+      <w:r>
+        <w:t>Supplier</w:t>
+      </w:r>
+    </w:p>
+    <w:p>
+      <w:pPr>
+        <w:pStyle w:val="ListParagraph"/>
+        <w:numPr>
+          <w:ilvl w:val="0"/>
+          <w:numId w:val="2"/>
+        </w:numPr>
+      </w:pPr>
+      <w:r>
+        <w:t>Request</w:t>
+      </w:r>
+    </w:p>
+    <w:p>
+      <w:pPr>
+        <w:pStyle w:val="ListParagraph"/>
+        <w:numPr>
+          <w:ilvl w:val="0"/>
+          <w:numId w:val="2"/>
+        </w:numPr>
+      </w:pPr>
+      <w:r>
+        <w:t>Purchase</w:t>
+      </w:r>
+    </w:p>
+    <w:p>
+      <w:pPr>
+        <w:pStyle w:val="ListParagraph"/>
+        <w:numPr>
+          <w:ilvl w:val="0"/>
+          <w:numId w:val="2"/>
+        </w:numPr>
+      </w:pPr>
+      <w:r>
+        <w:t>Patch</w:t>
+      </w:r>
+    </w:p>
+    <w:p>
+      <w:pPr>
+        <w:pStyle w:val="ListParagraph"/>
+        <w:numPr>
+          <w:ilvl w:val="0"/>
+          <w:numId w:val="2"/>
+        </w:numPr>
+      </w:pPr>
+      <w:r>
+        <w:t>Travel</w:t>
+      </w:r>
+      <w:r>
+        <w:t>er</w:t>
+      </w:r>
+    </w:p>
+    <w:p>
+      <w:pPr>
+        <w:pStyle w:val="ListParagraph"/>
+        <w:numPr>
+          <w:ilvl w:val="0"/>
+          <w:numId w:val="2"/>
+        </w:numPr>
+      </w:pPr>
+      <w:r>
+        <w:t>Trip</w:t>
+      </w:r>
+    </w:p>
+    <w:p>
+      <w:pPr>
+        <w:pStyle w:val="ListParagraph"/>
+        <w:numPr>
+          <w:ilvl w:val="0"/>
+          <w:numId w:val="2"/>
+        </w:numPr>
+      </w:pPr>
+      <w:r>
+        <w:t>Hub – optional</w:t>
+      </w:r>
+    </w:p>
+    <w:p>
+      <w:pPr>
+        <w:pStyle w:val="ListParagraph"/>
+        <w:numPr>
+          <w:ilvl w:val="0"/>
+          <w:numId w:val="2"/>
+        </w:numPr>
+      </w:pPr>
+      <w:r>
+        <w:t>Transfer – optional</w:t>
+      </w:r>
+    </w:p>
+    <w:p>
+      <w:pPr>
+        <w:pStyle w:val="ListParagraph"/>
+        <w:numPr>
+          <w:ilvl w:val="0"/>
+          <w:numId w:val="2"/>
+        </w:numPr>
+      </w:pPr>
+      <w:r>
+        <w:t>Shipment</w:t>
+      </w:r>
+    </w:p>
+    <w:p>
+      <w:pPr>
+        <w:pStyle w:val="ListParagraph"/>
+        <w:numPr>
+          <w:ilvl w:val="0"/>
+          <w:numId w:val="2"/>
+        </w:numPr>
+      </w:pPr>
+      <w:r>
+        <w:t>Office</w:t>
+      </w:r>
+    </w:p>
+    <w:p>
+      <w:pPr>
+        <w:pStyle w:val="ListParagraph"/>
+      </w:pPr>
+      <w:r>
+        <w:lastRenderedPageBreak/>
+        <w:t>Website</w:t>
+      </w:r>
+    </w:p>
+    <w:p>
+      <w:r>
+        <w:t>Products go from website to customer through these steps;</w:t>
+      </w:r>
+    </w:p>
+    <w:p>
+      <w:pPr>
+        <w:pStyle w:val="ListParagraph"/>
+        <w:numPr>
+          <w:ilvl w:val="0"/>
+          <w:numId w:val="23"/>
+        </w:numPr>
+      </w:pPr>
+      <w:r>
+        <w:t>Order</w:t>
+      </w:r>
+    </w:p>
+    <w:p>
+      <w:pPr>
+        <w:pStyle w:val="ListParagraph"/>
+        <w:numPr>
+          <w:ilvl w:val="0"/>
+          <w:numId w:val="23"/>
+        </w:numPr>
+      </w:pPr>
+      <w:r>
+        <w:t>Delivery</w:t>
+      </w:r>
+    </w:p>
+    <w:p>
+      <w:pPr>
+        <w:pStyle w:val="ListParagraph"/>
+        <w:numPr>
+          <w:ilvl w:val="0"/>
+          <w:numId w:val="23"/>
+        </w:numPr>
+      </w:pPr>
+      <w:r>
+        <w:t>Courier</w:t>
+      </w:r>
+    </w:p>
+    <w:p>
+      <w:pPr>
+        <w:pStyle w:val="ListParagraph"/>
+      </w:pPr>
+      <w:r>
+        <w:t>Customer</w:t>
+      </w:r>
+    </w:p>
+    <w:p>
+      <w:r>
+        <w:t>And 3 other containers</w:t>
+      </w:r>
+    </w:p>
+    <w:p>
+      <w:pPr>
+        <w:pStyle w:val="ListParagraph"/>
+        <w:numPr>
+          <w:ilvl w:val="0"/>
+          <w:numId w:val="24"/>
+        </w:numPr>
+      </w:pPr>
+      <w:r>
+        <w:t>Lost</w:t>
+      </w:r>
+    </w:p>
+    <w:p>
+      <w:pPr>
+        <w:pStyle w:val="ListParagraph"/>
+        <w:numPr>
+          <w:ilvl w:val="0"/>
+          <w:numId w:val="24"/>
+        </w:numPr>
+      </w:pPr>
+      <w:r>
+        <w:t>Damaged</w:t>
+      </w:r>
+    </w:p>
+    <w:p>
+      <w:pPr>
+        <w:pStyle w:val="ListParagraph"/>
+        <w:numPr>
+          <w:ilvl w:val="0"/>
+          <w:numId w:val="24"/>
+        </w:numPr>
+      </w:pPr>
+      <w:r>
+        <w:t>Errant</w:t>
+      </w:r>
+    </w:p>
+    <w:p>
+      <w:r>
+        <w:t>And flags;</w:t>
+      </w:r>
+    </w:p>
+    <w:p>
+      <w:pPr>
+        <w:pStyle w:val="ListParagraph"/>
+        <w:numPr>
+          <w:ilvl w:val="0"/>
+          <w:numId w:val="25"/>
+        </w:numPr>
+      </w:pPr>
+      <w:r>
+        <w:t>Delay</w:t>
+      </w:r>
+    </w:p>
+    <w:p/>
+    <w:p>
+      <w:r>
+        <w:t>Statuses</w:t>
+      </w:r>
+    </w:p>
+    <w:p>
+      <w:pPr>
+        <w:ind w:firstLine="720"/>
+      </w:pPr>
+      <w:r>
+        <w:t>Sales Side</w:t>
       </w:r>
     </w:p>
     <w:p/>
@@ -599,1477 +1143,864 @@
           <w:b/>
           <w:bCs/>
         </w:rPr>
-        <w:t>Teams</w:t>
-      </w:r>
-    </w:p>
-    <w:p>
-      <w:pPr>
-        <w:pStyle w:val="ListParagraph"/>
-        <w:numPr>
-          <w:ilvl w:val="0"/>
-          <w:numId w:val="3"/>
-        </w:numPr>
-      </w:pPr>
-      <w:r>
-        <w:t>Sales</w:t>
-      </w:r>
-    </w:p>
-    <w:p>
-      <w:pPr>
-        <w:pStyle w:val="ListParagraph"/>
-        <w:numPr>
-          <w:ilvl w:val="0"/>
-          <w:numId w:val="3"/>
-        </w:numPr>
-      </w:pPr>
-      <w:r>
-        <w:t>XOONX</w:t>
-      </w:r>
-    </w:p>
-    <w:p>
-      <w:pPr>
-        <w:pStyle w:val="ListParagraph"/>
-        <w:numPr>
-          <w:ilvl w:val="0"/>
-          <w:numId w:val="3"/>
-        </w:numPr>
-      </w:pPr>
-      <w:r>
-        <w:t>Purchasing</w:t>
-      </w:r>
-    </w:p>
-    <w:p>
-      <w:pPr>
-        <w:pStyle w:val="ListParagraph"/>
-        <w:numPr>
-          <w:ilvl w:val="0"/>
-          <w:numId w:val="3"/>
-        </w:numPr>
-      </w:pPr>
-      <w:r>
-        <w:t>Logistics</w:t>
-      </w:r>
-    </w:p>
-    <w:p>
-      <w:pPr>
-        <w:pStyle w:val="ListParagraph"/>
-        <w:numPr>
-          <w:ilvl w:val="0"/>
-          <w:numId w:val="3"/>
-        </w:numPr>
-      </w:pPr>
-      <w:r>
-        <w:t>Operations</w:t>
-      </w:r>
-    </w:p>
-    <w:p>
-      <w:pPr>
-        <w:pStyle w:val="ListParagraph"/>
-        <w:numPr>
-          <w:ilvl w:val="0"/>
-          <w:numId w:val="3"/>
-        </w:numPr>
-      </w:pPr>
-      <w:r>
-        <w:t>Couriers</w:t>
-      </w:r>
-    </w:p>
-    <w:p>
-      <w:pPr>
-        <w:pStyle w:val="ListParagraph"/>
-        <w:numPr>
-          <w:ilvl w:val="0"/>
-          <w:numId w:val="3"/>
-        </w:numPr>
-      </w:pPr>
-      <w:r>
-        <w:t>Development</w:t>
+        <w:t>Items</w:t>
+      </w:r>
+    </w:p>
+    <w:p>
+      <w:pPr>
+        <w:pStyle w:val="ListParagraph"/>
+        <w:numPr>
+          <w:ilvl w:val="0"/>
+          <w:numId w:val="12"/>
+        </w:numPr>
+      </w:pPr>
+      <w:r>
+        <w:t>Requested</w:t>
+      </w:r>
+    </w:p>
+    <w:p>
+      <w:pPr>
+        <w:pStyle w:val="ListParagraph"/>
+        <w:numPr>
+          <w:ilvl w:val="0"/>
+          <w:numId w:val="12"/>
+        </w:numPr>
+      </w:pPr>
+      <w:r>
+        <w:t>Purchased</w:t>
+      </w:r>
+    </w:p>
+    <w:p>
+      <w:pPr>
+        <w:pStyle w:val="ListParagraph"/>
+        <w:numPr>
+          <w:ilvl w:val="0"/>
+          <w:numId w:val="12"/>
+        </w:numPr>
+      </w:pPr>
+      <w:r>
+        <w:t>Dispatched</w:t>
+      </w:r>
+    </w:p>
+    <w:p>
+      <w:pPr>
+        <w:pStyle w:val="ListParagraph"/>
+        <w:numPr>
+          <w:ilvl w:val="0"/>
+          <w:numId w:val="12"/>
+        </w:numPr>
+      </w:pPr>
+      <w:r>
+        <w:t>Delivered</w:t>
+      </w:r>
+    </w:p>
+    <w:p>
+      <w:pPr>
+        <w:pStyle w:val="ListParagraph"/>
+        <w:numPr>
+          <w:ilvl w:val="0"/>
+          <w:numId w:val="12"/>
+        </w:numPr>
+      </w:pPr>
+      <w:r>
+        <w:t>Received</w:t>
+      </w:r>
+    </w:p>
+    <w:p>
+      <w:pPr>
+        <w:pStyle w:val="ListParagraph"/>
+        <w:numPr>
+          <w:ilvl w:val="0"/>
+          <w:numId w:val="12"/>
+        </w:numPr>
+      </w:pPr>
+      <w:r>
+        <w:t>Hub</w:t>
+      </w:r>
+    </w:p>
+    <w:p>
+      <w:pPr>
+        <w:pStyle w:val="ListParagraph"/>
+        <w:numPr>
+          <w:ilvl w:val="0"/>
+          <w:numId w:val="12"/>
+        </w:numPr>
+      </w:pPr>
+      <w:r>
+        <w:t>Transit</w:t>
+      </w:r>
+    </w:p>
+    <w:p>
+      <w:pPr>
+        <w:pStyle w:val="ListParagraph"/>
+        <w:numPr>
+          <w:ilvl w:val="0"/>
+          <w:numId w:val="12"/>
+        </w:numPr>
+      </w:pPr>
+      <w:r>
+        <w:t>Customs</w:t>
+      </w:r>
+    </w:p>
+    <w:p>
+      <w:pPr>
+        <w:pStyle w:val="ListParagraph"/>
+        <w:numPr>
+          <w:ilvl w:val="0"/>
+          <w:numId w:val="12"/>
+        </w:numPr>
+      </w:pPr>
+      <w:r>
+        <w:t>Out for delivery</w:t>
+      </w:r>
+    </w:p>
+    <w:p>
+      <w:pPr>
+        <w:pStyle w:val="ListParagraph"/>
+        <w:numPr>
+          <w:ilvl w:val="0"/>
+          <w:numId w:val="12"/>
+        </w:numPr>
+      </w:pPr>
+      <w:r>
+        <w:t>Office</w:t>
+      </w:r>
+    </w:p>
+    <w:p>
+      <w:pPr>
+        <w:pStyle w:val="ListParagraph"/>
+        <w:numPr>
+          <w:ilvl w:val="0"/>
+          <w:numId w:val="12"/>
+        </w:numPr>
+      </w:pPr>
+      <w:r>
+        <w:t>Photos sent</w:t>
+      </w:r>
+    </w:p>
+    <w:p>
+      <w:pPr>
+        <w:pStyle w:val="ListParagraph"/>
+        <w:numPr>
+          <w:ilvl w:val="0"/>
+          <w:numId w:val="12"/>
+        </w:numPr>
+      </w:pPr>
+    </w:p>
+    <w:p/>
+    <w:p>
+      <w:pPr>
+        <w:rPr>
+          <w:b/>
+          <w:bCs/>
+        </w:rPr>
+      </w:pPr>
+      <w:r>
+        <w:rPr>
+          <w:b/>
+          <w:bCs/>
+        </w:rPr>
+        <w:t>Trips</w:t>
+      </w:r>
+    </w:p>
+    <w:p>
+      <w:pPr>
+        <w:rPr>
+          <w:b/>
+          <w:bCs/>
+        </w:rPr>
+      </w:pPr>
+      <w:r>
+        <w:rPr>
+          <w:b/>
+          <w:bCs/>
+        </w:rPr>
+        <w:lastRenderedPageBreak/>
+        <w:tab/>
+        <w:t>Statuses</w:t>
+      </w:r>
+    </w:p>
+    <w:p>
+      <w:pPr>
+        <w:pStyle w:val="ListParagraph"/>
+        <w:numPr>
+          <w:ilvl w:val="0"/>
+          <w:numId w:val="9"/>
+        </w:numPr>
+      </w:pPr>
+      <w:r>
+        <w:t>New</w:t>
+      </w:r>
+    </w:p>
+    <w:p>
+      <w:pPr>
+        <w:pStyle w:val="ListParagraph"/>
+        <w:numPr>
+          <w:ilvl w:val="0"/>
+          <w:numId w:val="9"/>
+        </w:numPr>
+      </w:pPr>
+      <w:r>
+        <w:t>Approved</w:t>
+      </w:r>
+    </w:p>
+    <w:p>
+      <w:pPr>
+        <w:pStyle w:val="ListParagraph"/>
+        <w:numPr>
+          <w:ilvl w:val="0"/>
+          <w:numId w:val="9"/>
+        </w:numPr>
+      </w:pPr>
+      <w:r>
+        <w:t>Started shipping</w:t>
+      </w:r>
+    </w:p>
+    <w:p>
+      <w:pPr>
+        <w:pStyle w:val="ListParagraph"/>
+        <w:numPr>
+          <w:ilvl w:val="0"/>
+          <w:numId w:val="9"/>
+        </w:numPr>
+      </w:pPr>
+      <w:r>
+        <w:t>Completed shipping</w:t>
+      </w:r>
+    </w:p>
+    <w:p>
+      <w:pPr>
+        <w:pStyle w:val="ListParagraph"/>
+        <w:numPr>
+          <w:ilvl w:val="0"/>
+          <w:numId w:val="9"/>
+        </w:numPr>
+      </w:pPr>
+      <w:r>
+        <w:t>Completed Receiving</w:t>
+      </w:r>
+    </w:p>
+    <w:p>
+      <w:pPr>
+        <w:pStyle w:val="ListParagraph"/>
+        <w:numPr>
+          <w:ilvl w:val="0"/>
+          <w:numId w:val="9"/>
+        </w:numPr>
+      </w:pPr>
+      <w:r>
+        <w:t>Waiting trip</w:t>
+      </w:r>
+    </w:p>
+    <w:p>
+      <w:pPr>
+        <w:pStyle w:val="ListParagraph"/>
+        <w:numPr>
+          <w:ilvl w:val="0"/>
+          <w:numId w:val="9"/>
+        </w:numPr>
+      </w:pPr>
+      <w:r>
+        <w:t>Traveling</w:t>
+      </w:r>
+    </w:p>
+    <w:p>
+      <w:pPr>
+        <w:pStyle w:val="ListParagraph"/>
+        <w:numPr>
+          <w:ilvl w:val="0"/>
+          <w:numId w:val="9"/>
+        </w:numPr>
+      </w:pPr>
+      <w:r>
+        <w:t>In Egypt</w:t>
+      </w:r>
+    </w:p>
+    <w:p>
+      <w:pPr>
+        <w:pStyle w:val="ListParagraph"/>
+        <w:numPr>
+          <w:ilvl w:val="0"/>
+          <w:numId w:val="9"/>
+        </w:numPr>
+      </w:pPr>
+      <w:r>
+        <w:t>Ready to pick up</w:t>
+      </w:r>
+    </w:p>
+    <w:p>
+      <w:pPr>
+        <w:pStyle w:val="ListParagraph"/>
+        <w:numPr>
+          <w:ilvl w:val="0"/>
+          <w:numId w:val="9"/>
+        </w:numPr>
+      </w:pPr>
+      <w:r>
+        <w:t>Picked up</w:t>
+      </w:r>
+    </w:p>
+    <w:p>
+      <w:pPr>
+        <w:pStyle w:val="ListParagraph"/>
+        <w:numPr>
+          <w:ilvl w:val="0"/>
+          <w:numId w:val="9"/>
+        </w:numPr>
+      </w:pPr>
+      <w:r>
+        <w:t>Photos sent</w:t>
+      </w:r>
+    </w:p>
+    <w:p>
+      <w:pPr>
+        <w:pStyle w:val="ListParagraph"/>
+        <w:numPr>
+          <w:ilvl w:val="0"/>
+          <w:numId w:val="9"/>
+        </w:numPr>
+      </w:pPr>
+      <w:r>
+        <w:t>On website – Complete</w:t>
+      </w:r>
+    </w:p>
+    <w:p>
+      <w:pPr>
+        <w:pStyle w:val="ListParagraph"/>
+        <w:numPr>
+          <w:ilvl w:val="0"/>
+          <w:numId w:val="9"/>
+        </w:numPr>
+      </w:pPr>
+      <w:r>
+        <w:t>Cancelled</w:t>
+      </w:r>
+    </w:p>
+    <w:p>
+      <w:pPr>
+        <w:ind w:left="360"/>
+        <w:rPr>
+          <w:b/>
+          <w:bCs/>
+        </w:rPr>
+      </w:pPr>
+      <w:r>
+        <w:rPr>
+          <w:b/>
+          <w:bCs/>
+        </w:rPr>
+        <w:t>Flags</w:t>
+      </w:r>
+      <w:r>
+        <w:rPr>
+          <w:b/>
+          <w:bCs/>
+        </w:rPr>
+        <w:t xml:space="preserve"> (Totally </w:t>
+      </w:r>
+      <w:r>
+        <w:t>– all inventory of the trip or</w:t>
+      </w:r>
+      <w:r>
+        <w:rPr>
+          <w:b/>
+          <w:bCs/>
+        </w:rPr>
+        <w:t xml:space="preserve"> Partially</w:t>
+      </w:r>
+      <w:r>
+        <w:t xml:space="preserve"> – some items in the trip</w:t>
+      </w:r>
+      <w:r>
+        <w:rPr>
+          <w:b/>
+          <w:bCs/>
+        </w:rPr>
+        <w:t>)</w:t>
+      </w:r>
+    </w:p>
+    <w:p>
+      <w:pPr>
+        <w:pStyle w:val="ListParagraph"/>
+        <w:numPr>
+          <w:ilvl w:val="0"/>
+          <w:numId w:val="11"/>
+        </w:numPr>
+      </w:pPr>
+      <w:r>
+        <w:t>Delayed</w:t>
+      </w:r>
+    </w:p>
+    <w:p>
+      <w:pPr>
+        <w:pStyle w:val="ListParagraph"/>
+        <w:numPr>
+          <w:ilvl w:val="0"/>
+          <w:numId w:val="11"/>
+        </w:numPr>
+      </w:pPr>
+      <w:r>
+        <w:t>Errant</w:t>
+      </w:r>
+    </w:p>
+    <w:p>
+      <w:pPr>
+        <w:pStyle w:val="ListParagraph"/>
+        <w:numPr>
+          <w:ilvl w:val="0"/>
+          <w:numId w:val="11"/>
+        </w:numPr>
+      </w:pPr>
+      <w:r>
+        <w:t>Lost</w:t>
+      </w:r>
+    </w:p>
+    <w:p>
+      <w:pPr>
+        <w:pStyle w:val="ListParagraph"/>
+        <w:numPr>
+          <w:ilvl w:val="0"/>
+          <w:numId w:val="11"/>
+        </w:numPr>
+      </w:pPr>
+      <w:r>
+        <w:t>Damaged</w:t>
+      </w:r>
+    </w:p>
+    <w:p>
+      <w:pPr>
+        <w:ind w:left="360"/>
+      </w:pPr>
+    </w:p>
+    <w:p/>
+    <w:p>
+      <w:r>
+        <w:rPr>
+          <w:b/>
+          <w:bCs/>
+        </w:rPr>
+        <w:t>Shipment</w:t>
+      </w:r>
+      <w:r>
+        <w:t xml:space="preserve"> (a trip with status Ready to pick up or advanced)</w:t>
+      </w:r>
+    </w:p>
+    <w:p>
+      <w:pPr>
+        <w:pStyle w:val="ListParagraph"/>
+        <w:numPr>
+          <w:ilvl w:val="0"/>
+          <w:numId w:val="13"/>
+        </w:numPr>
+      </w:pPr>
+      <w:r>
+        <w:t>Out for Delivery = Ready to pick up</w:t>
+      </w:r>
+    </w:p>
+    <w:p>
+      <w:pPr>
+        <w:pStyle w:val="ListParagraph"/>
+        <w:numPr>
+          <w:ilvl w:val="0"/>
+          <w:numId w:val="13"/>
+        </w:numPr>
+      </w:pPr>
+      <w:r>
+        <w:t>Received = Picked up</w:t>
+      </w:r>
+    </w:p>
+    <w:p>
+      <w:pPr>
+        <w:pStyle w:val="ListParagraph"/>
+        <w:numPr>
+          <w:ilvl w:val="0"/>
+          <w:numId w:val="13"/>
+        </w:numPr>
+      </w:pPr>
+      <w:r>
+        <w:t>Photos sent</w:t>
+      </w:r>
+    </w:p>
+    <w:p/>
+    <w:p>
+      <w:pPr>
+        <w:rPr>
+          <w:b/>
+          <w:bCs/>
+        </w:rPr>
+      </w:pPr>
+      <w:r>
+        <w:rPr>
+          <w:b/>
+          <w:bCs/>
+        </w:rPr>
+        <w:t>Order</w:t>
+      </w:r>
+    </w:p>
+    <w:p>
+      <w:pPr>
+        <w:rPr>
+          <w:b/>
+          <w:bCs/>
+        </w:rPr>
+      </w:pPr>
+      <w:r>
+        <w:rPr>
+          <w:b/>
+          <w:bCs/>
+        </w:rPr>
+        <w:tab/>
+        <w:t>Statuses</w:t>
+      </w:r>
+    </w:p>
+    <w:p>
+      <w:pPr>
+        <w:pStyle w:val="ListParagraph"/>
+        <w:numPr>
+          <w:ilvl w:val="0"/>
+          <w:numId w:val="14"/>
+        </w:numPr>
+      </w:pPr>
+      <w:r>
+        <w:t>Ordered</w:t>
+      </w:r>
+    </w:p>
+    <w:p>
+      <w:pPr>
+        <w:pStyle w:val="ListParagraph"/>
+        <w:numPr>
+          <w:ilvl w:val="0"/>
+          <w:numId w:val="14"/>
+        </w:numPr>
+      </w:pPr>
+      <w:r>
+        <w:t>Dispatched</w:t>
+      </w:r>
+    </w:p>
+    <w:p>
+      <w:pPr>
+        <w:pStyle w:val="ListParagraph"/>
+        <w:numPr>
+          <w:ilvl w:val="0"/>
+          <w:numId w:val="14"/>
+        </w:numPr>
+      </w:pPr>
+      <w:r>
+        <w:t>Delivered</w:t>
+      </w:r>
+    </w:p>
+    <w:p>
+      <w:pPr>
+        <w:pStyle w:val="ListParagraph"/>
+        <w:numPr>
+          <w:ilvl w:val="0"/>
+          <w:numId w:val="14"/>
+        </w:numPr>
+      </w:pPr>
+      <w:r>
+        <w:t>Received</w:t>
+      </w:r>
+    </w:p>
+    <w:p>
+      <w:pPr>
+        <w:ind w:firstLine="720"/>
+      </w:pPr>
+      <w:r>
+        <w:rPr>
+          <w:b/>
+          <w:bCs/>
+        </w:rPr>
+        <w:lastRenderedPageBreak/>
+        <w:t>Flags</w:t>
+      </w:r>
+    </w:p>
+    <w:p>
+      <w:pPr>
+        <w:ind w:left="360"/>
+        <w:rPr>
+          <w:b/>
+          <w:bCs/>
+        </w:rPr>
+      </w:pPr>
+      <w:r>
+        <w:rPr>
+          <w:b/>
+          <w:bCs/>
+        </w:rPr>
+        <w:t>Flags</w:t>
+      </w:r>
+      <w:r>
+        <w:rPr>
+          <w:b/>
+          <w:bCs/>
+        </w:rPr>
+        <w:t xml:space="preserve"> (Totally </w:t>
+      </w:r>
+      <w:r>
+        <w:t>– all inventory of the trip or</w:t>
+      </w:r>
+      <w:r>
+        <w:rPr>
+          <w:b/>
+          <w:bCs/>
+        </w:rPr>
+        <w:t xml:space="preserve"> Partially</w:t>
+      </w:r>
+      <w:r>
+        <w:t xml:space="preserve"> – some items in the trip</w:t>
+      </w:r>
+      <w:r>
+        <w:rPr>
+          <w:b/>
+          <w:bCs/>
+        </w:rPr>
+        <w:t>)</w:t>
+      </w:r>
+    </w:p>
+    <w:p>
+      <w:pPr>
+        <w:pStyle w:val="ListParagraph"/>
+        <w:numPr>
+          <w:ilvl w:val="0"/>
+          <w:numId w:val="16"/>
+        </w:numPr>
+      </w:pPr>
+      <w:r>
+        <w:t>Delayed</w:t>
+      </w:r>
+    </w:p>
+    <w:p>
+      <w:pPr>
+        <w:pStyle w:val="ListParagraph"/>
+        <w:numPr>
+          <w:ilvl w:val="0"/>
+          <w:numId w:val="16"/>
+        </w:numPr>
+      </w:pPr>
+      <w:r>
+        <w:t>Errant</w:t>
+      </w:r>
+    </w:p>
+    <w:p>
+      <w:pPr>
+        <w:pStyle w:val="ListParagraph"/>
+        <w:numPr>
+          <w:ilvl w:val="0"/>
+          <w:numId w:val="16"/>
+        </w:numPr>
+      </w:pPr>
+      <w:r>
+        <w:t>Lost</w:t>
+      </w:r>
+    </w:p>
+    <w:p>
+      <w:pPr>
+        <w:pStyle w:val="ListParagraph"/>
+        <w:numPr>
+          <w:ilvl w:val="0"/>
+          <w:numId w:val="16"/>
+        </w:numPr>
+      </w:pPr>
+      <w:r>
+        <w:t>Damaged</w:t>
+      </w:r>
+    </w:p>
+    <w:p>
+      <w:pPr>
+        <w:pStyle w:val="ListParagraph"/>
+      </w:pPr>
+    </w:p>
+    <w:p>
+      <w:pPr>
+        <w:pStyle w:val="ListParagraph"/>
+      </w:pPr>
+    </w:p>
+    <w:p>
+      <w:pPr>
+        <w:pStyle w:val="ListParagraph"/>
+      </w:pPr>
+    </w:p>
+    <w:p>
+      <w:pPr>
+        <w:pStyle w:val="ListParagraph"/>
+        <w:ind w:left="0"/>
+      </w:pPr>
+      <w:r>
+        <w:t>Flags</w:t>
+      </w:r>
+    </w:p>
+    <w:p>
+      <w:pPr>
+        <w:pStyle w:val="ListParagraph"/>
+        <w:numPr>
+          <w:ilvl w:val="0"/>
+          <w:numId w:val="17"/>
+        </w:numPr>
+      </w:pPr>
+      <w:r>
+        <w:t>Flags for Items – this reflect on Partial flag for the container</w:t>
+      </w:r>
+    </w:p>
+    <w:p>
+      <w:pPr>
+        <w:pStyle w:val="ListParagraph"/>
+        <w:numPr>
+          <w:ilvl w:val="1"/>
+          <w:numId w:val="17"/>
+        </w:numPr>
+      </w:pPr>
+      <w:r>
+        <w:t>Delayed</w:t>
+      </w:r>
+    </w:p>
+    <w:p>
+      <w:pPr>
+        <w:pStyle w:val="ListParagraph"/>
+        <w:numPr>
+          <w:ilvl w:val="1"/>
+          <w:numId w:val="17"/>
+        </w:numPr>
+      </w:pPr>
+      <w:r>
+        <w:t>Errant</w:t>
+      </w:r>
+    </w:p>
+    <w:p>
+      <w:pPr>
+        <w:pStyle w:val="ListParagraph"/>
+        <w:numPr>
+          <w:ilvl w:val="1"/>
+          <w:numId w:val="17"/>
+        </w:numPr>
+      </w:pPr>
+      <w:r>
+        <w:t>Lost</w:t>
+      </w:r>
+    </w:p>
+    <w:p>
+      <w:pPr>
+        <w:pStyle w:val="ListParagraph"/>
+        <w:numPr>
+          <w:ilvl w:val="1"/>
+          <w:numId w:val="17"/>
+        </w:numPr>
+      </w:pPr>
+      <w:r>
+        <w:t>Damaged</w:t>
+      </w:r>
+    </w:p>
+    <w:p>
+      <w:pPr>
+        <w:pStyle w:val="ListParagraph"/>
+        <w:numPr>
+          <w:ilvl w:val="0"/>
+          <w:numId w:val="17"/>
+        </w:numPr>
+      </w:pPr>
+      <w:r>
+        <w:t>Flags for Containers – this reflect on flags of all items in the container</w:t>
+      </w:r>
+    </w:p>
+    <w:p>
+      <w:pPr>
+        <w:pStyle w:val="ListParagraph"/>
+        <w:numPr>
+          <w:ilvl w:val="1"/>
+          <w:numId w:val="17"/>
+        </w:numPr>
+      </w:pPr>
+      <w:r>
+        <w:t>Delayed</w:t>
+      </w:r>
+    </w:p>
+    <w:p>
+      <w:pPr>
+        <w:pStyle w:val="ListParagraph"/>
+        <w:numPr>
+          <w:ilvl w:val="1"/>
+          <w:numId w:val="17"/>
+        </w:numPr>
+      </w:pPr>
+      <w:r>
+        <w:t>Errant</w:t>
+      </w:r>
+    </w:p>
+    <w:p>
+      <w:pPr>
+        <w:pStyle w:val="ListParagraph"/>
+        <w:numPr>
+          <w:ilvl w:val="1"/>
+          <w:numId w:val="17"/>
+        </w:numPr>
+      </w:pPr>
+      <w:r>
+        <w:t>Lost</w:t>
+      </w:r>
+    </w:p>
+    <w:p>
+      <w:pPr>
+        <w:pStyle w:val="ListParagraph"/>
+        <w:numPr>
+          <w:ilvl w:val="1"/>
+          <w:numId w:val="17"/>
+        </w:numPr>
+      </w:pPr>
+      <w:r>
+        <w:t>Damaged</w:t>
+      </w:r>
+    </w:p>
+    <w:p/>
+    <w:p>
+      <w:r>
+        <w:t>Compensations</w:t>
       </w:r>
     </w:p>
     <w:p/>
     <w:p/>
     <w:p>
       <w:r>
-        <w:t>Modules</w:t>
-      </w:r>
-    </w:p>
-    <w:p>
-      <w:r>
-        <w:tab/>
-        <w:t>Main Modules</w:t>
-      </w:r>
-    </w:p>
-    <w:p>
-      <w:pPr>
-        <w:pStyle w:val="ListParagraph"/>
-        <w:numPr>
-          <w:ilvl w:val="0"/>
-          <w:numId w:val="5"/>
-        </w:numPr>
-      </w:pPr>
-      <w:r>
-        <w:t>Pricing</w:t>
-      </w:r>
-    </w:p>
-    <w:p>
-      <w:pPr>
-        <w:pStyle w:val="ListParagraph"/>
-        <w:numPr>
-          <w:ilvl w:val="0"/>
-          <w:numId w:val="5"/>
-        </w:numPr>
-      </w:pPr>
-      <w:r>
-        <w:t>Expenses</w:t>
-      </w:r>
-    </w:p>
-    <w:p>
-      <w:pPr>
-        <w:pStyle w:val="ListParagraph"/>
-        <w:numPr>
-          <w:ilvl w:val="0"/>
-          <w:numId w:val="5"/>
-        </w:numPr>
-      </w:pPr>
-      <w:r>
-        <w:t>XOONX</w:t>
-      </w:r>
-    </w:p>
-    <w:p>
-      <w:pPr>
-        <w:pStyle w:val="ListParagraph"/>
-        <w:numPr>
-          <w:ilvl w:val="0"/>
-          <w:numId w:val="5"/>
-        </w:numPr>
-      </w:pPr>
-      <w:r>
-        <w:t>Sales</w:t>
-      </w:r>
-    </w:p>
-    <w:p>
-      <w:pPr>
-        <w:pStyle w:val="ListParagraph"/>
-        <w:numPr>
-          <w:ilvl w:val="0"/>
-          <w:numId w:val="5"/>
-        </w:numPr>
-      </w:pPr>
-      <w:r>
-        <w:t>Purchasing</w:t>
-      </w:r>
-    </w:p>
-    <w:p>
-      <w:pPr>
-        <w:pStyle w:val="ListParagraph"/>
-        <w:numPr>
-          <w:ilvl w:val="0"/>
-          <w:numId w:val="5"/>
-        </w:numPr>
-      </w:pPr>
-      <w:r>
-        <w:t>Logistics</w:t>
-      </w:r>
-    </w:p>
-    <w:p>
-      <w:pPr>
-        <w:pStyle w:val="ListParagraph"/>
-        <w:numPr>
-          <w:ilvl w:val="0"/>
-          <w:numId w:val="5"/>
-        </w:numPr>
-      </w:pPr>
-      <w:r>
-        <w:t>Operations</w:t>
-      </w:r>
-    </w:p>
-    <w:p>
-      <w:pPr>
-        <w:pStyle w:val="ListParagraph"/>
-        <w:numPr>
-          <w:ilvl w:val="0"/>
-          <w:numId w:val="5"/>
+        <w:t>Gifts</w:t>
+      </w:r>
+    </w:p>
+    <w:p>
+      <w:r>
+        <w:t xml:space="preserve">Gifts are items sent with </w:t>
+      </w:r>
+    </w:p>
+    <w:p/>
+    <w:p>
+      <w:r>
+        <w:t>Friendly Names</w:t>
+      </w:r>
+    </w:p>
+    <w:p>
+      <w:r>
+        <w:t>All containers should be viewed in the application with Friendly Names, as follows;</w:t>
+      </w:r>
+    </w:p>
+    <w:p>
+      <w:pPr>
+        <w:pStyle w:val="ListParagraph"/>
+        <w:numPr>
+          <w:ilvl w:val="0"/>
+          <w:numId w:val="18"/>
+        </w:numPr>
+      </w:pPr>
+      <w:r>
+        <w:t>Supplier &gt;&gt; Suppler Name</w:t>
+      </w:r>
+    </w:p>
+    <w:p>
+      <w:pPr>
+        <w:pStyle w:val="ListParagraph"/>
+        <w:numPr>
+          <w:ilvl w:val="0"/>
+          <w:numId w:val="18"/>
         </w:numPr>
       </w:pPr>
       <w:r>
         <w:lastRenderedPageBreak/>
-        <w:t>Couriers</w:t>
-      </w:r>
-    </w:p>
-    <w:p>
-      <w:pPr>
-        <w:pStyle w:val="ListParagraph"/>
-        <w:numPr>
-          <w:ilvl w:val="0"/>
-          <w:numId w:val="5"/>
-        </w:numPr>
-      </w:pPr>
-      <w:r>
-        <w:t>Issues</w:t>
-      </w:r>
-    </w:p>
-    <w:p>
-      <w:pPr>
-        <w:pStyle w:val="ListParagraph"/>
-        <w:numPr>
-          <w:ilvl w:val="0"/>
-          <w:numId w:val="5"/>
-        </w:numPr>
-      </w:pPr>
-      <w:r>
-        <w:t>History</w:t>
-      </w:r>
-    </w:p>
-    <w:p>
-      <w:pPr>
-        <w:ind w:left="360"/>
-      </w:pPr>
-      <w:r>
-        <w:t>Administration</w:t>
-      </w:r>
-    </w:p>
-    <w:p>
-      <w:pPr>
-        <w:pStyle w:val="ListParagraph"/>
-        <w:numPr>
-          <w:ilvl w:val="0"/>
-          <w:numId w:val="5"/>
-        </w:numPr>
-      </w:pPr>
-      <w:r>
-        <w:t>Users</w:t>
-      </w:r>
-    </w:p>
-    <w:p>
-      <w:pPr>
-        <w:pStyle w:val="ListParagraph"/>
-        <w:numPr>
-          <w:ilvl w:val="0"/>
-          <w:numId w:val="5"/>
-        </w:numPr>
-      </w:pPr>
-      <w:r>
-        <w:t>Setting</w:t>
-      </w:r>
-    </w:p>
-    <w:p>
-      <w:pPr>
-        <w:rPr>
-          <w:lang w:bidi="ar-EG"/>
-        </w:rPr>
-      </w:pPr>
-    </w:p>
-    <w:p>
-      <w:pPr>
-        <w:rPr>
-          <w:b/>
-          <w:bCs/>
-        </w:rPr>
-      </w:pPr>
-      <w:r>
-        <w:rPr>
-          <w:b/>
-          <w:bCs/>
-        </w:rPr>
-        <w:t>Staff</w:t>
-      </w:r>
-    </w:p>
-    <w:p>
-      <w:r>
-        <w:t xml:space="preserve">Every employee will have a user account that </w:t>
-      </w:r>
-      <w:proofErr w:type="gramStart"/>
-      <w:r>
-        <w:t>have</w:t>
-      </w:r>
-      <w:proofErr w:type="gramEnd"/>
-      <w:r>
-        <w:t xml:space="preserve"> some permissions over some modules</w:t>
-      </w:r>
-    </w:p>
-    <w:p/>
-    <w:p>
-      <w:pPr>
-        <w:rPr>
-          <w:b/>
-          <w:bCs/>
-        </w:rPr>
-      </w:pPr>
-      <w:r>
-        <w:rPr>
-          <w:b/>
-          <w:bCs/>
-        </w:rPr>
-        <w:t>Units</w:t>
-      </w:r>
-    </w:p>
-    <w:p>
-      <w:pPr>
-        <w:rPr>
-          <w:rtl/>
-          <w:lang w:bidi="ar-EG"/>
-        </w:rPr>
-      </w:pPr>
-      <w:r>
-        <w:rPr>
-          <w:lang w:bidi="ar-EG"/>
-        </w:rPr>
-        <w:t xml:space="preserve">Items of </w:t>
-      </w:r>
-      <w:proofErr w:type="gramStart"/>
-      <w:r>
-        <w:rPr>
-          <w:lang w:bidi="ar-EG"/>
-        </w:rPr>
-        <w:t>products, they</w:t>
-      </w:r>
-      <w:proofErr w:type="gramEnd"/>
-      <w:r>
-        <w:rPr>
-          <w:lang w:bidi="ar-EG"/>
-        </w:rPr>
-        <w:t xml:space="preserve"> are the building block of the system while tracking inventory from point to point.</w:t>
-      </w:r>
-    </w:p>
-    <w:p/>
-    <w:p>
-      <w:pPr>
-        <w:rPr>
-          <w:b/>
-          <w:bCs/>
-        </w:rPr>
-      </w:pPr>
-      <w:r>
-        <w:rPr>
-          <w:b/>
-          <w:bCs/>
-        </w:rPr>
-        <w:t>Containers</w:t>
-      </w:r>
-    </w:p>
-    <w:p>
-      <w:r>
-        <w:t>Containers are baskets that carry the items from point to point during their pathway from supplier to customer. Supplier is the starting point, and customer is the ending point. In some cases, the item (product) lifecycle starts with a customer and ends with the customer. This case happens in Special Order – where customer ask us to buy a product for him and we go to supplier and order the product and handle the product from container to container till we reach the customer back.</w:t>
-      </w:r>
-    </w:p>
-    <w:p/>
-    <w:p>
-      <w:pPr>
-        <w:pStyle w:val="ListParagraph"/>
-        <w:numPr>
-          <w:ilvl w:val="0"/>
-          <w:numId w:val="2"/>
-        </w:numPr>
-      </w:pPr>
-      <w:r>
-        <w:t>Supplier</w:t>
-      </w:r>
-    </w:p>
-    <w:p>
-      <w:pPr>
-        <w:pStyle w:val="ListParagraph"/>
-        <w:numPr>
-          <w:ilvl w:val="0"/>
-          <w:numId w:val="2"/>
-        </w:numPr>
-      </w:pPr>
-      <w:r>
-        <w:t>Request</w:t>
-      </w:r>
-    </w:p>
-    <w:p>
-      <w:pPr>
-        <w:pStyle w:val="ListParagraph"/>
-        <w:numPr>
-          <w:ilvl w:val="0"/>
-          <w:numId w:val="2"/>
-        </w:numPr>
-      </w:pPr>
-      <w:r>
-        <w:t>Purchase</w:t>
-      </w:r>
-    </w:p>
-    <w:p>
-      <w:pPr>
-        <w:pStyle w:val="ListParagraph"/>
-        <w:numPr>
-          <w:ilvl w:val="0"/>
-          <w:numId w:val="2"/>
-        </w:numPr>
-      </w:pPr>
-      <w:r>
-        <w:t>Patch</w:t>
-      </w:r>
-    </w:p>
-    <w:p>
-      <w:pPr>
-        <w:pStyle w:val="ListParagraph"/>
-        <w:numPr>
-          <w:ilvl w:val="0"/>
-          <w:numId w:val="2"/>
-        </w:numPr>
-      </w:pPr>
-      <w:r>
-        <w:t>Travel</w:t>
-      </w:r>
-    </w:p>
-    <w:p>
-      <w:pPr>
-        <w:pStyle w:val="ListParagraph"/>
-        <w:numPr>
-          <w:ilvl w:val="0"/>
-          <w:numId w:val="2"/>
-        </w:numPr>
-      </w:pPr>
-      <w:r>
-        <w:t>Trip</w:t>
-      </w:r>
-    </w:p>
-    <w:p>
-      <w:pPr>
-        <w:pStyle w:val="ListParagraph"/>
-        <w:numPr>
-          <w:ilvl w:val="0"/>
-          <w:numId w:val="2"/>
-        </w:numPr>
-      </w:pPr>
-      <w:r>
-        <w:t>Hub – optional</w:t>
-      </w:r>
-    </w:p>
-    <w:p>
-      <w:pPr>
-        <w:pStyle w:val="ListParagraph"/>
-        <w:numPr>
-          <w:ilvl w:val="0"/>
-          <w:numId w:val="2"/>
-        </w:numPr>
-      </w:pPr>
-      <w:r>
-        <w:t>Transfer – optional</w:t>
-      </w:r>
-    </w:p>
-    <w:p>
-      <w:pPr>
-        <w:pStyle w:val="ListParagraph"/>
-        <w:numPr>
-          <w:ilvl w:val="0"/>
-          <w:numId w:val="2"/>
-        </w:numPr>
-      </w:pPr>
-      <w:r>
-        <w:t>Shipment</w:t>
-      </w:r>
-    </w:p>
-    <w:p>
-      <w:pPr>
-        <w:pStyle w:val="ListParagraph"/>
-        <w:numPr>
-          <w:ilvl w:val="0"/>
-          <w:numId w:val="2"/>
-        </w:numPr>
-      </w:pPr>
-      <w:r>
-        <w:t>Office</w:t>
-      </w:r>
-    </w:p>
-    <w:p>
-      <w:pPr>
-        <w:pStyle w:val="ListParagraph"/>
-        <w:numPr>
-          <w:ilvl w:val="0"/>
-          <w:numId w:val="2"/>
-        </w:numPr>
-      </w:pPr>
-      <w:r>
-        <w:lastRenderedPageBreak/>
-        <w:t>Website</w:t>
-      </w:r>
-    </w:p>
-    <w:p>
-      <w:pPr>
-        <w:pStyle w:val="ListParagraph"/>
-        <w:numPr>
-          <w:ilvl w:val="0"/>
-          <w:numId w:val="2"/>
-        </w:numPr>
-      </w:pPr>
-      <w:r>
-        <w:t>Order</w:t>
-      </w:r>
-    </w:p>
-    <w:p>
-      <w:pPr>
-        <w:pStyle w:val="ListParagraph"/>
-        <w:numPr>
-          <w:ilvl w:val="0"/>
-          <w:numId w:val="2"/>
-        </w:numPr>
-      </w:pPr>
-      <w:r>
-        <w:t>Delivery</w:t>
-      </w:r>
-    </w:p>
-    <w:p>
-      <w:pPr>
-        <w:pStyle w:val="ListParagraph"/>
-        <w:numPr>
-          <w:ilvl w:val="0"/>
-          <w:numId w:val="2"/>
-        </w:numPr>
-      </w:pPr>
-      <w:r>
-        <w:t>Courier</w:t>
-      </w:r>
-    </w:p>
-    <w:p>
-      <w:pPr>
-        <w:pStyle w:val="ListParagraph"/>
-        <w:numPr>
-          <w:ilvl w:val="0"/>
-          <w:numId w:val="2"/>
-        </w:numPr>
-      </w:pPr>
-      <w:r>
-        <w:t>Customer</w:t>
-      </w:r>
-    </w:p>
-    <w:p>
-      <w:r>
-        <w:t>And 3 other containers</w:t>
-      </w:r>
-    </w:p>
-    <w:p>
-      <w:pPr>
-        <w:pStyle w:val="ListParagraph"/>
-        <w:numPr>
-          <w:ilvl w:val="0"/>
-          <w:numId w:val="2"/>
-        </w:numPr>
-      </w:pPr>
-      <w:r>
-        <w:t>Lost</w:t>
-      </w:r>
-    </w:p>
-    <w:p>
-      <w:pPr>
-        <w:pStyle w:val="ListParagraph"/>
-        <w:numPr>
-          <w:ilvl w:val="0"/>
-          <w:numId w:val="2"/>
-        </w:numPr>
-      </w:pPr>
-      <w:r>
-        <w:t>Damaged</w:t>
-      </w:r>
-    </w:p>
-    <w:p>
-      <w:pPr>
-        <w:pStyle w:val="ListParagraph"/>
-        <w:numPr>
-          <w:ilvl w:val="0"/>
-          <w:numId w:val="2"/>
-        </w:numPr>
-      </w:pPr>
-      <w:r>
-        <w:t>Errant</w:t>
-      </w:r>
-    </w:p>
-    <w:p/>
-    <w:p/>
-    <w:p>
-      <w:r>
-        <w:t>Statuses</w:t>
-      </w:r>
-    </w:p>
-    <w:p>
-      <w:pPr>
-        <w:ind w:firstLine="720"/>
-      </w:pPr>
-      <w:r>
-        <w:t>Sales Side</w:t>
-      </w:r>
-    </w:p>
-    <w:p/>
-    <w:p>
-      <w:pPr>
-        <w:rPr>
-          <w:b/>
-          <w:bCs/>
-        </w:rPr>
-      </w:pPr>
-      <w:r>
-        <w:rPr>
-          <w:b/>
-          <w:bCs/>
-        </w:rPr>
-        <w:t>Items</w:t>
-      </w:r>
-    </w:p>
-    <w:p>
-      <w:pPr>
-        <w:pStyle w:val="ListParagraph"/>
-        <w:numPr>
-          <w:ilvl w:val="0"/>
-          <w:numId w:val="12"/>
-        </w:numPr>
-      </w:pPr>
-      <w:r>
-        <w:t>Requested</w:t>
-      </w:r>
-    </w:p>
-    <w:p>
-      <w:pPr>
-        <w:pStyle w:val="ListParagraph"/>
-        <w:numPr>
-          <w:ilvl w:val="0"/>
-          <w:numId w:val="12"/>
-        </w:numPr>
-      </w:pPr>
-      <w:r>
-        <w:t>Purchased</w:t>
-      </w:r>
-    </w:p>
-    <w:p>
-      <w:pPr>
-        <w:pStyle w:val="ListParagraph"/>
-        <w:numPr>
-          <w:ilvl w:val="0"/>
-          <w:numId w:val="12"/>
-        </w:numPr>
-      </w:pPr>
-      <w:r>
-        <w:t>Dispatched</w:t>
-      </w:r>
-    </w:p>
-    <w:p>
-      <w:pPr>
-        <w:pStyle w:val="ListParagraph"/>
-        <w:numPr>
-          <w:ilvl w:val="0"/>
-          <w:numId w:val="12"/>
-        </w:numPr>
-      </w:pPr>
-      <w:r>
-        <w:t>Delivered</w:t>
-      </w:r>
-    </w:p>
-    <w:p>
-      <w:pPr>
-        <w:pStyle w:val="ListParagraph"/>
-        <w:numPr>
-          <w:ilvl w:val="0"/>
-          <w:numId w:val="12"/>
-        </w:numPr>
-      </w:pPr>
-      <w:r>
-        <w:t>Received</w:t>
-      </w:r>
-    </w:p>
-    <w:p>
-      <w:pPr>
-        <w:pStyle w:val="ListParagraph"/>
-        <w:numPr>
-          <w:ilvl w:val="0"/>
-          <w:numId w:val="12"/>
-        </w:numPr>
-      </w:pPr>
-      <w:r>
-        <w:t>Hub</w:t>
-      </w:r>
-    </w:p>
-    <w:p>
-      <w:pPr>
-        <w:pStyle w:val="ListParagraph"/>
-        <w:numPr>
-          <w:ilvl w:val="0"/>
-          <w:numId w:val="12"/>
-        </w:numPr>
-      </w:pPr>
-      <w:r>
-        <w:t>Transit</w:t>
-      </w:r>
-    </w:p>
-    <w:p>
-      <w:pPr>
-        <w:pStyle w:val="ListParagraph"/>
-        <w:numPr>
-          <w:ilvl w:val="0"/>
-          <w:numId w:val="12"/>
-        </w:numPr>
-      </w:pPr>
-      <w:r>
-        <w:t>Customs</w:t>
-      </w:r>
-    </w:p>
-    <w:p>
-      <w:pPr>
-        <w:pStyle w:val="ListParagraph"/>
-        <w:numPr>
-          <w:ilvl w:val="0"/>
-          <w:numId w:val="12"/>
-        </w:numPr>
-      </w:pPr>
-      <w:r>
-        <w:t>Out for delivery</w:t>
-      </w:r>
-    </w:p>
-    <w:p>
-      <w:pPr>
-        <w:pStyle w:val="ListParagraph"/>
-        <w:numPr>
-          <w:ilvl w:val="0"/>
-          <w:numId w:val="12"/>
-        </w:numPr>
-      </w:pPr>
-      <w:r>
-        <w:t>Office</w:t>
-      </w:r>
-    </w:p>
-    <w:p>
-      <w:pPr>
-        <w:pStyle w:val="ListParagraph"/>
-        <w:numPr>
-          <w:ilvl w:val="0"/>
-          <w:numId w:val="12"/>
-        </w:numPr>
-      </w:pPr>
-      <w:r>
-        <w:t>Photos sent</w:t>
-      </w:r>
-    </w:p>
-    <w:p>
-      <w:pPr>
-        <w:pStyle w:val="ListParagraph"/>
-        <w:numPr>
-          <w:ilvl w:val="0"/>
-          <w:numId w:val="12"/>
-        </w:numPr>
-      </w:pPr>
-    </w:p>
-    <w:p/>
-    <w:p>
-      <w:pPr>
-        <w:rPr>
-          <w:b/>
-          <w:bCs/>
-        </w:rPr>
-      </w:pPr>
-      <w:r>
-        <w:rPr>
-          <w:b/>
-          <w:bCs/>
-        </w:rPr>
-        <w:t>Trips</w:t>
-      </w:r>
-    </w:p>
-    <w:p>
-      <w:pPr>
-        <w:rPr>
-          <w:b/>
-          <w:bCs/>
-        </w:rPr>
-      </w:pPr>
-      <w:r>
-        <w:rPr>
-          <w:b/>
-          <w:bCs/>
-        </w:rPr>
-        <w:tab/>
-        <w:t>Statuses</w:t>
-      </w:r>
-    </w:p>
-    <w:p>
-      <w:pPr>
-        <w:pStyle w:val="ListParagraph"/>
-        <w:numPr>
-          <w:ilvl w:val="0"/>
-          <w:numId w:val="9"/>
-        </w:numPr>
-      </w:pPr>
-      <w:r>
-        <w:t>New</w:t>
-      </w:r>
-    </w:p>
-    <w:p>
-      <w:pPr>
-        <w:pStyle w:val="ListParagraph"/>
-        <w:numPr>
-          <w:ilvl w:val="0"/>
-          <w:numId w:val="9"/>
-        </w:numPr>
-      </w:pPr>
-      <w:r>
-        <w:t>Approved</w:t>
-      </w:r>
-    </w:p>
-    <w:p>
-      <w:pPr>
-        <w:pStyle w:val="ListParagraph"/>
-        <w:numPr>
-          <w:ilvl w:val="0"/>
-          <w:numId w:val="9"/>
-        </w:numPr>
-      </w:pPr>
-      <w:r>
-        <w:lastRenderedPageBreak/>
-        <w:t>Started shipping</w:t>
-      </w:r>
-    </w:p>
-    <w:p>
-      <w:pPr>
-        <w:pStyle w:val="ListParagraph"/>
-        <w:numPr>
-          <w:ilvl w:val="0"/>
-          <w:numId w:val="9"/>
-        </w:numPr>
-      </w:pPr>
-      <w:r>
-        <w:t>Completed shipping</w:t>
-      </w:r>
-    </w:p>
-    <w:p>
-      <w:pPr>
-        <w:pStyle w:val="ListParagraph"/>
-        <w:numPr>
-          <w:ilvl w:val="0"/>
-          <w:numId w:val="9"/>
-        </w:numPr>
-      </w:pPr>
-      <w:r>
-        <w:t>Completed Receiving</w:t>
-      </w:r>
-    </w:p>
-    <w:p>
-      <w:pPr>
-        <w:pStyle w:val="ListParagraph"/>
-        <w:numPr>
-          <w:ilvl w:val="0"/>
-          <w:numId w:val="9"/>
-        </w:numPr>
-      </w:pPr>
-      <w:r>
-        <w:t>Waiting trip</w:t>
-      </w:r>
-    </w:p>
-    <w:p>
-      <w:pPr>
-        <w:pStyle w:val="ListParagraph"/>
-        <w:numPr>
-          <w:ilvl w:val="0"/>
-          <w:numId w:val="9"/>
-        </w:numPr>
-      </w:pPr>
-      <w:r>
-        <w:t>Traveling</w:t>
-      </w:r>
-    </w:p>
-    <w:p>
-      <w:pPr>
-        <w:pStyle w:val="ListParagraph"/>
-        <w:numPr>
-          <w:ilvl w:val="0"/>
-          <w:numId w:val="9"/>
-        </w:numPr>
-      </w:pPr>
-      <w:r>
-        <w:t>In Egypt</w:t>
-      </w:r>
-    </w:p>
-    <w:p>
-      <w:pPr>
-        <w:pStyle w:val="ListParagraph"/>
-        <w:numPr>
-          <w:ilvl w:val="0"/>
-          <w:numId w:val="9"/>
-        </w:numPr>
-      </w:pPr>
-      <w:r>
-        <w:t>Ready to pick up</w:t>
-      </w:r>
-    </w:p>
-    <w:p>
-      <w:pPr>
-        <w:pStyle w:val="ListParagraph"/>
-        <w:numPr>
-          <w:ilvl w:val="0"/>
-          <w:numId w:val="9"/>
-        </w:numPr>
-      </w:pPr>
-      <w:r>
-        <w:t>Picked up</w:t>
-      </w:r>
-    </w:p>
-    <w:p>
-      <w:pPr>
-        <w:pStyle w:val="ListParagraph"/>
-        <w:numPr>
-          <w:ilvl w:val="0"/>
-          <w:numId w:val="9"/>
-        </w:numPr>
-      </w:pPr>
-      <w:r>
-        <w:t>Photos sent</w:t>
-      </w:r>
-    </w:p>
-    <w:p>
-      <w:pPr>
-        <w:pStyle w:val="ListParagraph"/>
-        <w:numPr>
-          <w:ilvl w:val="0"/>
-          <w:numId w:val="9"/>
-        </w:numPr>
-      </w:pPr>
-      <w:r>
-        <w:t>On website – Complete</w:t>
-      </w:r>
-    </w:p>
-    <w:p>
-      <w:pPr>
-        <w:pStyle w:val="ListParagraph"/>
-        <w:numPr>
-          <w:ilvl w:val="0"/>
-          <w:numId w:val="9"/>
-        </w:numPr>
-      </w:pPr>
-      <w:r>
-        <w:t>Cancelled</w:t>
-      </w:r>
-    </w:p>
-    <w:p>
-      <w:pPr>
-        <w:ind w:left="360"/>
-        <w:rPr>
-          <w:b/>
-          <w:bCs/>
-        </w:rPr>
-      </w:pPr>
-      <w:r>
-        <w:rPr>
-          <w:b/>
-          <w:bCs/>
-        </w:rPr>
-        <w:t>Flags</w:t>
-      </w:r>
-      <w:r>
-        <w:rPr>
-          <w:b/>
-          <w:bCs/>
-        </w:rPr>
-        <w:t xml:space="preserve"> (Totally </w:t>
-      </w:r>
-      <w:r>
-        <w:t>– all inventory of the trip or</w:t>
-      </w:r>
-      <w:r>
-        <w:rPr>
-          <w:b/>
-          <w:bCs/>
-        </w:rPr>
-        <w:t xml:space="preserve"> </w:t>
-      </w:r>
-      <w:proofErr w:type="gramStart"/>
-      <w:r>
-        <w:rPr>
-          <w:b/>
-          <w:bCs/>
-        </w:rPr>
-        <w:t>Partially</w:t>
-      </w:r>
-      <w:proofErr w:type="gramEnd"/>
-      <w:r>
-        <w:t xml:space="preserve"> – some items in the trip</w:t>
-      </w:r>
-      <w:r>
-        <w:rPr>
-          <w:b/>
-          <w:bCs/>
-        </w:rPr>
-        <w:t>)</w:t>
-      </w:r>
-    </w:p>
-    <w:p>
-      <w:pPr>
-        <w:pStyle w:val="ListParagraph"/>
-        <w:numPr>
-          <w:ilvl w:val="0"/>
-          <w:numId w:val="11"/>
-        </w:numPr>
-      </w:pPr>
-      <w:r>
-        <w:t>Delayed</w:t>
-      </w:r>
-    </w:p>
-    <w:p>
-      <w:pPr>
-        <w:pStyle w:val="ListParagraph"/>
-        <w:numPr>
-          <w:ilvl w:val="0"/>
-          <w:numId w:val="11"/>
-        </w:numPr>
-      </w:pPr>
-      <w:r>
-        <w:t>Errant</w:t>
-      </w:r>
-    </w:p>
-    <w:p>
-      <w:pPr>
-        <w:pStyle w:val="ListParagraph"/>
-        <w:numPr>
-          <w:ilvl w:val="0"/>
-          <w:numId w:val="11"/>
-        </w:numPr>
-      </w:pPr>
-      <w:r>
-        <w:t>Lost</w:t>
-      </w:r>
-    </w:p>
-    <w:p>
-      <w:pPr>
-        <w:pStyle w:val="ListParagraph"/>
-        <w:numPr>
-          <w:ilvl w:val="0"/>
-          <w:numId w:val="11"/>
-        </w:numPr>
-      </w:pPr>
-      <w:r>
-        <w:t>Damaged</w:t>
-      </w:r>
-    </w:p>
-    <w:p>
-      <w:pPr>
-        <w:ind w:left="360"/>
-      </w:pPr>
-    </w:p>
-    <w:p/>
-    <w:p>
-      <w:r>
-        <w:rPr>
-          <w:b/>
-          <w:bCs/>
-        </w:rPr>
-        <w:t>Shipment</w:t>
-      </w:r>
-      <w:r>
-        <w:t xml:space="preserve"> (a trip with status Ready to pick up or advanced)</w:t>
-      </w:r>
-    </w:p>
-    <w:p>
-      <w:pPr>
-        <w:pStyle w:val="ListParagraph"/>
-        <w:numPr>
-          <w:ilvl w:val="0"/>
-          <w:numId w:val="13"/>
-        </w:numPr>
-      </w:pPr>
-      <w:r>
-        <w:t>Out for Delivery = Ready to pick up</w:t>
-      </w:r>
-    </w:p>
-    <w:p>
-      <w:pPr>
-        <w:pStyle w:val="ListParagraph"/>
-        <w:numPr>
-          <w:ilvl w:val="0"/>
-          <w:numId w:val="13"/>
-        </w:numPr>
-      </w:pPr>
-      <w:r>
-        <w:t>Received = Picked up</w:t>
-      </w:r>
-    </w:p>
-    <w:p>
-      <w:pPr>
-        <w:pStyle w:val="ListParagraph"/>
-        <w:numPr>
-          <w:ilvl w:val="0"/>
-          <w:numId w:val="13"/>
-        </w:numPr>
-      </w:pPr>
-      <w:r>
-        <w:t>Photos sent</w:t>
-      </w:r>
-    </w:p>
-    <w:p/>
-    <w:p>
-      <w:pPr>
-        <w:rPr>
-          <w:b/>
-          <w:bCs/>
-        </w:rPr>
-      </w:pPr>
-      <w:r>
-        <w:rPr>
-          <w:b/>
-          <w:bCs/>
-        </w:rPr>
-        <w:t>Order</w:t>
-      </w:r>
-    </w:p>
-    <w:p>
-      <w:pPr>
-        <w:rPr>
-          <w:b/>
-          <w:bCs/>
-        </w:rPr>
-      </w:pPr>
-      <w:r>
-        <w:rPr>
-          <w:b/>
-          <w:bCs/>
-        </w:rPr>
-        <w:tab/>
-        <w:t>Statuses</w:t>
-      </w:r>
-    </w:p>
-    <w:p>
-      <w:pPr>
-        <w:pStyle w:val="ListParagraph"/>
-        <w:numPr>
-          <w:ilvl w:val="0"/>
-          <w:numId w:val="14"/>
-        </w:numPr>
-      </w:pPr>
-      <w:r>
-        <w:t>Ordered</w:t>
-      </w:r>
-    </w:p>
-    <w:p>
-      <w:pPr>
-        <w:pStyle w:val="ListParagraph"/>
-        <w:numPr>
-          <w:ilvl w:val="0"/>
-          <w:numId w:val="14"/>
-        </w:numPr>
-      </w:pPr>
-      <w:r>
-        <w:t>Dispatched</w:t>
-      </w:r>
-    </w:p>
-    <w:p>
-      <w:pPr>
-        <w:pStyle w:val="ListParagraph"/>
-        <w:numPr>
-          <w:ilvl w:val="0"/>
-          <w:numId w:val="14"/>
-        </w:numPr>
-      </w:pPr>
-      <w:r>
-        <w:t>Delivered</w:t>
-      </w:r>
-    </w:p>
-    <w:p>
-      <w:pPr>
-        <w:pStyle w:val="ListParagraph"/>
-        <w:numPr>
-          <w:ilvl w:val="0"/>
-          <w:numId w:val="14"/>
-        </w:numPr>
-      </w:pPr>
-      <w:r>
-        <w:t>Received</w:t>
-      </w:r>
-    </w:p>
-    <w:p>
-      <w:pPr>
-        <w:ind w:firstLine="720"/>
-      </w:pPr>
-      <w:r>
-        <w:rPr>
-          <w:b/>
-          <w:bCs/>
-        </w:rPr>
-        <w:t>Flags</w:t>
-      </w:r>
-    </w:p>
-    <w:p>
-      <w:pPr>
-        <w:ind w:left="360"/>
-        <w:rPr>
-          <w:b/>
-          <w:bCs/>
-        </w:rPr>
-      </w:pPr>
-      <w:r>
-        <w:rPr>
-          <w:b/>
-          <w:bCs/>
-        </w:rPr>
-        <w:t>Flags</w:t>
-      </w:r>
-      <w:r>
-        <w:rPr>
-          <w:b/>
-          <w:bCs/>
-        </w:rPr>
-        <w:t xml:space="preserve"> (Totally </w:t>
-      </w:r>
-      <w:r>
-        <w:t>– all inventory of the trip or</w:t>
-      </w:r>
-      <w:r>
-        <w:rPr>
-          <w:b/>
-          <w:bCs/>
-        </w:rPr>
-        <w:t xml:space="preserve"> </w:t>
-      </w:r>
-      <w:proofErr w:type="gramStart"/>
-      <w:r>
-        <w:rPr>
-          <w:b/>
-          <w:bCs/>
-        </w:rPr>
-        <w:t>Partially</w:t>
-      </w:r>
-      <w:proofErr w:type="gramEnd"/>
-      <w:r>
-        <w:t xml:space="preserve"> – some items in the trip</w:t>
-      </w:r>
-      <w:r>
-        <w:rPr>
-          <w:b/>
-          <w:bCs/>
-        </w:rPr>
-        <w:t>)</w:t>
-      </w:r>
-    </w:p>
-    <w:p>
-      <w:pPr>
-        <w:pStyle w:val="ListParagraph"/>
-        <w:numPr>
-          <w:ilvl w:val="0"/>
-          <w:numId w:val="16"/>
-        </w:numPr>
-      </w:pPr>
-      <w:r>
-        <w:t>Delayed</w:t>
-      </w:r>
-    </w:p>
-    <w:p>
-      <w:pPr>
-        <w:pStyle w:val="ListParagraph"/>
-        <w:numPr>
-          <w:ilvl w:val="0"/>
-          <w:numId w:val="16"/>
-        </w:numPr>
-      </w:pPr>
-      <w:r>
-        <w:lastRenderedPageBreak/>
-        <w:t>Errant</w:t>
-      </w:r>
-    </w:p>
-    <w:p>
-      <w:pPr>
-        <w:pStyle w:val="ListParagraph"/>
-        <w:numPr>
-          <w:ilvl w:val="0"/>
-          <w:numId w:val="16"/>
-        </w:numPr>
-      </w:pPr>
-      <w:r>
-        <w:t>Lost</w:t>
-      </w:r>
-    </w:p>
-    <w:p>
-      <w:pPr>
-        <w:pStyle w:val="ListParagraph"/>
-        <w:numPr>
-          <w:ilvl w:val="0"/>
-          <w:numId w:val="16"/>
-        </w:numPr>
-      </w:pPr>
-      <w:r>
-        <w:t>Damaged</w:t>
-      </w:r>
-    </w:p>
-    <w:p>
-      <w:pPr>
-        <w:pStyle w:val="ListParagraph"/>
-      </w:pPr>
-    </w:p>
-    <w:p>
-      <w:pPr>
-        <w:pStyle w:val="ListParagraph"/>
-      </w:pPr>
-    </w:p>
-    <w:p>
-      <w:pPr>
-        <w:pStyle w:val="ListParagraph"/>
-      </w:pPr>
-    </w:p>
-    <w:p>
-      <w:pPr>
-        <w:pStyle w:val="ListParagraph"/>
-        <w:ind w:left="0"/>
-      </w:pPr>
-      <w:r>
-        <w:t>Flags</w:t>
-      </w:r>
-    </w:p>
-    <w:p>
-      <w:pPr>
-        <w:pStyle w:val="ListParagraph"/>
-        <w:numPr>
-          <w:ilvl w:val="0"/>
-          <w:numId w:val="17"/>
-        </w:numPr>
-      </w:pPr>
-      <w:r>
-        <w:t xml:space="preserve">Flags for Items – this </w:t>
-      </w:r>
-      <w:proofErr w:type="gramStart"/>
-      <w:r>
-        <w:t>reflect</w:t>
-      </w:r>
-      <w:proofErr w:type="gramEnd"/>
-      <w:r>
-        <w:t xml:space="preserve"> on Partial flag for the container</w:t>
-      </w:r>
-    </w:p>
-    <w:p>
-      <w:pPr>
-        <w:pStyle w:val="ListParagraph"/>
-        <w:numPr>
-          <w:ilvl w:val="1"/>
-          <w:numId w:val="17"/>
-        </w:numPr>
-      </w:pPr>
-      <w:r>
-        <w:t>Delayed</w:t>
-      </w:r>
-    </w:p>
-    <w:p>
-      <w:pPr>
-        <w:pStyle w:val="ListParagraph"/>
-        <w:numPr>
-          <w:ilvl w:val="1"/>
-          <w:numId w:val="17"/>
-        </w:numPr>
-      </w:pPr>
-      <w:r>
-        <w:t>Errant</w:t>
-      </w:r>
-    </w:p>
-    <w:p>
-      <w:pPr>
-        <w:pStyle w:val="ListParagraph"/>
-        <w:numPr>
-          <w:ilvl w:val="1"/>
-          <w:numId w:val="17"/>
-        </w:numPr>
-      </w:pPr>
-      <w:r>
-        <w:t>Lost</w:t>
-      </w:r>
-    </w:p>
-    <w:p>
-      <w:pPr>
-        <w:pStyle w:val="ListParagraph"/>
-        <w:numPr>
-          <w:ilvl w:val="1"/>
-          <w:numId w:val="17"/>
-        </w:numPr>
-      </w:pPr>
-      <w:r>
-        <w:t>Damaged</w:t>
-      </w:r>
-    </w:p>
-    <w:p>
-      <w:pPr>
-        <w:pStyle w:val="ListParagraph"/>
-        <w:numPr>
-          <w:ilvl w:val="0"/>
-          <w:numId w:val="17"/>
-        </w:numPr>
-      </w:pPr>
-      <w:r>
-        <w:t xml:space="preserve">Flags for Containers – this </w:t>
-      </w:r>
-      <w:proofErr w:type="gramStart"/>
-      <w:r>
-        <w:t>reflect</w:t>
-      </w:r>
-      <w:proofErr w:type="gramEnd"/>
-      <w:r>
-        <w:t xml:space="preserve"> on flags of all items in the container</w:t>
-      </w:r>
-    </w:p>
-    <w:p>
-      <w:pPr>
-        <w:pStyle w:val="ListParagraph"/>
-        <w:numPr>
-          <w:ilvl w:val="1"/>
-          <w:numId w:val="17"/>
-        </w:numPr>
-      </w:pPr>
-      <w:r>
-        <w:t>Delayed</w:t>
-      </w:r>
-    </w:p>
-    <w:p>
-      <w:pPr>
-        <w:pStyle w:val="ListParagraph"/>
-        <w:numPr>
-          <w:ilvl w:val="1"/>
-          <w:numId w:val="17"/>
-        </w:numPr>
-      </w:pPr>
-      <w:r>
-        <w:t>Errant</w:t>
-      </w:r>
-    </w:p>
-    <w:p>
-      <w:pPr>
-        <w:pStyle w:val="ListParagraph"/>
-        <w:numPr>
-          <w:ilvl w:val="1"/>
-          <w:numId w:val="17"/>
-        </w:numPr>
-      </w:pPr>
-      <w:r>
-        <w:t>Lost</w:t>
-      </w:r>
-    </w:p>
-    <w:p>
-      <w:pPr>
-        <w:pStyle w:val="ListParagraph"/>
-        <w:numPr>
-          <w:ilvl w:val="1"/>
-          <w:numId w:val="17"/>
-        </w:numPr>
-      </w:pPr>
-      <w:r>
-        <w:t>Damaged</w:t>
-      </w:r>
-    </w:p>
-    <w:p/>
-    <w:p>
-      <w:r>
-        <w:t>Compensations</w:t>
-      </w:r>
-    </w:p>
-    <w:p/>
-    <w:p/>
-    <w:p>
-      <w:r>
-        <w:t>Gifts</w:t>
-      </w:r>
-    </w:p>
-    <w:p>
-      <w:r>
-        <w:t xml:space="preserve">Gifts are items sent with </w:t>
-      </w:r>
-    </w:p>
-    <w:p/>
-    <w:p>
-      <w:r>
-        <w:t>Friendly Names</w:t>
-      </w:r>
-    </w:p>
-    <w:p>
-      <w:r>
-        <w:t>All containers should be viewed in the application with Friendly Names, as follows;</w:t>
+        <w:t>Request &gt;&gt; In case of Special Order; 3 X Requested from Supplier to Customer by Sales User, In case of non-Special Order &gt;&gt; 3 X Requested from Supplier by Sales User</w:t>
       </w:r>
     </w:p>
     <w:p>
@@ -2081,7 +2012,7 @@
         </w:numPr>
       </w:pPr>
       <w:r>
-        <w:t>Supplier &gt;&gt; Suppler Name</w:t>
+        <w:t>Purchase &gt;&gt; 3 X Purchased from Supplier to Destination</w:t>
       </w:r>
     </w:p>
     <w:p>
@@ -2093,15 +2024,7 @@
         </w:numPr>
       </w:pPr>
       <w:r>
-        <w:t xml:space="preserve">Request &gt;&gt; In case of Special Order; 3 X Requested from Supplier to Customer by Sales User, </w:t>
-      </w:r>
-      <w:proofErr w:type="gramStart"/>
-      <w:r>
-        <w:t>In</w:t>
-      </w:r>
-      <w:proofErr w:type="gramEnd"/>
-      <w:r>
-        <w:t xml:space="preserve"> case of non-Special Order &gt;&gt; 3 X Requested from Supplier by Sales User</w:t>
+        <w:t>Patch &gt;&gt; 3 X Shipped from Supplier to Destination</w:t>
       </w:r>
     </w:p>
     <w:p>
@@ -2113,7 +2036,7 @@
         </w:numPr>
       </w:pPr>
       <w:r>
-        <w:t>Purchase &gt;&gt; 3 X Purchased from Supplier to Destination</w:t>
+        <w:t>Traveler &gt;&gt; Traveler Name</w:t>
       </w:r>
     </w:p>
     <w:p>
@@ -2125,40 +2048,7 @@
         </w:numPr>
       </w:pPr>
       <w:r>
-        <w:t>Patch &gt;&gt; 3 X Shipped from Supplier to Destination</w:t>
-      </w:r>
-    </w:p>
-    <w:p>
-      <w:pPr>
-        <w:pStyle w:val="ListParagraph"/>
-        <w:numPr>
-          <w:ilvl w:val="0"/>
-          <w:numId w:val="18"/>
-        </w:numPr>
-      </w:pPr>
-      <w:r>
-        <w:t>Traveler &gt;&gt; Traveler Name</w:t>
-      </w:r>
-    </w:p>
-    <w:p>
-      <w:pPr>
-        <w:pStyle w:val="ListParagraph"/>
-        <w:numPr>
-          <w:ilvl w:val="0"/>
-          <w:numId w:val="18"/>
-        </w:numPr>
-      </w:pPr>
-      <w:r>
-        <w:lastRenderedPageBreak/>
-        <w:t xml:space="preserve">Trip &gt;&gt; Traveler </w:t>
-      </w:r>
-      <w:proofErr w:type="gramStart"/>
-      <w:r>
-        <w:t>name .</w:t>
-      </w:r>
-      <w:proofErr w:type="gramEnd"/>
-      <w:r>
-        <w:t xml:space="preserve"> Date (which is Last Receiving Date)</w:t>
+        <w:t>Trip &gt;&gt; Traveler name . Date (which is Last Receiving Date)</w:t>
       </w:r>
     </w:p>
     <w:p>
@@ -2332,7 +2222,6 @@
           <w:bCs/>
           <w:color w:val="196B24" w:themeColor="accent3"/>
         </w:rPr>
-        <w:lastRenderedPageBreak/>
         <w:t>Expenses Module</w:t>
       </w:r>
       <w:r>
@@ -2610,23 +2499,7 @@
           <w:color w:val="196B24" w:themeColor="accent3"/>
           <w:lang w:bidi="ar-EG"/>
         </w:rPr>
-        <w:t xml:space="preserve">Product shape [symbol in calculation formula ‘S’] – select from list (Capsules/Tablets, </w:t>
-      </w:r>
-      <w:proofErr w:type="spellStart"/>
-      <w:r>
-        <w:rPr>
-          <w:color w:val="196B24" w:themeColor="accent3"/>
-          <w:lang w:bidi="ar-EG"/>
-        </w:rPr>
-        <w:t>Softgels</w:t>
-      </w:r>
-      <w:proofErr w:type="spellEnd"/>
-      <w:r>
-        <w:rPr>
-          <w:color w:val="196B24" w:themeColor="accent3"/>
-          <w:lang w:bidi="ar-EG"/>
-        </w:rPr>
-        <w:t>/Chews, Powder/Creamy, Gummies, Liquid, Injection) – each product shape has multiplier that can be edited in the admin side</w:t>
+        <w:t>Product shape [symbol in calculation formula ‘S’] – select from list (Capsules/Tablets, Softgels/Chews, Powder/Creamy, Gummies, Liquid, Injection) – each product shape has multiplier that can be edited in the admin side</w:t>
       </w:r>
     </w:p>
     <w:p>
@@ -2777,16 +2650,8 @@
         <w:rPr>
           <w:color w:val="196B24" w:themeColor="accent3"/>
         </w:rPr>
-        <w:t xml:space="preserve">with a </w:t>
-      </w:r>
-      <w:proofErr w:type="gramStart"/>
-      <w:r>
-        <w:rPr>
-          <w:color w:val="196B24" w:themeColor="accent3"/>
-        </w:rPr>
-        <w:t>little different calculations</w:t>
-      </w:r>
-      <w:proofErr w:type="gramEnd"/>
+        <w:t>with a little different calculations</w:t>
+      </w:r>
     </w:p>
     <w:p>
       <w:pPr>
@@ -3177,21 +3042,7 @@
         <w:rPr>
           <w:lang w:bidi="ar-EG"/>
         </w:rPr>
-        <w:t xml:space="preserve">Product shape [symbol in calculation formula ‘S’] – select from list (Capsules/Tablets, </w:t>
-      </w:r>
-      <w:proofErr w:type="spellStart"/>
-      <w:r>
-        <w:rPr>
-          <w:lang w:bidi="ar-EG"/>
-        </w:rPr>
-        <w:t>Softgels</w:t>
-      </w:r>
-      <w:proofErr w:type="spellEnd"/>
-      <w:r>
-        <w:rPr>
-          <w:lang w:bidi="ar-EG"/>
-        </w:rPr>
-        <w:t>/Chews, Powder/Creamy, Gummies, Liquid, Injection)</w:t>
+        <w:t>Product shape [symbol in calculation formula ‘S’] – select from list (Capsules/Tablets, Softgels/Chews, Powder/Creamy, Gummies, Liquid, Injection)</w:t>
       </w:r>
       <w:r>
         <w:rPr>
@@ -3623,14 +3474,7 @@
         <w:rPr>
           <w:lang w:bidi="ar-EG"/>
         </w:rPr>
-        <w:t>[</w:t>
-      </w:r>
-      <w:proofErr w:type="spellStart"/>
-      <w:r>
-        <w:rPr>
-          <w:lang w:bidi="ar-EG"/>
-        </w:rPr>
-        <w:t>I</w:t>
+        <w:t>[I</w:t>
       </w:r>
       <w:r>
         <w:rPr>
@@ -3638,7 +3482,6 @@
         </w:rPr>
         <w:t>c</w:t>
       </w:r>
-      <w:proofErr w:type="spellEnd"/>
       <w:r>
         <w:rPr>
           <w:lang w:bidi="ar-EG"/>
@@ -3808,19 +3651,11 @@
           <w:lang w:bidi="ar-EG"/>
         </w:rPr>
       </w:pPr>
-      <w:proofErr w:type="spellStart"/>
-      <w:r>
-        <w:rPr>
-          <w:lang w:bidi="ar-EG"/>
-        </w:rPr>
-        <w:t>Fx</w:t>
-      </w:r>
-      <w:proofErr w:type="spellEnd"/>
-      <w:r>
-        <w:rPr>
-          <w:lang w:bidi="ar-EG"/>
-        </w:rPr>
-        <w:t xml:space="preserve"> = 54 – editable in admin side</w:t>
+      <w:r>
+        <w:rPr>
+          <w:lang w:bidi="ar-EG"/>
+        </w:rPr>
+        <w:t>Fx = 54 – editable in admin side</w:t>
       </w:r>
     </w:p>
     <w:p>
@@ -4057,21 +3892,7 @@
         <w:rPr>
           <w:lang w:bidi="ar-EG"/>
         </w:rPr>
-        <w:t xml:space="preserve">if days equal 1 to </w:t>
-      </w:r>
-      <w:proofErr w:type="gramStart"/>
-      <w:r>
-        <w:rPr>
-          <w:lang w:bidi="ar-EG"/>
-        </w:rPr>
-        <w:t>30 ,</w:t>
-      </w:r>
-      <w:proofErr w:type="gramEnd"/>
-      <w:r>
-        <w:rPr>
-          <w:lang w:bidi="ar-EG"/>
-        </w:rPr>
-        <w:t xml:space="preserve"> then G = 3 then GC=0</w:t>
+        <w:t>if days equal 1 to 30 , then G = 3 then GC=0</w:t>
       </w:r>
     </w:p>
     <w:p>
@@ -4089,21 +3910,7 @@
         <w:rPr>
           <w:lang w:bidi="ar-EG"/>
         </w:rPr>
-        <w:t xml:space="preserve">if days equal 31 to </w:t>
-      </w:r>
-      <w:proofErr w:type="gramStart"/>
-      <w:r>
-        <w:rPr>
-          <w:lang w:bidi="ar-EG"/>
-        </w:rPr>
-        <w:t>60 ,</w:t>
-      </w:r>
-      <w:proofErr w:type="gramEnd"/>
-      <w:r>
-        <w:rPr>
-          <w:lang w:bidi="ar-EG"/>
-        </w:rPr>
-        <w:t xml:space="preserve"> then G = 2</w:t>
+        <w:t>if days equal 31 to 60 , then G = 2</w:t>
       </w:r>
       <w:r>
         <w:rPr>
@@ -4133,21 +3940,7 @@
         <w:rPr>
           <w:lang w:bidi="ar-EG"/>
         </w:rPr>
-        <w:t xml:space="preserve">if days more than </w:t>
-      </w:r>
-      <w:proofErr w:type="gramStart"/>
-      <w:r>
-        <w:rPr>
-          <w:lang w:bidi="ar-EG"/>
-        </w:rPr>
-        <w:t>60 ,</w:t>
-      </w:r>
-      <w:proofErr w:type="gramEnd"/>
-      <w:r>
-        <w:rPr>
-          <w:lang w:bidi="ar-EG"/>
-        </w:rPr>
-        <w:t xml:space="preserve"> then G = 1</w:t>
+        <w:t>if days more than 60 , then G = 1</w:t>
       </w:r>
       <w:r>
         <w:rPr>
@@ -4620,6 +4413,119 @@
     </w:lvl>
   </w:abstractNum>
   <w:abstractNum w:abstractNumId="4" w15:restartNumberingAfterBreak="0">
+    <w:nsid w:val="185C30FA"/>
+    <w:multiLevelType w:val="hybridMultilevel"/>
+    <w:tmpl w:val="8EE696F2"/>
+    <w:lvl w:ilvl="0" w:tplc="FFFFFFFF">
+      <w:start w:val="1"/>
+      <w:numFmt w:val="decimal"/>
+      <w:lvlText w:val="%1."/>
+      <w:lvlJc w:val="left"/>
+      <w:pPr>
+        <w:ind w:left="720" w:hanging="360"/>
+      </w:pPr>
+      <w:rPr>
+        <w:rFonts w:hint="default"/>
+      </w:rPr>
+    </w:lvl>
+    <w:lvl w:ilvl="1" w:tplc="FFFFFFFF" w:tentative="1">
+      <w:start w:val="1"/>
+      <w:numFmt w:val="bullet"/>
+      <w:lvlText w:val="o"/>
+      <w:lvlJc w:val="left"/>
+      <w:pPr>
+        <w:ind w:left="1440" w:hanging="360"/>
+      </w:pPr>
+      <w:rPr>
+        <w:rFonts w:ascii="Courier New" w:hAnsi="Courier New" w:cs="Courier New" w:hint="default"/>
+      </w:rPr>
+    </w:lvl>
+    <w:lvl w:ilvl="2" w:tplc="FFFFFFFF" w:tentative="1">
+      <w:start w:val="1"/>
+      <w:numFmt w:val="bullet"/>
+      <w:lvlText w:val=""/>
+      <w:lvlJc w:val="left"/>
+      <w:pPr>
+        <w:ind w:left="2160" w:hanging="360"/>
+      </w:pPr>
+      <w:rPr>
+        <w:rFonts w:ascii="Wingdings" w:hAnsi="Wingdings" w:hint="default"/>
+      </w:rPr>
+    </w:lvl>
+    <w:lvl w:ilvl="3" w:tplc="FFFFFFFF" w:tentative="1">
+      <w:start w:val="1"/>
+      <w:numFmt w:val="bullet"/>
+      <w:lvlText w:val=""/>
+      <w:lvlJc w:val="left"/>
+      <w:pPr>
+        <w:ind w:left="2880" w:hanging="360"/>
+      </w:pPr>
+      <w:rPr>
+        <w:rFonts w:ascii="Symbol" w:hAnsi="Symbol" w:hint="default"/>
+      </w:rPr>
+    </w:lvl>
+    <w:lvl w:ilvl="4" w:tplc="FFFFFFFF" w:tentative="1">
+      <w:start w:val="1"/>
+      <w:numFmt w:val="bullet"/>
+      <w:lvlText w:val="o"/>
+      <w:lvlJc w:val="left"/>
+      <w:pPr>
+        <w:ind w:left="3600" w:hanging="360"/>
+      </w:pPr>
+      <w:rPr>
+        <w:rFonts w:ascii="Courier New" w:hAnsi="Courier New" w:cs="Courier New" w:hint="default"/>
+      </w:rPr>
+    </w:lvl>
+    <w:lvl w:ilvl="5" w:tplc="FFFFFFFF" w:tentative="1">
+      <w:start w:val="1"/>
+      <w:numFmt w:val="bullet"/>
+      <w:lvlText w:val=""/>
+      <w:lvlJc w:val="left"/>
+      <w:pPr>
+        <w:ind w:left="4320" w:hanging="360"/>
+      </w:pPr>
+      <w:rPr>
+        <w:rFonts w:ascii="Wingdings" w:hAnsi="Wingdings" w:hint="default"/>
+      </w:rPr>
+    </w:lvl>
+    <w:lvl w:ilvl="6" w:tplc="FFFFFFFF" w:tentative="1">
+      <w:start w:val="1"/>
+      <w:numFmt w:val="bullet"/>
+      <w:lvlText w:val=""/>
+      <w:lvlJc w:val="left"/>
+      <w:pPr>
+        <w:ind w:left="5040" w:hanging="360"/>
+      </w:pPr>
+      <w:rPr>
+        <w:rFonts w:ascii="Symbol" w:hAnsi="Symbol" w:hint="default"/>
+      </w:rPr>
+    </w:lvl>
+    <w:lvl w:ilvl="7" w:tplc="FFFFFFFF" w:tentative="1">
+      <w:start w:val="1"/>
+      <w:numFmt w:val="bullet"/>
+      <w:lvlText w:val="o"/>
+      <w:lvlJc w:val="left"/>
+      <w:pPr>
+        <w:ind w:left="5760" w:hanging="360"/>
+      </w:pPr>
+      <w:rPr>
+        <w:rFonts w:ascii="Courier New" w:hAnsi="Courier New" w:cs="Courier New" w:hint="default"/>
+      </w:rPr>
+    </w:lvl>
+    <w:lvl w:ilvl="8" w:tplc="FFFFFFFF" w:tentative="1">
+      <w:start w:val="1"/>
+      <w:numFmt w:val="bullet"/>
+      <w:lvlText w:val=""/>
+      <w:lvlJc w:val="left"/>
+      <w:pPr>
+        <w:ind w:left="6480" w:hanging="360"/>
+      </w:pPr>
+      <w:rPr>
+        <w:rFonts w:ascii="Wingdings" w:hAnsi="Wingdings" w:hint="default"/>
+      </w:rPr>
+    </w:lvl>
+  </w:abstractNum>
+  <w:abstractNum w:abstractNumId="5" w15:restartNumberingAfterBreak="0">
     <w:nsid w:val="18DD7DB1"/>
     <w:multiLevelType w:val="hybridMultilevel"/>
     <w:tmpl w:val="26C6C6FA"/>
@@ -4708,7 +4614,7 @@
       </w:pPr>
     </w:lvl>
   </w:abstractNum>
-  <w:abstractNum w:abstractNumId="5" w15:restartNumberingAfterBreak="0">
+  <w:abstractNum w:abstractNumId="6" w15:restartNumberingAfterBreak="0">
     <w:nsid w:val="23FA5BD3"/>
     <w:multiLevelType w:val="hybridMultilevel"/>
     <w:tmpl w:val="AC06FC4A"/>
@@ -4797,7 +4703,7 @@
       </w:pPr>
     </w:lvl>
   </w:abstractNum>
-  <w:abstractNum w:abstractNumId="6" w15:restartNumberingAfterBreak="0">
+  <w:abstractNum w:abstractNumId="7" w15:restartNumberingAfterBreak="0">
     <w:nsid w:val="27291644"/>
     <w:multiLevelType w:val="hybridMultilevel"/>
     <w:tmpl w:val="461ADAC4"/>
@@ -4910,7 +4816,7 @@
       </w:rPr>
     </w:lvl>
   </w:abstractNum>
-  <w:abstractNum w:abstractNumId="7" w15:restartNumberingAfterBreak="0">
+  <w:abstractNum w:abstractNumId="8" w15:restartNumberingAfterBreak="0">
     <w:nsid w:val="29642790"/>
     <w:multiLevelType w:val="hybridMultilevel"/>
     <w:tmpl w:val="C1B6FEFC"/>
@@ -4999,7 +4905,7 @@
       </w:pPr>
     </w:lvl>
   </w:abstractNum>
-  <w:abstractNum w:abstractNumId="8" w15:restartNumberingAfterBreak="0">
+  <w:abstractNum w:abstractNumId="9" w15:restartNumberingAfterBreak="0">
     <w:nsid w:val="326176B3"/>
     <w:multiLevelType w:val="hybridMultilevel"/>
     <w:tmpl w:val="29D8BB8A"/>
@@ -5085,7 +4991,7 @@
       </w:pPr>
     </w:lvl>
   </w:abstractNum>
-  <w:abstractNum w:abstractNumId="9" w15:restartNumberingAfterBreak="0">
+  <w:abstractNum w:abstractNumId="10" w15:restartNumberingAfterBreak="0">
     <w:nsid w:val="33B97F5D"/>
     <w:multiLevelType w:val="hybridMultilevel"/>
     <w:tmpl w:val="03367ED8"/>
@@ -5174,7 +5080,7 @@
       </w:pPr>
     </w:lvl>
   </w:abstractNum>
-  <w:abstractNum w:abstractNumId="10" w15:restartNumberingAfterBreak="0">
+  <w:abstractNum w:abstractNumId="11" w15:restartNumberingAfterBreak="0">
     <w:nsid w:val="3BAD0B6B"/>
     <w:multiLevelType w:val="hybridMultilevel"/>
     <w:tmpl w:val="A0928DC6"/>
@@ -5287,7 +5193,96 @@
       </w:rPr>
     </w:lvl>
   </w:abstractNum>
-  <w:abstractNum w:abstractNumId="11" w15:restartNumberingAfterBreak="0">
+  <w:abstractNum w:abstractNumId="12" w15:restartNumberingAfterBreak="0">
+    <w:nsid w:val="3FF54E8A"/>
+    <w:multiLevelType w:val="hybridMultilevel"/>
+    <w:tmpl w:val="5E344400"/>
+    <w:lvl w:ilvl="0" w:tplc="0409000F">
+      <w:start w:val="1"/>
+      <w:numFmt w:val="decimal"/>
+      <w:lvlText w:val="%1."/>
+      <w:lvlJc w:val="left"/>
+      <w:pPr>
+        <w:ind w:left="720" w:hanging="360"/>
+      </w:pPr>
+      <w:rPr>
+        <w:rFonts w:hint="default"/>
+      </w:rPr>
+    </w:lvl>
+    <w:lvl w:ilvl="1" w:tplc="04090019" w:tentative="1">
+      <w:start w:val="1"/>
+      <w:numFmt w:val="lowerLetter"/>
+      <w:lvlText w:val="%2."/>
+      <w:lvlJc w:val="left"/>
+      <w:pPr>
+        <w:ind w:left="1440" w:hanging="360"/>
+      </w:pPr>
+    </w:lvl>
+    <w:lvl w:ilvl="2" w:tplc="0409001B" w:tentative="1">
+      <w:start w:val="1"/>
+      <w:numFmt w:val="lowerRoman"/>
+      <w:lvlText w:val="%3."/>
+      <w:lvlJc w:val="right"/>
+      <w:pPr>
+        <w:ind w:left="2160" w:hanging="180"/>
+      </w:pPr>
+    </w:lvl>
+    <w:lvl w:ilvl="3" w:tplc="0409000F" w:tentative="1">
+      <w:start w:val="1"/>
+      <w:numFmt w:val="decimal"/>
+      <w:lvlText w:val="%4."/>
+      <w:lvlJc w:val="left"/>
+      <w:pPr>
+        <w:ind w:left="2880" w:hanging="360"/>
+      </w:pPr>
+    </w:lvl>
+    <w:lvl w:ilvl="4" w:tplc="04090019" w:tentative="1">
+      <w:start w:val="1"/>
+      <w:numFmt w:val="lowerLetter"/>
+      <w:lvlText w:val="%5."/>
+      <w:lvlJc w:val="left"/>
+      <w:pPr>
+        <w:ind w:left="3600" w:hanging="360"/>
+      </w:pPr>
+    </w:lvl>
+    <w:lvl w:ilvl="5" w:tplc="0409001B" w:tentative="1">
+      <w:start w:val="1"/>
+      <w:numFmt w:val="lowerRoman"/>
+      <w:lvlText w:val="%6."/>
+      <w:lvlJc w:val="right"/>
+      <w:pPr>
+        <w:ind w:left="4320" w:hanging="180"/>
+      </w:pPr>
+    </w:lvl>
+    <w:lvl w:ilvl="6" w:tplc="0409000F" w:tentative="1">
+      <w:start w:val="1"/>
+      <w:numFmt w:val="decimal"/>
+      <w:lvlText w:val="%7."/>
+      <w:lvlJc w:val="left"/>
+      <w:pPr>
+        <w:ind w:left="5040" w:hanging="360"/>
+      </w:pPr>
+    </w:lvl>
+    <w:lvl w:ilvl="7" w:tplc="04090019" w:tentative="1">
+      <w:start w:val="1"/>
+      <w:numFmt w:val="lowerLetter"/>
+      <w:lvlText w:val="%8."/>
+      <w:lvlJc w:val="left"/>
+      <w:pPr>
+        <w:ind w:left="5760" w:hanging="360"/>
+      </w:pPr>
+    </w:lvl>
+    <w:lvl w:ilvl="8" w:tplc="0409001B" w:tentative="1">
+      <w:start w:val="1"/>
+      <w:numFmt w:val="lowerRoman"/>
+      <w:lvlText w:val="%9."/>
+      <w:lvlJc w:val="right"/>
+      <w:pPr>
+        <w:ind w:left="6480" w:hanging="180"/>
+      </w:pPr>
+    </w:lvl>
+  </w:abstractNum>
+  <w:abstractNum w:abstractNumId="13" w15:restartNumberingAfterBreak="0">
     <w:nsid w:val="42CF3E2F"/>
     <w:multiLevelType w:val="hybridMultilevel"/>
     <w:tmpl w:val="E6D65468"/>
@@ -5400,7 +5395,7 @@
       </w:rPr>
     </w:lvl>
   </w:abstractNum>
-  <w:abstractNum w:abstractNumId="12" w15:restartNumberingAfterBreak="0">
+  <w:abstractNum w:abstractNumId="14" w15:restartNumberingAfterBreak="0">
     <w:nsid w:val="45EC2CC5"/>
     <w:multiLevelType w:val="hybridMultilevel"/>
     <w:tmpl w:val="978C5BB8"/>
@@ -5489,7 +5484,7 @@
       </w:pPr>
     </w:lvl>
   </w:abstractNum>
-  <w:abstractNum w:abstractNumId="13" w15:restartNumberingAfterBreak="0">
+  <w:abstractNum w:abstractNumId="15" w15:restartNumberingAfterBreak="0">
     <w:nsid w:val="48732311"/>
     <w:multiLevelType w:val="hybridMultilevel"/>
     <w:tmpl w:val="03565E9C"/>
@@ -5602,7 +5597,7 @@
       </w:rPr>
     </w:lvl>
   </w:abstractNum>
-  <w:abstractNum w:abstractNumId="14" w15:restartNumberingAfterBreak="0">
+  <w:abstractNum w:abstractNumId="16" w15:restartNumberingAfterBreak="0">
     <w:nsid w:val="54395ECA"/>
     <w:multiLevelType w:val="hybridMultilevel"/>
     <w:tmpl w:val="4DB6B126"/>
@@ -5691,7 +5686,7 @@
       </w:pPr>
     </w:lvl>
   </w:abstractNum>
-  <w:abstractNum w:abstractNumId="15" w15:restartNumberingAfterBreak="0">
+  <w:abstractNum w:abstractNumId="17" w15:restartNumberingAfterBreak="0">
     <w:nsid w:val="5EC321D4"/>
     <w:multiLevelType w:val="hybridMultilevel"/>
     <w:tmpl w:val="6E3ED2EA"/>
@@ -5780,7 +5775,7 @@
       </w:pPr>
     </w:lvl>
   </w:abstractNum>
-  <w:abstractNum w:abstractNumId="16" w15:restartNumberingAfterBreak="0">
+  <w:abstractNum w:abstractNumId="18" w15:restartNumberingAfterBreak="0">
     <w:nsid w:val="5F517413"/>
     <w:multiLevelType w:val="hybridMultilevel"/>
     <w:tmpl w:val="7CB0D35A"/>
@@ -5893,7 +5888,7 @@
       </w:rPr>
     </w:lvl>
   </w:abstractNum>
-  <w:abstractNum w:abstractNumId="17" w15:restartNumberingAfterBreak="0">
+  <w:abstractNum w:abstractNumId="19" w15:restartNumberingAfterBreak="0">
     <w:nsid w:val="5F772985"/>
     <w:multiLevelType w:val="hybridMultilevel"/>
     <w:tmpl w:val="20525B26"/>
@@ -5979,7 +5974,7 @@
       </w:pPr>
     </w:lvl>
   </w:abstractNum>
-  <w:abstractNum w:abstractNumId="18" w15:restartNumberingAfterBreak="0">
+  <w:abstractNum w:abstractNumId="20" w15:restartNumberingAfterBreak="0">
     <w:nsid w:val="64B413BB"/>
     <w:multiLevelType w:val="hybridMultilevel"/>
     <w:tmpl w:val="96A6D232"/>
@@ -6068,7 +6063,7 @@
       </w:pPr>
     </w:lvl>
   </w:abstractNum>
-  <w:abstractNum w:abstractNumId="19" w15:restartNumberingAfterBreak="0">
+  <w:abstractNum w:abstractNumId="21" w15:restartNumberingAfterBreak="0">
     <w:nsid w:val="6A7C5CB3"/>
     <w:multiLevelType w:val="hybridMultilevel"/>
     <w:tmpl w:val="5C9C4FC4"/>
@@ -6180,7 +6175,7 @@
       </w:rPr>
     </w:lvl>
   </w:abstractNum>
-  <w:abstractNum w:abstractNumId="20" w15:restartNumberingAfterBreak="0">
+  <w:abstractNum w:abstractNumId="22" w15:restartNumberingAfterBreak="0">
     <w:nsid w:val="702E6DD6"/>
     <w:multiLevelType w:val="hybridMultilevel"/>
     <w:tmpl w:val="04B4B522"/>
@@ -6269,7 +6264,120 @@
       </w:pPr>
     </w:lvl>
   </w:abstractNum>
-  <w:abstractNum w:abstractNumId="21" w15:restartNumberingAfterBreak="0">
+  <w:abstractNum w:abstractNumId="23" w15:restartNumberingAfterBreak="0">
+    <w:nsid w:val="71173C80"/>
+    <w:multiLevelType w:val="hybridMultilevel"/>
+    <w:tmpl w:val="8EE696F2"/>
+    <w:lvl w:ilvl="0" w:tplc="FFFFFFFF">
+      <w:start w:val="1"/>
+      <w:numFmt w:val="decimal"/>
+      <w:lvlText w:val="%1."/>
+      <w:lvlJc w:val="left"/>
+      <w:pPr>
+        <w:ind w:left="720" w:hanging="360"/>
+      </w:pPr>
+      <w:rPr>
+        <w:rFonts w:hint="default"/>
+      </w:rPr>
+    </w:lvl>
+    <w:lvl w:ilvl="1" w:tplc="FFFFFFFF" w:tentative="1">
+      <w:start w:val="1"/>
+      <w:numFmt w:val="bullet"/>
+      <w:lvlText w:val="o"/>
+      <w:lvlJc w:val="left"/>
+      <w:pPr>
+        <w:ind w:left="1440" w:hanging="360"/>
+      </w:pPr>
+      <w:rPr>
+        <w:rFonts w:ascii="Courier New" w:hAnsi="Courier New" w:cs="Courier New" w:hint="default"/>
+      </w:rPr>
+    </w:lvl>
+    <w:lvl w:ilvl="2" w:tplc="FFFFFFFF" w:tentative="1">
+      <w:start w:val="1"/>
+      <w:numFmt w:val="bullet"/>
+      <w:lvlText w:val=""/>
+      <w:lvlJc w:val="left"/>
+      <w:pPr>
+        <w:ind w:left="2160" w:hanging="360"/>
+      </w:pPr>
+      <w:rPr>
+        <w:rFonts w:ascii="Wingdings" w:hAnsi="Wingdings" w:hint="default"/>
+      </w:rPr>
+    </w:lvl>
+    <w:lvl w:ilvl="3" w:tplc="FFFFFFFF" w:tentative="1">
+      <w:start w:val="1"/>
+      <w:numFmt w:val="bullet"/>
+      <w:lvlText w:val=""/>
+      <w:lvlJc w:val="left"/>
+      <w:pPr>
+        <w:ind w:left="2880" w:hanging="360"/>
+      </w:pPr>
+      <w:rPr>
+        <w:rFonts w:ascii="Symbol" w:hAnsi="Symbol" w:hint="default"/>
+      </w:rPr>
+    </w:lvl>
+    <w:lvl w:ilvl="4" w:tplc="FFFFFFFF" w:tentative="1">
+      <w:start w:val="1"/>
+      <w:numFmt w:val="bullet"/>
+      <w:lvlText w:val="o"/>
+      <w:lvlJc w:val="left"/>
+      <w:pPr>
+        <w:ind w:left="3600" w:hanging="360"/>
+      </w:pPr>
+      <w:rPr>
+        <w:rFonts w:ascii="Courier New" w:hAnsi="Courier New" w:cs="Courier New" w:hint="default"/>
+      </w:rPr>
+    </w:lvl>
+    <w:lvl w:ilvl="5" w:tplc="FFFFFFFF" w:tentative="1">
+      <w:start w:val="1"/>
+      <w:numFmt w:val="bullet"/>
+      <w:lvlText w:val=""/>
+      <w:lvlJc w:val="left"/>
+      <w:pPr>
+        <w:ind w:left="4320" w:hanging="360"/>
+      </w:pPr>
+      <w:rPr>
+        <w:rFonts w:ascii="Wingdings" w:hAnsi="Wingdings" w:hint="default"/>
+      </w:rPr>
+    </w:lvl>
+    <w:lvl w:ilvl="6" w:tplc="FFFFFFFF" w:tentative="1">
+      <w:start w:val="1"/>
+      <w:numFmt w:val="bullet"/>
+      <w:lvlText w:val=""/>
+      <w:lvlJc w:val="left"/>
+      <w:pPr>
+        <w:ind w:left="5040" w:hanging="360"/>
+      </w:pPr>
+      <w:rPr>
+        <w:rFonts w:ascii="Symbol" w:hAnsi="Symbol" w:hint="default"/>
+      </w:rPr>
+    </w:lvl>
+    <w:lvl w:ilvl="7" w:tplc="FFFFFFFF" w:tentative="1">
+      <w:start w:val="1"/>
+      <w:numFmt w:val="bullet"/>
+      <w:lvlText w:val="o"/>
+      <w:lvlJc w:val="left"/>
+      <w:pPr>
+        <w:ind w:left="5760" w:hanging="360"/>
+      </w:pPr>
+      <w:rPr>
+        <w:rFonts w:ascii="Courier New" w:hAnsi="Courier New" w:cs="Courier New" w:hint="default"/>
+      </w:rPr>
+    </w:lvl>
+    <w:lvl w:ilvl="8" w:tplc="FFFFFFFF" w:tentative="1">
+      <w:start w:val="1"/>
+      <w:numFmt w:val="bullet"/>
+      <w:lvlText w:val=""/>
+      <w:lvlJc w:val="left"/>
+      <w:pPr>
+        <w:ind w:left="6480" w:hanging="360"/>
+      </w:pPr>
+      <w:rPr>
+        <w:rFonts w:ascii="Wingdings" w:hAnsi="Wingdings" w:hint="default"/>
+      </w:rPr>
+    </w:lvl>
+  </w:abstractNum>
+  <w:abstractNum w:abstractNumId="24" w15:restartNumberingAfterBreak="0">
     <w:nsid w:val="7D9D3417"/>
     <w:multiLevelType w:val="hybridMultilevel"/>
     <w:tmpl w:val="03367ED8"/>
@@ -6359,7 +6467,7 @@
     </w:lvl>
   </w:abstractNum>
   <w:num w:numId="1" w16cid:durableId="1193694031">
-    <w:abstractNumId w:val="19"/>
+    <w:abstractNumId w:val="21"/>
   </w:num>
   <w:num w:numId="2" w16cid:durableId="1230458739">
     <w:abstractNumId w:val="1"/>
@@ -6368,61 +6476,70 @@
     <w:abstractNumId w:val="2"/>
   </w:num>
   <w:num w:numId="4" w16cid:durableId="878856215">
-    <w:abstractNumId w:val="17"/>
+    <w:abstractNumId w:val="19"/>
   </w:num>
   <w:num w:numId="5" w16cid:durableId="1894077811">
+    <w:abstractNumId w:val="6"/>
+  </w:num>
+  <w:num w:numId="6" w16cid:durableId="1035351593">
     <w:abstractNumId w:val="5"/>
   </w:num>
-  <w:num w:numId="6" w16cid:durableId="1035351593">
-    <w:abstractNumId w:val="4"/>
-  </w:num>
   <w:num w:numId="7" w16cid:durableId="1913928248">
-    <w:abstractNumId w:val="16"/>
+    <w:abstractNumId w:val="18"/>
   </w:num>
   <w:num w:numId="8" w16cid:durableId="1499349636">
-    <w:abstractNumId w:val="11"/>
+    <w:abstractNumId w:val="13"/>
   </w:num>
   <w:num w:numId="9" w16cid:durableId="1114789797">
     <w:abstractNumId w:val="0"/>
   </w:num>
   <w:num w:numId="10" w16cid:durableId="1153989169">
-    <w:abstractNumId w:val="6"/>
+    <w:abstractNumId w:val="7"/>
   </w:num>
   <w:num w:numId="11" w16cid:durableId="854884316">
-    <w:abstractNumId w:val="9"/>
+    <w:abstractNumId w:val="10"/>
   </w:num>
   <w:num w:numId="12" w16cid:durableId="2131852888">
-    <w:abstractNumId w:val="18"/>
+    <w:abstractNumId w:val="20"/>
   </w:num>
   <w:num w:numId="13" w16cid:durableId="2088113893">
-    <w:abstractNumId w:val="13"/>
+    <w:abstractNumId w:val="15"/>
   </w:num>
   <w:num w:numId="14" w16cid:durableId="848449906">
-    <w:abstractNumId w:val="10"/>
+    <w:abstractNumId w:val="11"/>
   </w:num>
   <w:num w:numId="15" w16cid:durableId="1511139773">
-    <w:abstractNumId w:val="20"/>
+    <w:abstractNumId w:val="22"/>
   </w:num>
   <w:num w:numId="16" w16cid:durableId="148637161">
-    <w:abstractNumId w:val="21"/>
+    <w:abstractNumId w:val="24"/>
   </w:num>
   <w:num w:numId="17" w16cid:durableId="1011494376">
-    <w:abstractNumId w:val="12"/>
+    <w:abstractNumId w:val="14"/>
   </w:num>
   <w:num w:numId="18" w16cid:durableId="1846704498">
     <w:abstractNumId w:val="3"/>
   </w:num>
   <w:num w:numId="19" w16cid:durableId="1249265432">
-    <w:abstractNumId w:val="15"/>
+    <w:abstractNumId w:val="17"/>
   </w:num>
   <w:num w:numId="20" w16cid:durableId="1135560392">
+    <w:abstractNumId w:val="9"/>
+  </w:num>
+  <w:num w:numId="21" w16cid:durableId="1421294308">
+    <w:abstractNumId w:val="16"/>
+  </w:num>
+  <w:num w:numId="22" w16cid:durableId="44064616">
     <w:abstractNumId w:val="8"/>
   </w:num>
-  <w:num w:numId="21" w16cid:durableId="1421294308">
-    <w:abstractNumId w:val="14"/>
+  <w:num w:numId="23" w16cid:durableId="763112585">
+    <w:abstractNumId w:val="23"/>
   </w:num>
-  <w:num w:numId="22" w16cid:durableId="44064616">
-    <w:abstractNumId w:val="7"/>
+  <w:num w:numId="24" w16cid:durableId="492573669">
+    <w:abstractNumId w:val="4"/>
+  </w:num>
+  <w:num w:numId="25" w16cid:durableId="1278292986">
+    <w:abstractNumId w:val="12"/>
   </w:num>
 </w:numbering>
 </file>

--- a/PDD.docx
+++ b/PDD.docx
@@ -16,6 +16,7 @@
         </w:rPr>
         <w:t xml:space="preserve">What is </w:t>
       </w:r>
+      <w:proofErr w:type="spellStart"/>
       <w:r>
         <w:rPr>
           <w:b/>
@@ -23,24 +24,55 @@
         </w:rPr>
         <w:t>YeldnIN</w:t>
       </w:r>
-      <w:r>
-        <w:rPr>
-          <w:b/>
-          <w:bCs/>
-        </w:rPr>
-        <w:t xml:space="preserve"> app ?</w:t>
-      </w:r>
-    </w:p>
-    <w:p>
-      <w:r>
-        <w:t xml:space="preserve">YeldnIN is the </w:t>
-      </w:r>
-      <w:r>
-        <w:rPr>
-          <w:b/>
-          <w:bCs/>
-        </w:rPr>
-        <w:t>internal back-office platform for "Yeldn Health"</w:t>
+      <w:proofErr w:type="spellEnd"/>
+      <w:r>
+        <w:rPr>
+          <w:b/>
+          <w:bCs/>
+        </w:rPr>
+        <w:t xml:space="preserve"> </w:t>
+      </w:r>
+      <w:proofErr w:type="gramStart"/>
+      <w:r>
+        <w:rPr>
+          <w:b/>
+          <w:bCs/>
+        </w:rPr>
+        <w:t>app ?</w:t>
+      </w:r>
+      <w:proofErr w:type="gramEnd"/>
+    </w:p>
+    <w:p>
+      <w:proofErr w:type="spellStart"/>
+      <w:r>
+        <w:t>YeldnIN</w:t>
+      </w:r>
+      <w:proofErr w:type="spellEnd"/>
+      <w:r>
+        <w:t xml:space="preserve"> is the </w:t>
+      </w:r>
+      <w:r>
+        <w:rPr>
+          <w:b/>
+          <w:bCs/>
+        </w:rPr>
+        <w:t>internal back-office platform for "</w:t>
+      </w:r>
+      <w:proofErr w:type="spellStart"/>
+      <w:r>
+        <w:rPr>
+          <w:b/>
+          <w:bCs/>
+        </w:rPr>
+        <w:t>Yeldn</w:t>
+      </w:r>
+      <w:proofErr w:type="spellEnd"/>
+      <w:r>
+        <w:rPr>
+          <w:b/>
+          <w:bCs/>
+        </w:rPr>
+        <w:t xml:space="preserve"> Health"</w:t>
       </w:r>
       <w:r>
         <w:t xml:space="preserve">, an Egypt-based company that sells vitamins, supplements and health devices (brand: </w:t>
@@ -312,7 +344,15 @@
         <w:t>PWA</w:t>
       </w:r>
       <w:r>
-        <w:t xml:space="preserve"> with web push, and integrates with an external storefront ("Veeey")</w:t>
+        <w:t xml:space="preserve"> with web push, and integrates with an external storefront ("</w:t>
+      </w:r>
+      <w:proofErr w:type="spellStart"/>
+      <w:r>
+        <w:t>Veeey</w:t>
+      </w:r>
+      <w:proofErr w:type="spellEnd"/>
+      <w:r>
+        <w:t>")</w:t>
       </w:r>
       <w:r>
         <w:t xml:space="preserve"> which is a full eCommerce platform</w:t>
@@ -377,7 +417,15 @@
         </w:numPr>
       </w:pPr>
       <w:r>
-        <w:t xml:space="preserve">Application Unites (containers – from requests to shipments, items - products, and people – users and customers) should be interconnected so that users can click the name of any unit to go to its page. There are links for all connected units that user can click to go to these units. Connected units are units that have connection or relations with the current unit. </w:t>
+        <w:t xml:space="preserve">Application Unites (containers – from requests to shipments, items - products, and people – users and customers) should be interconnected so that users can click the name of any unit to go to its page. There are links for all connected units that user can click to go to these units. Connected units are units that have </w:t>
+      </w:r>
+      <w:proofErr w:type="gramStart"/>
+      <w:r>
+        <w:t>connection</w:t>
+      </w:r>
+      <w:proofErr w:type="gramEnd"/>
+      <w:r>
+        <w:t xml:space="preserve"> or relations with the current unit. </w:t>
       </w:r>
     </w:p>
     <w:p>
@@ -478,6 +526,7 @@
           <w:bCs/>
         </w:rPr>
       </w:pPr>
+      <w:proofErr w:type="gramStart"/>
       <w:r>
         <w:rPr>
           <w:b/>
@@ -485,6 +534,7 @@
         </w:rPr>
         <w:t>Users</w:t>
       </w:r>
+      <w:proofErr w:type="gramEnd"/>
       <w:r>
         <w:rPr>
           <w:b/>
@@ -826,7 +876,15 @@
     </w:p>
     <w:p>
       <w:r>
-        <w:t>Every employee will have a user account that have some permissions over some modules</w:t>
+        <w:t xml:space="preserve">Every employee will have a user account that </w:t>
+      </w:r>
+      <w:proofErr w:type="gramStart"/>
+      <w:r>
+        <w:t>have</w:t>
+      </w:r>
+      <w:proofErr w:type="gramEnd"/>
+      <w:r>
+        <w:t xml:space="preserve"> some permissions over some modules</w:t>
       </w:r>
     </w:p>
     <w:p/>
@@ -856,7 +914,21 @@
         <w:rPr>
           <w:lang w:bidi="ar-EG"/>
         </w:rPr>
-        <w:t>Items of products, they are the building block of the system while tracking inventory from point to point.</w:t>
+        <w:t xml:space="preserve">Items of </w:t>
+      </w:r>
+      <w:proofErr w:type="gramStart"/>
+      <w:r>
+        <w:rPr>
+          <w:lang w:bidi="ar-EG"/>
+        </w:rPr>
+        <w:t>products, they</w:t>
+      </w:r>
+      <w:proofErr w:type="gramEnd"/>
+      <w:r>
+        <w:rPr>
+          <w:lang w:bidi="ar-EG"/>
+        </w:rPr>
+        <w:t xml:space="preserve"> are the building block of the system while tracking inventory from point to point.</w:t>
       </w:r>
     </w:p>
     <w:p/>
@@ -1115,6 +1187,9 @@
       <w:r>
         <w:t>Delay</w:t>
       </w:r>
+      <w:r>
+        <w:t xml:space="preserve"> – this flag can be added manually or automatically through some predefined conditions</w:t>
+      </w:r>
     </w:p>
     <w:p/>
     <w:p>
@@ -1300,6 +1375,7 @@
           <w:b/>
           <w:bCs/>
         </w:rPr>
+        <w:lastRenderedPageBreak/>
         <w:t>Trips</w:t>
       </w:r>
     </w:p>
@@ -1315,7 +1391,6 @@
           <w:b/>
           <w:bCs/>
         </w:rPr>
-        <w:lastRenderedPageBreak/>
         <w:tab/>
         <w:t>Statuses</w:t>
       </w:r>
@@ -1506,8 +1581,17 @@
           <w:b/>
           <w:bCs/>
         </w:rPr>
-        <w:t xml:space="preserve"> Partially</w:t>
-      </w:r>
+        <w:t xml:space="preserve"> </w:t>
+      </w:r>
+      <w:proofErr w:type="gramStart"/>
+      <w:r>
+        <w:rPr>
+          <w:b/>
+          <w:bCs/>
+        </w:rPr>
+        <w:t>Partially</w:t>
+      </w:r>
+      <w:proofErr w:type="gramEnd"/>
       <w:r>
         <w:t xml:space="preserve"> – some items in the trip</w:t>
       </w:r>
@@ -1698,6 +1782,7 @@
         </w:numPr>
       </w:pPr>
       <w:r>
+        <w:lastRenderedPageBreak/>
         <w:t>Received</w:t>
       </w:r>
     </w:p>
@@ -1710,7 +1795,6 @@
           <w:b/>
           <w:bCs/>
         </w:rPr>
-        <w:lastRenderedPageBreak/>
         <w:t>Flags</w:t>
       </w:r>
     </w:p>
@@ -1744,8 +1828,17 @@
           <w:b/>
           <w:bCs/>
         </w:rPr>
-        <w:t xml:space="preserve"> Partially</w:t>
-      </w:r>
+        <w:t xml:space="preserve"> </w:t>
+      </w:r>
+      <w:proofErr w:type="gramStart"/>
+      <w:r>
+        <w:rPr>
+          <w:b/>
+          <w:bCs/>
+        </w:rPr>
+        <w:t>Partially</w:t>
+      </w:r>
+      <w:proofErr w:type="gramEnd"/>
       <w:r>
         <w:t xml:space="preserve"> – some items in the trip</w:t>
       </w:r>
@@ -1838,7 +1931,15 @@
         </w:numPr>
       </w:pPr>
       <w:r>
-        <w:t>Flags for Items – this reflect on Partial flag for the container</w:t>
+        <w:t xml:space="preserve">Flags for Items – this </w:t>
+      </w:r>
+      <w:proofErr w:type="gramStart"/>
+      <w:r>
+        <w:t>reflect</w:t>
+      </w:r>
+      <w:proofErr w:type="gramEnd"/>
+      <w:r>
+        <w:t xml:space="preserve"> on Partial flag for the container</w:t>
       </w:r>
     </w:p>
     <w:p>
@@ -1898,7 +1999,15 @@
         </w:numPr>
       </w:pPr>
       <w:r>
-        <w:t>Flags for Containers – this reflect on flags of all items in the container</w:t>
+        <w:t xml:space="preserve">Flags for Containers – this </w:t>
+      </w:r>
+      <w:proofErr w:type="gramStart"/>
+      <w:r>
+        <w:t>reflect</w:t>
+      </w:r>
+      <w:proofErr w:type="gramEnd"/>
+      <w:r>
+        <w:t xml:space="preserve"> on flags of all items in the container</w:t>
       </w:r>
     </w:p>
     <w:p>
@@ -2000,7 +2109,15 @@
       </w:pPr>
       <w:r>
         <w:lastRenderedPageBreak/>
-        <w:t>Request &gt;&gt; In case of Special Order; 3 X Requested from Supplier to Customer by Sales User, In case of non-Special Order &gt;&gt; 3 X Requested from Supplier by Sales User</w:t>
+        <w:t xml:space="preserve">Request &gt;&gt; In case of Special Order; 3 X Requested from Supplier to Customer by Sales User, </w:t>
+      </w:r>
+      <w:proofErr w:type="gramStart"/>
+      <w:r>
+        <w:t>In</w:t>
+      </w:r>
+      <w:proofErr w:type="gramEnd"/>
+      <w:r>
+        <w:t xml:space="preserve"> case of non-Special Order &gt;&gt; 3 X Requested from Supplier by Sales User</w:t>
       </w:r>
     </w:p>
     <w:p>
@@ -2048,7 +2165,15 @@
         </w:numPr>
       </w:pPr>
       <w:r>
-        <w:t>Trip &gt;&gt; Traveler name . Date (which is Last Receiving Date)</w:t>
+        <w:t xml:space="preserve">Trip &gt;&gt; Traveler </w:t>
+      </w:r>
+      <w:proofErr w:type="gramStart"/>
+      <w:r>
+        <w:t>name .</w:t>
+      </w:r>
+      <w:proofErr w:type="gramEnd"/>
+      <w:r>
+        <w:t xml:space="preserve"> Date (which is Last Receiving Date)</w:t>
       </w:r>
     </w:p>
     <w:p>
@@ -2499,7 +2624,23 @@
           <w:color w:val="196B24" w:themeColor="accent3"/>
           <w:lang w:bidi="ar-EG"/>
         </w:rPr>
-        <w:t>Product shape [symbol in calculation formula ‘S’] – select from list (Capsules/Tablets, Softgels/Chews, Powder/Creamy, Gummies, Liquid, Injection) – each product shape has multiplier that can be edited in the admin side</w:t>
+        <w:t xml:space="preserve">Product shape [symbol in calculation formula ‘S’] – select from list (Capsules/Tablets, </w:t>
+      </w:r>
+      <w:proofErr w:type="spellStart"/>
+      <w:r>
+        <w:rPr>
+          <w:color w:val="196B24" w:themeColor="accent3"/>
+          <w:lang w:bidi="ar-EG"/>
+        </w:rPr>
+        <w:t>Softgels</w:t>
+      </w:r>
+      <w:proofErr w:type="spellEnd"/>
+      <w:r>
+        <w:rPr>
+          <w:color w:val="196B24" w:themeColor="accent3"/>
+          <w:lang w:bidi="ar-EG"/>
+        </w:rPr>
+        <w:t>/Chews, Powder/Creamy, Gummies, Liquid, Injection) – each product shape has multiplier that can be edited in the admin side</w:t>
       </w:r>
     </w:p>
     <w:p>
@@ -2650,8 +2791,16 @@
         <w:rPr>
           <w:color w:val="196B24" w:themeColor="accent3"/>
         </w:rPr>
-        <w:t>with a little different calculations</w:t>
-      </w:r>
+        <w:t xml:space="preserve">with a </w:t>
+      </w:r>
+      <w:proofErr w:type="gramStart"/>
+      <w:r>
+        <w:rPr>
+          <w:color w:val="196B24" w:themeColor="accent3"/>
+        </w:rPr>
+        <w:t>little different calculations</w:t>
+      </w:r>
+      <w:proofErr w:type="gramEnd"/>
     </w:p>
     <w:p>
       <w:pPr>
@@ -3042,7 +3191,21 @@
         <w:rPr>
           <w:lang w:bidi="ar-EG"/>
         </w:rPr>
-        <w:t>Product shape [symbol in calculation formula ‘S’] – select from list (Capsules/Tablets, Softgels/Chews, Powder/Creamy, Gummies, Liquid, Injection)</w:t>
+        <w:t xml:space="preserve">Product shape [symbol in calculation formula ‘S’] – select from list (Capsules/Tablets, </w:t>
+      </w:r>
+      <w:proofErr w:type="spellStart"/>
+      <w:r>
+        <w:rPr>
+          <w:lang w:bidi="ar-EG"/>
+        </w:rPr>
+        <w:t>Softgels</w:t>
+      </w:r>
+      <w:proofErr w:type="spellEnd"/>
+      <w:r>
+        <w:rPr>
+          <w:lang w:bidi="ar-EG"/>
+        </w:rPr>
+        <w:t>/Chews, Powder/Creamy, Gummies, Liquid, Injection)</w:t>
       </w:r>
       <w:r>
         <w:rPr>
@@ -3474,7 +3637,14 @@
         <w:rPr>
           <w:lang w:bidi="ar-EG"/>
         </w:rPr>
-        <w:t>[I</w:t>
+        <w:t>[</w:t>
+      </w:r>
+      <w:proofErr w:type="spellStart"/>
+      <w:r>
+        <w:rPr>
+          <w:lang w:bidi="ar-EG"/>
+        </w:rPr>
+        <w:t>I</w:t>
       </w:r>
       <w:r>
         <w:rPr>
@@ -3482,6 +3652,7 @@
         </w:rPr>
         <w:t>c</w:t>
       </w:r>
+      <w:proofErr w:type="spellEnd"/>
       <w:r>
         <w:rPr>
           <w:lang w:bidi="ar-EG"/>
@@ -3651,11 +3822,19 @@
           <w:lang w:bidi="ar-EG"/>
         </w:rPr>
       </w:pPr>
-      <w:r>
-        <w:rPr>
-          <w:lang w:bidi="ar-EG"/>
-        </w:rPr>
-        <w:t>Fx = 54 – editable in admin side</w:t>
+      <w:proofErr w:type="spellStart"/>
+      <w:r>
+        <w:rPr>
+          <w:lang w:bidi="ar-EG"/>
+        </w:rPr>
+        <w:t>Fx</w:t>
+      </w:r>
+      <w:proofErr w:type="spellEnd"/>
+      <w:r>
+        <w:rPr>
+          <w:lang w:bidi="ar-EG"/>
+        </w:rPr>
+        <w:t xml:space="preserve"> = 54 – editable in admin side</w:t>
       </w:r>
     </w:p>
     <w:p>
@@ -3892,7 +4071,21 @@
         <w:rPr>
           <w:lang w:bidi="ar-EG"/>
         </w:rPr>
-        <w:t>if days equal 1 to 30 , then G = 3 then GC=0</w:t>
+        <w:t xml:space="preserve">if days equal 1 to </w:t>
+      </w:r>
+      <w:proofErr w:type="gramStart"/>
+      <w:r>
+        <w:rPr>
+          <w:lang w:bidi="ar-EG"/>
+        </w:rPr>
+        <w:t>30 ,</w:t>
+      </w:r>
+      <w:proofErr w:type="gramEnd"/>
+      <w:r>
+        <w:rPr>
+          <w:lang w:bidi="ar-EG"/>
+        </w:rPr>
+        <w:t xml:space="preserve"> then G = 3 then GC=0</w:t>
       </w:r>
     </w:p>
     <w:p>
@@ -3910,7 +4103,21 @@
         <w:rPr>
           <w:lang w:bidi="ar-EG"/>
         </w:rPr>
-        <w:t>if days equal 31 to 60 , then G = 2</w:t>
+        <w:t xml:space="preserve">if days equal 31 to </w:t>
+      </w:r>
+      <w:proofErr w:type="gramStart"/>
+      <w:r>
+        <w:rPr>
+          <w:lang w:bidi="ar-EG"/>
+        </w:rPr>
+        <w:t>60 ,</w:t>
+      </w:r>
+      <w:proofErr w:type="gramEnd"/>
+      <w:r>
+        <w:rPr>
+          <w:lang w:bidi="ar-EG"/>
+        </w:rPr>
+        <w:t xml:space="preserve"> then G = 2</w:t>
       </w:r>
       <w:r>
         <w:rPr>
@@ -3940,7 +4147,21 @@
         <w:rPr>
           <w:lang w:bidi="ar-EG"/>
         </w:rPr>
-        <w:t>if days more than 60 , then G = 1</w:t>
+        <w:t xml:space="preserve">if days more than </w:t>
+      </w:r>
+      <w:proofErr w:type="gramStart"/>
+      <w:r>
+        <w:rPr>
+          <w:lang w:bidi="ar-EG"/>
+        </w:rPr>
+        <w:t>60 ,</w:t>
+      </w:r>
+      <w:proofErr w:type="gramEnd"/>
+      <w:r>
+        <w:rPr>
+          <w:lang w:bidi="ar-EG"/>
+        </w:rPr>
+        <w:t xml:space="preserve"> then G = 1</w:t>
       </w:r>
       <w:r>
         <w:rPr>

--- a/PDD.docx
+++ b/PDD.docx
@@ -417,13 +417,23 @@
         </w:numPr>
       </w:pPr>
       <w:r>
-        <w:t xml:space="preserve">Application Unites (containers – from requests to shipments, items - products, and people – users and customers) should be interconnected so that users can click the name of any unit to go to its page. There are links for all connected units that user can click to go to these units. Connected units are units that have </w:t>
-      </w:r>
-      <w:proofErr w:type="gramStart"/>
-      <w:r>
-        <w:t>connection</w:t>
-      </w:r>
-      <w:proofErr w:type="gramEnd"/>
+        <w:t xml:space="preserve">Application Unites (containers – from requests to shipments, items </w:t>
+      </w:r>
+      <w:r>
+        <w:t>–</w:t>
+      </w:r>
+      <w:r>
+        <w:t xml:space="preserve"> </w:t>
+      </w:r>
+      <w:r>
+        <w:t>items (products)</w:t>
+      </w:r>
+      <w:r>
+        <w:t xml:space="preserve">, and people – customers) should be interconnected so that users can click the name of any unit to go to its page. There are links for all connected units that user can click to go to these units. Connected units are units that have </w:t>
+      </w:r>
+      <w:r>
+        <w:t>connections</w:t>
+      </w:r>
       <w:r>
         <w:t xml:space="preserve"> or relations with the current unit. </w:t>
       </w:r>
@@ -474,6 +484,9 @@
       <w:r>
         <w:t>Services</w:t>
       </w:r>
+      <w:r>
+        <w:t xml:space="preserve"> – Pricing and Expenses</w:t>
+      </w:r>
     </w:p>
     <w:p>
       <w:pPr>
@@ -484,7 +497,10 @@
         </w:numPr>
       </w:pPr>
       <w:r>
-        <w:t>Inventory</w:t>
+        <w:t>Supply Chain</w:t>
+      </w:r>
+      <w:r>
+        <w:t xml:space="preserve"> – Sales, XOONX, Logistics, Operations, Couriers, History, Issues and Compensations </w:t>
       </w:r>
     </w:p>
     <w:p>
@@ -496,7 +512,7 @@
         </w:numPr>
       </w:pPr>
       <w:r>
-        <w:t>People</w:t>
+        <w:t>Human Resources – modules will be introduced later</w:t>
       </w:r>
     </w:p>
     <w:p>
@@ -508,7 +524,7 @@
         </w:numPr>
       </w:pPr>
       <w:r>
-        <w:t>Settings</w:t>
+        <w:t>Administration</w:t>
       </w:r>
     </w:p>
     <w:p>
@@ -689,7 +705,17 @@
     <w:p/>
     <w:p/>
     <w:p>
-      <w:r>
+      <w:pPr>
+        <w:rPr>
+          <w:b/>
+          <w:bCs/>
+        </w:rPr>
+      </w:pPr>
+      <w:r>
+        <w:rPr>
+          <w:b/>
+          <w:bCs/>
+        </w:rPr>
         <w:t>Modules</w:t>
       </w:r>
     </w:p>
@@ -780,6 +806,7 @@
         </w:numPr>
       </w:pPr>
       <w:r>
+        <w:lastRenderedPageBreak/>
         <w:t>Operations</w:t>
       </w:r>
     </w:p>
@@ -792,143 +819,677 @@
         </w:numPr>
       </w:pPr>
       <w:r>
+        <w:t>Couriers</w:t>
+      </w:r>
+    </w:p>
+    <w:p>
+      <w:pPr>
+        <w:pStyle w:val="ListParagraph"/>
+        <w:numPr>
+          <w:ilvl w:val="0"/>
+          <w:numId w:val="5"/>
+        </w:numPr>
+      </w:pPr>
+      <w:r>
+        <w:t>Issues</w:t>
+      </w:r>
+    </w:p>
+    <w:p>
+      <w:pPr>
+        <w:pStyle w:val="ListParagraph"/>
+        <w:numPr>
+          <w:ilvl w:val="0"/>
+          <w:numId w:val="5"/>
+        </w:numPr>
+      </w:pPr>
+      <w:r>
+        <w:t>History</w:t>
+      </w:r>
+    </w:p>
+    <w:p>
+      <w:pPr>
+        <w:ind w:left="360"/>
+      </w:pPr>
+      <w:r>
+        <w:t>Administration</w:t>
+      </w:r>
+    </w:p>
+    <w:p>
+      <w:pPr>
+        <w:pStyle w:val="ListParagraph"/>
+        <w:numPr>
+          <w:ilvl w:val="0"/>
+          <w:numId w:val="5"/>
+        </w:numPr>
+      </w:pPr>
+      <w:r>
+        <w:t>Users</w:t>
+      </w:r>
+    </w:p>
+    <w:p>
+      <w:pPr>
+        <w:pStyle w:val="ListParagraph"/>
+        <w:numPr>
+          <w:ilvl w:val="0"/>
+          <w:numId w:val="5"/>
+        </w:numPr>
+      </w:pPr>
+      <w:r>
+        <w:t>Setting</w:t>
+      </w:r>
+    </w:p>
+    <w:p>
+      <w:pPr>
+        <w:rPr>
+          <w:lang w:bidi="ar-EG"/>
+        </w:rPr>
+      </w:pPr>
+    </w:p>
+    <w:p>
+      <w:pPr>
+        <w:rPr>
+          <w:lang w:bidi="ar-EG"/>
+        </w:rPr>
+      </w:pPr>
+      <w:r>
+        <w:rPr>
+          <w:lang w:bidi="ar-EG"/>
+        </w:rPr>
+        <w:t>Entry Fields for each unit</w:t>
+      </w:r>
+    </w:p>
+    <w:p>
+      <w:pPr>
+        <w:rPr>
+          <w:b/>
+          <w:bCs/>
+          <w:lang w:bidi="ar-EG"/>
+        </w:rPr>
+      </w:pPr>
+      <w:r>
+        <w:rPr>
+          <w:b/>
+          <w:bCs/>
+          <w:lang w:bidi="ar-EG"/>
+        </w:rPr>
+        <w:t>Customer</w:t>
+      </w:r>
+    </w:p>
+    <w:p>
+      <w:pPr>
+        <w:pStyle w:val="ListParagraph"/>
+        <w:numPr>
+          <w:ilvl w:val="0"/>
+          <w:numId w:val="26"/>
+        </w:numPr>
+        <w:rPr>
+          <w:lang w:bidi="ar-EG"/>
+        </w:rPr>
+      </w:pPr>
+      <w:r>
+        <w:rPr>
+          <w:lang w:bidi="ar-EG"/>
+        </w:rPr>
+        <w:t xml:space="preserve">Customer [Name] </w:t>
+      </w:r>
+      <w:r>
+        <w:rPr>
+          <w:lang w:bidi="ar-EG"/>
+        </w:rPr>
+        <w:t>– short text input</w:t>
+      </w:r>
+      <w:r>
+        <w:rPr>
+          <w:lang w:bidi="ar-EG"/>
+        </w:rPr>
+        <w:t xml:space="preserve"> - Required</w:t>
+      </w:r>
+    </w:p>
+    <w:p>
+      <w:pPr>
+        <w:pStyle w:val="ListParagraph"/>
+        <w:numPr>
+          <w:ilvl w:val="0"/>
+          <w:numId w:val="26"/>
+        </w:numPr>
+        <w:rPr>
+          <w:lang w:bidi="ar-EG"/>
+        </w:rPr>
+      </w:pPr>
+      <w:r>
+        <w:rPr>
+          <w:lang w:bidi="ar-EG"/>
+        </w:rPr>
+        <w:t>Contact [Channel] – select from list; What’s App, Phone, Direct, Facebook and Instagram. Default Value is What’s App – Optional</w:t>
+      </w:r>
+    </w:p>
+    <w:p>
+      <w:pPr>
+        <w:pStyle w:val="ListParagraph"/>
+        <w:numPr>
+          <w:ilvl w:val="0"/>
+          <w:numId w:val="26"/>
+        </w:numPr>
+        <w:rPr>
+          <w:lang w:bidi="ar-EG"/>
+        </w:rPr>
+      </w:pPr>
+      <w:r>
+        <w:rPr>
+          <w:lang w:bidi="ar-EG"/>
+        </w:rPr>
+        <w:t>Contact [Number] – short text input</w:t>
+      </w:r>
+      <w:r>
+        <w:rPr>
+          <w:lang w:bidi="ar-EG"/>
+        </w:rPr>
+        <w:t xml:space="preserve"> – Optional</w:t>
+      </w:r>
+    </w:p>
+    <w:p>
+      <w:pPr>
+        <w:rPr>
+          <w:lang w:bidi="ar-EG"/>
+        </w:rPr>
+      </w:pPr>
+    </w:p>
+    <w:p>
+      <w:pPr>
+        <w:rPr>
+          <w:b/>
+          <w:bCs/>
+          <w:lang w:bidi="ar-EG"/>
+        </w:rPr>
+      </w:pPr>
+      <w:r>
+        <w:rPr>
+          <w:b/>
+          <w:bCs/>
+          <w:lang w:bidi="ar-EG"/>
+        </w:rPr>
+        <w:t>Product</w:t>
+      </w:r>
+    </w:p>
+    <w:p>
+      <w:pPr>
+        <w:rPr>
+          <w:lang w:bidi="ar-EG"/>
+        </w:rPr>
+      </w:pPr>
+    </w:p>
+    <w:p>
+      <w:pPr>
+        <w:rPr>
+          <w:lang w:bidi="ar-EG"/>
+        </w:rPr>
+      </w:pPr>
+    </w:p>
+    <w:p>
+      <w:pPr>
+        <w:rPr>
+          <w:lang w:bidi="ar-EG"/>
+        </w:rPr>
+      </w:pPr>
+      <w:r>
+        <w:rPr>
+          <w:lang w:bidi="ar-EG"/>
+        </w:rPr>
+        <w:t>Request</w:t>
+      </w:r>
+    </w:p>
+    <w:p>
+      <w:pPr>
+        <w:rPr>
+          <w:lang w:bidi="ar-EG"/>
+        </w:rPr>
+      </w:pPr>
+    </w:p>
+    <w:p>
+      <w:pPr>
+        <w:rPr>
+          <w:lang w:bidi="ar-EG"/>
+        </w:rPr>
+      </w:pPr>
+      <w:r>
+        <w:rPr>
+          <w:lang w:bidi="ar-EG"/>
+        </w:rPr>
+        <w:t>Purchase</w:t>
+      </w:r>
+    </w:p>
+    <w:p>
+      <w:pPr>
+        <w:rPr>
+          <w:lang w:bidi="ar-EG"/>
+        </w:rPr>
+      </w:pPr>
+    </w:p>
+    <w:p>
+      <w:pPr>
+        <w:rPr>
+          <w:lang w:bidi="ar-EG"/>
+        </w:rPr>
+      </w:pPr>
+      <w:r>
+        <w:rPr>
+          <w:lang w:bidi="ar-EG"/>
+        </w:rPr>
+        <w:t>Patch</w:t>
+      </w:r>
+    </w:p>
+    <w:p>
+      <w:pPr>
+        <w:rPr>
+          <w:lang w:bidi="ar-EG"/>
+        </w:rPr>
+      </w:pPr>
+    </w:p>
+    <w:p>
+      <w:pPr>
+        <w:rPr>
+          <w:lang w:bidi="ar-EG"/>
+        </w:rPr>
+      </w:pPr>
+      <w:r>
+        <w:rPr>
+          <w:lang w:bidi="ar-EG"/>
+        </w:rPr>
+        <w:t>Transfer</w:t>
+      </w:r>
+    </w:p>
+    <w:p>
+      <w:pPr>
+        <w:rPr>
+          <w:lang w:bidi="ar-EG"/>
+        </w:rPr>
+      </w:pPr>
+    </w:p>
+    <w:p>
+      <w:pPr>
+        <w:rPr>
+          <w:lang w:bidi="ar-EG"/>
+        </w:rPr>
+      </w:pPr>
+      <w:r>
+        <w:rPr>
+          <w:lang w:bidi="ar-EG"/>
+        </w:rPr>
+        <w:t>Shipment</w:t>
+      </w:r>
+    </w:p>
+    <w:p>
+      <w:pPr>
+        <w:rPr>
+          <w:lang w:bidi="ar-EG"/>
+        </w:rPr>
+      </w:pPr>
+    </w:p>
+    <w:p>
+      <w:pPr>
+        <w:rPr>
+          <w:lang w:bidi="ar-EG"/>
+        </w:rPr>
+      </w:pPr>
+    </w:p>
+    <w:p>
+      <w:pPr>
+        <w:rPr>
+          <w:lang w:bidi="ar-EG"/>
+        </w:rPr>
+      </w:pPr>
+    </w:p>
+    <w:p>
+      <w:pPr>
+        <w:rPr>
+          <w:lang w:bidi="ar-EG"/>
+        </w:rPr>
+      </w:pPr>
+    </w:p>
+    <w:p>
+      <w:pPr>
+        <w:rPr>
+          <w:b/>
+          <w:bCs/>
+        </w:rPr>
+      </w:pPr>
+      <w:r>
+        <w:rPr>
+          <w:b/>
+          <w:bCs/>
+        </w:rPr>
+        <w:t>Staff</w:t>
+      </w:r>
+    </w:p>
+    <w:p>
+      <w:r>
+        <w:t xml:space="preserve">Every employee will have a user account that </w:t>
+      </w:r>
+      <w:proofErr w:type="gramStart"/>
+      <w:r>
+        <w:t>have</w:t>
+      </w:r>
+      <w:proofErr w:type="gramEnd"/>
+      <w:r>
+        <w:t xml:space="preserve"> some permissions over some modules</w:t>
+      </w:r>
+    </w:p>
+    <w:p/>
+    <w:p>
+      <w:pPr>
+        <w:rPr>
+          <w:b/>
+          <w:bCs/>
+        </w:rPr>
+      </w:pPr>
+      <w:r>
+        <w:rPr>
+          <w:b/>
+          <w:bCs/>
+        </w:rPr>
+        <w:t>Units</w:t>
+      </w:r>
+    </w:p>
+    <w:p>
+      <w:pPr>
+        <w:rPr>
+          <w:rtl/>
+          <w:lang w:bidi="ar-EG"/>
+        </w:rPr>
+      </w:pPr>
+      <w:r>
+        <w:rPr>
+          <w:lang w:bidi="ar-EG"/>
+        </w:rPr>
+        <w:t xml:space="preserve">Items of </w:t>
+      </w:r>
+      <w:proofErr w:type="gramStart"/>
+      <w:r>
+        <w:rPr>
+          <w:lang w:bidi="ar-EG"/>
+        </w:rPr>
+        <w:t>products, they</w:t>
+      </w:r>
+      <w:proofErr w:type="gramEnd"/>
+      <w:r>
+        <w:rPr>
+          <w:lang w:bidi="ar-EG"/>
+        </w:rPr>
+        <w:t xml:space="preserve"> are the building block of the system while tracking inventory from point to point.</w:t>
+      </w:r>
+    </w:p>
+    <w:p/>
+    <w:p>
+      <w:pPr>
+        <w:rPr>
+          <w:b/>
+          <w:bCs/>
+        </w:rPr>
+      </w:pPr>
+      <w:r>
+        <w:rPr>
+          <w:b/>
+          <w:bCs/>
+        </w:rPr>
+        <w:t>Containers</w:t>
+      </w:r>
+    </w:p>
+    <w:p>
+      <w:r>
+        <w:t>Containers are baskets that carry the items from point to point during their pathway from supplier to customer. Supplier is the starting point, and customer is the ending point. In some cases, the item (product) lifecycle starts with a customer and ends with the customer. This case happens in Special Order – where customer ask us to buy a product for him and we go to supplier and order the product and handle the product from container to container till we reach the customer back.</w:t>
+      </w:r>
+    </w:p>
+    <w:p/>
+    <w:p>
+      <w:pPr>
+        <w:pStyle w:val="ListParagraph"/>
+      </w:pPr>
+      <w:r>
+        <w:t>Supplier</w:t>
+      </w:r>
+    </w:p>
+    <w:p>
+      <w:pPr>
+        <w:pStyle w:val="ListParagraph"/>
+        <w:numPr>
+          <w:ilvl w:val="0"/>
+          <w:numId w:val="2"/>
+        </w:numPr>
+      </w:pPr>
+      <w:r>
+        <w:t>Request</w:t>
+      </w:r>
+    </w:p>
+    <w:p>
+      <w:pPr>
+        <w:pStyle w:val="ListParagraph"/>
+        <w:numPr>
+          <w:ilvl w:val="0"/>
+          <w:numId w:val="2"/>
+        </w:numPr>
+      </w:pPr>
+      <w:r>
+        <w:t>Purchase</w:t>
+      </w:r>
+    </w:p>
+    <w:p>
+      <w:pPr>
+        <w:pStyle w:val="ListParagraph"/>
+        <w:numPr>
+          <w:ilvl w:val="0"/>
+          <w:numId w:val="2"/>
+        </w:numPr>
+      </w:pPr>
+      <w:r>
+        <w:t>Patch</w:t>
+      </w:r>
+    </w:p>
+    <w:p>
+      <w:pPr>
+        <w:pStyle w:val="ListParagraph"/>
+        <w:numPr>
+          <w:ilvl w:val="0"/>
+          <w:numId w:val="2"/>
+        </w:numPr>
+      </w:pPr>
+      <w:r>
+        <w:t>Travel</w:t>
+      </w:r>
+      <w:r>
+        <w:t>er</w:t>
+      </w:r>
+    </w:p>
+    <w:p>
+      <w:pPr>
+        <w:pStyle w:val="ListParagraph"/>
+        <w:numPr>
+          <w:ilvl w:val="0"/>
+          <w:numId w:val="2"/>
+        </w:numPr>
+      </w:pPr>
+      <w:r>
+        <w:t>Trip</w:t>
+      </w:r>
+    </w:p>
+    <w:p>
+      <w:pPr>
+        <w:pStyle w:val="ListParagraph"/>
+        <w:numPr>
+          <w:ilvl w:val="0"/>
+          <w:numId w:val="2"/>
+        </w:numPr>
+      </w:pPr>
+      <w:r>
+        <w:t>Hub – optional</w:t>
+      </w:r>
+    </w:p>
+    <w:p>
+      <w:pPr>
+        <w:pStyle w:val="ListParagraph"/>
+        <w:numPr>
+          <w:ilvl w:val="0"/>
+          <w:numId w:val="2"/>
+        </w:numPr>
+      </w:pPr>
+      <w:r>
+        <w:t>Transfer – optional</w:t>
+      </w:r>
+    </w:p>
+    <w:p>
+      <w:pPr>
+        <w:pStyle w:val="ListParagraph"/>
+        <w:numPr>
+          <w:ilvl w:val="0"/>
+          <w:numId w:val="2"/>
+        </w:numPr>
+      </w:pPr>
+      <w:r>
+        <w:t>Shipment</w:t>
+      </w:r>
+    </w:p>
+    <w:p>
+      <w:pPr>
+        <w:pStyle w:val="ListParagraph"/>
+        <w:numPr>
+          <w:ilvl w:val="0"/>
+          <w:numId w:val="2"/>
+        </w:numPr>
+      </w:pPr>
+      <w:r>
+        <w:t>Office</w:t>
+      </w:r>
+    </w:p>
+    <w:p>
+      <w:pPr>
+        <w:pStyle w:val="ListParagraph"/>
+      </w:pPr>
+      <w:r>
+        <w:t>Website</w:t>
+      </w:r>
+    </w:p>
+    <w:p>
+      <w:r>
+        <w:t>Products go from website to customer through these steps;</w:t>
+      </w:r>
+    </w:p>
+    <w:p>
+      <w:pPr>
+        <w:pStyle w:val="ListParagraph"/>
+        <w:numPr>
+          <w:ilvl w:val="0"/>
+          <w:numId w:val="23"/>
+        </w:numPr>
+      </w:pPr>
+      <w:r>
+        <w:t>Order</w:t>
+      </w:r>
+    </w:p>
+    <w:p>
+      <w:pPr>
+        <w:pStyle w:val="ListParagraph"/>
+        <w:numPr>
+          <w:ilvl w:val="0"/>
+          <w:numId w:val="23"/>
+        </w:numPr>
+      </w:pPr>
+      <w:r>
         <w:lastRenderedPageBreak/>
-        <w:t>Couriers</w:t>
-      </w:r>
-    </w:p>
-    <w:p>
-      <w:pPr>
-        <w:pStyle w:val="ListParagraph"/>
-        <w:numPr>
-          <w:ilvl w:val="0"/>
-          <w:numId w:val="5"/>
-        </w:numPr>
-      </w:pPr>
-      <w:r>
-        <w:t>Issues</w:t>
-      </w:r>
-    </w:p>
-    <w:p>
-      <w:pPr>
-        <w:pStyle w:val="ListParagraph"/>
-        <w:numPr>
-          <w:ilvl w:val="0"/>
-          <w:numId w:val="5"/>
-        </w:numPr>
-      </w:pPr>
-      <w:r>
-        <w:t>History</w:t>
-      </w:r>
-    </w:p>
-    <w:p>
-      <w:pPr>
-        <w:ind w:left="360"/>
-      </w:pPr>
-      <w:r>
-        <w:t>Administration</w:t>
-      </w:r>
-    </w:p>
-    <w:p>
-      <w:pPr>
-        <w:pStyle w:val="ListParagraph"/>
-        <w:numPr>
-          <w:ilvl w:val="0"/>
-          <w:numId w:val="5"/>
-        </w:numPr>
-      </w:pPr>
-      <w:r>
-        <w:t>Users</w:t>
-      </w:r>
-    </w:p>
-    <w:p>
-      <w:pPr>
-        <w:pStyle w:val="ListParagraph"/>
-        <w:numPr>
-          <w:ilvl w:val="0"/>
-          <w:numId w:val="5"/>
-        </w:numPr>
-      </w:pPr>
-      <w:r>
-        <w:t>Setting</w:t>
-      </w:r>
-    </w:p>
-    <w:p>
-      <w:pPr>
-        <w:rPr>
-          <w:lang w:bidi="ar-EG"/>
-        </w:rPr>
-      </w:pPr>
-    </w:p>
-    <w:p>
-      <w:pPr>
-        <w:rPr>
-          <w:b/>
-          <w:bCs/>
-        </w:rPr>
-      </w:pPr>
-      <w:r>
-        <w:rPr>
-          <w:b/>
-          <w:bCs/>
-        </w:rPr>
-        <w:t>Staff</w:t>
-      </w:r>
-    </w:p>
-    <w:p>
-      <w:r>
-        <w:t xml:space="preserve">Every employee will have a user account that </w:t>
-      </w:r>
-      <w:proofErr w:type="gramStart"/>
-      <w:r>
-        <w:t>have</w:t>
-      </w:r>
-      <w:proofErr w:type="gramEnd"/>
-      <w:r>
-        <w:t xml:space="preserve"> some permissions over some modules</w:t>
+        <w:t>Delivery</w:t>
+      </w:r>
+    </w:p>
+    <w:p>
+      <w:pPr>
+        <w:pStyle w:val="ListParagraph"/>
+        <w:numPr>
+          <w:ilvl w:val="0"/>
+          <w:numId w:val="23"/>
+        </w:numPr>
+      </w:pPr>
+      <w:r>
+        <w:t>Courier</w:t>
+      </w:r>
+    </w:p>
+    <w:p>
+      <w:pPr>
+        <w:pStyle w:val="ListParagraph"/>
+      </w:pPr>
+      <w:r>
+        <w:t>Customer</w:t>
+      </w:r>
+    </w:p>
+    <w:p>
+      <w:r>
+        <w:t>And 3 other containers</w:t>
+      </w:r>
+    </w:p>
+    <w:p>
+      <w:pPr>
+        <w:pStyle w:val="ListParagraph"/>
+        <w:numPr>
+          <w:ilvl w:val="0"/>
+          <w:numId w:val="24"/>
+        </w:numPr>
+      </w:pPr>
+      <w:r>
+        <w:t>Lost</w:t>
+      </w:r>
+    </w:p>
+    <w:p>
+      <w:pPr>
+        <w:pStyle w:val="ListParagraph"/>
+        <w:numPr>
+          <w:ilvl w:val="0"/>
+          <w:numId w:val="24"/>
+        </w:numPr>
+      </w:pPr>
+      <w:r>
+        <w:t>Damaged</w:t>
+      </w:r>
+    </w:p>
+    <w:p>
+      <w:pPr>
+        <w:pStyle w:val="ListParagraph"/>
+        <w:numPr>
+          <w:ilvl w:val="0"/>
+          <w:numId w:val="24"/>
+        </w:numPr>
+      </w:pPr>
+      <w:r>
+        <w:t>Errant</w:t>
+      </w:r>
+    </w:p>
+    <w:p>
+      <w:r>
+        <w:t>And flags;</w:t>
+      </w:r>
+    </w:p>
+    <w:p>
+      <w:pPr>
+        <w:pStyle w:val="ListParagraph"/>
+        <w:numPr>
+          <w:ilvl w:val="0"/>
+          <w:numId w:val="25"/>
+        </w:numPr>
+      </w:pPr>
+      <w:r>
+        <w:t>Delay</w:t>
+      </w:r>
+      <w:r>
+        <w:t xml:space="preserve"> – this flag can be added manually or automatically through some predefined conditions</w:t>
       </w:r>
     </w:p>
     <w:p/>
     <w:p>
-      <w:pPr>
-        <w:rPr>
-          <w:b/>
-          <w:bCs/>
-        </w:rPr>
-      </w:pPr>
-      <w:r>
-        <w:rPr>
-          <w:b/>
-          <w:bCs/>
-        </w:rPr>
-        <w:t>Units</w:t>
-      </w:r>
-    </w:p>
-    <w:p>
-      <w:pPr>
-        <w:rPr>
-          <w:rtl/>
-          <w:lang w:bidi="ar-EG"/>
-        </w:rPr>
-      </w:pPr>
-      <w:r>
-        <w:rPr>
-          <w:lang w:bidi="ar-EG"/>
-        </w:rPr>
-        <w:t xml:space="preserve">Items of </w:t>
-      </w:r>
-      <w:proofErr w:type="gramStart"/>
-      <w:r>
-        <w:rPr>
-          <w:lang w:bidi="ar-EG"/>
-        </w:rPr>
-        <w:t>products, they</w:t>
-      </w:r>
-      <w:proofErr w:type="gramEnd"/>
-      <w:r>
-        <w:rPr>
-          <w:lang w:bidi="ar-EG"/>
-        </w:rPr>
-        <w:t xml:space="preserve"> are the building block of the system while tracking inventory from point to point.</w:t>
+      <w:r>
+        <w:t>Statuses</w:t>
+      </w:r>
+    </w:p>
+    <w:p>
+      <w:pPr>
+        <w:ind w:firstLine="720"/>
+      </w:pPr>
+      <w:r>
+        <w:t>Sales Side</w:t>
       </w:r>
     </w:p>
     <w:p/>
@@ -944,438 +1505,163 @@
           <w:b/>
           <w:bCs/>
         </w:rPr>
-        <w:t>Containers</w:t>
-      </w:r>
-    </w:p>
-    <w:p>
-      <w:r>
-        <w:t>Containers are baskets that carry the items from point to point during their pathway from supplier to customer. Supplier is the starting point, and customer is the ending point. In some cases, the item (product) lifecycle starts with a customer and ends with the customer. This case happens in Special Order – where customer ask us to buy a product for him and we go to supplier and order the product and handle the product from container to container till we reach the customer back.</w:t>
-      </w:r>
+        <w:t>Items</w:t>
+      </w:r>
+    </w:p>
+    <w:p>
+      <w:pPr>
+        <w:pStyle w:val="ListParagraph"/>
+        <w:numPr>
+          <w:ilvl w:val="0"/>
+          <w:numId w:val="12"/>
+        </w:numPr>
+      </w:pPr>
+      <w:r>
+        <w:t>Requested</w:t>
+      </w:r>
+    </w:p>
+    <w:p>
+      <w:pPr>
+        <w:pStyle w:val="ListParagraph"/>
+        <w:numPr>
+          <w:ilvl w:val="0"/>
+          <w:numId w:val="12"/>
+        </w:numPr>
+      </w:pPr>
+      <w:r>
+        <w:t>Purchased</w:t>
+      </w:r>
+    </w:p>
+    <w:p>
+      <w:pPr>
+        <w:pStyle w:val="ListParagraph"/>
+        <w:numPr>
+          <w:ilvl w:val="0"/>
+          <w:numId w:val="12"/>
+        </w:numPr>
+      </w:pPr>
+      <w:r>
+        <w:t>Dispatched</w:t>
+      </w:r>
+    </w:p>
+    <w:p>
+      <w:pPr>
+        <w:pStyle w:val="ListParagraph"/>
+        <w:numPr>
+          <w:ilvl w:val="0"/>
+          <w:numId w:val="12"/>
+        </w:numPr>
+      </w:pPr>
+      <w:r>
+        <w:t>Delivered</w:t>
+      </w:r>
+    </w:p>
+    <w:p>
+      <w:pPr>
+        <w:pStyle w:val="ListParagraph"/>
+        <w:numPr>
+          <w:ilvl w:val="0"/>
+          <w:numId w:val="12"/>
+        </w:numPr>
+      </w:pPr>
+      <w:r>
+        <w:t>Received</w:t>
+      </w:r>
+    </w:p>
+    <w:p>
+      <w:pPr>
+        <w:pStyle w:val="ListParagraph"/>
+        <w:numPr>
+          <w:ilvl w:val="0"/>
+          <w:numId w:val="12"/>
+        </w:numPr>
+      </w:pPr>
+      <w:r>
+        <w:t>Hub</w:t>
+      </w:r>
+    </w:p>
+    <w:p>
+      <w:pPr>
+        <w:pStyle w:val="ListParagraph"/>
+        <w:numPr>
+          <w:ilvl w:val="0"/>
+          <w:numId w:val="12"/>
+        </w:numPr>
+      </w:pPr>
+      <w:r>
+        <w:t>Transit</w:t>
+      </w:r>
+    </w:p>
+    <w:p>
+      <w:pPr>
+        <w:pStyle w:val="ListParagraph"/>
+        <w:numPr>
+          <w:ilvl w:val="0"/>
+          <w:numId w:val="12"/>
+        </w:numPr>
+      </w:pPr>
+      <w:r>
+        <w:t>Customs</w:t>
+      </w:r>
+    </w:p>
+    <w:p>
+      <w:pPr>
+        <w:pStyle w:val="ListParagraph"/>
+        <w:numPr>
+          <w:ilvl w:val="0"/>
+          <w:numId w:val="12"/>
+        </w:numPr>
+      </w:pPr>
+      <w:r>
+        <w:t>Out for delivery</w:t>
+      </w:r>
+    </w:p>
+    <w:p>
+      <w:pPr>
+        <w:pStyle w:val="ListParagraph"/>
+        <w:numPr>
+          <w:ilvl w:val="0"/>
+          <w:numId w:val="12"/>
+        </w:numPr>
+      </w:pPr>
+      <w:r>
+        <w:t>Office</w:t>
+      </w:r>
+    </w:p>
+    <w:p>
+      <w:pPr>
+        <w:pStyle w:val="ListParagraph"/>
+        <w:numPr>
+          <w:ilvl w:val="0"/>
+          <w:numId w:val="12"/>
+        </w:numPr>
+      </w:pPr>
+      <w:r>
+        <w:t>Photos sent</w:t>
+      </w:r>
+    </w:p>
+    <w:p>
+      <w:pPr>
+        <w:pStyle w:val="ListParagraph"/>
+        <w:numPr>
+          <w:ilvl w:val="0"/>
+          <w:numId w:val="12"/>
+        </w:numPr>
+      </w:pPr>
     </w:p>
     <w:p/>
     <w:p>
       <w:pPr>
-        <w:pStyle w:val="ListParagraph"/>
-      </w:pPr>
-      <w:r>
-        <w:t>Supplier</w:t>
-      </w:r>
-    </w:p>
-    <w:p>
-      <w:pPr>
-        <w:pStyle w:val="ListParagraph"/>
-        <w:numPr>
-          <w:ilvl w:val="0"/>
-          <w:numId w:val="2"/>
-        </w:numPr>
-      </w:pPr>
-      <w:r>
-        <w:t>Request</w:t>
-      </w:r>
-    </w:p>
-    <w:p>
-      <w:pPr>
-        <w:pStyle w:val="ListParagraph"/>
-        <w:numPr>
-          <w:ilvl w:val="0"/>
-          <w:numId w:val="2"/>
-        </w:numPr>
-      </w:pPr>
-      <w:r>
-        <w:t>Purchase</w:t>
-      </w:r>
-    </w:p>
-    <w:p>
-      <w:pPr>
-        <w:pStyle w:val="ListParagraph"/>
-        <w:numPr>
-          <w:ilvl w:val="0"/>
-          <w:numId w:val="2"/>
-        </w:numPr>
-      </w:pPr>
-      <w:r>
-        <w:t>Patch</w:t>
-      </w:r>
-    </w:p>
-    <w:p>
-      <w:pPr>
-        <w:pStyle w:val="ListParagraph"/>
-        <w:numPr>
-          <w:ilvl w:val="0"/>
-          <w:numId w:val="2"/>
-        </w:numPr>
-      </w:pPr>
-      <w:r>
-        <w:t>Travel</w:t>
-      </w:r>
-      <w:r>
-        <w:t>er</w:t>
-      </w:r>
-    </w:p>
-    <w:p>
-      <w:pPr>
-        <w:pStyle w:val="ListParagraph"/>
-        <w:numPr>
-          <w:ilvl w:val="0"/>
-          <w:numId w:val="2"/>
-        </w:numPr>
-      </w:pPr>
-      <w:r>
-        <w:t>Trip</w:t>
-      </w:r>
-    </w:p>
-    <w:p>
-      <w:pPr>
-        <w:pStyle w:val="ListParagraph"/>
-        <w:numPr>
-          <w:ilvl w:val="0"/>
-          <w:numId w:val="2"/>
-        </w:numPr>
-      </w:pPr>
-      <w:r>
-        <w:t>Hub – optional</w:t>
-      </w:r>
-    </w:p>
-    <w:p>
-      <w:pPr>
-        <w:pStyle w:val="ListParagraph"/>
-        <w:numPr>
-          <w:ilvl w:val="0"/>
-          <w:numId w:val="2"/>
-        </w:numPr>
-      </w:pPr>
-      <w:r>
-        <w:t>Transfer – optional</w:t>
-      </w:r>
-    </w:p>
-    <w:p>
-      <w:pPr>
-        <w:pStyle w:val="ListParagraph"/>
-        <w:numPr>
-          <w:ilvl w:val="0"/>
-          <w:numId w:val="2"/>
-        </w:numPr>
-      </w:pPr>
-      <w:r>
-        <w:t>Shipment</w:t>
-      </w:r>
-    </w:p>
-    <w:p>
-      <w:pPr>
-        <w:pStyle w:val="ListParagraph"/>
-        <w:numPr>
-          <w:ilvl w:val="0"/>
-          <w:numId w:val="2"/>
-        </w:numPr>
-      </w:pPr>
-      <w:r>
-        <w:t>Office</w:t>
-      </w:r>
-    </w:p>
-    <w:p>
-      <w:pPr>
-        <w:pStyle w:val="ListParagraph"/>
-      </w:pPr>
-      <w:r>
-        <w:lastRenderedPageBreak/>
-        <w:t>Website</w:t>
-      </w:r>
-    </w:p>
-    <w:p>
-      <w:r>
-        <w:t>Products go from website to customer through these steps;</w:t>
-      </w:r>
-    </w:p>
-    <w:p>
-      <w:pPr>
-        <w:pStyle w:val="ListParagraph"/>
-        <w:numPr>
-          <w:ilvl w:val="0"/>
-          <w:numId w:val="23"/>
-        </w:numPr>
-      </w:pPr>
-      <w:r>
-        <w:t>Order</w:t>
-      </w:r>
-    </w:p>
-    <w:p>
-      <w:pPr>
-        <w:pStyle w:val="ListParagraph"/>
-        <w:numPr>
-          <w:ilvl w:val="0"/>
-          <w:numId w:val="23"/>
-        </w:numPr>
-      </w:pPr>
-      <w:r>
-        <w:t>Delivery</w:t>
-      </w:r>
-    </w:p>
-    <w:p>
-      <w:pPr>
-        <w:pStyle w:val="ListParagraph"/>
-        <w:numPr>
-          <w:ilvl w:val="0"/>
-          <w:numId w:val="23"/>
-        </w:numPr>
-      </w:pPr>
-      <w:r>
-        <w:t>Courier</w:t>
-      </w:r>
-    </w:p>
-    <w:p>
-      <w:pPr>
-        <w:pStyle w:val="ListParagraph"/>
-      </w:pPr>
-      <w:r>
-        <w:t>Customer</w:t>
-      </w:r>
-    </w:p>
-    <w:p>
-      <w:r>
-        <w:t>And 3 other containers</w:t>
-      </w:r>
-    </w:p>
-    <w:p>
-      <w:pPr>
-        <w:pStyle w:val="ListParagraph"/>
-        <w:numPr>
-          <w:ilvl w:val="0"/>
-          <w:numId w:val="24"/>
-        </w:numPr>
-      </w:pPr>
-      <w:r>
-        <w:t>Lost</w:t>
-      </w:r>
-    </w:p>
-    <w:p>
-      <w:pPr>
-        <w:pStyle w:val="ListParagraph"/>
-        <w:numPr>
-          <w:ilvl w:val="0"/>
-          <w:numId w:val="24"/>
-        </w:numPr>
-      </w:pPr>
-      <w:r>
-        <w:t>Damaged</w:t>
-      </w:r>
-    </w:p>
-    <w:p>
-      <w:pPr>
-        <w:pStyle w:val="ListParagraph"/>
-        <w:numPr>
-          <w:ilvl w:val="0"/>
-          <w:numId w:val="24"/>
-        </w:numPr>
-      </w:pPr>
-      <w:r>
-        <w:t>Errant</w:t>
-      </w:r>
-    </w:p>
-    <w:p>
-      <w:r>
-        <w:t>And flags;</w:t>
-      </w:r>
-    </w:p>
-    <w:p>
-      <w:pPr>
-        <w:pStyle w:val="ListParagraph"/>
-        <w:numPr>
-          <w:ilvl w:val="0"/>
-          <w:numId w:val="25"/>
-        </w:numPr>
-      </w:pPr>
-      <w:r>
-        <w:t>Delay</w:t>
-      </w:r>
-      <w:r>
-        <w:t xml:space="preserve"> – this flag can be added manually or automatically through some predefined conditions</w:t>
-      </w:r>
-    </w:p>
-    <w:p/>
-    <w:p>
-      <w:r>
-        <w:t>Statuses</w:t>
-      </w:r>
-    </w:p>
-    <w:p>
-      <w:pPr>
-        <w:ind w:firstLine="720"/>
-      </w:pPr>
-      <w:r>
-        <w:t>Sales Side</w:t>
-      </w:r>
-    </w:p>
-    <w:p/>
-    <w:p>
-      <w:pPr>
-        <w:rPr>
-          <w:b/>
-          <w:bCs/>
-        </w:rPr>
-      </w:pPr>
-      <w:r>
-        <w:rPr>
-          <w:b/>
-          <w:bCs/>
-        </w:rPr>
-        <w:t>Items</w:t>
-      </w:r>
-    </w:p>
-    <w:p>
-      <w:pPr>
-        <w:pStyle w:val="ListParagraph"/>
-        <w:numPr>
-          <w:ilvl w:val="0"/>
-          <w:numId w:val="12"/>
-        </w:numPr>
-      </w:pPr>
-      <w:r>
-        <w:t>Requested</w:t>
-      </w:r>
-    </w:p>
-    <w:p>
-      <w:pPr>
-        <w:pStyle w:val="ListParagraph"/>
-        <w:numPr>
-          <w:ilvl w:val="0"/>
-          <w:numId w:val="12"/>
-        </w:numPr>
-      </w:pPr>
-      <w:r>
-        <w:t>Purchased</w:t>
-      </w:r>
-    </w:p>
-    <w:p>
-      <w:pPr>
-        <w:pStyle w:val="ListParagraph"/>
-        <w:numPr>
-          <w:ilvl w:val="0"/>
-          <w:numId w:val="12"/>
-        </w:numPr>
-      </w:pPr>
-      <w:r>
-        <w:t>Dispatched</w:t>
-      </w:r>
-    </w:p>
-    <w:p>
-      <w:pPr>
-        <w:pStyle w:val="ListParagraph"/>
-        <w:numPr>
-          <w:ilvl w:val="0"/>
-          <w:numId w:val="12"/>
-        </w:numPr>
-      </w:pPr>
-      <w:r>
-        <w:t>Delivered</w:t>
-      </w:r>
-    </w:p>
-    <w:p>
-      <w:pPr>
-        <w:pStyle w:val="ListParagraph"/>
-        <w:numPr>
-          <w:ilvl w:val="0"/>
-          <w:numId w:val="12"/>
-        </w:numPr>
-      </w:pPr>
-      <w:r>
-        <w:t>Received</w:t>
-      </w:r>
-    </w:p>
-    <w:p>
-      <w:pPr>
-        <w:pStyle w:val="ListParagraph"/>
-        <w:numPr>
-          <w:ilvl w:val="0"/>
-          <w:numId w:val="12"/>
-        </w:numPr>
-      </w:pPr>
-      <w:r>
-        <w:t>Hub</w:t>
-      </w:r>
-    </w:p>
-    <w:p>
-      <w:pPr>
-        <w:pStyle w:val="ListParagraph"/>
-        <w:numPr>
-          <w:ilvl w:val="0"/>
-          <w:numId w:val="12"/>
-        </w:numPr>
-      </w:pPr>
-      <w:r>
-        <w:t>Transit</w:t>
-      </w:r>
-    </w:p>
-    <w:p>
-      <w:pPr>
-        <w:pStyle w:val="ListParagraph"/>
-        <w:numPr>
-          <w:ilvl w:val="0"/>
-          <w:numId w:val="12"/>
-        </w:numPr>
-      </w:pPr>
-      <w:r>
-        <w:t>Customs</w:t>
-      </w:r>
-    </w:p>
-    <w:p>
-      <w:pPr>
-        <w:pStyle w:val="ListParagraph"/>
-        <w:numPr>
-          <w:ilvl w:val="0"/>
-          <w:numId w:val="12"/>
-        </w:numPr>
-      </w:pPr>
-      <w:r>
-        <w:t>Out for delivery</w:t>
-      </w:r>
-    </w:p>
-    <w:p>
-      <w:pPr>
-        <w:pStyle w:val="ListParagraph"/>
-        <w:numPr>
-          <w:ilvl w:val="0"/>
-          <w:numId w:val="12"/>
-        </w:numPr>
-      </w:pPr>
-      <w:r>
-        <w:t>Office</w:t>
-      </w:r>
-    </w:p>
-    <w:p>
-      <w:pPr>
-        <w:pStyle w:val="ListParagraph"/>
-        <w:numPr>
-          <w:ilvl w:val="0"/>
-          <w:numId w:val="12"/>
-        </w:numPr>
-      </w:pPr>
-      <w:r>
-        <w:t>Photos sent</w:t>
-      </w:r>
-    </w:p>
-    <w:p>
-      <w:pPr>
-        <w:pStyle w:val="ListParagraph"/>
-        <w:numPr>
-          <w:ilvl w:val="0"/>
-          <w:numId w:val="12"/>
-        </w:numPr>
-      </w:pPr>
-    </w:p>
-    <w:p/>
-    <w:p>
-      <w:pPr>
-        <w:rPr>
-          <w:b/>
-          <w:bCs/>
-        </w:rPr>
-      </w:pPr>
-      <w:r>
-        <w:rPr>
-          <w:b/>
-          <w:bCs/>
-        </w:rPr>
-        <w:lastRenderedPageBreak/>
+        <w:rPr>
+          <w:b/>
+          <w:bCs/>
+        </w:rPr>
+      </w:pPr>
+      <w:r>
+        <w:rPr>
+          <w:b/>
+          <w:bCs/>
+        </w:rPr>
         <w:t>Trips</w:t>
       </w:r>
     </w:p>
@@ -1416,6 +1702,7 @@
         </w:numPr>
       </w:pPr>
       <w:r>
+        <w:lastRenderedPageBreak/>
         <w:t>Approved</w:t>
       </w:r>
     </w:p>
@@ -1782,83 +2069,83 @@
         </w:numPr>
       </w:pPr>
       <w:r>
+        <w:t>Received</w:t>
+      </w:r>
+    </w:p>
+    <w:p>
+      <w:pPr>
+        <w:ind w:firstLine="720"/>
+      </w:pPr>
+      <w:r>
+        <w:rPr>
+          <w:b/>
+          <w:bCs/>
+        </w:rPr>
+        <w:t>Flags</w:t>
+      </w:r>
+    </w:p>
+    <w:p>
+      <w:pPr>
+        <w:ind w:left="360"/>
+        <w:rPr>
+          <w:b/>
+          <w:bCs/>
+        </w:rPr>
+      </w:pPr>
+      <w:r>
+        <w:rPr>
+          <w:b/>
+          <w:bCs/>
+        </w:rPr>
+        <w:t>Flags</w:t>
+      </w:r>
+      <w:r>
+        <w:rPr>
+          <w:b/>
+          <w:bCs/>
+        </w:rPr>
+        <w:t xml:space="preserve"> (Totally </w:t>
+      </w:r>
+      <w:r>
+        <w:t>– all inventory of the trip or</w:t>
+      </w:r>
+      <w:r>
+        <w:rPr>
+          <w:b/>
+          <w:bCs/>
+        </w:rPr>
+        <w:t xml:space="preserve"> </w:t>
+      </w:r>
+      <w:proofErr w:type="gramStart"/>
+      <w:r>
+        <w:rPr>
+          <w:b/>
+          <w:bCs/>
+        </w:rPr>
+        <w:t>Partially</w:t>
+      </w:r>
+      <w:proofErr w:type="gramEnd"/>
+      <w:r>
+        <w:t xml:space="preserve"> – some items in the trip</w:t>
+      </w:r>
+      <w:r>
+        <w:rPr>
+          <w:b/>
+          <w:bCs/>
+        </w:rPr>
+        <w:t>)</w:t>
+      </w:r>
+    </w:p>
+    <w:p>
+      <w:pPr>
+        <w:pStyle w:val="ListParagraph"/>
+        <w:numPr>
+          <w:ilvl w:val="0"/>
+          <w:numId w:val="16"/>
+        </w:numPr>
+      </w:pPr>
+      <w:r>
         <w:lastRenderedPageBreak/>
-        <w:t>Received</w:t>
-      </w:r>
-    </w:p>
-    <w:p>
-      <w:pPr>
-        <w:ind w:firstLine="720"/>
-      </w:pPr>
-      <w:r>
-        <w:rPr>
-          <w:b/>
-          <w:bCs/>
-        </w:rPr>
-        <w:t>Flags</w:t>
-      </w:r>
-    </w:p>
-    <w:p>
-      <w:pPr>
-        <w:ind w:left="360"/>
-        <w:rPr>
-          <w:b/>
-          <w:bCs/>
-        </w:rPr>
-      </w:pPr>
-      <w:r>
-        <w:rPr>
-          <w:b/>
-          <w:bCs/>
-        </w:rPr>
-        <w:t>Flags</w:t>
-      </w:r>
-      <w:r>
-        <w:rPr>
-          <w:b/>
-          <w:bCs/>
-        </w:rPr>
-        <w:t xml:space="preserve"> (Totally </w:t>
-      </w:r>
-      <w:r>
-        <w:t>– all inventory of the trip or</w:t>
-      </w:r>
-      <w:r>
-        <w:rPr>
-          <w:b/>
-          <w:bCs/>
-        </w:rPr>
-        <w:t xml:space="preserve"> </w:t>
-      </w:r>
-      <w:proofErr w:type="gramStart"/>
-      <w:r>
-        <w:rPr>
-          <w:b/>
-          <w:bCs/>
-        </w:rPr>
-        <w:t>Partially</w:t>
-      </w:r>
-      <w:proofErr w:type="gramEnd"/>
-      <w:r>
-        <w:t xml:space="preserve"> – some items in the trip</w:t>
-      </w:r>
-      <w:r>
-        <w:rPr>
-          <w:b/>
-          <w:bCs/>
-        </w:rPr>
-        <w:t>)</w:t>
-      </w:r>
-    </w:p>
-    <w:p>
-      <w:pPr>
-        <w:pStyle w:val="ListParagraph"/>
-        <w:numPr>
-          <w:ilvl w:val="0"/>
-          <w:numId w:val="16"/>
-        </w:numPr>
-      </w:pPr>
-      <w:r>
         <w:t>Delayed</w:t>
       </w:r>
     </w:p>
@@ -2108,51 +2395,51 @@
         </w:numPr>
       </w:pPr>
       <w:r>
+        <w:t xml:space="preserve">Request &gt;&gt; In case of Special Order; 3 X Requested from Supplier to Customer by Sales User, </w:t>
+      </w:r>
+      <w:proofErr w:type="gramStart"/>
+      <w:r>
+        <w:t>In</w:t>
+      </w:r>
+      <w:proofErr w:type="gramEnd"/>
+      <w:r>
+        <w:t xml:space="preserve"> case of non-Special Order &gt;&gt; 3 X Requested from Supplier by Sales User</w:t>
+      </w:r>
+    </w:p>
+    <w:p>
+      <w:pPr>
+        <w:pStyle w:val="ListParagraph"/>
+        <w:numPr>
+          <w:ilvl w:val="0"/>
+          <w:numId w:val="18"/>
+        </w:numPr>
+      </w:pPr>
+      <w:r>
+        <w:t>Purchase &gt;&gt; 3 X Purchased from Supplier to Destination</w:t>
+      </w:r>
+    </w:p>
+    <w:p>
+      <w:pPr>
+        <w:pStyle w:val="ListParagraph"/>
+        <w:numPr>
+          <w:ilvl w:val="0"/>
+          <w:numId w:val="18"/>
+        </w:numPr>
+      </w:pPr>
+      <w:r>
+        <w:t>Patch &gt;&gt; 3 X Shipped from Supplier to Destination</w:t>
+      </w:r>
+    </w:p>
+    <w:p>
+      <w:pPr>
+        <w:pStyle w:val="ListParagraph"/>
+        <w:numPr>
+          <w:ilvl w:val="0"/>
+          <w:numId w:val="18"/>
+        </w:numPr>
+      </w:pPr>
+      <w:r>
         <w:lastRenderedPageBreak/>
-        <w:t xml:space="preserve">Request &gt;&gt; In case of Special Order; 3 X Requested from Supplier to Customer by Sales User, </w:t>
-      </w:r>
-      <w:proofErr w:type="gramStart"/>
-      <w:r>
-        <w:t>In</w:t>
-      </w:r>
-      <w:proofErr w:type="gramEnd"/>
-      <w:r>
-        <w:t xml:space="preserve"> case of non-Special Order &gt;&gt; 3 X Requested from Supplier by Sales User</w:t>
-      </w:r>
-    </w:p>
-    <w:p>
-      <w:pPr>
-        <w:pStyle w:val="ListParagraph"/>
-        <w:numPr>
-          <w:ilvl w:val="0"/>
-          <w:numId w:val="18"/>
-        </w:numPr>
-      </w:pPr>
-      <w:r>
-        <w:t>Purchase &gt;&gt; 3 X Purchased from Supplier to Destination</w:t>
-      </w:r>
-    </w:p>
-    <w:p>
-      <w:pPr>
-        <w:pStyle w:val="ListParagraph"/>
-        <w:numPr>
-          <w:ilvl w:val="0"/>
-          <w:numId w:val="18"/>
-        </w:numPr>
-      </w:pPr>
-      <w:r>
-        <w:t>Patch &gt;&gt; 3 X Shipped from Supplier to Destination</w:t>
-      </w:r>
-    </w:p>
-    <w:p>
-      <w:pPr>
-        <w:pStyle w:val="ListParagraph"/>
-        <w:numPr>
-          <w:ilvl w:val="0"/>
-          <w:numId w:val="18"/>
-        </w:numPr>
-      </w:pPr>
-      <w:r>
         <w:t>Traveler &gt;&gt; Traveler Name</w:t>
       </w:r>
     </w:p>
@@ -2336,115 +2623,78 @@
     <w:p/>
     <w:p/>
     <w:p/>
-    <w:p/>
-    <w:p/>
-    <w:p/>
-    <w:p/>
-    <w:p>
-      <w:r>
-        <w:rPr>
-          <w:b/>
-          <w:bCs/>
+    <w:p>
+      <w:pPr>
+        <w:rPr>
           <w:color w:val="196B24" w:themeColor="accent3"/>
         </w:rPr>
-        <w:t>Expenses Module</w:t>
-      </w:r>
+      </w:pPr>
       <w:r>
         <w:rPr>
           <w:b/>
           <w:bCs/>
           <w:color w:val="196B24" w:themeColor="accent3"/>
         </w:rPr>
+        <w:t>Pricing Module</w:t>
+      </w:r>
+      <w:r>
+        <w:rPr>
+          <w:b/>
+          <w:bCs/>
+          <w:color w:val="196B24" w:themeColor="accent3"/>
+        </w:rPr>
         <w:br/>
       </w:r>
       <w:r>
-        <w:t>A</w:t>
-      </w:r>
-    </w:p>
-    <w:p/>
-    <w:p>
-      <w:pPr>
-        <w:rPr>
-          <w:b/>
-          <w:bCs/>
+        <w:rPr>
           <w:color w:val="196B24" w:themeColor="accent3"/>
         </w:rPr>
-      </w:pPr>
-      <w:r>
-        <w:rPr>
-          <w:b/>
-          <w:bCs/>
+        <w:t>In this module there are 3 sections;</w:t>
+      </w:r>
+    </w:p>
+    <w:p>
+      <w:pPr>
+        <w:pStyle w:val="ListParagraph"/>
+        <w:numPr>
+          <w:ilvl w:val="0"/>
+          <w:numId w:val="20"/>
+        </w:numPr>
+        <w:rPr>
           <w:color w:val="196B24" w:themeColor="accent3"/>
         </w:rPr>
-        <w:br w:type="page"/>
-      </w:r>
-    </w:p>
-    <w:p>
-      <w:pPr>
-        <w:rPr>
+      </w:pPr>
+      <w:r>
+        <w:rPr>
+          <w:b/>
+          <w:bCs/>
           <w:color w:val="196B24" w:themeColor="accent3"/>
         </w:rPr>
-      </w:pPr>
-      <w:r>
-        <w:rPr>
-          <w:b/>
-          <w:bCs/>
+        <w:t>Supplements</w:t>
+      </w:r>
+      <w:r>
+        <w:rPr>
           <w:color w:val="196B24" w:themeColor="accent3"/>
         </w:rPr>
+        <w:t xml:space="preserve"> – calculator that take many inputs in give single output; Price. Each calculation is registered in history automatically. Historical calculations can be deleted by users but </w:t>
+      </w:r>
+      <w:r>
+        <w:rPr>
+          <w:color w:val="196B24" w:themeColor="accent3"/>
+        </w:rPr>
+        <w:t>are still</w:t>
+      </w:r>
+      <w:r>
+        <w:rPr>
+          <w:color w:val="196B24" w:themeColor="accent3"/>
+        </w:rPr>
+        <w:t xml:space="preserve"> reachable by admin. After successful entry that led to </w:t>
+      </w:r>
+      <w:r>
+        <w:rPr>
+          <w:color w:val="196B24" w:themeColor="accent3"/>
+        </w:rPr>
         <w:lastRenderedPageBreak/>
-        <w:t>Pricing Module</w:t>
-      </w:r>
-      <w:r>
-        <w:rPr>
-          <w:b/>
-          <w:bCs/>
-          <w:color w:val="196B24" w:themeColor="accent3"/>
-        </w:rPr>
-        <w:br/>
-      </w:r>
-      <w:r>
-        <w:rPr>
-          <w:color w:val="196B24" w:themeColor="accent3"/>
-        </w:rPr>
-        <w:t>In this module there are 3 sections;</w:t>
-      </w:r>
-    </w:p>
-    <w:p>
-      <w:pPr>
-        <w:pStyle w:val="ListParagraph"/>
-        <w:numPr>
-          <w:ilvl w:val="0"/>
-          <w:numId w:val="20"/>
-        </w:numPr>
-        <w:rPr>
-          <w:color w:val="196B24" w:themeColor="accent3"/>
-        </w:rPr>
-      </w:pPr>
-      <w:r>
-        <w:rPr>
-          <w:b/>
-          <w:bCs/>
-          <w:color w:val="196B24" w:themeColor="accent3"/>
-        </w:rPr>
-        <w:t>Supplements</w:t>
-      </w:r>
-      <w:r>
-        <w:rPr>
-          <w:color w:val="196B24" w:themeColor="accent3"/>
-        </w:rPr>
-        <w:t xml:space="preserve"> – calculator that take many inputs in give single output; Price. Each calculation is registered in history automatically. Historical calculations can be deleted by users but </w:t>
-      </w:r>
-      <w:r>
-        <w:rPr>
-          <w:color w:val="196B24" w:themeColor="accent3"/>
-        </w:rPr>
-        <w:t>are still</w:t>
-      </w:r>
-      <w:r>
-        <w:rPr>
-          <w:color w:val="196B24" w:themeColor="accent3"/>
-        </w:rPr>
-        <w:t xml:space="preserve"> reachable by admin. After successful entry that led to calculated results, or after invalid or missing entry that resulted in error, please return form pre-filled with recent input and highlight problematic entry field with red color in applicable. Section details are as follows;</w:t>
+        <w:t>calculated results, or after invalid or missing entry that resulted in error, please return form pre-filled with recent input and highlight problematic entry field with red color in applicable. Section details are as follows;</w:t>
       </w:r>
     </w:p>
     <w:p>
@@ -2817,7 +3067,6 @@
         <w:rPr>
           <w:color w:val="196B24" w:themeColor="accent3"/>
         </w:rPr>
-        <w:lastRenderedPageBreak/>
         <w:t>History – list of all calculation stamped by date, time and user</w:t>
       </w:r>
       <w:r>
@@ -2864,6 +3113,7 @@
           <w:color w:val="196B24" w:themeColor="accent3"/>
           <w:lang w:bidi="ar-EG"/>
         </w:rPr>
+        <w:lastRenderedPageBreak/>
         <w:t xml:space="preserve">There should be a list of all variables and their multipliers editable </w:t>
       </w:r>
       <w:r>
@@ -2955,1244 +3205,6 @@
         <w:t>Register calculation inputs and output and user into history</w:t>
       </w:r>
     </w:p>
-    <w:p/>
-    <w:p/>
-    <w:p/>
-    <w:p/>
-    <w:p/>
-    <w:p/>
-    <w:p/>
-    <w:p>
-      <w:r>
-        <w:rPr>
-          <w:b/>
-          <w:bCs/>
-        </w:rPr>
-        <w:t xml:space="preserve">Pricing </w:t>
-      </w:r>
-      <w:r>
-        <w:rPr>
-          <w:b/>
-          <w:bCs/>
-        </w:rPr>
-        <w:t>Module</w:t>
-      </w:r>
-      <w:r>
-        <w:rPr>
-          <w:b/>
-          <w:bCs/>
-        </w:rPr>
-        <w:br/>
-      </w:r>
-      <w:r>
-        <w:t>In this module there are 3 sections;</w:t>
-      </w:r>
-    </w:p>
-    <w:p>
-      <w:pPr>
-        <w:pStyle w:val="ListParagraph"/>
-        <w:numPr>
-          <w:ilvl w:val="0"/>
-          <w:numId w:val="20"/>
-        </w:numPr>
-      </w:pPr>
-      <w:r>
-        <w:rPr>
-          <w:b/>
-          <w:bCs/>
-        </w:rPr>
-        <w:t>Supplements</w:t>
-      </w:r>
-      <w:r>
-        <w:t xml:space="preserve"> – calculator that take many inputs in give single output; Price. Each calculation is registered in history automatically. Historical calculations can be deleted by users but still reachable by admin. After successful entry that led to calculated results, or after invalid or missing entry that resulted in error, </w:t>
-      </w:r>
-      <w:r>
-        <w:t xml:space="preserve">please return form pre-filled with recent input and highlight problematic entry field with red color in applicable. </w:t>
-      </w:r>
-      <w:r>
-        <w:t>Section details are as follows;</w:t>
-      </w:r>
-    </w:p>
-    <w:p>
-      <w:pPr>
-        <w:pStyle w:val="ListParagraph"/>
-        <w:numPr>
-          <w:ilvl w:val="0"/>
-          <w:numId w:val="21"/>
-        </w:numPr>
-        <w:rPr>
-          <w:lang w:bidi="ar-EG"/>
-        </w:rPr>
-      </w:pPr>
-      <w:r>
-        <w:rPr>
-          <w:lang w:bidi="ar-EG"/>
-        </w:rPr>
-        <w:t>Input;</w:t>
-      </w:r>
-    </w:p>
-    <w:p>
-      <w:pPr>
-        <w:pStyle w:val="ListParagraph"/>
-        <w:numPr>
-          <w:ilvl w:val="1"/>
-          <w:numId w:val="21"/>
-        </w:numPr>
-        <w:rPr>
-          <w:lang w:bidi="ar-EG"/>
-        </w:rPr>
-      </w:pPr>
-      <w:r>
-        <w:rPr>
-          <w:lang w:bidi="ar-EG"/>
-        </w:rPr>
-        <w:t xml:space="preserve">Product name – </w:t>
-      </w:r>
-      <w:r>
-        <w:rPr>
-          <w:lang w:bidi="ar-EG"/>
-        </w:rPr>
-        <w:t>doesn’t affect calculations, but still registered in History</w:t>
-      </w:r>
-    </w:p>
-    <w:p>
-      <w:pPr>
-        <w:pStyle w:val="ListParagraph"/>
-        <w:numPr>
-          <w:ilvl w:val="1"/>
-          <w:numId w:val="21"/>
-        </w:numPr>
-        <w:rPr>
-          <w:lang w:bidi="ar-EG"/>
-        </w:rPr>
-      </w:pPr>
-      <w:r>
-        <w:rPr>
-          <w:lang w:bidi="ar-EG"/>
-        </w:rPr>
-        <w:t>Imported from [symbol in calculation formula ‘</w:t>
-      </w:r>
-      <w:r>
-        <w:rPr>
-          <w:lang w:bidi="ar-EG"/>
-        </w:rPr>
-        <w:t>O</w:t>
-      </w:r>
-      <w:r>
-        <w:rPr>
-          <w:lang w:bidi="ar-EG"/>
-        </w:rPr>
-        <w:t xml:space="preserve">’] – select from (USA, UK or EU) – each selection has adjacent value that affect calculations </w:t>
-      </w:r>
-    </w:p>
-    <w:p>
-      <w:pPr>
-        <w:pStyle w:val="ListParagraph"/>
-        <w:numPr>
-          <w:ilvl w:val="1"/>
-          <w:numId w:val="21"/>
-        </w:numPr>
-        <w:rPr>
-          <w:lang w:bidi="ar-EG"/>
-        </w:rPr>
-      </w:pPr>
-      <w:r>
-        <w:rPr>
-          <w:lang w:bidi="ar-EG"/>
-        </w:rPr>
-        <w:t>Supplier – select from list of suppliers available in each country. Some suppliers are available in more than one country. List of suppliers and their availability should be editable in admin side &gt; Setting Module &gt; Logistics section</w:t>
-      </w:r>
-    </w:p>
-    <w:p>
-      <w:pPr>
-        <w:pStyle w:val="ListParagraph"/>
-        <w:numPr>
-          <w:ilvl w:val="1"/>
-          <w:numId w:val="21"/>
-        </w:numPr>
-        <w:rPr>
-          <w:lang w:bidi="ar-EG"/>
-        </w:rPr>
-      </w:pPr>
-      <w:r>
-        <w:rPr>
-          <w:lang w:bidi="ar-EG"/>
-        </w:rPr>
-        <w:lastRenderedPageBreak/>
-        <w:t>Purchase Price [symbol in calculation formula ‘P’]</w:t>
-      </w:r>
-    </w:p>
-    <w:p>
-      <w:pPr>
-        <w:pStyle w:val="ListParagraph"/>
-        <w:numPr>
-          <w:ilvl w:val="1"/>
-          <w:numId w:val="21"/>
-        </w:numPr>
-        <w:rPr>
-          <w:lang w:bidi="ar-EG"/>
-        </w:rPr>
-      </w:pPr>
-      <w:r>
-        <w:rPr>
-          <w:lang w:bidi="ar-EG"/>
-        </w:rPr>
-        <w:t>Count [symbol in calculation formula ‘C’]</w:t>
-      </w:r>
-    </w:p>
-    <w:p>
-      <w:pPr>
-        <w:pStyle w:val="ListParagraph"/>
-        <w:numPr>
-          <w:ilvl w:val="1"/>
-          <w:numId w:val="21"/>
-        </w:numPr>
-        <w:rPr>
-          <w:lang w:bidi="ar-EG"/>
-        </w:rPr>
-      </w:pPr>
-      <w:r>
-        <w:rPr>
-          <w:lang w:bidi="ar-EG"/>
-        </w:rPr>
-        <w:t>Daily Dose [symbol in calculation formula ‘D’]</w:t>
-      </w:r>
-    </w:p>
-    <w:p>
-      <w:pPr>
-        <w:pStyle w:val="ListParagraph"/>
-        <w:numPr>
-          <w:ilvl w:val="1"/>
-          <w:numId w:val="21"/>
-        </w:numPr>
-        <w:rPr>
-          <w:lang w:bidi="ar-EG"/>
-        </w:rPr>
-      </w:pPr>
-      <w:r>
-        <w:rPr>
-          <w:lang w:bidi="ar-EG"/>
-        </w:rPr>
-        <w:t>Weight (grams) [symbol in calculation formula ‘W’]</w:t>
-      </w:r>
-    </w:p>
-    <w:p>
-      <w:pPr>
-        <w:pStyle w:val="ListParagraph"/>
-        <w:numPr>
-          <w:ilvl w:val="1"/>
-          <w:numId w:val="21"/>
-        </w:numPr>
-        <w:rPr>
-          <w:lang w:bidi="ar-EG"/>
-        </w:rPr>
-      </w:pPr>
-      <w:r>
-        <w:rPr>
-          <w:lang w:bidi="ar-EG"/>
-        </w:rPr>
-        <w:t xml:space="preserve">Product shape [symbol in calculation formula ‘S’] – select from list (Capsules/Tablets, </w:t>
-      </w:r>
-      <w:proofErr w:type="spellStart"/>
-      <w:r>
-        <w:rPr>
-          <w:lang w:bidi="ar-EG"/>
-        </w:rPr>
-        <w:t>Softgels</w:t>
-      </w:r>
-      <w:proofErr w:type="spellEnd"/>
-      <w:r>
-        <w:rPr>
-          <w:lang w:bidi="ar-EG"/>
-        </w:rPr>
-        <w:t>/Chews, Powder/Creamy, Gummies, Liquid, Injection)</w:t>
-      </w:r>
-      <w:r>
-        <w:rPr>
-          <w:lang w:bidi="ar-EG"/>
-        </w:rPr>
-        <w:t xml:space="preserve"> – each product shape has multiplier that can be edited in the admin side</w:t>
-      </w:r>
-    </w:p>
-    <w:p>
-      <w:pPr>
-        <w:pStyle w:val="ListParagraph"/>
-        <w:numPr>
-          <w:ilvl w:val="1"/>
-          <w:numId w:val="21"/>
-        </w:numPr>
-        <w:rPr>
-          <w:lang w:bidi="ar-EG"/>
-        </w:rPr>
-      </w:pPr>
-      <w:r>
-        <w:rPr>
-          <w:lang w:bidi="ar-EG"/>
-        </w:rPr>
-        <w:t>Packaging Material [symbol in calculation formula ‘</w:t>
-      </w:r>
-      <w:r>
-        <w:rPr>
-          <w:lang w:bidi="ar-EG"/>
-        </w:rPr>
-        <w:t>K</w:t>
-      </w:r>
-      <w:r>
-        <w:rPr>
-          <w:lang w:bidi="ar-EG"/>
-        </w:rPr>
-        <w:t>’]</w:t>
-      </w:r>
-      <w:r>
-        <w:rPr>
-          <w:lang w:bidi="ar-EG"/>
-        </w:rPr>
-        <w:t xml:space="preserve"> – each packaging material has multiplier that can be edited in the admin side</w:t>
-      </w:r>
-    </w:p>
-    <w:p>
-      <w:pPr>
-        <w:pStyle w:val="ListParagraph"/>
-        <w:numPr>
-          <w:ilvl w:val="1"/>
-          <w:numId w:val="21"/>
-        </w:numPr>
-        <w:rPr>
-          <w:lang w:bidi="ar-EG"/>
-        </w:rPr>
-      </w:pPr>
-      <w:r>
-        <w:rPr>
-          <w:lang w:bidi="ar-EG"/>
-        </w:rPr>
-        <w:t>Size [symbol in calculation formula ‘</w:t>
-      </w:r>
-      <w:r>
-        <w:rPr>
-          <w:lang w:bidi="ar-EG"/>
-        </w:rPr>
-        <w:t>Z</w:t>
-      </w:r>
-      <w:r>
-        <w:rPr>
-          <w:lang w:bidi="ar-EG"/>
-        </w:rPr>
-        <w:t xml:space="preserve">’] </w:t>
-      </w:r>
-      <w:r>
-        <w:rPr>
-          <w:lang w:bidi="ar-EG"/>
-        </w:rPr>
-        <w:t>–</w:t>
-      </w:r>
-      <w:r>
-        <w:rPr>
-          <w:lang w:bidi="ar-EG"/>
-        </w:rPr>
-        <w:t xml:space="preserve"> </w:t>
-      </w:r>
-      <w:r>
-        <w:rPr>
-          <w:lang w:bidi="ar-EG"/>
-        </w:rPr>
-        <w:t>select from list; Small, Normal, Big and Huge – each size has multiplier that can be edited in the admin side</w:t>
-      </w:r>
-    </w:p>
-    <w:p>
-      <w:pPr>
-        <w:pStyle w:val="ListParagraph"/>
-        <w:numPr>
-          <w:ilvl w:val="1"/>
-          <w:numId w:val="21"/>
-        </w:numPr>
-        <w:rPr>
-          <w:lang w:bidi="ar-EG"/>
-        </w:rPr>
-      </w:pPr>
-      <w:r>
-        <w:rPr>
-          <w:lang w:bidi="ar-EG"/>
-        </w:rPr>
-        <w:t>Male Support [symbol in calculation formula ‘</w:t>
-      </w:r>
-      <w:r>
-        <w:rPr>
-          <w:lang w:bidi="ar-EG"/>
-        </w:rPr>
-        <w:t>X</w:t>
-      </w:r>
-      <w:r>
-        <w:rPr>
-          <w:lang w:bidi="ar-EG"/>
-        </w:rPr>
-        <w:t xml:space="preserve">’] – switch – if yes, </w:t>
-      </w:r>
-      <w:r>
-        <w:rPr>
-          <w:lang w:bidi="ar-EG"/>
-        </w:rPr>
-        <w:t>X</w:t>
-      </w:r>
-      <w:r>
-        <w:rPr>
-          <w:lang w:bidi="ar-EG"/>
-        </w:rPr>
-        <w:t xml:space="preserve"> = 1 and if no, </w:t>
-      </w:r>
-      <w:r>
-        <w:rPr>
-          <w:lang w:bidi="ar-EG"/>
-        </w:rPr>
-        <w:t>X</w:t>
-      </w:r>
-      <w:r>
-        <w:rPr>
-          <w:lang w:bidi="ar-EG"/>
-        </w:rPr>
-        <w:t xml:space="preserve"> = 0</w:t>
-      </w:r>
-      <w:r>
-        <w:rPr>
-          <w:lang w:bidi="ar-EG"/>
-        </w:rPr>
-        <w:t xml:space="preserve"> </w:t>
-      </w:r>
-    </w:p>
-    <w:p>
-      <w:pPr>
-        <w:pStyle w:val="ListParagraph"/>
-        <w:numPr>
-          <w:ilvl w:val="1"/>
-          <w:numId w:val="21"/>
-        </w:numPr>
-        <w:rPr>
-          <w:lang w:bidi="ar-EG"/>
-        </w:rPr>
-      </w:pPr>
-      <w:r>
-        <w:rPr>
-          <w:lang w:bidi="ar-EG"/>
-        </w:rPr>
-        <w:t>Notes – doesn’t affect calculations, but still registered in History</w:t>
-      </w:r>
-    </w:p>
-    <w:p>
-      <w:pPr>
-        <w:pStyle w:val="ListParagraph"/>
-        <w:numPr>
-          <w:ilvl w:val="1"/>
-          <w:numId w:val="21"/>
-        </w:numPr>
-        <w:rPr>
-          <w:lang w:bidi="ar-EG"/>
-        </w:rPr>
-      </w:pPr>
-      <w:r>
-        <w:rPr>
-          <w:lang w:bidi="ar-EG"/>
-        </w:rPr>
-        <w:t xml:space="preserve">Attached </w:t>
-      </w:r>
-      <w:r>
-        <w:rPr>
-          <w:lang w:bidi="ar-EG"/>
-        </w:rPr>
-        <w:t>photos –</w:t>
-      </w:r>
-      <w:r>
-        <w:rPr>
-          <w:lang w:bidi="ar-EG"/>
-        </w:rPr>
-        <w:t xml:space="preserve"> doesn’t affect calculations, but still registered in History</w:t>
-      </w:r>
-    </w:p>
-    <w:p>
-      <w:pPr>
-        <w:pStyle w:val="ListParagraph"/>
-        <w:numPr>
-          <w:ilvl w:val="0"/>
-          <w:numId w:val="21"/>
-        </w:numPr>
-        <w:rPr>
-          <w:lang w:bidi="ar-EG"/>
-        </w:rPr>
-      </w:pPr>
-      <w:r>
-        <w:rPr>
-          <w:lang w:bidi="ar-EG"/>
-        </w:rPr>
-        <w:t>Calculations</w:t>
-      </w:r>
-    </w:p>
-    <w:p>
-      <w:pPr>
-        <w:pStyle w:val="ListParagraph"/>
-        <w:numPr>
-          <w:ilvl w:val="1"/>
-          <w:numId w:val="21"/>
-        </w:numPr>
-        <w:rPr>
-          <w:lang w:bidi="ar-EG"/>
-        </w:rPr>
-      </w:pPr>
-      <w:r>
-        <w:rPr>
-          <w:lang w:bidi="ar-EG"/>
-        </w:rPr>
-        <w:t xml:space="preserve">Calculate dosage </w:t>
-      </w:r>
-      <w:r>
-        <w:rPr>
-          <w:lang w:bidi="ar-EG"/>
-        </w:rPr>
-        <w:t xml:space="preserve">– how many bottles are required to supply usage for 3 months? Maximum 3 bottles </w:t>
-      </w:r>
-      <w:r>
-        <w:rPr>
-          <w:lang w:bidi="ar-EG"/>
-        </w:rPr>
-        <w:t>[symbol in calculation formula ‘</w:t>
-      </w:r>
-      <w:r>
-        <w:rPr>
-          <w:lang w:bidi="ar-EG"/>
-        </w:rPr>
-        <w:t>G</w:t>
-      </w:r>
-      <w:r>
-        <w:rPr>
-          <w:lang w:bidi="ar-EG"/>
-        </w:rPr>
-        <w:t>’]; as follows;</w:t>
-      </w:r>
-    </w:p>
-    <w:p>
-      <w:pPr>
-        <w:pStyle w:val="ListParagraph"/>
-        <w:numPr>
-          <w:ilvl w:val="2"/>
-          <w:numId w:val="21"/>
-        </w:numPr>
-        <w:rPr>
-          <w:lang w:bidi="ar-EG"/>
-        </w:rPr>
-      </w:pPr>
-      <w:r>
-        <w:rPr>
-          <w:lang w:bidi="ar-EG"/>
-        </w:rPr>
-        <w:t>Dosage ‘G’ is how much bottles do I need to supply me for 3 months. Round up to next integer and the maximum for dosage is 3. Dosage can be 1, 2 or 3</w:t>
-      </w:r>
-    </w:p>
-    <w:p>
-      <w:pPr>
-        <w:pStyle w:val="ListParagraph"/>
-        <w:numPr>
-          <w:ilvl w:val="2"/>
-          <w:numId w:val="21"/>
-        </w:numPr>
-        <w:rPr>
-          <w:lang w:bidi="ar-EG"/>
-        </w:rPr>
-      </w:pPr>
-      <w:r>
-        <w:rPr>
-          <w:lang w:bidi="ar-EG"/>
-        </w:rPr>
-        <w:t>Dosage Cost [symbol in calculation formula ‘GC’]</w:t>
-      </w:r>
-    </w:p>
-    <w:p>
-      <w:pPr>
-        <w:pStyle w:val="ListParagraph"/>
-        <w:numPr>
-          <w:ilvl w:val="2"/>
-          <w:numId w:val="21"/>
-        </w:numPr>
-        <w:rPr>
-          <w:lang w:bidi="ar-EG"/>
-        </w:rPr>
-      </w:pPr>
-      <w:r>
-        <w:rPr>
-          <w:lang w:bidi="ar-EG"/>
-        </w:rPr>
-        <w:t xml:space="preserve">if </w:t>
-      </w:r>
-      <w:r>
-        <w:rPr>
-          <w:lang w:bidi="ar-EG"/>
-        </w:rPr>
-        <w:t>G = 1 &gt;&gt; GC = 62</w:t>
-      </w:r>
-    </w:p>
-    <w:p>
-      <w:pPr>
-        <w:pStyle w:val="ListParagraph"/>
-        <w:numPr>
-          <w:ilvl w:val="2"/>
-          <w:numId w:val="21"/>
-        </w:numPr>
-        <w:rPr>
-          <w:lang w:bidi="ar-EG"/>
-        </w:rPr>
-      </w:pPr>
-      <w:r>
-        <w:rPr>
-          <w:lang w:bidi="ar-EG"/>
-        </w:rPr>
-        <w:t>if G = 1 &gt;&gt; GC = 31</w:t>
-      </w:r>
-    </w:p>
-    <w:p>
-      <w:pPr>
-        <w:pStyle w:val="ListParagraph"/>
-        <w:numPr>
-          <w:ilvl w:val="2"/>
-          <w:numId w:val="21"/>
-        </w:numPr>
-        <w:rPr>
-          <w:lang w:bidi="ar-EG"/>
-        </w:rPr>
-      </w:pPr>
-      <w:r>
-        <w:rPr>
-          <w:lang w:bidi="ar-EG"/>
-        </w:rPr>
-        <w:t>if G = 1 &gt;&gt; GC = 0</w:t>
-      </w:r>
-    </w:p>
-    <w:p>
-      <w:pPr>
-        <w:pStyle w:val="ListParagraph"/>
-        <w:numPr>
-          <w:ilvl w:val="2"/>
-          <w:numId w:val="21"/>
-        </w:numPr>
-        <w:rPr>
-          <w:lang w:bidi="ar-EG"/>
-        </w:rPr>
-      </w:pPr>
-      <w:r>
-        <w:rPr>
-          <w:lang w:bidi="ar-EG"/>
-        </w:rPr>
-        <w:t>GC values for each G are editable in admin side</w:t>
-      </w:r>
-    </w:p>
-    <w:p>
-      <w:pPr>
-        <w:pStyle w:val="ListParagraph"/>
-        <w:numPr>
-          <w:ilvl w:val="1"/>
-          <w:numId w:val="21"/>
-        </w:numPr>
-        <w:rPr>
-          <w:lang w:bidi="ar-EG"/>
-        </w:rPr>
-      </w:pPr>
-      <w:r>
-        <w:rPr>
-          <w:lang w:bidi="ar-EG"/>
-        </w:rPr>
-        <w:t xml:space="preserve">TM (total multiplier) is the result of multiplying all these multipliers; TM = O * S * K * </w:t>
-      </w:r>
-      <w:r>
-        <w:rPr>
-          <w:lang w:bidi="ar-EG"/>
-        </w:rPr>
-        <w:t>X</w:t>
-      </w:r>
-      <w:r>
-        <w:rPr>
-          <w:lang w:bidi="ar-EG"/>
-        </w:rPr>
-        <w:t xml:space="preserve"> * Z</w:t>
-      </w:r>
-    </w:p>
-    <w:p>
-      <w:pPr>
-        <w:pStyle w:val="ListParagraph"/>
-        <w:numPr>
-          <w:ilvl w:val="1"/>
-          <w:numId w:val="21"/>
-        </w:numPr>
-        <w:rPr>
-          <w:lang w:bidi="ar-EG"/>
-        </w:rPr>
-      </w:pPr>
-      <w:r>
-        <w:rPr>
-          <w:lang w:bidi="ar-EG"/>
-        </w:rPr>
-        <w:t xml:space="preserve">If S = Injection, then </w:t>
-      </w:r>
-      <w:r>
-        <w:rPr>
-          <w:lang w:bidi="ar-EG"/>
-        </w:rPr>
-        <w:t xml:space="preserve">(Injection Fixed Cost </w:t>
-      </w:r>
-      <w:r>
-        <w:rPr>
-          <w:lang w:bidi="ar-EG"/>
-        </w:rPr>
-        <w:t>[</w:t>
-      </w:r>
-      <w:proofErr w:type="spellStart"/>
-      <w:r>
-        <w:rPr>
-          <w:lang w:bidi="ar-EG"/>
-        </w:rPr>
-        <w:t>I</w:t>
-      </w:r>
-      <w:r>
-        <w:rPr>
-          <w:lang w:bidi="ar-EG"/>
-        </w:rPr>
-        <w:t>c</w:t>
-      </w:r>
-      <w:proofErr w:type="spellEnd"/>
-      <w:r>
-        <w:rPr>
-          <w:lang w:bidi="ar-EG"/>
-        </w:rPr>
-        <w:t>]</w:t>
-      </w:r>
-      <w:r>
-        <w:rPr>
-          <w:lang w:bidi="ar-EG"/>
-        </w:rPr>
-        <w:t>)</w:t>
-      </w:r>
-      <w:r>
-        <w:rPr>
-          <w:lang w:bidi="ar-EG"/>
-        </w:rPr>
-        <w:t xml:space="preserve"> = 2000</w:t>
-      </w:r>
-      <w:r>
-        <w:rPr>
-          <w:lang w:bidi="ar-EG"/>
-        </w:rPr>
-        <w:t xml:space="preserve"> which is an extra cost added after all calculations</w:t>
-      </w:r>
-    </w:p>
-    <w:p>
-      <w:pPr>
-        <w:pStyle w:val="ListParagraph"/>
-        <w:numPr>
-          <w:ilvl w:val="1"/>
-          <w:numId w:val="21"/>
-        </w:numPr>
-        <w:rPr>
-          <w:lang w:bidi="ar-EG"/>
-        </w:rPr>
-      </w:pPr>
-      <w:r>
-        <w:rPr>
-          <w:lang w:bidi="ar-EG"/>
-        </w:rPr>
-        <w:t>Margin [symbol in calculation formula ‘M] – value to be edited in admin panel, current value is 1.2</w:t>
-      </w:r>
-    </w:p>
-    <w:p>
-      <w:pPr>
-        <w:pStyle w:val="ListParagraph"/>
-        <w:numPr>
-          <w:ilvl w:val="1"/>
-          <w:numId w:val="21"/>
-        </w:numPr>
-        <w:rPr>
-          <w:lang w:bidi="ar-EG"/>
-        </w:rPr>
-      </w:pPr>
-      <w:r>
-        <w:rPr>
-          <w:lang w:bidi="ar-EG"/>
-        </w:rPr>
-        <w:t>Inflation factor</w:t>
-      </w:r>
-      <w:r>
-        <w:rPr>
-          <w:lang w:bidi="ar-EG"/>
-        </w:rPr>
-        <w:t xml:space="preserve"> </w:t>
-      </w:r>
-      <w:r>
-        <w:rPr>
-          <w:lang w:bidi="ar-EG"/>
-        </w:rPr>
-        <w:t>[symbol in calculation formula ‘Inf’] – value to be edited in admin panel, current value is 1.05</w:t>
-      </w:r>
-    </w:p>
-    <w:p>
-      <w:pPr>
-        <w:pStyle w:val="ListParagraph"/>
-        <w:numPr>
-          <w:ilvl w:val="1"/>
-          <w:numId w:val="21"/>
-        </w:numPr>
-        <w:rPr>
-          <w:lang w:bidi="ar-EG"/>
-        </w:rPr>
-      </w:pPr>
-      <w:r>
-        <w:rPr>
-          <w:lang w:bidi="ar-EG"/>
-        </w:rPr>
-        <w:lastRenderedPageBreak/>
-        <w:t>Flat Fees [symbol in calculation formula ‘FF’] – value to be edited in admin panel, current value is 250</w:t>
-      </w:r>
-    </w:p>
-    <w:p>
-      <w:pPr>
-        <w:pStyle w:val="ListParagraph"/>
-        <w:numPr>
-          <w:ilvl w:val="1"/>
-          <w:numId w:val="21"/>
-        </w:numPr>
-        <w:rPr>
-          <w:lang w:bidi="ar-EG"/>
-        </w:rPr>
-      </w:pPr>
-      <w:r>
-        <w:rPr>
-          <w:lang w:bidi="ar-EG"/>
-        </w:rPr>
-        <w:t>Foreign Exchange [symbol in calculation formula ‘FX’] – value to be edited in admin panel, current value is 54</w:t>
-      </w:r>
-    </w:p>
-    <w:p>
-      <w:pPr>
-        <w:pStyle w:val="ListParagraph"/>
-        <w:numPr>
-          <w:ilvl w:val="1"/>
-          <w:numId w:val="21"/>
-        </w:numPr>
-        <w:rPr>
-          <w:lang w:bidi="ar-EG"/>
-        </w:rPr>
-      </w:pPr>
-      <w:r>
-        <w:rPr>
-          <w:lang w:bidi="ar-EG"/>
-        </w:rPr>
-        <w:t>Weigh Factor [symbol in calculation formula ‘WF’] – value to be edited in admin panel, current value is 40</w:t>
-      </w:r>
-    </w:p>
-    <w:p>
-      <w:pPr>
-        <w:pStyle w:val="ListParagraph"/>
-        <w:numPr>
-          <w:ilvl w:val="1"/>
-          <w:numId w:val="21"/>
-        </w:numPr>
-        <w:rPr>
-          <w:lang w:bidi="ar-EG"/>
-        </w:rPr>
-      </w:pPr>
-      <w:r>
-        <w:rPr>
-          <w:lang w:bidi="ar-EG"/>
-        </w:rPr>
-        <w:t>Weight Cost [symbol in calculation formula ‘WC], WC = W * FX * WF / 1000</w:t>
-      </w:r>
-    </w:p>
-    <w:p>
-      <w:pPr>
-        <w:pStyle w:val="ListParagraph"/>
-        <w:numPr>
-          <w:ilvl w:val="1"/>
-          <w:numId w:val="21"/>
-        </w:numPr>
-        <w:rPr>
-          <w:lang w:bidi="ar-EG"/>
-        </w:rPr>
-      </w:pPr>
-    </w:p>
-    <w:p>
-      <w:pPr>
-        <w:pStyle w:val="ListParagraph"/>
-        <w:numPr>
-          <w:ilvl w:val="1"/>
-          <w:numId w:val="21"/>
-        </w:numPr>
-        <w:rPr>
-          <w:lang w:bidi="ar-EG"/>
-        </w:rPr>
-      </w:pPr>
-      <w:proofErr w:type="spellStart"/>
-      <w:r>
-        <w:rPr>
-          <w:lang w:bidi="ar-EG"/>
-        </w:rPr>
-        <w:t>Fx</w:t>
-      </w:r>
-      <w:proofErr w:type="spellEnd"/>
-      <w:r>
-        <w:rPr>
-          <w:lang w:bidi="ar-EG"/>
-        </w:rPr>
-        <w:t xml:space="preserve"> = 54 – editable in admin side</w:t>
-      </w:r>
-    </w:p>
-    <w:p>
-      <w:pPr>
-        <w:pStyle w:val="ListParagraph"/>
-        <w:numPr>
-          <w:ilvl w:val="1"/>
-          <w:numId w:val="21"/>
-        </w:numPr>
-        <w:rPr>
-          <w:lang w:bidi="ar-EG"/>
-        </w:rPr>
-      </w:pPr>
-      <w:r>
-        <w:rPr>
-          <w:lang w:bidi="ar-EG"/>
-        </w:rPr>
-        <w:t>There should be a list of all variables and their multipliers editable in the admin section.</w:t>
-      </w:r>
-    </w:p>
-    <w:p>
-      <w:pPr>
-        <w:pStyle w:val="ListParagraph"/>
-        <w:numPr>
-          <w:ilvl w:val="1"/>
-          <w:numId w:val="21"/>
-        </w:numPr>
-        <w:rPr>
-          <w:lang w:bidi="ar-EG"/>
-        </w:rPr>
-      </w:pPr>
-      <w:r>
-        <w:rPr>
-          <w:lang w:bidi="ar-EG"/>
-        </w:rPr>
-        <w:t>If X = 1, add 2000 to the total result</w:t>
-      </w:r>
-    </w:p>
-    <w:p>
-      <w:pPr>
-        <w:pStyle w:val="ListParagraph"/>
-        <w:numPr>
-          <w:ilvl w:val="1"/>
-          <w:numId w:val="21"/>
-        </w:numPr>
-        <w:rPr>
-          <w:lang w:bidi="ar-EG"/>
-        </w:rPr>
-      </w:pPr>
-      <w:r>
-        <w:rPr>
-          <w:lang w:bidi="ar-EG"/>
-        </w:rPr>
-        <w:t>Round the result up to the nearest 10</w:t>
-      </w:r>
-    </w:p>
-    <w:p>
-      <w:pPr>
-        <w:pStyle w:val="ListParagraph"/>
-        <w:numPr>
-          <w:ilvl w:val="0"/>
-          <w:numId w:val="21"/>
-        </w:numPr>
-        <w:rPr>
-          <w:lang w:bidi="ar-EG"/>
-        </w:rPr>
-      </w:pPr>
-      <w:r>
-        <w:rPr>
-          <w:lang w:bidi="ar-EG"/>
-        </w:rPr>
-        <w:t>Upon clicking calculate button;</w:t>
-      </w:r>
-    </w:p>
-    <w:p>
-      <w:pPr>
-        <w:pStyle w:val="ListParagraph"/>
-        <w:numPr>
-          <w:ilvl w:val="1"/>
-          <w:numId w:val="21"/>
-        </w:numPr>
-        <w:rPr>
-          <w:lang w:bidi="ar-EG"/>
-        </w:rPr>
-      </w:pPr>
-      <w:r>
-        <w:rPr>
-          <w:lang w:bidi="ar-EG"/>
-        </w:rPr>
-        <w:t>Calculate and show the Selling Price</w:t>
-      </w:r>
-    </w:p>
-    <w:p>
-      <w:pPr>
-        <w:pStyle w:val="ListParagraph"/>
-        <w:numPr>
-          <w:ilvl w:val="1"/>
-          <w:numId w:val="21"/>
-        </w:numPr>
-        <w:rPr>
-          <w:lang w:bidi="ar-EG"/>
-        </w:rPr>
-      </w:pPr>
-      <w:r>
-        <w:rPr>
-          <w:lang w:bidi="ar-EG"/>
-        </w:rPr>
-        <w:t>Register calculation inputs and output and user into history</w:t>
-      </w:r>
-    </w:p>
-    <w:p>
-      <w:pPr>
-        <w:pStyle w:val="ListParagraph"/>
-        <w:numPr>
-          <w:ilvl w:val="0"/>
-          <w:numId w:val="21"/>
-        </w:numPr>
-        <w:rPr>
-          <w:lang w:bidi="ar-EG"/>
-        </w:rPr>
-      </w:pPr>
-    </w:p>
-    <w:p>
-      <w:pPr>
-        <w:pStyle w:val="ListParagraph"/>
-        <w:numPr>
-          <w:ilvl w:val="0"/>
-          <w:numId w:val="20"/>
-        </w:numPr>
-      </w:pPr>
-      <w:r>
-        <w:t>Devices – identical to supplements section</w:t>
-      </w:r>
-      <w:r>
-        <w:t xml:space="preserve"> – but </w:t>
-      </w:r>
-    </w:p>
-    <w:p>
-      <w:pPr>
-        <w:pStyle w:val="ListParagraph"/>
-        <w:numPr>
-          <w:ilvl w:val="0"/>
-          <w:numId w:val="20"/>
-        </w:numPr>
-      </w:pPr>
-      <w:r>
-        <w:t>History – list of all calculation stamped by date, time and user</w:t>
-      </w:r>
-      <w:r>
-        <w:br/>
-      </w:r>
-      <w:r>
-        <w:br/>
-      </w:r>
-      <w:r>
-        <w:br/>
-      </w:r>
-    </w:p>
-    <w:p>
-      <w:pPr>
-        <w:pStyle w:val="ListParagraph"/>
-        <w:numPr>
-          <w:ilvl w:val="0"/>
-          <w:numId w:val="20"/>
-        </w:numPr>
-      </w:pPr>
-    </w:p>
-    <w:p>
-      <w:pPr>
-        <w:pStyle w:val="ListParagraph"/>
-        <w:numPr>
-          <w:ilvl w:val="0"/>
-          <w:numId w:val="20"/>
-        </w:numPr>
-      </w:pPr>
-    </w:p>
-    <w:p>
-      <w:pPr>
-        <w:pStyle w:val="ListParagraph"/>
-        <w:numPr>
-          <w:ilvl w:val="0"/>
-          <w:numId w:val="20"/>
-        </w:numPr>
-      </w:pPr>
-    </w:p>
-    <w:p>
-      <w:pPr>
-        <w:pStyle w:val="ListParagraph"/>
-        <w:numPr>
-          <w:ilvl w:val="0"/>
-          <w:numId w:val="20"/>
-        </w:numPr>
-      </w:pPr>
-    </w:p>
-    <w:p>
-      <w:pPr>
-        <w:pStyle w:val="ListParagraph"/>
-        <w:numPr>
-          <w:ilvl w:val="0"/>
-          <w:numId w:val="20"/>
-        </w:numPr>
-      </w:pPr>
-    </w:p>
-    <w:p>
-      <w:pPr>
-        <w:pStyle w:val="ListParagraph"/>
-        <w:numPr>
-          <w:ilvl w:val="2"/>
-          <w:numId w:val="20"/>
-        </w:numPr>
-        <w:rPr>
-          <w:lang w:bidi="ar-EG"/>
-        </w:rPr>
-      </w:pPr>
-      <w:r>
-        <w:rPr>
-          <w:lang w:bidi="ar-EG"/>
-        </w:rPr>
-        <w:t>Dosage Cost [symbol in calculation formula ‘GC’]</w:t>
-      </w:r>
-    </w:p>
-    <w:p>
-      <w:pPr>
-        <w:pStyle w:val="ListParagraph"/>
-        <w:numPr>
-          <w:ilvl w:val="2"/>
-          <w:numId w:val="20"/>
-        </w:numPr>
-        <w:rPr>
-          <w:lang w:bidi="ar-EG"/>
-        </w:rPr>
-      </w:pPr>
-      <w:r>
-        <w:rPr>
-          <w:lang w:bidi="ar-EG"/>
-        </w:rPr>
-        <w:t xml:space="preserve">if days equal 1 to </w:t>
-      </w:r>
-      <w:proofErr w:type="gramStart"/>
-      <w:r>
-        <w:rPr>
-          <w:lang w:bidi="ar-EG"/>
-        </w:rPr>
-        <w:t>30 ,</w:t>
-      </w:r>
-      <w:proofErr w:type="gramEnd"/>
-      <w:r>
-        <w:rPr>
-          <w:lang w:bidi="ar-EG"/>
-        </w:rPr>
-        <w:t xml:space="preserve"> then G = 3 then GC=0</w:t>
-      </w:r>
-    </w:p>
-    <w:p>
-      <w:pPr>
-        <w:pStyle w:val="ListParagraph"/>
-        <w:numPr>
-          <w:ilvl w:val="2"/>
-          <w:numId w:val="20"/>
-        </w:numPr>
-        <w:rPr>
-          <w:lang w:bidi="ar-EG"/>
-        </w:rPr>
-      </w:pPr>
-      <w:r>
-        <w:rPr>
-          <w:lang w:bidi="ar-EG"/>
-        </w:rPr>
-        <w:t xml:space="preserve">if days equal 31 to </w:t>
-      </w:r>
-      <w:proofErr w:type="gramStart"/>
-      <w:r>
-        <w:rPr>
-          <w:lang w:bidi="ar-EG"/>
-        </w:rPr>
-        <w:t>60 ,</w:t>
-      </w:r>
-      <w:proofErr w:type="gramEnd"/>
-      <w:r>
-        <w:rPr>
-          <w:lang w:bidi="ar-EG"/>
-        </w:rPr>
-        <w:t xml:space="preserve"> then G = 2</w:t>
-      </w:r>
-      <w:r>
-        <w:rPr>
-          <w:lang w:bidi="ar-EG"/>
-        </w:rPr>
-        <w:t xml:space="preserve"> </w:t>
-      </w:r>
-      <w:r>
-        <w:rPr>
-          <w:lang w:bidi="ar-EG"/>
-        </w:rPr>
-        <w:t>then GC=31</w:t>
-      </w:r>
-    </w:p>
-    <w:p>
-      <w:pPr>
-        <w:pStyle w:val="ListParagraph"/>
-        <w:numPr>
-          <w:ilvl w:val="2"/>
-          <w:numId w:val="20"/>
-        </w:numPr>
-        <w:rPr>
-          <w:lang w:bidi="ar-EG"/>
-        </w:rPr>
-      </w:pPr>
-      <w:r>
-        <w:rPr>
-          <w:lang w:bidi="ar-EG"/>
-        </w:rPr>
-        <w:t xml:space="preserve">if days more than </w:t>
-      </w:r>
-      <w:proofErr w:type="gramStart"/>
-      <w:r>
-        <w:rPr>
-          <w:lang w:bidi="ar-EG"/>
-        </w:rPr>
-        <w:t>60 ,</w:t>
-      </w:r>
-      <w:proofErr w:type="gramEnd"/>
-      <w:r>
-        <w:rPr>
-          <w:lang w:bidi="ar-EG"/>
-        </w:rPr>
-        <w:t xml:space="preserve"> then G = 1</w:t>
-      </w:r>
-      <w:r>
-        <w:rPr>
-          <w:lang w:bidi="ar-EG"/>
-        </w:rPr>
-        <w:t xml:space="preserve"> </w:t>
-      </w:r>
-      <w:r>
-        <w:rPr>
-          <w:lang w:bidi="ar-EG"/>
-        </w:rPr>
-        <w:t>then GC=62</w:t>
-      </w:r>
-    </w:p>
-    <w:p>
-      <w:pPr>
-        <w:pStyle w:val="ListParagraph"/>
-        <w:numPr>
-          <w:ilvl w:val="0"/>
-          <w:numId w:val="20"/>
-        </w:numPr>
-      </w:pPr>
-      <w:r>
-        <w:br/>
-      </w:r>
-      <w:r>
-        <w:br/>
-        <w:t>Expenses Module</w:t>
-      </w:r>
-    </w:p>
-    <w:p/>
     <w:sectPr>
       <w:pgSz w:w="12240" w:h="15840"/>
       <w:pgMar w:top="1440" w:right="1440" w:bottom="1440" w:left="1440" w:header="720" w:footer="720" w:gutter="0"/>
@@ -5302,6 +4314,119 @@
     </w:lvl>
   </w:abstractNum>
   <w:abstractNum w:abstractNumId="11" w15:restartNumberingAfterBreak="0">
+    <w:nsid w:val="3A1033EC"/>
+    <w:multiLevelType w:val="hybridMultilevel"/>
+    <w:tmpl w:val="C29696E8"/>
+    <w:lvl w:ilvl="0" w:tplc="70803C8A">
+      <w:start w:val="1"/>
+      <w:numFmt w:val="bullet"/>
+      <w:lvlText w:val="-"/>
+      <w:lvlJc w:val="left"/>
+      <w:pPr>
+        <w:ind w:left="720" w:hanging="360"/>
+      </w:pPr>
+      <w:rPr>
+        <w:rFonts w:ascii="Aptos" w:eastAsiaTheme="minorHAnsi" w:hAnsi="Aptos" w:cstheme="minorBidi" w:hint="default"/>
+      </w:rPr>
+    </w:lvl>
+    <w:lvl w:ilvl="1" w:tplc="04090003" w:tentative="1">
+      <w:start w:val="1"/>
+      <w:numFmt w:val="bullet"/>
+      <w:lvlText w:val="o"/>
+      <w:lvlJc w:val="left"/>
+      <w:pPr>
+        <w:ind w:left="1440" w:hanging="360"/>
+      </w:pPr>
+      <w:rPr>
+        <w:rFonts w:ascii="Courier New" w:hAnsi="Courier New" w:cs="Courier New" w:hint="default"/>
+      </w:rPr>
+    </w:lvl>
+    <w:lvl w:ilvl="2" w:tplc="04090005" w:tentative="1">
+      <w:start w:val="1"/>
+      <w:numFmt w:val="bullet"/>
+      <w:lvlText w:val=""/>
+      <w:lvlJc w:val="left"/>
+      <w:pPr>
+        <w:ind w:left="2160" w:hanging="360"/>
+      </w:pPr>
+      <w:rPr>
+        <w:rFonts w:ascii="Wingdings" w:hAnsi="Wingdings" w:hint="default"/>
+      </w:rPr>
+    </w:lvl>
+    <w:lvl w:ilvl="3" w:tplc="04090001" w:tentative="1">
+      <w:start w:val="1"/>
+      <w:numFmt w:val="bullet"/>
+      <w:lvlText w:val=""/>
+      <w:lvlJc w:val="left"/>
+      <w:pPr>
+        <w:ind w:left="2880" w:hanging="360"/>
+      </w:pPr>
+      <w:rPr>
+        <w:rFonts w:ascii="Symbol" w:hAnsi="Symbol" w:hint="default"/>
+      </w:rPr>
+    </w:lvl>
+    <w:lvl w:ilvl="4" w:tplc="04090003" w:tentative="1">
+      <w:start w:val="1"/>
+      <w:numFmt w:val="bullet"/>
+      <w:lvlText w:val="o"/>
+      <w:lvlJc w:val="left"/>
+      <w:pPr>
+        <w:ind w:left="3600" w:hanging="360"/>
+      </w:pPr>
+      <w:rPr>
+        <w:rFonts w:ascii="Courier New" w:hAnsi="Courier New" w:cs="Courier New" w:hint="default"/>
+      </w:rPr>
+    </w:lvl>
+    <w:lvl w:ilvl="5" w:tplc="04090005" w:tentative="1">
+      <w:start w:val="1"/>
+      <w:numFmt w:val="bullet"/>
+      <w:lvlText w:val=""/>
+      <w:lvlJc w:val="left"/>
+      <w:pPr>
+        <w:ind w:left="4320" w:hanging="360"/>
+      </w:pPr>
+      <w:rPr>
+        <w:rFonts w:ascii="Wingdings" w:hAnsi="Wingdings" w:hint="default"/>
+      </w:rPr>
+    </w:lvl>
+    <w:lvl w:ilvl="6" w:tplc="04090001" w:tentative="1">
+      <w:start w:val="1"/>
+      <w:numFmt w:val="bullet"/>
+      <w:lvlText w:val=""/>
+      <w:lvlJc w:val="left"/>
+      <w:pPr>
+        <w:ind w:left="5040" w:hanging="360"/>
+      </w:pPr>
+      <w:rPr>
+        <w:rFonts w:ascii="Symbol" w:hAnsi="Symbol" w:hint="default"/>
+      </w:rPr>
+    </w:lvl>
+    <w:lvl w:ilvl="7" w:tplc="04090003" w:tentative="1">
+      <w:start w:val="1"/>
+      <w:numFmt w:val="bullet"/>
+      <w:lvlText w:val="o"/>
+      <w:lvlJc w:val="left"/>
+      <w:pPr>
+        <w:ind w:left="5760" w:hanging="360"/>
+      </w:pPr>
+      <w:rPr>
+        <w:rFonts w:ascii="Courier New" w:hAnsi="Courier New" w:cs="Courier New" w:hint="default"/>
+      </w:rPr>
+    </w:lvl>
+    <w:lvl w:ilvl="8" w:tplc="04090005" w:tentative="1">
+      <w:start w:val="1"/>
+      <w:numFmt w:val="bullet"/>
+      <w:lvlText w:val=""/>
+      <w:lvlJc w:val="left"/>
+      <w:pPr>
+        <w:ind w:left="6480" w:hanging="360"/>
+      </w:pPr>
+      <w:rPr>
+        <w:rFonts w:ascii="Wingdings" w:hAnsi="Wingdings" w:hint="default"/>
+      </w:rPr>
+    </w:lvl>
+  </w:abstractNum>
+  <w:abstractNum w:abstractNumId="12" w15:restartNumberingAfterBreak="0">
     <w:nsid w:val="3BAD0B6B"/>
     <w:multiLevelType w:val="hybridMultilevel"/>
     <w:tmpl w:val="A0928DC6"/>
@@ -5414,7 +4539,7 @@
       </w:rPr>
     </w:lvl>
   </w:abstractNum>
-  <w:abstractNum w:abstractNumId="12" w15:restartNumberingAfterBreak="0">
+  <w:abstractNum w:abstractNumId="13" w15:restartNumberingAfterBreak="0">
     <w:nsid w:val="3FF54E8A"/>
     <w:multiLevelType w:val="hybridMultilevel"/>
     <w:tmpl w:val="5E344400"/>
@@ -5503,7 +4628,7 @@
       </w:pPr>
     </w:lvl>
   </w:abstractNum>
-  <w:abstractNum w:abstractNumId="13" w15:restartNumberingAfterBreak="0">
+  <w:abstractNum w:abstractNumId="14" w15:restartNumberingAfterBreak="0">
     <w:nsid w:val="42CF3E2F"/>
     <w:multiLevelType w:val="hybridMultilevel"/>
     <w:tmpl w:val="E6D65468"/>
@@ -5616,7 +4741,7 @@
       </w:rPr>
     </w:lvl>
   </w:abstractNum>
-  <w:abstractNum w:abstractNumId="14" w15:restartNumberingAfterBreak="0">
+  <w:abstractNum w:abstractNumId="15" w15:restartNumberingAfterBreak="0">
     <w:nsid w:val="45EC2CC5"/>
     <w:multiLevelType w:val="hybridMultilevel"/>
     <w:tmpl w:val="978C5BB8"/>
@@ -5705,7 +4830,7 @@
       </w:pPr>
     </w:lvl>
   </w:abstractNum>
-  <w:abstractNum w:abstractNumId="15" w15:restartNumberingAfterBreak="0">
+  <w:abstractNum w:abstractNumId="16" w15:restartNumberingAfterBreak="0">
     <w:nsid w:val="48732311"/>
     <w:multiLevelType w:val="hybridMultilevel"/>
     <w:tmpl w:val="03565E9C"/>
@@ -5818,7 +4943,7 @@
       </w:rPr>
     </w:lvl>
   </w:abstractNum>
-  <w:abstractNum w:abstractNumId="16" w15:restartNumberingAfterBreak="0">
+  <w:abstractNum w:abstractNumId="17" w15:restartNumberingAfterBreak="0">
     <w:nsid w:val="54395ECA"/>
     <w:multiLevelType w:val="hybridMultilevel"/>
     <w:tmpl w:val="4DB6B126"/>
@@ -5907,7 +5032,7 @@
       </w:pPr>
     </w:lvl>
   </w:abstractNum>
-  <w:abstractNum w:abstractNumId="17" w15:restartNumberingAfterBreak="0">
+  <w:abstractNum w:abstractNumId="18" w15:restartNumberingAfterBreak="0">
     <w:nsid w:val="5EC321D4"/>
     <w:multiLevelType w:val="hybridMultilevel"/>
     <w:tmpl w:val="6E3ED2EA"/>
@@ -5996,7 +5121,7 @@
       </w:pPr>
     </w:lvl>
   </w:abstractNum>
-  <w:abstractNum w:abstractNumId="18" w15:restartNumberingAfterBreak="0">
+  <w:abstractNum w:abstractNumId="19" w15:restartNumberingAfterBreak="0">
     <w:nsid w:val="5F517413"/>
     <w:multiLevelType w:val="hybridMultilevel"/>
     <w:tmpl w:val="7CB0D35A"/>
@@ -6109,7 +5234,7 @@
       </w:rPr>
     </w:lvl>
   </w:abstractNum>
-  <w:abstractNum w:abstractNumId="19" w15:restartNumberingAfterBreak="0">
+  <w:abstractNum w:abstractNumId="20" w15:restartNumberingAfterBreak="0">
     <w:nsid w:val="5F772985"/>
     <w:multiLevelType w:val="hybridMultilevel"/>
     <w:tmpl w:val="20525B26"/>
@@ -6195,7 +5320,7 @@
       </w:pPr>
     </w:lvl>
   </w:abstractNum>
-  <w:abstractNum w:abstractNumId="20" w15:restartNumberingAfterBreak="0">
+  <w:abstractNum w:abstractNumId="21" w15:restartNumberingAfterBreak="0">
     <w:nsid w:val="64B413BB"/>
     <w:multiLevelType w:val="hybridMultilevel"/>
     <w:tmpl w:val="96A6D232"/>
@@ -6284,7 +5409,7 @@
       </w:pPr>
     </w:lvl>
   </w:abstractNum>
-  <w:abstractNum w:abstractNumId="21" w15:restartNumberingAfterBreak="0">
+  <w:abstractNum w:abstractNumId="22" w15:restartNumberingAfterBreak="0">
     <w:nsid w:val="6A7C5CB3"/>
     <w:multiLevelType w:val="hybridMultilevel"/>
     <w:tmpl w:val="5C9C4FC4"/>
@@ -6396,7 +5521,7 @@
       </w:rPr>
     </w:lvl>
   </w:abstractNum>
-  <w:abstractNum w:abstractNumId="22" w15:restartNumberingAfterBreak="0">
+  <w:abstractNum w:abstractNumId="23" w15:restartNumberingAfterBreak="0">
     <w:nsid w:val="702E6DD6"/>
     <w:multiLevelType w:val="hybridMultilevel"/>
     <w:tmpl w:val="04B4B522"/>
@@ -6485,7 +5610,7 @@
       </w:pPr>
     </w:lvl>
   </w:abstractNum>
-  <w:abstractNum w:abstractNumId="23" w15:restartNumberingAfterBreak="0">
+  <w:abstractNum w:abstractNumId="24" w15:restartNumberingAfterBreak="0">
     <w:nsid w:val="71173C80"/>
     <w:multiLevelType w:val="hybridMultilevel"/>
     <w:tmpl w:val="8EE696F2"/>
@@ -6598,7 +5723,7 @@
       </w:rPr>
     </w:lvl>
   </w:abstractNum>
-  <w:abstractNum w:abstractNumId="24" w15:restartNumberingAfterBreak="0">
+  <w:abstractNum w:abstractNumId="25" w15:restartNumberingAfterBreak="0">
     <w:nsid w:val="7D9D3417"/>
     <w:multiLevelType w:val="hybridMultilevel"/>
     <w:tmpl w:val="03367ED8"/>
@@ -6688,7 +5813,7 @@
     </w:lvl>
   </w:abstractNum>
   <w:num w:numId="1" w16cid:durableId="1193694031">
-    <w:abstractNumId w:val="21"/>
+    <w:abstractNumId w:val="22"/>
   </w:num>
   <w:num w:numId="2" w16cid:durableId="1230458739">
     <w:abstractNumId w:val="1"/>
@@ -6697,7 +5822,7 @@
     <w:abstractNumId w:val="2"/>
   </w:num>
   <w:num w:numId="4" w16cid:durableId="878856215">
-    <w:abstractNumId w:val="19"/>
+    <w:abstractNumId w:val="20"/>
   </w:num>
   <w:num w:numId="5" w16cid:durableId="1894077811">
     <w:abstractNumId w:val="6"/>
@@ -6706,10 +5831,10 @@
     <w:abstractNumId w:val="5"/>
   </w:num>
   <w:num w:numId="7" w16cid:durableId="1913928248">
-    <w:abstractNumId w:val="18"/>
+    <w:abstractNumId w:val="19"/>
   </w:num>
   <w:num w:numId="8" w16cid:durableId="1499349636">
-    <w:abstractNumId w:val="13"/>
+    <w:abstractNumId w:val="14"/>
   </w:num>
   <w:num w:numId="9" w16cid:durableId="1114789797">
     <w:abstractNumId w:val="0"/>
@@ -6721,46 +5846,49 @@
     <w:abstractNumId w:val="10"/>
   </w:num>
   <w:num w:numId="12" w16cid:durableId="2131852888">
-    <w:abstractNumId w:val="20"/>
+    <w:abstractNumId w:val="21"/>
   </w:num>
   <w:num w:numId="13" w16cid:durableId="2088113893">
-    <w:abstractNumId w:val="15"/>
+    <w:abstractNumId w:val="16"/>
   </w:num>
   <w:num w:numId="14" w16cid:durableId="848449906">
-    <w:abstractNumId w:val="11"/>
+    <w:abstractNumId w:val="12"/>
   </w:num>
   <w:num w:numId="15" w16cid:durableId="1511139773">
-    <w:abstractNumId w:val="22"/>
+    <w:abstractNumId w:val="23"/>
   </w:num>
   <w:num w:numId="16" w16cid:durableId="148637161">
-    <w:abstractNumId w:val="24"/>
+    <w:abstractNumId w:val="25"/>
   </w:num>
   <w:num w:numId="17" w16cid:durableId="1011494376">
-    <w:abstractNumId w:val="14"/>
+    <w:abstractNumId w:val="15"/>
   </w:num>
   <w:num w:numId="18" w16cid:durableId="1846704498">
     <w:abstractNumId w:val="3"/>
   </w:num>
   <w:num w:numId="19" w16cid:durableId="1249265432">
-    <w:abstractNumId w:val="17"/>
+    <w:abstractNumId w:val="18"/>
   </w:num>
   <w:num w:numId="20" w16cid:durableId="1135560392">
     <w:abstractNumId w:val="9"/>
   </w:num>
   <w:num w:numId="21" w16cid:durableId="1421294308">
-    <w:abstractNumId w:val="16"/>
+    <w:abstractNumId w:val="17"/>
   </w:num>
   <w:num w:numId="22" w16cid:durableId="44064616">
     <w:abstractNumId w:val="8"/>
   </w:num>
   <w:num w:numId="23" w16cid:durableId="763112585">
-    <w:abstractNumId w:val="23"/>
+    <w:abstractNumId w:val="24"/>
   </w:num>
   <w:num w:numId="24" w16cid:durableId="492573669">
     <w:abstractNumId w:val="4"/>
   </w:num>
   <w:num w:numId="25" w16cid:durableId="1278292986">
-    <w:abstractNumId w:val="12"/>
+    <w:abstractNumId w:val="13"/>
+  </w:num>
+  <w:num w:numId="26" w16cid:durableId="1263995368">
+    <w:abstractNumId w:val="11"/>
   </w:num>
 </w:numbering>
 </file>

--- a/PDD.docx
+++ b/PDD.docx
@@ -162,10 +162,37 @@
         <w:t xml:space="preserve"> places supplier </w:t>
       </w:r>
       <w:r>
+        <w:rPr>
+          <w:b/>
+          <w:bCs/>
+        </w:rPr>
         <w:t>Purchase</w:t>
       </w:r>
       <w:r>
-        <w:t xml:space="preserve"> → items ship to an </w:t>
+        <w:t xml:space="preserve"> → </w:t>
+      </w:r>
+      <w:r>
+        <w:rPr>
+          <w:b/>
+          <w:bCs/>
+        </w:rPr>
+        <w:t>I</w:t>
+      </w:r>
+      <w:r>
+        <w:rPr>
+          <w:b/>
+          <w:bCs/>
+        </w:rPr>
+        <w:t>tems</w:t>
+      </w:r>
+      <w:r>
+        <w:t xml:space="preserve"> ship to </w:t>
+      </w:r>
+      <w:r>
+        <w:t>a</w:t>
+      </w:r>
+      <w:r>
+        <w:t xml:space="preserve"> </w:t>
       </w:r>
       <w:r>
         <w:t xml:space="preserve">destination </w:t>
@@ -243,13 +270,25 @@
         <w:t>Operations</w:t>
       </w:r>
       <w:r>
-        <w:t xml:space="preserve"> receive, </w:t>
+        <w:t xml:space="preserve"> </w:t>
+      </w:r>
+      <w:r>
+        <w:t xml:space="preserve">teams </w:t>
+      </w:r>
+      <w:r>
+        <w:t xml:space="preserve">receive, </w:t>
       </w:r>
       <w:r>
         <w:t xml:space="preserve">pickup and </w:t>
       </w:r>
       <w:r>
-        <w:t xml:space="preserve">photograph the inventory in Egypt → items go "on website" → </w:t>
+        <w:t xml:space="preserve">photograph the </w:t>
+      </w:r>
+      <w:r>
+        <w:t>incoming Shipments (Trips After Arriving to Egypt)</w:t>
+      </w:r>
+      <w:r>
+        <w:t xml:space="preserve"> in Egypt → items go "on website" → </w:t>
       </w:r>
       <w:r>
         <w:rPr>
@@ -321,285 +360,46 @@
       <w:r>
         <w:t>.</w:t>
       </w:r>
-    </w:p>
-    <w:p>
-      <w:r>
-        <w:t xml:space="preserve">It is </w:t>
-      </w:r>
-      <w:r>
-        <w:rPr>
-          <w:b/>
-          <w:bCs/>
-        </w:rPr>
-        <w:t>bilingual (English + Arabic, full RTL)</w:t>
-      </w:r>
-      <w:r>
-        <w:t xml:space="preserve">, an installable </w:t>
-      </w:r>
-      <w:r>
-        <w:rPr>
-          <w:b/>
-          <w:bCs/>
-        </w:rPr>
-        <w:t>PWA</w:t>
-      </w:r>
-      <w:r>
-        <w:t xml:space="preserve"> with web push, and integrates with an external storefront ("</w:t>
-      </w:r>
-      <w:proofErr w:type="spellStart"/>
-      <w:r>
-        <w:t>Veeey</w:t>
-      </w:r>
-      <w:proofErr w:type="spellEnd"/>
-      <w:r>
-        <w:t>")</w:t>
-      </w:r>
-      <w:r>
-        <w:t xml:space="preserve"> which is a full eCommerce platform</w:t>
-      </w:r>
-      <w:r>
-        <w:t>.</w:t>
-      </w:r>
-    </w:p>
-    <w:p/>
-    <w:p>
-      <w:pPr>
-        <w:rPr>
-          <w:b/>
-          <w:bCs/>
-        </w:rPr>
-      </w:pPr>
-      <w:r>
-        <w:rPr>
-          <w:b/>
-          <w:bCs/>
-        </w:rPr>
-        <w:t xml:space="preserve">Golden </w:t>
-      </w:r>
-      <w:r>
-        <w:rPr>
-          <w:b/>
-          <w:bCs/>
-        </w:rPr>
-        <w:t>Conditions that apply throughout the whole applications:</w:t>
-      </w:r>
-    </w:p>
-    <w:p>
-      <w:pPr>
-        <w:pStyle w:val="ListParagraph"/>
-        <w:numPr>
-          <w:ilvl w:val="0"/>
-          <w:numId w:val="19"/>
-        </w:numPr>
-      </w:pPr>
-      <w:r>
-        <w:t>Whenever there is photo attachment to any container or unit, users can add photos by uploading, pasting or drag &amp; drop. Photos should appear as thumbnails on the page and user can click photo to show the big size photo. Users don’t need to download photos to show them. Users can upload multiple photos.</w:t>
-      </w:r>
-    </w:p>
-    <w:p>
-      <w:pPr>
-        <w:pStyle w:val="ListParagraph"/>
-        <w:numPr>
-          <w:ilvl w:val="0"/>
-          <w:numId w:val="19"/>
-        </w:numPr>
-      </w:pPr>
-      <w:r>
-        <w:t>Users in sales team should never have any access to logistics and purchasing. They shouldn’t know anything about Trips or Travelers.</w:t>
-      </w:r>
-    </w:p>
-    <w:p>
-      <w:pPr>
-        <w:pStyle w:val="ListParagraph"/>
-        <w:numPr>
-          <w:ilvl w:val="0"/>
-          <w:numId w:val="19"/>
-        </w:numPr>
-      </w:pPr>
-      <w:r>
-        <w:t xml:space="preserve">Application Unites (containers – from requests to shipments, items </w:t>
-      </w:r>
-      <w:r>
-        <w:t>–</w:t>
-      </w:r>
-      <w:r>
-        <w:t xml:space="preserve"> </w:t>
-      </w:r>
-      <w:r>
-        <w:t>items (products)</w:t>
-      </w:r>
-      <w:r>
-        <w:t xml:space="preserve">, and people – customers) should be interconnected so that users can click the name of any unit to go to its page. There are links for all connected units that user can click to go to these units. Connected units are units that have </w:t>
-      </w:r>
-      <w:r>
-        <w:t>connections</w:t>
-      </w:r>
-      <w:r>
-        <w:t xml:space="preserve"> or relations with the current unit. </w:t>
-      </w:r>
-    </w:p>
-    <w:p>
-      <w:pPr>
-        <w:pStyle w:val="ListParagraph"/>
-        <w:numPr>
-          <w:ilvl w:val="0"/>
-          <w:numId w:val="19"/>
-        </w:numPr>
-      </w:pPr>
     </w:p>
     <w:p/>
     <w:p/>
     <w:p>
-      <w:pPr>
-        <w:rPr>
-          <w:b/>
-          <w:bCs/>
-        </w:rPr>
-      </w:pPr>
-      <w:r>
-        <w:rPr>
-          <w:b/>
-          <w:bCs/>
-        </w:rPr>
-        <w:lastRenderedPageBreak/>
-        <w:t>Categories of modules</w:t>
-      </w:r>
-    </w:p>
-    <w:p>
-      <w:r>
-        <w:t>The application consists of 3 main types of modules;</w:t>
-      </w:r>
-      <w:r>
-        <w:t xml:space="preserve"> (These categories don’t affect workflow at any time).</w:t>
-      </w:r>
-    </w:p>
-    <w:p>
-      <w:pPr>
-        <w:pStyle w:val="ListParagraph"/>
-        <w:numPr>
-          <w:ilvl w:val="0"/>
-          <w:numId w:val="6"/>
-        </w:numPr>
-      </w:pPr>
-      <w:r>
-        <w:t>Services</w:t>
-      </w:r>
-      <w:r>
-        <w:t xml:space="preserve"> – Pricing and Expenses</w:t>
-      </w:r>
-    </w:p>
-    <w:p>
-      <w:pPr>
-        <w:pStyle w:val="ListParagraph"/>
-        <w:numPr>
-          <w:ilvl w:val="0"/>
-          <w:numId w:val="6"/>
-        </w:numPr>
-      </w:pPr>
-      <w:r>
-        <w:t>Supply Chain</w:t>
-      </w:r>
-      <w:r>
-        <w:t xml:space="preserve"> – Sales, XOONX, Logistics, Operations, Couriers, History, Issues and Compensations </w:t>
-      </w:r>
-    </w:p>
-    <w:p>
-      <w:pPr>
-        <w:pStyle w:val="ListParagraph"/>
-        <w:numPr>
-          <w:ilvl w:val="0"/>
-          <w:numId w:val="6"/>
-        </w:numPr>
-      </w:pPr>
-      <w:r>
-        <w:t>Human Resources – modules will be introduced later</w:t>
-      </w:r>
-    </w:p>
-    <w:p>
-      <w:pPr>
-        <w:pStyle w:val="ListParagraph"/>
-        <w:numPr>
-          <w:ilvl w:val="0"/>
-          <w:numId w:val="6"/>
-        </w:numPr>
-      </w:pPr>
-      <w:r>
-        <w:t>Administration</w:t>
-      </w:r>
-    </w:p>
-    <w:p>
-      <w:pPr>
-        <w:rPr>
-          <w:rtl/>
-          <w:lang w:bidi="ar-EG"/>
-        </w:rPr>
-      </w:pPr>
-    </w:p>
-    <w:p>
-      <w:pPr>
-        <w:rPr>
-          <w:b/>
-          <w:bCs/>
-        </w:rPr>
-      </w:pPr>
-      <w:proofErr w:type="gramStart"/>
-      <w:r>
-        <w:rPr>
-          <w:b/>
-          <w:bCs/>
-        </w:rPr>
-        <w:t>Users</w:t>
-      </w:r>
-      <w:proofErr w:type="gramEnd"/>
-      <w:r>
-        <w:rPr>
-          <w:b/>
-          <w:bCs/>
-        </w:rPr>
-        <w:t xml:space="preserve"> categories</w:t>
-      </w:r>
-      <w:r>
-        <w:rPr>
-          <w:b/>
-          <w:bCs/>
-        </w:rPr>
-        <w:t>,</w:t>
-      </w:r>
-    </w:p>
-    <w:p>
-      <w:pPr>
-        <w:pStyle w:val="ListParagraph"/>
-        <w:numPr>
-          <w:ilvl w:val="0"/>
-          <w:numId w:val="4"/>
-        </w:numPr>
-      </w:pPr>
-      <w:r>
-        <w:t>Super Administrators</w:t>
-      </w:r>
-    </w:p>
-    <w:p>
-      <w:pPr>
-        <w:pStyle w:val="ListParagraph"/>
-        <w:numPr>
-          <w:ilvl w:val="0"/>
-          <w:numId w:val="4"/>
-        </w:numPr>
-      </w:pPr>
-      <w:r>
-        <w:t>Administrators</w:t>
-      </w:r>
-    </w:p>
-    <w:p>
-      <w:pPr>
-        <w:pStyle w:val="ListParagraph"/>
-        <w:numPr>
-          <w:ilvl w:val="0"/>
-          <w:numId w:val="4"/>
-        </w:numPr>
-      </w:pPr>
-      <w:r>
-        <w:t>Users</w:t>
+      <w:r>
+        <w:t xml:space="preserve">It is </w:t>
+      </w:r>
+      <w:r>
+        <w:rPr>
+          <w:b/>
+          <w:bCs/>
+        </w:rPr>
+        <w:t>bilingual (English + Arabic, full RTL)</w:t>
+      </w:r>
+      <w:r>
+        <w:t xml:space="preserve">, an installable </w:t>
+      </w:r>
+      <w:r>
+        <w:rPr>
+          <w:b/>
+          <w:bCs/>
+        </w:rPr>
+        <w:t>PWA</w:t>
+      </w:r>
+      <w:r>
+        <w:t xml:space="preserve"> with web push, and integrates with an external storefront ("</w:t>
+      </w:r>
+      <w:proofErr w:type="spellStart"/>
+      <w:r>
+        <w:t>Veeey</w:t>
+      </w:r>
+      <w:proofErr w:type="spellEnd"/>
+      <w:r>
+        <w:t>")</w:t>
+      </w:r>
+      <w:r>
+        <w:t xml:space="preserve"> which is a full eCommerce platform</w:t>
+      </w:r>
+      <w:r>
+        <w:t>.</w:t>
       </w:r>
     </w:p>
     <w:p/>
@@ -615,92 +415,78 @@
           <w:b/>
           <w:bCs/>
         </w:rPr>
-        <w:t>Teams</w:t>
-      </w:r>
-    </w:p>
-    <w:p>
-      <w:pPr>
-        <w:pStyle w:val="ListParagraph"/>
-        <w:numPr>
-          <w:ilvl w:val="0"/>
-          <w:numId w:val="3"/>
-        </w:numPr>
-      </w:pPr>
-      <w:r>
-        <w:t>Sales</w:t>
-      </w:r>
-    </w:p>
-    <w:p>
-      <w:pPr>
-        <w:pStyle w:val="ListParagraph"/>
-        <w:numPr>
-          <w:ilvl w:val="0"/>
-          <w:numId w:val="3"/>
-        </w:numPr>
-      </w:pPr>
-      <w:r>
-        <w:t>XOONX</w:t>
-      </w:r>
-    </w:p>
-    <w:p>
-      <w:pPr>
-        <w:pStyle w:val="ListParagraph"/>
-        <w:numPr>
-          <w:ilvl w:val="0"/>
-          <w:numId w:val="3"/>
-        </w:numPr>
-      </w:pPr>
-      <w:r>
-        <w:t>Purchasing</w:t>
-      </w:r>
-    </w:p>
-    <w:p>
-      <w:pPr>
-        <w:pStyle w:val="ListParagraph"/>
-        <w:numPr>
-          <w:ilvl w:val="0"/>
-          <w:numId w:val="3"/>
-        </w:numPr>
-      </w:pPr>
-      <w:r>
-        <w:t>Logistics</w:t>
-      </w:r>
-    </w:p>
-    <w:p>
-      <w:pPr>
-        <w:pStyle w:val="ListParagraph"/>
-        <w:numPr>
-          <w:ilvl w:val="0"/>
-          <w:numId w:val="3"/>
-        </w:numPr>
-      </w:pPr>
-      <w:r>
-        <w:t>Operations</w:t>
-      </w:r>
-    </w:p>
-    <w:p>
-      <w:pPr>
-        <w:pStyle w:val="ListParagraph"/>
-        <w:numPr>
-          <w:ilvl w:val="0"/>
-          <w:numId w:val="3"/>
-        </w:numPr>
-      </w:pPr>
-      <w:r>
-        <w:t>Couriers</w:t>
-      </w:r>
-    </w:p>
-    <w:p>
-      <w:pPr>
-        <w:pStyle w:val="ListParagraph"/>
-        <w:numPr>
-          <w:ilvl w:val="0"/>
-          <w:numId w:val="3"/>
-        </w:numPr>
-      </w:pPr>
-      <w:r>
-        <w:t>Development</w:t>
-      </w:r>
+        <w:t xml:space="preserve">Golden </w:t>
+      </w:r>
+      <w:r>
+        <w:rPr>
+          <w:b/>
+          <w:bCs/>
+        </w:rPr>
+        <w:t>Conditions that apply throughout the whole applications:</w:t>
+      </w:r>
+    </w:p>
+    <w:p>
+      <w:pPr>
+        <w:pStyle w:val="ListParagraph"/>
+        <w:numPr>
+          <w:ilvl w:val="0"/>
+          <w:numId w:val="19"/>
+        </w:numPr>
+      </w:pPr>
+      <w:r>
+        <w:t>Whenever there is photo attachment to any container or unit, users can add photos by uploading, pasting or drag &amp; drop. Photos should appear as thumbnails on the page and user can click photo to show the big size photo. Users don’t need to download photos to show them. Users can upload multiple photos.</w:t>
+      </w:r>
+    </w:p>
+    <w:p>
+      <w:pPr>
+        <w:pStyle w:val="ListParagraph"/>
+        <w:numPr>
+          <w:ilvl w:val="0"/>
+          <w:numId w:val="19"/>
+        </w:numPr>
+      </w:pPr>
+      <w:r>
+        <w:t>Users in sales team should never have any access to logistics and purchasing. They shouldn’t know anything about Trips or Travelers.</w:t>
+      </w:r>
+    </w:p>
+    <w:p>
+      <w:pPr>
+        <w:pStyle w:val="ListParagraph"/>
+        <w:numPr>
+          <w:ilvl w:val="0"/>
+          <w:numId w:val="19"/>
+        </w:numPr>
+      </w:pPr>
+      <w:r>
+        <w:t xml:space="preserve">Application Unites (containers – from requests to shipments, items </w:t>
+      </w:r>
+      <w:r>
+        <w:t>–</w:t>
+      </w:r>
+      <w:r>
+        <w:t xml:space="preserve"> </w:t>
+      </w:r>
+      <w:r>
+        <w:t>items (products)</w:t>
+      </w:r>
+      <w:r>
+        <w:t xml:space="preserve">, and people – customers) should be interconnected so that users can click the name of any unit to go to its page. There are links for all connected units that user can click to go to these units. Connected units are units that have </w:t>
+      </w:r>
+      <w:r>
+        <w:t>connections</w:t>
+      </w:r>
+      <w:r>
+        <w:t xml:space="preserve"> or relations with the current unit. </w:t>
+      </w:r>
+    </w:p>
+    <w:p>
+      <w:pPr>
+        <w:pStyle w:val="ListParagraph"/>
+        <w:numPr>
+          <w:ilvl w:val="0"/>
+          <w:numId w:val="19"/>
+        </w:numPr>
+      </w:pPr>
     </w:p>
     <w:p/>
     <w:p/>
@@ -716,6 +502,275 @@
           <w:b/>
           <w:bCs/>
         </w:rPr>
+        <w:t>Categories of modules</w:t>
+      </w:r>
+    </w:p>
+    <w:p>
+      <w:r>
+        <w:t>The application consists of 3 main types of modules;</w:t>
+      </w:r>
+      <w:r>
+        <w:t xml:space="preserve"> (These categories don’t affect workflow at any time).</w:t>
+      </w:r>
+    </w:p>
+    <w:p>
+      <w:pPr>
+        <w:pStyle w:val="ListParagraph"/>
+        <w:numPr>
+          <w:ilvl w:val="0"/>
+          <w:numId w:val="6"/>
+        </w:numPr>
+      </w:pPr>
+      <w:r>
+        <w:t>Services</w:t>
+      </w:r>
+      <w:r>
+        <w:t xml:space="preserve"> – Pricing and Expenses</w:t>
+      </w:r>
+    </w:p>
+    <w:p>
+      <w:pPr>
+        <w:pStyle w:val="ListParagraph"/>
+        <w:numPr>
+          <w:ilvl w:val="0"/>
+          <w:numId w:val="6"/>
+        </w:numPr>
+      </w:pPr>
+      <w:r>
+        <w:t>Supply Chain</w:t>
+      </w:r>
+      <w:r>
+        <w:t xml:space="preserve"> – Sales, XOONX, Logistics, Operations, Couriers, History, Issues and Compensations </w:t>
+      </w:r>
+    </w:p>
+    <w:p>
+      <w:pPr>
+        <w:pStyle w:val="ListParagraph"/>
+        <w:numPr>
+          <w:ilvl w:val="0"/>
+          <w:numId w:val="6"/>
+        </w:numPr>
+      </w:pPr>
+      <w:r>
+        <w:t xml:space="preserve">Human Resources – </w:t>
+      </w:r>
+      <w:r>
+        <w:t>Human Resources</w:t>
+      </w:r>
+    </w:p>
+    <w:p>
+      <w:pPr>
+        <w:pStyle w:val="ListParagraph"/>
+        <w:numPr>
+          <w:ilvl w:val="0"/>
+          <w:numId w:val="6"/>
+        </w:numPr>
+      </w:pPr>
+      <w:r>
+        <w:t>Administration</w:t>
+      </w:r>
+    </w:p>
+    <w:p>
+      <w:pPr>
+        <w:rPr>
+          <w:rtl/>
+          <w:lang w:bidi="ar-EG"/>
+        </w:rPr>
+      </w:pPr>
+    </w:p>
+    <w:p>
+      <w:pPr>
+        <w:rPr>
+          <w:b/>
+          <w:bCs/>
+        </w:rPr>
+      </w:pPr>
+      <w:proofErr w:type="gramStart"/>
+      <w:r>
+        <w:rPr>
+          <w:b/>
+          <w:bCs/>
+        </w:rPr>
+        <w:t>Users</w:t>
+      </w:r>
+      <w:proofErr w:type="gramEnd"/>
+      <w:r>
+        <w:rPr>
+          <w:b/>
+          <w:bCs/>
+        </w:rPr>
+        <w:t xml:space="preserve"> categories</w:t>
+      </w:r>
+      <w:r>
+        <w:rPr>
+          <w:b/>
+          <w:bCs/>
+        </w:rPr>
+        <w:t>,</w:t>
+      </w:r>
+    </w:p>
+    <w:p>
+      <w:pPr>
+        <w:pStyle w:val="ListParagraph"/>
+        <w:numPr>
+          <w:ilvl w:val="0"/>
+          <w:numId w:val="4"/>
+        </w:numPr>
+      </w:pPr>
+      <w:r>
+        <w:t>Super Administrators</w:t>
+      </w:r>
+    </w:p>
+    <w:p>
+      <w:pPr>
+        <w:pStyle w:val="ListParagraph"/>
+        <w:numPr>
+          <w:ilvl w:val="0"/>
+          <w:numId w:val="4"/>
+        </w:numPr>
+      </w:pPr>
+      <w:r>
+        <w:t>Administrators</w:t>
+      </w:r>
+    </w:p>
+    <w:p>
+      <w:pPr>
+        <w:pStyle w:val="ListParagraph"/>
+        <w:numPr>
+          <w:ilvl w:val="0"/>
+          <w:numId w:val="4"/>
+        </w:numPr>
+      </w:pPr>
+      <w:r>
+        <w:t>Users</w:t>
+      </w:r>
+    </w:p>
+    <w:p/>
+    <w:p>
+      <w:pPr>
+        <w:rPr>
+          <w:b/>
+          <w:bCs/>
+        </w:rPr>
+      </w:pPr>
+      <w:r>
+        <w:rPr>
+          <w:b/>
+          <w:bCs/>
+        </w:rPr>
+        <w:t>Teams</w:t>
+      </w:r>
+    </w:p>
+    <w:p>
+      <w:pPr>
+        <w:pStyle w:val="ListParagraph"/>
+        <w:numPr>
+          <w:ilvl w:val="0"/>
+          <w:numId w:val="3"/>
+        </w:numPr>
+      </w:pPr>
+      <w:r>
+        <w:t>Sales</w:t>
+      </w:r>
+    </w:p>
+    <w:p>
+      <w:pPr>
+        <w:pStyle w:val="ListParagraph"/>
+        <w:numPr>
+          <w:ilvl w:val="0"/>
+          <w:numId w:val="3"/>
+        </w:numPr>
+      </w:pPr>
+      <w:r>
+        <w:t>XOONX</w:t>
+      </w:r>
+    </w:p>
+    <w:p>
+      <w:pPr>
+        <w:pStyle w:val="ListParagraph"/>
+        <w:numPr>
+          <w:ilvl w:val="0"/>
+          <w:numId w:val="3"/>
+        </w:numPr>
+      </w:pPr>
+      <w:r>
+        <w:t>Purchasing</w:t>
+      </w:r>
+    </w:p>
+    <w:p>
+      <w:pPr>
+        <w:pStyle w:val="ListParagraph"/>
+        <w:numPr>
+          <w:ilvl w:val="0"/>
+          <w:numId w:val="3"/>
+        </w:numPr>
+      </w:pPr>
+      <w:r>
+        <w:t>Logistics</w:t>
+      </w:r>
+    </w:p>
+    <w:p>
+      <w:pPr>
+        <w:pStyle w:val="ListParagraph"/>
+        <w:numPr>
+          <w:ilvl w:val="0"/>
+          <w:numId w:val="3"/>
+        </w:numPr>
+      </w:pPr>
+      <w:r>
+        <w:t>Operations</w:t>
+      </w:r>
+    </w:p>
+    <w:p>
+      <w:pPr>
+        <w:pStyle w:val="ListParagraph"/>
+        <w:numPr>
+          <w:ilvl w:val="0"/>
+          <w:numId w:val="3"/>
+        </w:numPr>
+      </w:pPr>
+      <w:r>
+        <w:t>Couriers</w:t>
+      </w:r>
+    </w:p>
+    <w:p>
+      <w:pPr>
+        <w:pStyle w:val="ListParagraph"/>
+        <w:numPr>
+          <w:ilvl w:val="0"/>
+          <w:numId w:val="3"/>
+        </w:numPr>
+      </w:pPr>
+      <w:r>
+        <w:t>Development</w:t>
+      </w:r>
+    </w:p>
+    <w:p>
+      <w:pPr>
+        <w:pStyle w:val="ListParagraph"/>
+        <w:numPr>
+          <w:ilvl w:val="0"/>
+          <w:numId w:val="3"/>
+        </w:numPr>
+      </w:pPr>
+      <w:r>
+        <w:t>Human Resources</w:t>
+      </w:r>
+    </w:p>
+    <w:p/>
+    <w:p/>
+    <w:p>
+      <w:pPr>
+        <w:rPr>
+          <w:b/>
+          <w:bCs/>
+        </w:rPr>
+      </w:pPr>
+      <w:r>
+        <w:rPr>
+          <w:b/>
+          <w:bCs/>
+        </w:rPr>
         <w:t>Modules</w:t>
       </w:r>
     </w:p>
@@ -758,6 +813,7 @@
         </w:numPr>
       </w:pPr>
       <w:r>
+        <w:lastRenderedPageBreak/>
         <w:t>XOONX</w:t>
       </w:r>
     </w:p>
@@ -806,372 +862,3397 @@
         </w:numPr>
       </w:pPr>
       <w:r>
+        <w:t>Operations</w:t>
+      </w:r>
+    </w:p>
+    <w:p>
+      <w:pPr>
+        <w:pStyle w:val="ListParagraph"/>
+        <w:numPr>
+          <w:ilvl w:val="0"/>
+          <w:numId w:val="5"/>
+        </w:numPr>
+      </w:pPr>
+      <w:r>
+        <w:t>Couriers</w:t>
+      </w:r>
+    </w:p>
+    <w:p>
+      <w:pPr>
+        <w:pStyle w:val="ListParagraph"/>
+        <w:numPr>
+          <w:ilvl w:val="0"/>
+          <w:numId w:val="5"/>
+        </w:numPr>
+      </w:pPr>
+      <w:r>
+        <w:t>Issues</w:t>
+      </w:r>
+    </w:p>
+    <w:p>
+      <w:pPr>
+        <w:pStyle w:val="ListParagraph"/>
+        <w:numPr>
+          <w:ilvl w:val="0"/>
+          <w:numId w:val="5"/>
+        </w:numPr>
+      </w:pPr>
+      <w:r>
+        <w:t>History</w:t>
+      </w:r>
+    </w:p>
+    <w:p>
+      <w:pPr>
+        <w:ind w:left="360"/>
+      </w:pPr>
+      <w:r>
+        <w:t>Human Resources</w:t>
+      </w:r>
+    </w:p>
+    <w:p>
+      <w:pPr>
+        <w:pStyle w:val="ListParagraph"/>
+        <w:numPr>
+          <w:ilvl w:val="0"/>
+          <w:numId w:val="5"/>
+        </w:numPr>
+      </w:pPr>
+      <w:r>
+        <w:t>Human Resources</w:t>
+      </w:r>
+    </w:p>
+    <w:p>
+      <w:pPr>
+        <w:ind w:left="360"/>
+      </w:pPr>
+      <w:r>
+        <w:t>Administration</w:t>
+      </w:r>
+    </w:p>
+    <w:p>
+      <w:pPr>
+        <w:pStyle w:val="ListParagraph"/>
+        <w:numPr>
+          <w:ilvl w:val="0"/>
+          <w:numId w:val="5"/>
+        </w:numPr>
+      </w:pPr>
+      <w:r>
+        <w:t>Users</w:t>
+      </w:r>
+    </w:p>
+    <w:p>
+      <w:pPr>
+        <w:pStyle w:val="ListParagraph"/>
+        <w:numPr>
+          <w:ilvl w:val="0"/>
+          <w:numId w:val="5"/>
+        </w:numPr>
+      </w:pPr>
+      <w:r>
+        <w:t>Setting</w:t>
+      </w:r>
+    </w:p>
+    <w:p>
+      <w:pPr>
+        <w:rPr>
+          <w:lang w:bidi="ar-EG"/>
+        </w:rPr>
+      </w:pPr>
+    </w:p>
+    <w:p>
+      <w:pPr>
+        <w:rPr>
+          <w:lang w:bidi="ar-EG"/>
+        </w:rPr>
+      </w:pPr>
+      <w:r>
+        <w:rPr>
+          <w:lang w:bidi="ar-EG"/>
+        </w:rPr>
+        <w:t>Entry Fields for each unit</w:t>
+      </w:r>
+    </w:p>
+    <w:p>
+      <w:pPr>
+        <w:rPr>
+          <w:b/>
+          <w:bCs/>
+          <w:lang w:bidi="ar-EG"/>
+        </w:rPr>
+      </w:pPr>
+      <w:r>
+        <w:rPr>
+          <w:b/>
+          <w:bCs/>
+          <w:lang w:bidi="ar-EG"/>
+        </w:rPr>
+        <w:t>Customer</w:t>
+      </w:r>
+    </w:p>
+    <w:p>
+      <w:pPr>
+        <w:pStyle w:val="ListParagraph"/>
+        <w:numPr>
+          <w:ilvl w:val="0"/>
+          <w:numId w:val="26"/>
+        </w:numPr>
+        <w:rPr>
+          <w:lang w:bidi="ar-EG"/>
+        </w:rPr>
+      </w:pPr>
+      <w:r>
+        <w:rPr>
+          <w:lang w:bidi="ar-EG"/>
+        </w:rPr>
+        <w:t xml:space="preserve">Customer [Name] </w:t>
+      </w:r>
+      <w:r>
+        <w:rPr>
+          <w:lang w:bidi="ar-EG"/>
+        </w:rPr>
+        <w:t>– short text input</w:t>
+      </w:r>
+      <w:r>
+        <w:rPr>
+          <w:lang w:bidi="ar-EG"/>
+        </w:rPr>
+        <w:t xml:space="preserve"> - Required</w:t>
+      </w:r>
+    </w:p>
+    <w:p>
+      <w:pPr>
+        <w:pStyle w:val="ListParagraph"/>
+        <w:numPr>
+          <w:ilvl w:val="0"/>
+          <w:numId w:val="26"/>
+        </w:numPr>
+        <w:rPr>
+          <w:lang w:bidi="ar-EG"/>
+        </w:rPr>
+      </w:pPr>
+      <w:r>
+        <w:rPr>
+          <w:lang w:bidi="ar-EG"/>
+        </w:rPr>
+        <w:t>Contact [Channel] – select from list; What’s App, Phone, Direct, Facebook and Instagram. Default Value is What’s App – Optional</w:t>
+      </w:r>
+    </w:p>
+    <w:p>
+      <w:pPr>
+        <w:pStyle w:val="ListParagraph"/>
+        <w:numPr>
+          <w:ilvl w:val="0"/>
+          <w:numId w:val="26"/>
+        </w:numPr>
+        <w:rPr>
+          <w:lang w:bidi="ar-EG"/>
+        </w:rPr>
+      </w:pPr>
+      <w:r>
+        <w:rPr>
+          <w:lang w:bidi="ar-EG"/>
+        </w:rPr>
+        <w:t>Contact [Number] – short text input</w:t>
+      </w:r>
+      <w:r>
+        <w:rPr>
+          <w:lang w:bidi="ar-EG"/>
+        </w:rPr>
+        <w:t xml:space="preserve"> – Optional</w:t>
+      </w:r>
+    </w:p>
+    <w:p>
+      <w:pPr>
+        <w:rPr>
+          <w:lang w:bidi="ar-EG"/>
+        </w:rPr>
+      </w:pPr>
+    </w:p>
+    <w:p>
+      <w:pPr>
+        <w:rPr>
+          <w:rFonts w:hint="cs"/>
+          <w:b/>
+          <w:bCs/>
+          <w:rtl/>
+          <w:lang w:bidi="ar-EG"/>
+        </w:rPr>
+      </w:pPr>
+      <w:r>
+        <w:rPr>
+          <w:b/>
+          <w:bCs/>
+          <w:lang w:bidi="ar-EG"/>
+        </w:rPr>
+        <w:t>Product</w:t>
+      </w:r>
+    </w:p>
+    <w:p>
+      <w:pPr>
+        <w:pStyle w:val="ListParagraph"/>
+        <w:numPr>
+          <w:ilvl w:val="0"/>
+          <w:numId w:val="26"/>
+        </w:numPr>
+        <w:rPr>
+          <w:lang w:bidi="ar-EG"/>
+        </w:rPr>
+      </w:pPr>
+      <w:r>
+        <w:rPr>
+          <w:lang w:bidi="ar-EG"/>
+        </w:rPr>
+        <w:t>Product name</w:t>
+      </w:r>
+    </w:p>
+    <w:p>
+      <w:pPr>
+        <w:pStyle w:val="ListParagraph"/>
+        <w:numPr>
+          <w:ilvl w:val="0"/>
+          <w:numId w:val="26"/>
+        </w:numPr>
+        <w:rPr>
+          <w:lang w:bidi="ar-EG"/>
+        </w:rPr>
+      </w:pPr>
+      <w:r>
+        <w:rPr>
+          <w:lang w:bidi="ar-EG"/>
+        </w:rPr>
+        <w:t>SKU</w:t>
+      </w:r>
+    </w:p>
+    <w:p>
+      <w:pPr>
+        <w:pStyle w:val="ListParagraph"/>
+        <w:numPr>
+          <w:ilvl w:val="0"/>
+          <w:numId w:val="26"/>
+        </w:numPr>
+        <w:rPr>
+          <w:lang w:bidi="ar-EG"/>
+        </w:rPr>
+      </w:pPr>
+      <w:r>
+        <w:rPr>
+          <w:lang w:bidi="ar-EG"/>
+        </w:rPr>
+        <w:t xml:space="preserve">Scope, choose from list; Egypt Vitamins, XOONX and Personal. Sales and purchasing teams can add products of scope Egypt Vitamins only. XOONX </w:t>
+      </w:r>
+      <w:r>
+        <w:rPr>
+          <w:lang w:bidi="ar-EG"/>
+        </w:rPr>
+        <w:t xml:space="preserve">and purchasing teams </w:t>
+      </w:r>
+      <w:r>
+        <w:rPr>
+          <w:lang w:bidi="ar-EG"/>
+        </w:rPr>
+        <w:t>can add products of scope XOONX only. Admins can add all products</w:t>
+      </w:r>
+    </w:p>
+    <w:p>
+      <w:pPr>
+        <w:pStyle w:val="ListParagraph"/>
+        <w:numPr>
+          <w:ilvl w:val="0"/>
+          <w:numId w:val="26"/>
+        </w:numPr>
+        <w:rPr>
+          <w:lang w:bidi="ar-EG"/>
+        </w:rPr>
+      </w:pPr>
+      <w:r>
+        <w:rPr>
+          <w:lang w:bidi="ar-EG"/>
+        </w:rPr>
+        <w:t>Product Type, select from list; Supplements, Devices, Injection, Heavy Supplements and XOONX</w:t>
+      </w:r>
+    </w:p>
+    <w:p>
+      <w:pPr>
+        <w:pStyle w:val="ListParagraph"/>
+        <w:numPr>
+          <w:ilvl w:val="0"/>
+          <w:numId w:val="26"/>
+        </w:numPr>
+        <w:rPr>
+          <w:lang w:bidi="ar-EG"/>
+        </w:rPr>
+      </w:pPr>
+      <w:r>
+        <w:rPr>
+          <w:lang w:bidi="ar-EG"/>
+        </w:rPr>
+        <w:t>Default Supplier, select from list of suppliers. Write the country of each supplier next to his name on this list. Default value is Amazon – USA, UK or EU</w:t>
+      </w:r>
+    </w:p>
+    <w:p>
+      <w:pPr>
+        <w:pStyle w:val="ListParagraph"/>
+        <w:numPr>
+          <w:ilvl w:val="0"/>
+          <w:numId w:val="26"/>
+        </w:numPr>
+        <w:rPr>
+          <w:lang w:bidi="ar-EG"/>
+        </w:rPr>
+      </w:pPr>
+      <w:r>
+        <w:rPr>
+          <w:lang w:bidi="ar-EG"/>
+        </w:rPr>
+        <w:t>Weight (g)</w:t>
+      </w:r>
+    </w:p>
+    <w:p>
+      <w:pPr>
+        <w:pStyle w:val="ListParagraph"/>
+        <w:numPr>
+          <w:ilvl w:val="0"/>
+          <w:numId w:val="26"/>
+        </w:numPr>
+        <w:rPr>
+          <w:lang w:bidi="ar-EG"/>
+        </w:rPr>
+      </w:pPr>
+      <w:r>
+        <w:rPr>
+          <w:lang w:bidi="ar-EG"/>
+        </w:rPr>
         <w:lastRenderedPageBreak/>
-        <w:t>Operations</w:t>
-      </w:r>
-    </w:p>
-    <w:p>
-      <w:pPr>
-        <w:pStyle w:val="ListParagraph"/>
-        <w:numPr>
-          <w:ilvl w:val="0"/>
-          <w:numId w:val="5"/>
-        </w:numPr>
-      </w:pPr>
-      <w:r>
-        <w:t>Couriers</w:t>
-      </w:r>
-    </w:p>
-    <w:p>
-      <w:pPr>
-        <w:pStyle w:val="ListParagraph"/>
-        <w:numPr>
-          <w:ilvl w:val="0"/>
-          <w:numId w:val="5"/>
-        </w:numPr>
-      </w:pPr>
-      <w:r>
-        <w:t>Issues</w:t>
-      </w:r>
-    </w:p>
-    <w:p>
-      <w:pPr>
-        <w:pStyle w:val="ListParagraph"/>
-        <w:numPr>
-          <w:ilvl w:val="0"/>
-          <w:numId w:val="5"/>
-        </w:numPr>
-      </w:pPr>
-      <w:r>
-        <w:t>History</w:t>
+        <w:t>Size</w:t>
+      </w:r>
+    </w:p>
+    <w:p>
+      <w:pPr>
+        <w:pStyle w:val="ListParagraph"/>
+        <w:numPr>
+          <w:ilvl w:val="0"/>
+          <w:numId w:val="26"/>
+        </w:numPr>
+        <w:rPr>
+          <w:lang w:bidi="ar-EG"/>
+        </w:rPr>
+      </w:pPr>
+      <w:r>
+        <w:rPr>
+          <w:lang w:bidi="ar-EG"/>
+        </w:rPr>
+        <w:t>Grade</w:t>
+      </w:r>
+    </w:p>
+    <w:p>
+      <w:pPr>
+        <w:pStyle w:val="ListParagraph"/>
+        <w:numPr>
+          <w:ilvl w:val="0"/>
+          <w:numId w:val="26"/>
+        </w:numPr>
+        <w:rPr>
+          <w:lang w:bidi="ar-EG"/>
+        </w:rPr>
+      </w:pPr>
+      <w:r>
+        <w:rPr>
+          <w:lang w:bidi="ar-EG"/>
+        </w:rPr>
+        <w:t>URL</w:t>
+      </w:r>
+    </w:p>
+    <w:p>
+      <w:pPr>
+        <w:pStyle w:val="ListParagraph"/>
+        <w:numPr>
+          <w:ilvl w:val="0"/>
+          <w:numId w:val="26"/>
+        </w:numPr>
+        <w:rPr>
+          <w:lang w:bidi="ar-EG"/>
+        </w:rPr>
+      </w:pPr>
+      <w:r>
+        <w:rPr>
+          <w:lang w:bidi="ar-EG"/>
+        </w:rPr>
+        <w:t>Notes</w:t>
+      </w:r>
+    </w:p>
+    <w:p>
+      <w:pPr>
+        <w:pStyle w:val="ListParagraph"/>
+        <w:numPr>
+          <w:ilvl w:val="0"/>
+          <w:numId w:val="26"/>
+        </w:numPr>
+        <w:rPr>
+          <w:lang w:bidi="ar-EG"/>
+        </w:rPr>
+      </w:pPr>
+      <w:r>
+        <w:rPr>
+          <w:lang w:bidi="ar-EG"/>
+        </w:rPr>
+        <w:t>Is Male Support? Switch</w:t>
+      </w:r>
+    </w:p>
+    <w:p>
+      <w:pPr>
+        <w:pStyle w:val="ListParagraph"/>
+        <w:numPr>
+          <w:ilvl w:val="0"/>
+          <w:numId w:val="26"/>
+        </w:numPr>
+        <w:rPr>
+          <w:lang w:bidi="ar-EG"/>
+        </w:rPr>
+      </w:pPr>
+      <w:r>
+        <w:rPr>
+          <w:lang w:bidi="ar-EG"/>
+        </w:rPr>
+        <w:t>Product Images – upload, paste or drag and drop</w:t>
+      </w:r>
+    </w:p>
+    <w:p>
+      <w:pPr>
+        <w:rPr>
+          <w:lang w:bidi="ar-EG"/>
+        </w:rPr>
+      </w:pPr>
+      <w:r>
+        <w:rPr>
+          <w:lang w:bidi="ar-EG"/>
+        </w:rPr>
+        <w:t>Please follow attached UI</w:t>
+      </w:r>
+    </w:p>
+    <w:p>
+      <w:pPr>
+        <w:rPr>
+          <w:lang w:bidi="ar-EG"/>
+        </w:rPr>
+      </w:pPr>
+      <w:r>
+        <w:rPr>
+          <w:lang w:bidi="ar-EG"/>
+        </w:rPr>
+        <w:drawing>
+          <wp:inline distT="0" distB="0" distL="0" distR="0" wp14:anchorId="53E2C168" wp14:editId="05EE6889">
+            <wp:extent cx="5943600" cy="5060950"/>
+            <wp:effectExtent l="0" t="0" r="0" b="6350"/>
+            <wp:docPr id="344603022" name="Picture 1" descr="The image displays a product information form with fields for product name, SKU, optional catalog code, scope, product type, supplier, weight, size, grade, URL, and a section for product image upload.&#10;&#10;AI-generated content may be incorrect."/>
+            <wp:cNvGraphicFramePr>
+              <a:graphicFrameLocks xmlns:a="http://schemas.openxmlformats.org/drawingml/2006/main" noChangeAspect="1"/>
+            </wp:cNvGraphicFramePr>
+            <a:graphic xmlns:a="http://schemas.openxmlformats.org/drawingml/2006/main">
+              <a:graphicData uri="http://schemas.openxmlformats.org/drawingml/2006/picture">
+                <pic:pic xmlns:pic="http://schemas.openxmlformats.org/drawingml/2006/picture">
+                  <pic:nvPicPr>
+                    <pic:cNvPr id="344603022" name="Picture 1" descr="The image displays a product information form with fields for product name, SKU, optional catalog code, scope, product type, supplier, weight, size, grade, URL, and a section for product image upload.&#10;&#10;AI-generated content may be incorrect."/>
+                    <pic:cNvPicPr/>
+                  </pic:nvPicPr>
+                  <pic:blipFill>
+                    <a:blip r:embed="rId5"/>
+                    <a:stretch>
+                      <a:fillRect/>
+                    </a:stretch>
+                  </pic:blipFill>
+                  <pic:spPr>
+                    <a:xfrm>
+                      <a:off x="0" y="0"/>
+                      <a:ext cx="5943600" cy="5060950"/>
+                    </a:xfrm>
+                    <a:prstGeom prst="rect">
+                      <a:avLst/>
+                    </a:prstGeom>
+                  </pic:spPr>
+                </pic:pic>
+              </a:graphicData>
+            </a:graphic>
+          </wp:inline>
+        </w:drawing>
+      </w:r>
+    </w:p>
+    <w:p>
+      <w:pPr>
+        <w:rPr>
+          <w:b/>
+          <w:bCs/>
+          <w:lang w:bidi="ar-EG"/>
+        </w:rPr>
+      </w:pPr>
+      <w:r>
+        <w:rPr>
+          <w:b/>
+          <w:bCs/>
+          <w:lang w:bidi="ar-EG"/>
+        </w:rPr>
+        <w:t>Request</w:t>
+      </w:r>
+    </w:p>
+    <w:p>
+      <w:pPr>
+        <w:pStyle w:val="ListParagraph"/>
+        <w:numPr>
+          <w:ilvl w:val="0"/>
+          <w:numId w:val="26"/>
+        </w:numPr>
+        <w:rPr>
+          <w:lang w:bidi="ar-EG"/>
+        </w:rPr>
+      </w:pPr>
+      <w:r>
+        <w:rPr>
+          <w:lang w:bidi="ar-EG"/>
+        </w:rPr>
+        <w:t>Request Type, select from list; Special Order, Out of Stock, Restock or Optional – Default Value is Restock</w:t>
+      </w:r>
+    </w:p>
+    <w:p>
+      <w:pPr>
+        <w:pStyle w:val="ListParagraph"/>
+        <w:numPr>
+          <w:ilvl w:val="0"/>
+          <w:numId w:val="26"/>
+        </w:numPr>
+        <w:rPr>
+          <w:lang w:bidi="ar-EG"/>
+        </w:rPr>
+      </w:pPr>
+      <w:r>
+        <w:rPr>
+          <w:lang w:bidi="ar-EG"/>
+        </w:rPr>
+        <w:t xml:space="preserve">Special orders require </w:t>
+      </w:r>
+      <w:r>
+        <w:rPr>
+          <w:lang w:bidi="ar-EG"/>
+        </w:rPr>
+        <w:t xml:space="preserve">sales </w:t>
+      </w:r>
+      <w:r>
+        <w:rPr>
+          <w:lang w:bidi="ar-EG"/>
+        </w:rPr>
+        <w:t>user</w:t>
+      </w:r>
+      <w:r>
+        <w:rPr>
+          <w:lang w:bidi="ar-EG"/>
+        </w:rPr>
+        <w:t>s</w:t>
+      </w:r>
+      <w:r>
+        <w:rPr>
+          <w:lang w:bidi="ar-EG"/>
+        </w:rPr>
+        <w:t xml:space="preserve"> to add Customer</w:t>
+      </w:r>
+      <w:r>
+        <w:rPr>
+          <w:lang w:bidi="ar-EG"/>
+        </w:rPr>
+        <w:t xml:space="preserve">. Sales users can create customers directly </w:t>
+      </w:r>
+      <w:proofErr w:type="gramStart"/>
+      <w:r>
+        <w:rPr>
+          <w:lang w:bidi="ar-EG"/>
+        </w:rPr>
+        <w:t>in same</w:t>
+      </w:r>
+      <w:proofErr w:type="gramEnd"/>
+      <w:r>
+        <w:rPr>
+          <w:lang w:bidi="ar-EG"/>
+        </w:rPr>
+        <w:t xml:space="preserve"> page</w:t>
+      </w:r>
+    </w:p>
+    <w:p>
+      <w:pPr>
+        <w:pStyle w:val="ListParagraph"/>
+        <w:numPr>
+          <w:ilvl w:val="0"/>
+          <w:numId w:val="26"/>
+        </w:numPr>
+        <w:rPr>
+          <w:lang w:bidi="ar-EG"/>
+        </w:rPr>
+      </w:pPr>
+      <w:r>
+        <w:rPr>
+          <w:lang w:bidi="ar-EG"/>
+        </w:rPr>
+        <w:lastRenderedPageBreak/>
+        <w:t xml:space="preserve">Products; User can add multiple products to same request. User </w:t>
+      </w:r>
+    </w:p>
+    <w:p>
+      <w:pPr>
+        <w:pStyle w:val="ListParagraph"/>
+        <w:numPr>
+          <w:ilvl w:val="1"/>
+          <w:numId w:val="26"/>
+        </w:numPr>
+        <w:rPr>
+          <w:lang w:bidi="ar-EG"/>
+        </w:rPr>
+      </w:pPr>
+      <w:r>
+        <w:rPr>
+          <w:lang w:bidi="ar-EG"/>
+        </w:rPr>
+        <w:t>Product – select from list of all products</w:t>
+      </w:r>
+    </w:p>
+    <w:p>
+      <w:pPr>
+        <w:pStyle w:val="ListParagraph"/>
+        <w:numPr>
+          <w:ilvl w:val="1"/>
+          <w:numId w:val="26"/>
+        </w:numPr>
+        <w:rPr>
+          <w:lang w:bidi="ar-EG"/>
+        </w:rPr>
+      </w:pPr>
+      <w:r>
+        <w:rPr>
+          <w:lang w:bidi="ar-EG"/>
+        </w:rPr>
+        <w:t>Count</w:t>
+      </w:r>
+    </w:p>
+    <w:p>
+      <w:pPr>
+        <w:pStyle w:val="ListParagraph"/>
+        <w:numPr>
+          <w:ilvl w:val="1"/>
+          <w:numId w:val="26"/>
+        </w:numPr>
+        <w:rPr>
+          <w:lang w:bidi="ar-EG"/>
+        </w:rPr>
+      </w:pPr>
+      <w:r>
+        <w:rPr>
+          <w:lang w:bidi="ar-EG"/>
+        </w:rPr>
+        <w:t>Selling Price</w:t>
+      </w:r>
+    </w:p>
+    <w:p>
+      <w:pPr>
+        <w:pStyle w:val="ListParagraph"/>
+        <w:numPr>
+          <w:ilvl w:val="1"/>
+          <w:numId w:val="26"/>
+        </w:numPr>
+        <w:rPr>
+          <w:lang w:bidi="ar-EG"/>
+        </w:rPr>
+      </w:pPr>
+      <w:r>
+        <w:rPr>
+          <w:lang w:bidi="ar-EG"/>
+        </w:rPr>
+        <w:t>Purchase Price</w:t>
+      </w:r>
+    </w:p>
+    <w:p>
+      <w:pPr>
+        <w:pStyle w:val="ListParagraph"/>
+        <w:numPr>
+          <w:ilvl w:val="0"/>
+          <w:numId w:val="26"/>
+        </w:numPr>
+        <w:rPr>
+          <w:lang w:bidi="ar-EG"/>
+        </w:rPr>
+      </w:pPr>
+      <w:r>
+        <w:rPr>
+          <w:lang w:bidi="ar-EG"/>
+        </w:rPr>
+        <w:t>Notes</w:t>
+      </w:r>
+    </w:p>
+    <w:p>
+      <w:pPr>
+        <w:pStyle w:val="ListParagraph"/>
+        <w:numPr>
+          <w:ilvl w:val="0"/>
+          <w:numId w:val="26"/>
+        </w:numPr>
+        <w:rPr>
+          <w:lang w:bidi="ar-EG"/>
+        </w:rPr>
+      </w:pPr>
+      <w:r>
+        <w:rPr>
+          <w:lang w:bidi="ar-EG"/>
+        </w:rPr>
+        <w:t>Photos – only if Request Type is Special Order</w:t>
+      </w:r>
+    </w:p>
+    <w:p>
+      <w:pPr>
+        <w:rPr>
+          <w:lang w:bidi="ar-EG"/>
+        </w:rPr>
+      </w:pPr>
+      <w:r>
+        <w:rPr>
+          <w:lang w:bidi="ar-EG"/>
+        </w:rPr>
+        <w:t>Please follow UI below</w:t>
+      </w:r>
+    </w:p>
+    <w:p>
+      <w:pPr>
+        <w:rPr>
+          <w:lang w:bidi="ar-EG"/>
+        </w:rPr>
+      </w:pPr>
+      <w:r>
+        <w:rPr>
+          <w:lang w:bidi="ar-EG"/>
+        </w:rPr>
+        <w:drawing>
+          <wp:inline distT="0" distB="0" distL="0" distR="0" wp14:anchorId="4C5FF288" wp14:editId="2AB1AF99">
+            <wp:extent cx="5397777" cy="4464279"/>
+            <wp:effectExtent l="0" t="0" r="0" b="0"/>
+            <wp:docPr id="1666620743" name="Picture 1" descr="The image displays a form for placing a special order, with fields for customer details, product selection, and instructions for attaching product photos.&#10;&#10;AI-generated content may be incorrect."/>
+            <wp:cNvGraphicFramePr>
+              <a:graphicFrameLocks xmlns:a="http://schemas.openxmlformats.org/drawingml/2006/main" noChangeAspect="1"/>
+            </wp:cNvGraphicFramePr>
+            <a:graphic xmlns:a="http://schemas.openxmlformats.org/drawingml/2006/main">
+              <a:graphicData uri="http://schemas.openxmlformats.org/drawingml/2006/picture">
+                <pic:pic xmlns:pic="http://schemas.openxmlformats.org/drawingml/2006/picture">
+                  <pic:nvPicPr>
+                    <pic:cNvPr id="1666620743" name="Picture 1" descr="The image displays a form for placing a special order, with fields for customer details, product selection, and instructions for attaching product photos.&#10;&#10;AI-generated content may be incorrect."/>
+                    <pic:cNvPicPr/>
+                  </pic:nvPicPr>
+                  <pic:blipFill>
+                    <a:blip r:embed="rId6"/>
+                    <a:stretch>
+                      <a:fillRect/>
+                    </a:stretch>
+                  </pic:blipFill>
+                  <pic:spPr>
+                    <a:xfrm>
+                      <a:off x="0" y="0"/>
+                      <a:ext cx="5397777" cy="4464279"/>
+                    </a:xfrm>
+                    <a:prstGeom prst="rect">
+                      <a:avLst/>
+                    </a:prstGeom>
+                  </pic:spPr>
+                </pic:pic>
+              </a:graphicData>
+            </a:graphic>
+          </wp:inline>
+        </w:drawing>
+      </w:r>
+    </w:p>
+    <w:p>
+      <w:pPr>
+        <w:rPr>
+          <w:b/>
+          <w:bCs/>
+          <w:lang w:bidi="ar-EG"/>
+        </w:rPr>
+      </w:pPr>
+      <w:r>
+        <w:rPr>
+          <w:b/>
+          <w:bCs/>
+          <w:lang w:bidi="ar-EG"/>
+        </w:rPr>
+        <w:t>Purchase</w:t>
+      </w:r>
+    </w:p>
+    <w:p>
+      <w:pPr>
+        <w:pStyle w:val="ListParagraph"/>
+        <w:numPr>
+          <w:ilvl w:val="0"/>
+          <w:numId w:val="26"/>
+        </w:numPr>
+        <w:rPr>
+          <w:lang w:bidi="ar-EG"/>
+        </w:rPr>
+      </w:pPr>
+      <w:r>
+        <w:rPr>
+          <w:lang w:bidi="ar-EG"/>
+        </w:rPr>
+        <w:t>Scope; show list of available scopes that have request pending purchase</w:t>
+      </w:r>
+    </w:p>
+    <w:p>
+      <w:pPr>
+        <w:pStyle w:val="ListParagraph"/>
+        <w:numPr>
+          <w:ilvl w:val="0"/>
+          <w:numId w:val="26"/>
+        </w:numPr>
+        <w:rPr>
+          <w:lang w:bidi="ar-EG"/>
+        </w:rPr>
+      </w:pPr>
+      <w:r>
+        <w:rPr>
+          <w:lang w:bidi="ar-EG"/>
+        </w:rPr>
+        <w:t>Country, show list of countries that have available requests pending purchase in previously selected scope</w:t>
+      </w:r>
+    </w:p>
+    <w:p>
+      <w:pPr>
+        <w:pStyle w:val="ListParagraph"/>
+        <w:numPr>
+          <w:ilvl w:val="0"/>
+          <w:numId w:val="26"/>
+        </w:numPr>
+        <w:rPr>
+          <w:lang w:bidi="ar-EG"/>
+        </w:rPr>
+      </w:pPr>
+      <w:r>
+        <w:rPr>
+          <w:lang w:bidi="ar-EG"/>
+        </w:rPr>
+        <w:t xml:space="preserve">Supplier; </w:t>
+      </w:r>
+      <w:r>
+        <w:rPr>
+          <w:lang w:bidi="ar-EG"/>
+        </w:rPr>
+        <w:t xml:space="preserve">show list of </w:t>
+      </w:r>
+      <w:r>
+        <w:rPr>
+          <w:lang w:bidi="ar-EG"/>
+        </w:rPr>
+        <w:t>suppliers</w:t>
+      </w:r>
+      <w:r>
+        <w:rPr>
+          <w:lang w:bidi="ar-EG"/>
+        </w:rPr>
+        <w:t xml:space="preserve"> </w:t>
+      </w:r>
+      <w:r>
+        <w:rPr>
+          <w:lang w:bidi="ar-EG"/>
+        </w:rPr>
+        <w:t>who</w:t>
+      </w:r>
+      <w:r>
+        <w:rPr>
+          <w:lang w:bidi="ar-EG"/>
+        </w:rPr>
+        <w:t xml:space="preserve"> have available requests pending purchase in previously selected </w:t>
+      </w:r>
+      <w:r>
+        <w:rPr>
+          <w:lang w:bidi="ar-EG"/>
+        </w:rPr>
+        <w:t>country and scope</w:t>
+      </w:r>
+    </w:p>
+    <w:p>
+      <w:pPr>
+        <w:pStyle w:val="ListParagraph"/>
+        <w:rPr>
+          <w:lang w:bidi="ar-EG"/>
+        </w:rPr>
+      </w:pPr>
+      <w:r>
+        <w:rPr>
+          <w:lang w:bidi="ar-EG"/>
+        </w:rPr>
+        <w:t>Put the previous 3 choices in same row next to each other</w:t>
+      </w:r>
+    </w:p>
+    <w:p>
+      <w:pPr>
+        <w:pStyle w:val="ListParagraph"/>
+        <w:numPr>
+          <w:ilvl w:val="0"/>
+          <w:numId w:val="26"/>
+        </w:numPr>
+        <w:rPr>
+          <w:lang w:bidi="ar-EG"/>
+        </w:rPr>
+      </w:pPr>
+      <w:r>
+        <w:rPr>
+          <w:lang w:bidi="ar-EG"/>
+        </w:rPr>
+        <w:lastRenderedPageBreak/>
+        <w:t>Purchase Price</w:t>
+      </w:r>
+    </w:p>
+    <w:p>
+      <w:pPr>
+        <w:pStyle w:val="ListParagraph"/>
+        <w:numPr>
+          <w:ilvl w:val="0"/>
+          <w:numId w:val="26"/>
+        </w:numPr>
+        <w:rPr>
+          <w:lang w:bidi="ar-EG"/>
+        </w:rPr>
+      </w:pPr>
+      <w:r>
+        <w:rPr>
+          <w:lang w:bidi="ar-EG"/>
+        </w:rPr>
+        <w:t>Destination Type, select between Hubs or Trip</w:t>
+      </w:r>
+    </w:p>
+    <w:p>
+      <w:pPr>
+        <w:pStyle w:val="ListParagraph"/>
+        <w:numPr>
+          <w:ilvl w:val="0"/>
+          <w:numId w:val="26"/>
+        </w:numPr>
+        <w:rPr>
+          <w:lang w:bidi="ar-EG"/>
+        </w:rPr>
+      </w:pPr>
+      <w:r>
+        <w:rPr>
+          <w:lang w:bidi="ar-EG"/>
+        </w:rPr>
+        <w:t>Destination, select from list of Hubs or Trips (as previously decided).</w:t>
       </w:r>
     </w:p>
     <w:p>
       <w:pPr>
         <w:ind w:left="360"/>
-      </w:pPr>
-      <w:r>
-        <w:t>Administration</w:t>
-      </w:r>
-    </w:p>
-    <w:p>
-      <w:pPr>
-        <w:pStyle w:val="ListParagraph"/>
-        <w:numPr>
-          <w:ilvl w:val="0"/>
-          <w:numId w:val="5"/>
-        </w:numPr>
-      </w:pPr>
-      <w:r>
-        <w:t>Users</w:t>
-      </w:r>
-    </w:p>
-    <w:p>
-      <w:pPr>
-        <w:pStyle w:val="ListParagraph"/>
-        <w:numPr>
-          <w:ilvl w:val="0"/>
-          <w:numId w:val="5"/>
-        </w:numPr>
-      </w:pPr>
-      <w:r>
-        <w:t>Setting</w:t>
-      </w:r>
-    </w:p>
-    <w:p>
-      <w:pPr>
-        <w:rPr>
-          <w:lang w:bidi="ar-EG"/>
-        </w:rPr>
-      </w:pPr>
-    </w:p>
-    <w:p>
-      <w:pPr>
-        <w:rPr>
-          <w:lang w:bidi="ar-EG"/>
-        </w:rPr>
-      </w:pPr>
-      <w:r>
-        <w:rPr>
-          <w:lang w:bidi="ar-EG"/>
-        </w:rPr>
-        <w:t>Entry Fields for each unit</w:t>
-      </w:r>
-    </w:p>
-    <w:p>
-      <w:pPr>
-        <w:rPr>
-          <w:b/>
-          <w:bCs/>
-          <w:lang w:bidi="ar-EG"/>
-        </w:rPr>
-      </w:pPr>
-      <w:r>
-        <w:rPr>
-          <w:b/>
-          <w:bCs/>
-          <w:lang w:bidi="ar-EG"/>
-        </w:rPr>
+        <w:rPr>
+          <w:lang w:bidi="ar-EG"/>
+        </w:rPr>
+      </w:pPr>
+      <w:r>
+        <w:rPr>
+          <w:lang w:bidi="ar-EG"/>
+        </w:rPr>
+        <w:t xml:space="preserve">Put the previous 3 </w:t>
+      </w:r>
+      <w:r>
+        <w:rPr>
+          <w:lang w:bidi="ar-EG"/>
+        </w:rPr>
+        <w:t>entries</w:t>
+      </w:r>
+      <w:r>
+        <w:rPr>
+          <w:lang w:bidi="ar-EG"/>
+        </w:rPr>
+        <w:t xml:space="preserve"> in same row next to each other</w:t>
+      </w:r>
+    </w:p>
+    <w:p>
+      <w:pPr>
+        <w:ind w:left="720"/>
+        <w:rPr>
+          <w:lang w:bidi="ar-EG"/>
+        </w:rPr>
+      </w:pPr>
+      <w:r>
+        <w:rPr>
+          <w:lang w:bidi="ar-EG"/>
+        </w:rPr>
+        <w:t>Notes;</w:t>
+      </w:r>
+    </w:p>
+    <w:p>
+      <w:pPr>
+        <w:pStyle w:val="ListParagraph"/>
+        <w:numPr>
+          <w:ilvl w:val="0"/>
+          <w:numId w:val="26"/>
+        </w:numPr>
+        <w:rPr>
+          <w:lang w:bidi="ar-EG"/>
+        </w:rPr>
+      </w:pPr>
+      <w:r>
+        <w:rPr>
+          <w:lang w:bidi="ar-EG"/>
+        </w:rPr>
+        <w:t>Users can’t purchase products that are not already requested and not patched yet</w:t>
+      </w:r>
+    </w:p>
+    <w:p>
+      <w:pPr>
+        <w:pStyle w:val="ListParagraph"/>
+        <w:numPr>
+          <w:ilvl w:val="0"/>
+          <w:numId w:val="26"/>
+        </w:numPr>
+        <w:rPr>
+          <w:lang w:bidi="ar-EG"/>
+        </w:rPr>
+      </w:pPr>
+      <w:r>
+        <w:rPr>
+          <w:lang w:bidi="ar-EG"/>
+        </w:rPr>
+        <w:t>Users can only Purchase products to trips that have status (Approved or started Shipping), and have Last Receiving Date not today and not in the history</w:t>
+      </w:r>
+    </w:p>
+    <w:p>
+      <w:pPr>
+        <w:rPr>
+          <w:lang w:bidi="ar-EG"/>
+        </w:rPr>
+      </w:pPr>
+    </w:p>
+    <w:p>
+      <w:pPr>
+        <w:rPr>
+          <w:lang w:bidi="ar-EG"/>
+        </w:rPr>
+      </w:pPr>
+      <w:r>
+        <w:rPr>
+          <w:lang w:bidi="ar-EG"/>
+        </w:rPr>
+        <w:drawing>
+          <wp:inline distT="0" distB="0" distL="0" distR="0" wp14:anchorId="5E5D1EF0" wp14:editId="75BBA45F">
+            <wp:extent cx="5943600" cy="2236470"/>
+            <wp:effectExtent l="0" t="0" r="0" b="0"/>
+            <wp:docPr id="666509430" name="Picture 1" descr="The image displays a form with fields for selecting a country, supplier, purchase price, and destination, and it shows a count of zero orders and no items.&#10;&#10;AI-generated content may be incorrect."/>
+            <wp:cNvGraphicFramePr>
+              <a:graphicFrameLocks xmlns:a="http://schemas.openxmlformats.org/drawingml/2006/main" noChangeAspect="1"/>
+            </wp:cNvGraphicFramePr>
+            <a:graphic xmlns:a="http://schemas.openxmlformats.org/drawingml/2006/main">
+              <a:graphicData uri="http://schemas.openxmlformats.org/drawingml/2006/picture">
+                <pic:pic xmlns:pic="http://schemas.openxmlformats.org/drawingml/2006/picture">
+                  <pic:nvPicPr>
+                    <pic:cNvPr id="666509430" name="Picture 1" descr="The image displays a form with fields for selecting a country, supplier, purchase price, and destination, and it shows a count of zero orders and no items.&#10;&#10;AI-generated content may be incorrect."/>
+                    <pic:cNvPicPr/>
+                  </pic:nvPicPr>
+                  <pic:blipFill>
+                    <a:blip r:embed="rId7"/>
+                    <a:stretch>
+                      <a:fillRect/>
+                    </a:stretch>
+                  </pic:blipFill>
+                  <pic:spPr>
+                    <a:xfrm>
+                      <a:off x="0" y="0"/>
+                      <a:ext cx="5943600" cy="2236470"/>
+                    </a:xfrm>
+                    <a:prstGeom prst="rect">
+                      <a:avLst/>
+                    </a:prstGeom>
+                  </pic:spPr>
+                </pic:pic>
+              </a:graphicData>
+            </a:graphic>
+          </wp:inline>
+        </w:drawing>
+      </w:r>
+    </w:p>
+    <w:p>
+      <w:pPr>
+        <w:rPr>
+          <w:b/>
+          <w:bCs/>
+          <w:lang w:bidi="ar-EG"/>
+        </w:rPr>
+      </w:pPr>
+      <w:r>
+        <w:rPr>
+          <w:b/>
+          <w:bCs/>
+          <w:lang w:bidi="ar-EG"/>
+        </w:rPr>
+        <w:t>Patch</w:t>
+      </w:r>
+      <w:r>
+        <w:rPr>
+          <w:b/>
+          <w:bCs/>
+          <w:lang w:bidi="ar-EG"/>
+        </w:rPr>
+        <w:t xml:space="preserve"> (</w:t>
+      </w:r>
+      <w:r>
+        <w:rPr>
+          <w:b/>
+          <w:bCs/>
+          <w:lang w:bidi="ar-EG"/>
+        </w:rPr>
+        <w:t>A shipment from Supplier to any Hub or Traveler</w:t>
+      </w:r>
+      <w:r>
+        <w:rPr>
+          <w:b/>
+          <w:bCs/>
+          <w:lang w:bidi="ar-EG"/>
+        </w:rPr>
+        <w:t>)</w:t>
+      </w:r>
+    </w:p>
+    <w:p>
+      <w:pPr>
+        <w:pStyle w:val="ListParagraph"/>
+        <w:numPr>
+          <w:ilvl w:val="0"/>
+          <w:numId w:val="26"/>
+        </w:numPr>
+        <w:rPr>
+          <w:lang w:bidi="ar-EG"/>
+        </w:rPr>
+      </w:pPr>
+      <w:r>
+        <w:rPr>
+          <w:lang w:bidi="ar-EG"/>
+        </w:rPr>
+        <w:t>Country – inherit from Purchase</w:t>
+      </w:r>
+    </w:p>
+    <w:p>
+      <w:pPr>
+        <w:pStyle w:val="ListParagraph"/>
+        <w:numPr>
+          <w:ilvl w:val="0"/>
+          <w:numId w:val="26"/>
+        </w:numPr>
+        <w:rPr>
+          <w:lang w:bidi="ar-EG"/>
+        </w:rPr>
+      </w:pPr>
+      <w:r>
+        <w:rPr>
+          <w:lang w:bidi="ar-EG"/>
+        </w:rPr>
+        <w:t>Supplier</w:t>
+      </w:r>
+      <w:r>
+        <w:rPr>
+          <w:lang w:bidi="ar-EG"/>
+        </w:rPr>
+        <w:t xml:space="preserve"> – inherit from Purchase</w:t>
+      </w:r>
+    </w:p>
+    <w:p>
+      <w:pPr>
+        <w:pStyle w:val="ListParagraph"/>
+        <w:numPr>
+          <w:ilvl w:val="0"/>
+          <w:numId w:val="26"/>
+        </w:numPr>
+        <w:rPr>
+          <w:lang w:bidi="ar-EG"/>
+        </w:rPr>
+      </w:pPr>
+      <w:r>
+        <w:rPr>
+          <w:lang w:bidi="ar-EG"/>
+        </w:rPr>
+        <w:t>Dispatch Date – date of creation on the system – auto stamp</w:t>
+      </w:r>
+    </w:p>
+    <w:p>
+      <w:pPr>
+        <w:pStyle w:val="ListParagraph"/>
+        <w:numPr>
+          <w:ilvl w:val="0"/>
+          <w:numId w:val="26"/>
+        </w:numPr>
+        <w:rPr>
+          <w:lang w:bidi="ar-EG"/>
+        </w:rPr>
+      </w:pPr>
+      <w:r>
+        <w:rPr>
+          <w:lang w:bidi="ar-EG"/>
+        </w:rPr>
+        <w:t xml:space="preserve">Delivery Date </w:t>
+      </w:r>
+      <w:r>
+        <w:rPr>
+          <w:lang w:bidi="ar-EG"/>
+        </w:rPr>
+        <w:t xml:space="preserve">– date of </w:t>
+      </w:r>
+      <w:r>
+        <w:rPr>
+          <w:lang w:bidi="ar-EG"/>
+        </w:rPr>
+        <w:t>changing status to Delivered</w:t>
+      </w:r>
+      <w:r>
+        <w:rPr>
+          <w:lang w:bidi="ar-EG"/>
+        </w:rPr>
+        <w:t xml:space="preserve"> on the system – auto stamp</w:t>
+      </w:r>
+    </w:p>
+    <w:p>
+      <w:pPr>
+        <w:pStyle w:val="ListParagraph"/>
+        <w:numPr>
+          <w:ilvl w:val="0"/>
+          <w:numId w:val="26"/>
+        </w:numPr>
+        <w:rPr>
+          <w:lang w:bidi="ar-EG"/>
+        </w:rPr>
+      </w:pPr>
+      <w:r>
+        <w:rPr>
+          <w:lang w:bidi="ar-EG"/>
+        </w:rPr>
+        <w:t>Tracking</w:t>
+      </w:r>
+    </w:p>
+    <w:p>
+      <w:pPr>
+        <w:pStyle w:val="ListParagraph"/>
+        <w:numPr>
+          <w:ilvl w:val="0"/>
+          <w:numId w:val="26"/>
+        </w:numPr>
+        <w:rPr>
+          <w:lang w:bidi="ar-EG"/>
+        </w:rPr>
+      </w:pPr>
+      <w:r>
+        <w:rPr>
+          <w:lang w:bidi="ar-EG"/>
+        </w:rPr>
+        <w:t>Courier – pick from courier list</w:t>
+      </w:r>
+    </w:p>
+    <w:p>
+      <w:pPr>
+        <w:pStyle w:val="ListParagraph"/>
+        <w:numPr>
+          <w:ilvl w:val="0"/>
+          <w:numId w:val="26"/>
+        </w:numPr>
+        <w:rPr>
+          <w:lang w:bidi="ar-EG"/>
+        </w:rPr>
+      </w:pPr>
+      <w:r>
+        <w:rPr>
+          <w:lang w:bidi="ar-EG"/>
+        </w:rPr>
+        <w:t>Items – pick from list of items in the purchase</w:t>
+      </w:r>
+    </w:p>
+    <w:p>
+      <w:pPr>
+        <w:pStyle w:val="ListParagraph"/>
+        <w:numPr>
+          <w:ilvl w:val="0"/>
+          <w:numId w:val="26"/>
+        </w:numPr>
+        <w:rPr>
+          <w:lang w:bidi="ar-EG"/>
+        </w:rPr>
+      </w:pPr>
+      <w:r>
+        <w:rPr>
+          <w:lang w:bidi="ar-EG"/>
+        </w:rPr>
+        <w:t>Notes</w:t>
+      </w:r>
+    </w:p>
+    <w:p>
+      <w:pPr>
+        <w:pStyle w:val="ListParagraph"/>
+        <w:numPr>
+          <w:ilvl w:val="0"/>
+          <w:numId w:val="26"/>
+        </w:numPr>
+        <w:rPr>
+          <w:lang w:bidi="ar-EG"/>
+        </w:rPr>
+      </w:pPr>
+      <w:r>
+        <w:rPr>
+          <w:lang w:bidi="ar-EG"/>
+        </w:rPr>
+        <w:t>Photos</w:t>
+      </w:r>
+    </w:p>
+    <w:p>
+      <w:pPr>
+        <w:rPr>
+          <w:lang w:bidi="ar-EG"/>
+        </w:rPr>
+      </w:pPr>
+    </w:p>
+    <w:p>
+      <w:pPr>
+        <w:rPr>
+          <w:lang w:bidi="ar-EG"/>
+        </w:rPr>
+      </w:pPr>
+    </w:p>
+    <w:p>
+      <w:pPr>
+        <w:rPr>
+          <w:b/>
+          <w:bCs/>
+          <w:lang w:bidi="ar-EG"/>
+        </w:rPr>
+      </w:pPr>
+      <w:r>
+        <w:rPr>
+          <w:b/>
+          <w:bCs/>
+          <w:lang w:bidi="ar-EG"/>
+        </w:rPr>
+        <w:t>Transfer</w:t>
+      </w:r>
+      <w:r>
+        <w:rPr>
+          <w:b/>
+          <w:bCs/>
+          <w:lang w:bidi="ar-EG"/>
+        </w:rPr>
+        <w:t xml:space="preserve"> (A shipment from any Destination (Hub or Traveler) to another Destination (Hub or Traveler))</w:t>
+      </w:r>
+    </w:p>
+    <w:p>
+      <w:pPr>
+        <w:pStyle w:val="ListParagraph"/>
+        <w:numPr>
+          <w:ilvl w:val="0"/>
+          <w:numId w:val="26"/>
+        </w:numPr>
+        <w:rPr>
+          <w:lang w:bidi="ar-EG"/>
+        </w:rPr>
+      </w:pPr>
+      <w:r>
+        <w:rPr>
+          <w:lang w:bidi="ar-EG"/>
+        </w:rPr>
+        <w:lastRenderedPageBreak/>
+        <w:t>Date created</w:t>
+      </w:r>
+    </w:p>
+    <w:p>
+      <w:pPr>
+        <w:pStyle w:val="ListParagraph"/>
+        <w:numPr>
+          <w:ilvl w:val="0"/>
+          <w:numId w:val="26"/>
+        </w:numPr>
+        <w:rPr>
+          <w:lang w:bidi="ar-EG"/>
+        </w:rPr>
+      </w:pPr>
+      <w:r>
+        <w:rPr>
+          <w:lang w:bidi="ar-EG"/>
+        </w:rPr>
+        <w:t>From Destination – hub or traveler/trip</w:t>
+      </w:r>
+    </w:p>
+    <w:p>
+      <w:pPr>
+        <w:pStyle w:val="ListParagraph"/>
+        <w:numPr>
+          <w:ilvl w:val="0"/>
+          <w:numId w:val="26"/>
+        </w:numPr>
+        <w:rPr>
+          <w:lang w:bidi="ar-EG"/>
+        </w:rPr>
+      </w:pPr>
+      <w:r>
+        <w:rPr>
+          <w:lang w:bidi="ar-EG"/>
+        </w:rPr>
+        <w:t>To Destination</w:t>
+      </w:r>
+      <w:r>
+        <w:rPr>
+          <w:lang w:bidi="ar-EG"/>
+        </w:rPr>
+        <w:t xml:space="preserve"> – hub or </w:t>
+      </w:r>
+      <w:r>
+        <w:rPr>
+          <w:lang w:bidi="ar-EG"/>
+        </w:rPr>
+        <w:t>traveler</w:t>
+      </w:r>
+      <w:r>
+        <w:rPr>
+          <w:lang w:bidi="ar-EG"/>
+        </w:rPr>
+        <w:t>/trip</w:t>
+      </w:r>
+    </w:p>
+    <w:p>
+      <w:pPr>
+        <w:pStyle w:val="ListParagraph"/>
+        <w:numPr>
+          <w:ilvl w:val="0"/>
+          <w:numId w:val="26"/>
+        </w:numPr>
+        <w:rPr>
+          <w:lang w:bidi="ar-EG"/>
+        </w:rPr>
+      </w:pPr>
+      <w:r>
+        <w:rPr>
+          <w:lang w:bidi="ar-EG"/>
+        </w:rPr>
+        <w:t>Items in transfer</w:t>
+      </w:r>
+    </w:p>
+    <w:p>
+      <w:pPr>
+        <w:pStyle w:val="ListParagraph"/>
+        <w:numPr>
+          <w:ilvl w:val="0"/>
+          <w:numId w:val="26"/>
+        </w:numPr>
+        <w:rPr>
+          <w:lang w:bidi="ar-EG"/>
+        </w:rPr>
+      </w:pPr>
+      <w:r>
+        <w:rPr>
+          <w:lang w:bidi="ar-EG"/>
+        </w:rPr>
+        <w:t>Note</w:t>
+      </w:r>
+    </w:p>
+    <w:p>
+      <w:pPr>
+        <w:pStyle w:val="ListParagraph"/>
+        <w:numPr>
+          <w:ilvl w:val="0"/>
+          <w:numId w:val="26"/>
+        </w:numPr>
+        <w:rPr>
+          <w:lang w:bidi="ar-EG"/>
+        </w:rPr>
+      </w:pPr>
+      <w:r>
+        <w:rPr>
+          <w:lang w:bidi="ar-EG"/>
+        </w:rPr>
+        <w:t>Photos</w:t>
+      </w:r>
+    </w:p>
+    <w:p>
+      <w:pPr>
+        <w:rPr>
+          <w:lang w:bidi="ar-EG"/>
+        </w:rPr>
+      </w:pPr>
+    </w:p>
+    <w:p>
+      <w:pPr>
+        <w:rPr>
+          <w:lang w:bidi="ar-EG"/>
+        </w:rPr>
+      </w:pPr>
+      <w:r>
+        <w:rPr>
+          <w:lang w:bidi="ar-EG"/>
+        </w:rPr>
+        <w:drawing>
+          <wp:inline distT="0" distB="0" distL="0" distR="0" wp14:anchorId="53C1CB57" wp14:editId="4FEDC7F1">
+            <wp:extent cx="5943600" cy="1735455"/>
+            <wp:effectExtent l="0" t="0" r="0" b="0"/>
+            <wp:docPr id="365719453" name="Picture 1" descr="The image displays a form with a section for selecting a source country and a destination country, followed by a list of items to be transferred, which currently shows no items.&#10;&#10;AI-generated content may be incorrect."/>
+            <wp:cNvGraphicFramePr>
+              <a:graphicFrameLocks xmlns:a="http://schemas.openxmlformats.org/drawingml/2006/main" noChangeAspect="1"/>
+            </wp:cNvGraphicFramePr>
+            <a:graphic xmlns:a="http://schemas.openxmlformats.org/drawingml/2006/main">
+              <a:graphicData uri="http://schemas.openxmlformats.org/drawingml/2006/picture">
+                <pic:pic xmlns:pic="http://schemas.openxmlformats.org/drawingml/2006/picture">
+                  <pic:nvPicPr>
+                    <pic:cNvPr id="365719453" name="Picture 1" descr="The image displays a form with a section for selecting a source country and a destination country, followed by a list of items to be transferred, which currently shows no items.&#10;&#10;AI-generated content may be incorrect."/>
+                    <pic:cNvPicPr/>
+                  </pic:nvPicPr>
+                  <pic:blipFill>
+                    <a:blip r:embed="rId8"/>
+                    <a:stretch>
+                      <a:fillRect/>
+                    </a:stretch>
+                  </pic:blipFill>
+                  <pic:spPr>
+                    <a:xfrm>
+                      <a:off x="0" y="0"/>
+                      <a:ext cx="5943600" cy="1735455"/>
+                    </a:xfrm>
+                    <a:prstGeom prst="rect">
+                      <a:avLst/>
+                    </a:prstGeom>
+                  </pic:spPr>
+                </pic:pic>
+              </a:graphicData>
+            </a:graphic>
+          </wp:inline>
+        </w:drawing>
+      </w:r>
+    </w:p>
+    <w:p>
+      <w:pPr>
+        <w:rPr>
+          <w:b/>
+          <w:bCs/>
+          <w:lang w:bidi="ar-EG"/>
+        </w:rPr>
+      </w:pPr>
+      <w:r>
+        <w:rPr>
+          <w:b/>
+          <w:bCs/>
+          <w:lang w:bidi="ar-EG"/>
+        </w:rPr>
+        <w:t>Shipment</w:t>
+      </w:r>
+      <w:r>
+        <w:rPr>
+          <w:b/>
+          <w:bCs/>
+          <w:lang w:bidi="ar-EG"/>
+        </w:rPr>
+        <w:t xml:space="preserve"> (</w:t>
+      </w:r>
+      <w:r>
+        <w:rPr>
+          <w:b/>
+          <w:bCs/>
+          <w:lang w:bidi="ar-EG"/>
+        </w:rPr>
+        <w:t xml:space="preserve">Part of or all of </w:t>
+      </w:r>
+      <w:r>
+        <w:rPr>
+          <w:b/>
+          <w:bCs/>
+          <w:lang w:bidi="ar-EG"/>
+        </w:rPr>
+        <w:t xml:space="preserve">Inventory </w:t>
+      </w:r>
+      <w:r>
+        <w:rPr>
+          <w:b/>
+          <w:bCs/>
+          <w:lang w:bidi="ar-EG"/>
+        </w:rPr>
+        <w:t xml:space="preserve">items </w:t>
+      </w:r>
+      <w:r>
+        <w:rPr>
+          <w:b/>
+          <w:bCs/>
+          <w:lang w:bidi="ar-EG"/>
+        </w:rPr>
+        <w:t xml:space="preserve">of a Trip when it arrived </w:t>
+      </w:r>
+      <w:proofErr w:type="gramStart"/>
+      <w:r>
+        <w:rPr>
+          <w:b/>
+          <w:bCs/>
+          <w:lang w:bidi="ar-EG"/>
+        </w:rPr>
+        <w:t>to</w:t>
+      </w:r>
+      <w:proofErr w:type="gramEnd"/>
+      <w:r>
+        <w:rPr>
+          <w:b/>
+          <w:bCs/>
+          <w:lang w:bidi="ar-EG"/>
+        </w:rPr>
+        <w:t xml:space="preserve"> Egypt and our operation staff pick up it)</w:t>
+      </w:r>
+      <w:r>
+        <w:rPr>
+          <w:b/>
+          <w:bCs/>
+          <w:lang w:bidi="ar-EG"/>
+        </w:rPr>
+        <w:t xml:space="preserve"> – Auto generated by the system</w:t>
+      </w:r>
+    </w:p>
+    <w:p>
+      <w:pPr>
+        <w:pStyle w:val="ListParagraph"/>
+        <w:rPr>
+          <w:lang w:bidi="ar-EG"/>
+        </w:rPr>
+      </w:pPr>
+    </w:p>
+    <w:p>
+      <w:pPr>
+        <w:rPr>
+          <w:lang w:bidi="ar-EG"/>
+        </w:rPr>
+      </w:pPr>
+    </w:p>
+    <w:p>
+      <w:pPr>
+        <w:rPr>
+          <w:b/>
+          <w:bCs/>
+          <w:lang w:bidi="ar-EG"/>
+        </w:rPr>
+      </w:pPr>
+      <w:r>
+        <w:rPr>
+          <w:b/>
+          <w:bCs/>
+          <w:lang w:bidi="ar-EG"/>
+        </w:rPr>
+        <w:t>Hub</w:t>
+      </w:r>
+    </w:p>
+    <w:p>
+      <w:pPr>
+        <w:pStyle w:val="ListParagraph"/>
+        <w:numPr>
+          <w:ilvl w:val="0"/>
+          <w:numId w:val="26"/>
+        </w:numPr>
+        <w:rPr>
+          <w:lang w:bidi="ar-EG"/>
+        </w:rPr>
+      </w:pPr>
+      <w:r>
+        <w:rPr>
+          <w:lang w:bidi="ar-EG"/>
+        </w:rPr>
+        <w:t xml:space="preserve">Hub Name – required </w:t>
+      </w:r>
+    </w:p>
+    <w:p>
+      <w:pPr>
+        <w:pStyle w:val="ListParagraph"/>
+        <w:numPr>
+          <w:ilvl w:val="0"/>
+          <w:numId w:val="26"/>
+        </w:numPr>
+        <w:rPr>
+          <w:lang w:bidi="ar-EG"/>
+        </w:rPr>
+      </w:pPr>
+      <w:r>
+        <w:rPr>
+          <w:lang w:bidi="ar-EG"/>
+        </w:rPr>
+        <w:t xml:space="preserve">Country – select from list of available countries – required </w:t>
+      </w:r>
+    </w:p>
+    <w:p>
+      <w:pPr>
+        <w:pStyle w:val="ListParagraph"/>
+        <w:numPr>
+          <w:ilvl w:val="0"/>
+          <w:numId w:val="26"/>
+        </w:numPr>
+        <w:rPr>
+          <w:lang w:bidi="ar-EG"/>
+        </w:rPr>
+      </w:pPr>
+      <w:r>
+        <w:rPr>
+          <w:lang w:bidi="ar-EG"/>
+        </w:rPr>
+        <w:t xml:space="preserve">Notes – optional </w:t>
+      </w:r>
+    </w:p>
+    <w:p>
+      <w:pPr>
+        <w:pStyle w:val="ListParagraph"/>
+        <w:numPr>
+          <w:ilvl w:val="0"/>
+          <w:numId w:val="26"/>
+        </w:numPr>
+        <w:rPr>
+          <w:lang w:bidi="ar-EG"/>
+        </w:rPr>
+      </w:pPr>
+      <w:r>
+        <w:rPr>
+          <w:lang w:bidi="ar-EG"/>
+        </w:rPr>
+        <w:t xml:space="preserve">Attached photos – optional </w:t>
+      </w:r>
+    </w:p>
+    <w:p>
+      <w:pPr>
+        <w:pStyle w:val="ListParagraph"/>
+        <w:numPr>
+          <w:ilvl w:val="0"/>
+          <w:numId w:val="29"/>
+        </w:numPr>
+        <w:rPr>
+          <w:lang w:bidi="ar-EG"/>
+        </w:rPr>
+      </w:pPr>
+      <w:r>
+        <w:rPr>
+          <w:lang w:bidi="ar-EG"/>
+        </w:rPr>
+        <w:t>Each hub has inventory, which is all items stored in that hub</w:t>
+      </w:r>
+    </w:p>
+    <w:p>
+      <w:pPr>
+        <w:pStyle w:val="ListParagraph"/>
+        <w:numPr>
+          <w:ilvl w:val="0"/>
+          <w:numId w:val="29"/>
+        </w:numPr>
+        <w:rPr>
+          <w:lang w:bidi="ar-EG"/>
+        </w:rPr>
+      </w:pPr>
+      <w:r>
+        <w:rPr>
+          <w:lang w:bidi="ar-EG"/>
+        </w:rPr>
+        <w:t>Users (logistics) can transfer inventory from hub to another destination (hub or traveler / trip) in same country</w:t>
+      </w:r>
+    </w:p>
+    <w:p>
+      <w:pPr>
+        <w:rPr>
+          <w:lang w:bidi="ar-EG"/>
+        </w:rPr>
+      </w:pPr>
+      <w:r>
+        <w:rPr>
+          <w:lang w:bidi="ar-EG"/>
+        </w:rPr>
+        <w:lastRenderedPageBreak/>
+        <w:drawing>
+          <wp:inline distT="0" distB="0" distL="0" distR="0" wp14:anchorId="70B657D7" wp14:editId="34896E7C">
+            <wp:extent cx="2806844" cy="1949550"/>
+            <wp:effectExtent l="0" t="0" r="0" b="0"/>
+            <wp:docPr id="1839096099" name="Picture 1" descr="The image shows a user interface with a form for adding an office, including fields for the office's name, country, and a note.&#10;&#10;AI-generated content may be incorrect."/>
+            <wp:cNvGraphicFramePr>
+              <a:graphicFrameLocks xmlns:a="http://schemas.openxmlformats.org/drawingml/2006/main" noChangeAspect="1"/>
+            </wp:cNvGraphicFramePr>
+            <a:graphic xmlns:a="http://schemas.openxmlformats.org/drawingml/2006/main">
+              <a:graphicData uri="http://schemas.openxmlformats.org/drawingml/2006/picture">
+                <pic:pic xmlns:pic="http://schemas.openxmlformats.org/drawingml/2006/picture">
+                  <pic:nvPicPr>
+                    <pic:cNvPr id="1839096099" name="Picture 1" descr="The image shows a user interface with a form for adding an office, including fields for the office's name, country, and a note.&#10;&#10;AI-generated content may be incorrect."/>
+                    <pic:cNvPicPr/>
+                  </pic:nvPicPr>
+                  <pic:blipFill>
+                    <a:blip r:embed="rId9"/>
+                    <a:stretch>
+                      <a:fillRect/>
+                    </a:stretch>
+                  </pic:blipFill>
+                  <pic:spPr>
+                    <a:xfrm>
+                      <a:off x="0" y="0"/>
+                      <a:ext cx="2806844" cy="1949550"/>
+                    </a:xfrm>
+                    <a:prstGeom prst="rect">
+                      <a:avLst/>
+                    </a:prstGeom>
+                  </pic:spPr>
+                </pic:pic>
+              </a:graphicData>
+            </a:graphic>
+          </wp:inline>
+        </w:drawing>
+      </w:r>
+    </w:p>
+    <w:p>
+      <w:pPr>
+        <w:rPr>
+          <w:lang w:bidi="ar-EG"/>
+        </w:rPr>
+      </w:pPr>
+      <w:r>
+        <w:rPr>
+          <w:lang w:bidi="ar-EG"/>
+        </w:rPr>
+        <w:t>Traveler</w:t>
+      </w:r>
+    </w:p>
+    <w:p>
+      <w:pPr>
+        <w:rPr>
+          <w:lang w:bidi="ar-EG"/>
+        </w:rPr>
+      </w:pPr>
+    </w:p>
+    <w:p>
+      <w:pPr>
+        <w:rPr>
+          <w:lang w:bidi="ar-EG"/>
+        </w:rPr>
+      </w:pPr>
+    </w:p>
+    <w:p>
+      <w:pPr>
+        <w:rPr>
+          <w:lang w:bidi="ar-EG"/>
+        </w:rPr>
+      </w:pPr>
+      <w:r>
+        <w:rPr>
+          <w:lang w:bidi="ar-EG"/>
+        </w:rPr>
+        <w:drawing>
+          <wp:inline distT="0" distB="0" distL="0" distR="0" wp14:anchorId="2D1F695C" wp14:editId="5C894AFE">
+            <wp:extent cx="5277121" cy="4076910"/>
+            <wp:effectExtent l="0" t="0" r="0" b="0"/>
+            <wp:docPr id="465711111" name="Picture 1" descr="The image displays a user interface for a travel management system, where travelers can input their information, select product types, and manage their traveler status.&#10;&#10;AI-generated content may be incorrect."/>
+            <wp:cNvGraphicFramePr>
+              <a:graphicFrameLocks xmlns:a="http://schemas.openxmlformats.org/drawingml/2006/main" noChangeAspect="1"/>
+            </wp:cNvGraphicFramePr>
+            <a:graphic xmlns:a="http://schemas.openxmlformats.org/drawingml/2006/main">
+              <a:graphicData uri="http://schemas.openxmlformats.org/drawingml/2006/picture">
+                <pic:pic xmlns:pic="http://schemas.openxmlformats.org/drawingml/2006/picture">
+                  <pic:nvPicPr>
+                    <pic:cNvPr id="465711111" name="Picture 1" descr="The image displays a user interface for a travel management system, where travelers can input their information, select product types, and manage their traveler status.&#10;&#10;AI-generated content may be incorrect."/>
+                    <pic:cNvPicPr/>
+                  </pic:nvPicPr>
+                  <pic:blipFill>
+                    <a:blip r:embed="rId10"/>
+                    <a:stretch>
+                      <a:fillRect/>
+                    </a:stretch>
+                  </pic:blipFill>
+                  <pic:spPr>
+                    <a:xfrm>
+                      <a:off x="0" y="0"/>
+                      <a:ext cx="5277121" cy="4076910"/>
+                    </a:xfrm>
+                    <a:prstGeom prst="rect">
+                      <a:avLst/>
+                    </a:prstGeom>
+                  </pic:spPr>
+                </pic:pic>
+              </a:graphicData>
+            </a:graphic>
+          </wp:inline>
+        </w:drawing>
+      </w:r>
+    </w:p>
+    <w:p>
+      <w:pPr>
+        <w:rPr>
+          <w:lang w:bidi="ar-EG"/>
+        </w:rPr>
+      </w:pPr>
+      <w:r>
+        <w:rPr>
+          <w:lang w:bidi="ar-EG"/>
+        </w:rPr>
+        <w:t>Trip</w:t>
+      </w:r>
+    </w:p>
+    <w:p>
+      <w:pPr>
+        <w:rPr>
+          <w:lang w:bidi="ar-EG"/>
+        </w:rPr>
+      </w:pPr>
+    </w:p>
+    <w:p>
+      <w:pPr>
+        <w:rPr>
+          <w:lang w:bidi="ar-EG"/>
+        </w:rPr>
+      </w:pPr>
+    </w:p>
+    <w:p>
+      <w:pPr>
+        <w:rPr>
+          <w:lang w:bidi="ar-EG"/>
+        </w:rPr>
+      </w:pPr>
+      <w:r>
+        <w:rPr>
+          <w:lang w:bidi="ar-EG"/>
+        </w:rPr>
+        <w:lastRenderedPageBreak/>
+        <w:drawing>
+          <wp:inline distT="0" distB="0" distL="0" distR="0" wp14:anchorId="1766E6E8" wp14:editId="77D5FEB7">
+            <wp:extent cx="5302523" cy="5296172"/>
+            <wp:effectExtent l="0" t="0" r="0" b="0"/>
+            <wp:docPr id="1890672122" name="Picture 1" descr="The image displays a travel management form with fields for traveler details, delivery date, country, weight limits, product types, and pricing options.&#10;&#10;AI-generated content may be incorrect."/>
+            <wp:cNvGraphicFramePr>
+              <a:graphicFrameLocks xmlns:a="http://schemas.openxmlformats.org/drawingml/2006/main" noChangeAspect="1"/>
+            </wp:cNvGraphicFramePr>
+            <a:graphic xmlns:a="http://schemas.openxmlformats.org/drawingml/2006/main">
+              <a:graphicData uri="http://schemas.openxmlformats.org/drawingml/2006/picture">
+                <pic:pic xmlns:pic="http://schemas.openxmlformats.org/drawingml/2006/picture">
+                  <pic:nvPicPr>
+                    <pic:cNvPr id="1890672122" name="Picture 1" descr="The image displays a travel management form with fields for traveler details, delivery date, country, weight limits, product types, and pricing options.&#10;&#10;AI-generated content may be incorrect."/>
+                    <pic:cNvPicPr/>
+                  </pic:nvPicPr>
+                  <pic:blipFill>
+                    <a:blip r:embed="rId11"/>
+                    <a:stretch>
+                      <a:fillRect/>
+                    </a:stretch>
+                  </pic:blipFill>
+                  <pic:spPr>
+                    <a:xfrm>
+                      <a:off x="0" y="0"/>
+                      <a:ext cx="5302523" cy="5296172"/>
+                    </a:xfrm>
+                    <a:prstGeom prst="rect">
+                      <a:avLst/>
+                    </a:prstGeom>
+                  </pic:spPr>
+                </pic:pic>
+              </a:graphicData>
+            </a:graphic>
+          </wp:inline>
+        </w:drawing>
+      </w:r>
+    </w:p>
+    <w:p>
+      <w:pPr>
+        <w:rPr>
+          <w:lang w:bidi="ar-EG"/>
+        </w:rPr>
+      </w:pPr>
+    </w:p>
+    <w:p>
+      <w:pPr>
+        <w:rPr>
+          <w:lang w:bidi="ar-EG"/>
+        </w:rPr>
+      </w:pPr>
+    </w:p>
+    <w:p>
+      <w:pPr>
+        <w:rPr>
+          <w:lang w:bidi="ar-EG"/>
+        </w:rPr>
+      </w:pPr>
+    </w:p>
+    <w:p>
+      <w:pPr>
+        <w:rPr>
+          <w:b/>
+          <w:bCs/>
+        </w:rPr>
+      </w:pPr>
+      <w:r>
+        <w:rPr>
+          <w:b/>
+          <w:bCs/>
+        </w:rPr>
+        <w:t>Permissions</w:t>
+      </w:r>
+    </w:p>
+    <w:p>
+      <w:pPr>
+        <w:pStyle w:val="ListParagraph"/>
+        <w:numPr>
+          <w:ilvl w:val="0"/>
+          <w:numId w:val="27"/>
+        </w:numPr>
+      </w:pPr>
+      <w:r>
+        <w:t xml:space="preserve">There must be a matrix of permission that </w:t>
+      </w:r>
+      <w:proofErr w:type="gramStart"/>
+      <w:r>
+        <w:t>allow</w:t>
+      </w:r>
+      <w:proofErr w:type="gramEnd"/>
+      <w:r>
+        <w:t xml:space="preserve"> me to grant any permission to any role</w:t>
+      </w:r>
+    </w:p>
+    <w:p>
+      <w:pPr>
+        <w:pStyle w:val="ListParagraph"/>
+        <w:numPr>
+          <w:ilvl w:val="0"/>
+          <w:numId w:val="27"/>
+        </w:numPr>
+      </w:pPr>
+      <w:r>
+        <w:t>Purchasing and Logistics users</w:t>
+      </w:r>
+      <w:r>
+        <w:t xml:space="preserve"> can view requests and products only</w:t>
+      </w:r>
+    </w:p>
+    <w:p>
+      <w:pPr>
+        <w:pStyle w:val="ListParagraph"/>
+        <w:numPr>
+          <w:ilvl w:val="0"/>
+          <w:numId w:val="27"/>
+        </w:numPr>
+      </w:pPr>
+      <w:r>
+        <w:t>Purchasing users can add new products, logistics users can’t</w:t>
+      </w:r>
+    </w:p>
+    <w:p>
+      <w:pPr>
+        <w:pStyle w:val="ListParagraph"/>
+        <w:numPr>
+          <w:ilvl w:val="0"/>
+          <w:numId w:val="27"/>
+        </w:numPr>
+      </w:pPr>
+    </w:p>
+    <w:p/>
+    <w:p>
+      <w:pPr>
+        <w:rPr>
+          <w:b/>
+          <w:bCs/>
+        </w:rPr>
+      </w:pPr>
+      <w:r>
+        <w:rPr>
+          <w:b/>
+          <w:bCs/>
+        </w:rPr>
+        <w:lastRenderedPageBreak/>
+        <w:t>Details</w:t>
+      </w:r>
+    </w:p>
+    <w:p>
+      <w:pPr>
+        <w:pStyle w:val="ListParagraph"/>
+        <w:numPr>
+          <w:ilvl w:val="0"/>
+          <w:numId w:val="28"/>
+        </w:numPr>
+      </w:pPr>
+      <w:r>
+        <w:t>All requests from same scope show as Pool of Pending requests. Purchasing users Purchase products from this pool. Purchased products deduct from this pool. If purchased marked as cancelled, it will return to the pool. If item marked as Lost or Damaged, it would return to the pool again.</w:t>
+      </w:r>
+    </w:p>
+    <w:p>
+      <w:pPr>
+        <w:pStyle w:val="ListParagraph"/>
+        <w:numPr>
+          <w:ilvl w:val="0"/>
+          <w:numId w:val="28"/>
+        </w:numPr>
+      </w:pPr>
+      <w:r>
+        <w:t xml:space="preserve">Traveler and Trip have the same inventory. The inventory is interchangeable between them. If a traveler has inventory and has a trip, then all inventory is allocated or added directly to his nearest trip. If the trip arrived </w:t>
+      </w:r>
+      <w:proofErr w:type="gramStart"/>
+      <w:r>
+        <w:t>to</w:t>
+      </w:r>
+      <w:proofErr w:type="gramEnd"/>
+      <w:r>
+        <w:t xml:space="preserve"> Egypt of picked up but some items (of inventory) were delayed or didn’t arrive. Then, these items of inventory will </w:t>
+      </w:r>
+      <w:proofErr w:type="gramStart"/>
+      <w:r>
+        <w:t>return back</w:t>
+      </w:r>
+      <w:proofErr w:type="gramEnd"/>
+      <w:r>
+        <w:t xml:space="preserve"> to the inventory of the traveler.</w:t>
+      </w:r>
+    </w:p>
+    <w:p>
+      <w:pPr>
+        <w:pStyle w:val="ListParagraph"/>
+        <w:numPr>
+          <w:ilvl w:val="0"/>
+          <w:numId w:val="28"/>
+        </w:numPr>
+      </w:pPr>
+    </w:p>
+    <w:p/>
+    <w:p>
+      <w:pPr>
+        <w:rPr>
+          <w:b/>
+          <w:bCs/>
+        </w:rPr>
+      </w:pPr>
+      <w:r>
+        <w:rPr>
+          <w:b/>
+          <w:bCs/>
+        </w:rPr>
+        <w:t>Units</w:t>
+      </w:r>
+    </w:p>
+    <w:p>
+      <w:pPr>
+        <w:rPr>
+          <w:lang w:bidi="ar-EG"/>
+        </w:rPr>
+      </w:pPr>
+      <w:r>
+        <w:rPr>
+          <w:lang w:bidi="ar-EG"/>
+        </w:rPr>
+        <w:t>Items</w:t>
+      </w:r>
+      <w:r>
+        <w:rPr>
+          <w:lang w:bidi="ar-EG"/>
+        </w:rPr>
+        <w:t>, products, partners or users</w:t>
+      </w:r>
+      <w:r>
+        <w:rPr>
+          <w:lang w:bidi="ar-EG"/>
+        </w:rPr>
+        <w:t>, they are the building block of the system while tracking inventory</w:t>
+      </w:r>
+      <w:r>
+        <w:rPr>
+          <w:lang w:bidi="ar-EG"/>
+        </w:rPr>
+        <w:t xml:space="preserve"> items</w:t>
+      </w:r>
+      <w:r>
+        <w:rPr>
+          <w:lang w:bidi="ar-EG"/>
+        </w:rPr>
+        <w:t xml:space="preserve"> from point to point.</w:t>
+      </w:r>
+    </w:p>
+    <w:p>
+      <w:pPr>
+        <w:rPr>
+          <w:lang w:bidi="ar-EG"/>
+        </w:rPr>
+      </w:pPr>
+    </w:p>
+    <w:p>
+      <w:pPr>
+        <w:rPr>
+          <w:b/>
+          <w:bCs/>
+          <w:lang w:bidi="ar-EG"/>
+        </w:rPr>
+      </w:pPr>
+      <w:r>
+        <w:rPr>
+          <w:b/>
+          <w:bCs/>
+          <w:lang w:bidi="ar-EG"/>
+        </w:rPr>
+        <w:t>The scenario</w:t>
+      </w:r>
+    </w:p>
+    <w:p>
+      <w:pPr>
+        <w:rPr>
+          <w:rtl/>
+          <w:lang w:bidi="ar-EG"/>
+        </w:rPr>
+      </w:pPr>
+    </w:p>
+    <w:p/>
+    <w:p>
+      <w:pPr>
+        <w:rPr>
+          <w:b/>
+          <w:bCs/>
+        </w:rPr>
+      </w:pPr>
+      <w:r>
+        <w:rPr>
+          <w:b/>
+          <w:bCs/>
+        </w:rPr>
+        <w:t>Containers</w:t>
+      </w:r>
+    </w:p>
+    <w:p>
+      <w:r>
+        <w:t>Containers are baskets that carry the items from point to point during their pathway from supplier to customer. Supplier is the starting point, and customer is the ending point. In some cases, the item (product) lifecycle starts with a customer and ends with the customer. This case happens in Special Order – where customer ask us to buy a product for him and we go to supplier and order the product and handle the product from container to container till we reach the customer back.</w:t>
+      </w:r>
+    </w:p>
+    <w:p/>
+    <w:p>
+      <w:pPr>
+        <w:pStyle w:val="ListParagraph"/>
+      </w:pPr>
+      <w:r>
+        <w:t>Supplier</w:t>
+      </w:r>
+    </w:p>
+    <w:p>
+      <w:pPr>
+        <w:pStyle w:val="ListParagraph"/>
+        <w:numPr>
+          <w:ilvl w:val="0"/>
+          <w:numId w:val="2"/>
+        </w:numPr>
+      </w:pPr>
+      <w:r>
+        <w:t>Request</w:t>
+      </w:r>
+    </w:p>
+    <w:p>
+      <w:pPr>
+        <w:pStyle w:val="ListParagraph"/>
+        <w:numPr>
+          <w:ilvl w:val="0"/>
+          <w:numId w:val="2"/>
+        </w:numPr>
+      </w:pPr>
+      <w:r>
+        <w:t>Purchase</w:t>
+      </w:r>
+    </w:p>
+    <w:p>
+      <w:pPr>
+        <w:pStyle w:val="ListParagraph"/>
+        <w:numPr>
+          <w:ilvl w:val="0"/>
+          <w:numId w:val="2"/>
+        </w:numPr>
+      </w:pPr>
+      <w:r>
+        <w:t>Patch</w:t>
+      </w:r>
+    </w:p>
+    <w:p>
+      <w:pPr>
+        <w:pStyle w:val="ListParagraph"/>
+        <w:numPr>
+          <w:ilvl w:val="0"/>
+          <w:numId w:val="2"/>
+        </w:numPr>
+      </w:pPr>
+      <w:r>
+        <w:t>Travel</w:t>
+      </w:r>
+      <w:r>
+        <w:t>er</w:t>
+      </w:r>
+    </w:p>
+    <w:p>
+      <w:pPr>
+        <w:pStyle w:val="ListParagraph"/>
+        <w:numPr>
+          <w:ilvl w:val="0"/>
+          <w:numId w:val="2"/>
+        </w:numPr>
+      </w:pPr>
+      <w:r>
+        <w:lastRenderedPageBreak/>
+        <w:t>Trip</w:t>
+      </w:r>
+    </w:p>
+    <w:p>
+      <w:pPr>
+        <w:pStyle w:val="ListParagraph"/>
+        <w:numPr>
+          <w:ilvl w:val="0"/>
+          <w:numId w:val="2"/>
+        </w:numPr>
+      </w:pPr>
+      <w:r>
+        <w:t>Hub – optional</w:t>
+      </w:r>
+    </w:p>
+    <w:p>
+      <w:pPr>
+        <w:pStyle w:val="ListParagraph"/>
+        <w:numPr>
+          <w:ilvl w:val="0"/>
+          <w:numId w:val="2"/>
+        </w:numPr>
+      </w:pPr>
+      <w:r>
+        <w:t>Transfer – optional</w:t>
+      </w:r>
+    </w:p>
+    <w:p>
+      <w:pPr>
+        <w:pStyle w:val="ListParagraph"/>
+        <w:numPr>
+          <w:ilvl w:val="0"/>
+          <w:numId w:val="2"/>
+        </w:numPr>
+      </w:pPr>
+      <w:r>
+        <w:t>Shipment</w:t>
+      </w:r>
+    </w:p>
+    <w:p>
+      <w:pPr>
+        <w:pStyle w:val="ListParagraph"/>
+        <w:numPr>
+          <w:ilvl w:val="0"/>
+          <w:numId w:val="2"/>
+        </w:numPr>
+      </w:pPr>
+      <w:r>
+        <w:t>Office</w:t>
+      </w:r>
+    </w:p>
+    <w:p>
+      <w:pPr>
+        <w:pStyle w:val="ListParagraph"/>
+      </w:pPr>
+      <w:r>
+        <w:t>Website</w:t>
+      </w:r>
+    </w:p>
+    <w:p>
+      <w:r>
+        <w:t>Products go from website to customer through these steps;</w:t>
+      </w:r>
+    </w:p>
+    <w:p>
+      <w:pPr>
+        <w:pStyle w:val="ListParagraph"/>
+        <w:numPr>
+          <w:ilvl w:val="0"/>
+          <w:numId w:val="23"/>
+        </w:numPr>
+      </w:pPr>
+      <w:r>
+        <w:t>Order</w:t>
+      </w:r>
+    </w:p>
+    <w:p>
+      <w:pPr>
+        <w:pStyle w:val="ListParagraph"/>
+        <w:numPr>
+          <w:ilvl w:val="0"/>
+          <w:numId w:val="23"/>
+        </w:numPr>
+      </w:pPr>
+      <w:r>
+        <w:t>Delivery</w:t>
+      </w:r>
+    </w:p>
+    <w:p>
+      <w:pPr>
+        <w:pStyle w:val="ListParagraph"/>
+        <w:numPr>
+          <w:ilvl w:val="0"/>
+          <w:numId w:val="23"/>
+        </w:numPr>
+      </w:pPr>
+      <w:r>
+        <w:t>Courier</w:t>
+      </w:r>
+    </w:p>
+    <w:p>
+      <w:pPr>
+        <w:pStyle w:val="ListParagraph"/>
+      </w:pPr>
+      <w:r>
         <w:t>Customer</w:t>
       </w:r>
     </w:p>
     <w:p>
-      <w:pPr>
-        <w:pStyle w:val="ListParagraph"/>
-        <w:numPr>
-          <w:ilvl w:val="0"/>
-          <w:numId w:val="26"/>
-        </w:numPr>
-        <w:rPr>
-          <w:lang w:bidi="ar-EG"/>
-        </w:rPr>
-      </w:pPr>
-      <w:r>
-        <w:rPr>
-          <w:lang w:bidi="ar-EG"/>
-        </w:rPr>
-        <w:t xml:space="preserve">Customer [Name] </w:t>
-      </w:r>
-      <w:r>
-        <w:rPr>
-          <w:lang w:bidi="ar-EG"/>
-        </w:rPr>
-        <w:t>– short text input</w:t>
-      </w:r>
-      <w:r>
-        <w:rPr>
-          <w:lang w:bidi="ar-EG"/>
-        </w:rPr>
-        <w:t xml:space="preserve"> - Required</w:t>
-      </w:r>
-    </w:p>
-    <w:p>
-      <w:pPr>
-        <w:pStyle w:val="ListParagraph"/>
-        <w:numPr>
-          <w:ilvl w:val="0"/>
-          <w:numId w:val="26"/>
-        </w:numPr>
-        <w:rPr>
-          <w:lang w:bidi="ar-EG"/>
-        </w:rPr>
-      </w:pPr>
-      <w:r>
-        <w:rPr>
-          <w:lang w:bidi="ar-EG"/>
-        </w:rPr>
-        <w:t>Contact [Channel] – select from list; What’s App, Phone, Direct, Facebook and Instagram. Default Value is What’s App – Optional</w:t>
-      </w:r>
-    </w:p>
-    <w:p>
-      <w:pPr>
-        <w:pStyle w:val="ListParagraph"/>
-        <w:numPr>
-          <w:ilvl w:val="0"/>
-          <w:numId w:val="26"/>
-        </w:numPr>
-        <w:rPr>
-          <w:lang w:bidi="ar-EG"/>
-        </w:rPr>
-      </w:pPr>
-      <w:r>
-        <w:rPr>
-          <w:lang w:bidi="ar-EG"/>
-        </w:rPr>
-        <w:t>Contact [Number] – short text input</w:t>
-      </w:r>
-      <w:r>
-        <w:rPr>
-          <w:lang w:bidi="ar-EG"/>
-        </w:rPr>
-        <w:t xml:space="preserve"> – Optional</w:t>
-      </w:r>
-    </w:p>
-    <w:p>
-      <w:pPr>
-        <w:rPr>
-          <w:lang w:bidi="ar-EG"/>
-        </w:rPr>
-      </w:pPr>
-    </w:p>
-    <w:p>
-      <w:pPr>
-        <w:rPr>
-          <w:b/>
-          <w:bCs/>
-          <w:lang w:bidi="ar-EG"/>
-        </w:rPr>
-      </w:pPr>
-      <w:r>
-        <w:rPr>
-          <w:b/>
-          <w:bCs/>
-          <w:lang w:bidi="ar-EG"/>
-        </w:rPr>
-        <w:t>Product</w:t>
-      </w:r>
-    </w:p>
-    <w:p>
-      <w:pPr>
-        <w:rPr>
-          <w:lang w:bidi="ar-EG"/>
-        </w:rPr>
-      </w:pPr>
-    </w:p>
-    <w:p>
-      <w:pPr>
-        <w:rPr>
-          <w:lang w:bidi="ar-EG"/>
-        </w:rPr>
-      </w:pPr>
-    </w:p>
-    <w:p>
-      <w:pPr>
-        <w:rPr>
-          <w:lang w:bidi="ar-EG"/>
-        </w:rPr>
-      </w:pPr>
-      <w:r>
-        <w:rPr>
-          <w:lang w:bidi="ar-EG"/>
-        </w:rPr>
-        <w:t>Request</w:t>
-      </w:r>
-    </w:p>
-    <w:p>
-      <w:pPr>
-        <w:rPr>
-          <w:lang w:bidi="ar-EG"/>
-        </w:rPr>
-      </w:pPr>
-    </w:p>
-    <w:p>
-      <w:pPr>
-        <w:rPr>
-          <w:lang w:bidi="ar-EG"/>
-        </w:rPr>
-      </w:pPr>
-      <w:r>
-        <w:rPr>
-          <w:lang w:bidi="ar-EG"/>
-        </w:rPr>
-        <w:t>Purchase</w:t>
-      </w:r>
-    </w:p>
-    <w:p>
-      <w:pPr>
-        <w:rPr>
-          <w:lang w:bidi="ar-EG"/>
-        </w:rPr>
-      </w:pPr>
-    </w:p>
-    <w:p>
-      <w:pPr>
-        <w:rPr>
-          <w:lang w:bidi="ar-EG"/>
-        </w:rPr>
-      </w:pPr>
-      <w:r>
-        <w:rPr>
-          <w:lang w:bidi="ar-EG"/>
-        </w:rPr>
-        <w:t>Patch</w:t>
-      </w:r>
-    </w:p>
-    <w:p>
-      <w:pPr>
-        <w:rPr>
-          <w:lang w:bidi="ar-EG"/>
-        </w:rPr>
-      </w:pPr>
-    </w:p>
-    <w:p>
-      <w:pPr>
-        <w:rPr>
-          <w:lang w:bidi="ar-EG"/>
-        </w:rPr>
-      </w:pPr>
-      <w:r>
-        <w:rPr>
-          <w:lang w:bidi="ar-EG"/>
-        </w:rPr>
-        <w:t>Transfer</w:t>
-      </w:r>
-    </w:p>
-    <w:p>
-      <w:pPr>
-        <w:rPr>
-          <w:lang w:bidi="ar-EG"/>
-        </w:rPr>
-      </w:pPr>
-    </w:p>
-    <w:p>
-      <w:pPr>
-        <w:rPr>
-          <w:lang w:bidi="ar-EG"/>
-        </w:rPr>
-      </w:pPr>
-      <w:r>
-        <w:rPr>
-          <w:lang w:bidi="ar-EG"/>
-        </w:rPr>
-        <w:t>Shipment</w:t>
-      </w:r>
-    </w:p>
-    <w:p>
-      <w:pPr>
-        <w:rPr>
-          <w:lang w:bidi="ar-EG"/>
-        </w:rPr>
-      </w:pPr>
-    </w:p>
-    <w:p>
-      <w:pPr>
-        <w:rPr>
-          <w:lang w:bidi="ar-EG"/>
-        </w:rPr>
-      </w:pPr>
-    </w:p>
-    <w:p>
-      <w:pPr>
-        <w:rPr>
-          <w:lang w:bidi="ar-EG"/>
-        </w:rPr>
-      </w:pPr>
-    </w:p>
-    <w:p>
-      <w:pPr>
-        <w:rPr>
-          <w:lang w:bidi="ar-EG"/>
-        </w:rPr>
-      </w:pPr>
-    </w:p>
-    <w:p>
-      <w:pPr>
-        <w:rPr>
-          <w:b/>
-          <w:bCs/>
-        </w:rPr>
-      </w:pPr>
-      <w:r>
-        <w:rPr>
-          <w:b/>
-          <w:bCs/>
-        </w:rPr>
-        <w:t>Staff</w:t>
-      </w:r>
-    </w:p>
-    <w:p>
-      <w:r>
-        <w:t xml:space="preserve">Every employee will have a user account that </w:t>
+      <w:r>
+        <w:t xml:space="preserve">And 3 other </w:t>
+      </w:r>
+      <w:r>
+        <w:t xml:space="preserve">optional </w:t>
+      </w:r>
+      <w:r>
+        <w:t>containers</w:t>
+      </w:r>
+    </w:p>
+    <w:p>
+      <w:pPr>
+        <w:pStyle w:val="ListParagraph"/>
+        <w:numPr>
+          <w:ilvl w:val="0"/>
+          <w:numId w:val="24"/>
+        </w:numPr>
+      </w:pPr>
+      <w:r>
+        <w:t>Lost</w:t>
+      </w:r>
+    </w:p>
+    <w:p>
+      <w:pPr>
+        <w:pStyle w:val="ListParagraph"/>
+        <w:numPr>
+          <w:ilvl w:val="0"/>
+          <w:numId w:val="24"/>
+        </w:numPr>
+      </w:pPr>
+      <w:r>
+        <w:t>Damaged</w:t>
+      </w:r>
+    </w:p>
+    <w:p>
+      <w:pPr>
+        <w:pStyle w:val="ListParagraph"/>
+        <w:numPr>
+          <w:ilvl w:val="0"/>
+          <w:numId w:val="24"/>
+        </w:numPr>
+      </w:pPr>
+      <w:r>
+        <w:t>Errant</w:t>
+      </w:r>
+    </w:p>
+    <w:p>
+      <w:r>
+        <w:t>And flags;</w:t>
+      </w:r>
+    </w:p>
+    <w:p>
+      <w:pPr>
+        <w:pStyle w:val="ListParagraph"/>
+        <w:numPr>
+          <w:ilvl w:val="0"/>
+          <w:numId w:val="25"/>
+        </w:numPr>
+      </w:pPr>
+      <w:r>
+        <w:t>Delay</w:t>
+      </w:r>
+      <w:r>
+        <w:t xml:space="preserve"> – this flag can be added manually or automatically through some predefined conditions</w:t>
+      </w:r>
+    </w:p>
+    <w:p/>
+    <w:p>
+      <w:r>
+        <w:t>Statuses</w:t>
+      </w:r>
+    </w:p>
+    <w:p>
+      <w:pPr>
+        <w:ind w:firstLine="720"/>
+      </w:pPr>
+      <w:r>
+        <w:t>Sales Side</w:t>
+      </w:r>
+    </w:p>
+    <w:p/>
+    <w:p>
+      <w:r>
+        <w:rPr>
+          <w:b/>
+          <w:bCs/>
+        </w:rPr>
+        <w:t>Items</w:t>
+      </w:r>
+      <w:r>
+        <w:rPr>
+          <w:b/>
+          <w:bCs/>
+        </w:rPr>
+        <w:t xml:space="preserve"> </w:t>
+      </w:r>
+      <w:r>
+        <w:t>have any of the following statuses. (Lists of statuses or lifecycle steps are editable by admins in the backend.</w:t>
+      </w:r>
+    </w:p>
+    <w:p>
+      <w:pPr>
+        <w:pStyle w:val="ListParagraph"/>
+        <w:numPr>
+          <w:ilvl w:val="0"/>
+          <w:numId w:val="12"/>
+        </w:numPr>
+      </w:pPr>
+      <w:r>
+        <w:t>Requested</w:t>
+      </w:r>
+      <w:r>
+        <w:t xml:space="preserve"> – added to request by sales or XOONX or admin users</w:t>
+      </w:r>
+    </w:p>
+    <w:p>
+      <w:pPr>
+        <w:pStyle w:val="ListParagraph"/>
+        <w:numPr>
+          <w:ilvl w:val="0"/>
+          <w:numId w:val="12"/>
+        </w:numPr>
+      </w:pPr>
+      <w:r>
+        <w:t>Purchased</w:t>
+      </w:r>
+      <w:r>
+        <w:t xml:space="preserve"> – added to Purchase by purchasing users</w:t>
+      </w:r>
+    </w:p>
+    <w:p>
+      <w:pPr>
+        <w:pStyle w:val="ListParagraph"/>
+        <w:numPr>
+          <w:ilvl w:val="0"/>
+          <w:numId w:val="12"/>
+        </w:numPr>
+      </w:pPr>
+      <w:r>
+        <w:t>Dispatched</w:t>
+      </w:r>
+      <w:r>
+        <w:t xml:space="preserve"> – Added to Patch from supplier to any destination (Hub or Trip/Traveler)</w:t>
+      </w:r>
+    </w:p>
+    <w:p>
+      <w:pPr>
+        <w:pStyle w:val="ListParagraph"/>
+        <w:numPr>
+          <w:ilvl w:val="0"/>
+          <w:numId w:val="12"/>
+        </w:numPr>
+      </w:pPr>
+      <w:r>
+        <w:t>Delivered</w:t>
+      </w:r>
+      <w:r>
+        <w:t xml:space="preserve"> – The supplier or the courier from the supplier told us that the item id delivered.</w:t>
+      </w:r>
+    </w:p>
+    <w:p>
+      <w:pPr>
+        <w:pStyle w:val="ListParagraph"/>
+        <w:numPr>
+          <w:ilvl w:val="0"/>
+          <w:numId w:val="12"/>
+        </w:numPr>
+      </w:pPr>
+      <w:r>
+        <w:t>Received</w:t>
+      </w:r>
+      <w:r>
+        <w:t xml:space="preserve"> – Hub or Traveler confirmed receiving the items (or items)</w:t>
+      </w:r>
+    </w:p>
+    <w:p>
+      <w:pPr>
+        <w:pStyle w:val="ListParagraph"/>
+        <w:numPr>
+          <w:ilvl w:val="0"/>
+          <w:numId w:val="12"/>
+        </w:numPr>
+      </w:pPr>
+      <w:r>
+        <w:lastRenderedPageBreak/>
+        <w:t>Hub</w:t>
+      </w:r>
+      <w:r>
+        <w:t xml:space="preserve"> </w:t>
+      </w:r>
+      <w:r>
+        <w:t>–</w:t>
+      </w:r>
+      <w:r>
+        <w:t xml:space="preserve"> </w:t>
+      </w:r>
+      <w:r>
+        <w:t xml:space="preserve">Item is stored in hub until shipping globally to Egypt. We mark all items as (Hub) after being received in our hub / traveler with 2 to 4 days. The period is random by system. </w:t>
+      </w:r>
+    </w:p>
+    <w:p>
+      <w:pPr>
+        <w:pStyle w:val="ListParagraph"/>
+        <w:numPr>
+          <w:ilvl w:val="0"/>
+          <w:numId w:val="12"/>
+        </w:numPr>
+      </w:pPr>
+      <w:r>
+        <w:t>Transit</w:t>
+      </w:r>
+      <w:r>
+        <w:t xml:space="preserve"> – this status happens when an item stays in the Hub for 4 – 6 days. </w:t>
+      </w:r>
+      <w:r>
+        <w:t>The period is random by system.</w:t>
+      </w:r>
+    </w:p>
+    <w:p>
+      <w:pPr>
+        <w:pStyle w:val="ListParagraph"/>
+        <w:numPr>
+          <w:ilvl w:val="0"/>
+          <w:numId w:val="12"/>
+        </w:numPr>
+      </w:pPr>
+      <w:r>
+        <w:t>Customs</w:t>
+      </w:r>
+      <w:r>
+        <w:t xml:space="preserve"> – once Trip containing item status change to (In Egypt)</w:t>
+      </w:r>
+    </w:p>
+    <w:p>
+      <w:pPr>
+        <w:pStyle w:val="ListParagraph"/>
+        <w:numPr>
+          <w:ilvl w:val="0"/>
+          <w:numId w:val="12"/>
+        </w:numPr>
+      </w:pPr>
+      <w:r>
+        <w:t>Out for delivery</w:t>
+      </w:r>
+      <w:r>
+        <w:t xml:space="preserve"> – once </w:t>
+      </w:r>
+      <w:r>
+        <w:t>Shipment containing item status change to (Ready to Pick up)</w:t>
+      </w:r>
+    </w:p>
+    <w:p>
+      <w:pPr>
+        <w:pStyle w:val="ListParagraph"/>
+        <w:numPr>
+          <w:ilvl w:val="0"/>
+          <w:numId w:val="12"/>
+        </w:numPr>
+      </w:pPr>
+      <w:r>
+        <w:t>Offic</w:t>
+      </w:r>
+      <w:r>
+        <w:t>e</w:t>
+      </w:r>
+      <w:r>
+        <w:t xml:space="preserve"> – once Shipment containing item status change to (</w:t>
+      </w:r>
+      <w:r>
+        <w:t>Picked up</w:t>
+      </w:r>
+      <w:r>
+        <w:t>)</w:t>
+      </w:r>
+    </w:p>
+    <w:p>
+      <w:pPr>
+        <w:pStyle w:val="ListParagraph"/>
+        <w:numPr>
+          <w:ilvl w:val="0"/>
+          <w:numId w:val="12"/>
+        </w:numPr>
+      </w:pPr>
+      <w:r>
+        <w:t>Photos sent</w:t>
+      </w:r>
+      <w:r>
+        <w:t xml:space="preserve"> – Once operation user updated shipment details and updated Expiry dates of items and attached photos and changed status to Photos Sent</w:t>
+      </w:r>
+    </w:p>
+    <w:p>
+      <w:pPr>
+        <w:pStyle w:val="ListParagraph"/>
+        <w:numPr>
+          <w:ilvl w:val="0"/>
+          <w:numId w:val="12"/>
+        </w:numPr>
+      </w:pPr>
+      <w:r>
+        <w:t xml:space="preserve">Website – once sales users mark shipment as </w:t>
+      </w:r>
+    </w:p>
+    <w:p/>
+    <w:p>
+      <w:pPr>
+        <w:rPr>
+          <w:b/>
+          <w:bCs/>
+        </w:rPr>
+      </w:pPr>
+      <w:r>
+        <w:rPr>
+          <w:b/>
+          <w:bCs/>
+        </w:rPr>
+        <w:t>Trips to Shipments</w:t>
+      </w:r>
+    </w:p>
+    <w:p>
+      <w:pPr>
+        <w:pStyle w:val="ListParagraph"/>
+        <w:numPr>
+          <w:ilvl w:val="0"/>
+          <w:numId w:val="30"/>
+        </w:numPr>
+      </w:pPr>
+      <w:r>
+        <w:t xml:space="preserve">Once trip arrive in Egypt and become ready for us to pick up, the system will notify operation users to pick up that </w:t>
+      </w:r>
+      <w:r>
+        <w:t>Trip.</w:t>
+      </w:r>
+    </w:p>
+    <w:p>
+      <w:pPr>
+        <w:pStyle w:val="ListParagraph"/>
+        <w:numPr>
+          <w:ilvl w:val="0"/>
+          <w:numId w:val="30"/>
+        </w:numPr>
+      </w:pPr>
+      <w:r>
+        <w:t xml:space="preserve">Once Operation users </w:t>
+      </w:r>
+      <w:r>
+        <w:t xml:space="preserve">Picked up the </w:t>
+      </w:r>
+      <w:r>
+        <w:t>trip</w:t>
+      </w:r>
+      <w:r>
+        <w:t xml:space="preserve">, they should upload photos of </w:t>
+      </w:r>
+      <w:r>
+        <w:t>the picked-up from the trip</w:t>
+      </w:r>
+    </w:p>
+    <w:p>
+      <w:pPr>
+        <w:pStyle w:val="ListParagraph"/>
+        <w:numPr>
+          <w:ilvl w:val="0"/>
+          <w:numId w:val="30"/>
+        </w:numPr>
+      </w:pPr>
+      <w:r>
+        <w:t>Once Trip is picked up by operations, operation will upload photos attachments. These photos are editable by operation and admin users only.</w:t>
+      </w:r>
+    </w:p>
+    <w:p>
+      <w:pPr>
+        <w:pStyle w:val="ListParagraph"/>
+        <w:numPr>
+          <w:ilvl w:val="0"/>
+          <w:numId w:val="30"/>
+        </w:numPr>
+      </w:pPr>
+      <w:r>
+        <w:t>Operation users should</w:t>
+      </w:r>
+      <w:r>
+        <w:t xml:space="preserve"> review </w:t>
+      </w:r>
+      <w:r>
+        <w:t xml:space="preserve">the trip inventory </w:t>
+      </w:r>
+      <w:r>
+        <w:t xml:space="preserve">– compare </w:t>
+      </w:r>
+      <w:r>
+        <w:t xml:space="preserve">actual items picked-up </w:t>
+      </w:r>
+      <w:r>
+        <w:t>(</w:t>
+      </w:r>
+      <w:r>
+        <w:t>from the</w:t>
+      </w:r>
+      <w:r>
+        <w:t xml:space="preserve"> Trip) </w:t>
+      </w:r>
+      <w:r>
+        <w:t>to items in the trip on the system</w:t>
+      </w:r>
+      <w:r>
+        <w:t xml:space="preserve">. Also, Logistics team and Purchasing team should review the </w:t>
+      </w:r>
+      <w:r>
+        <w:t>picked-up trip</w:t>
+      </w:r>
+      <w:r>
+        <w:t>. All 3 teams (one employee from every team – and if one did, then the shipment will move forward) must mark the shipment as;</w:t>
+      </w:r>
+    </w:p>
+    <w:p>
+      <w:pPr>
+        <w:pStyle w:val="ListParagraph"/>
+        <w:numPr>
+          <w:ilvl w:val="1"/>
+          <w:numId w:val="30"/>
+        </w:numPr>
+      </w:pPr>
+      <w:r>
+        <w:t>OK</w:t>
+      </w:r>
+    </w:p>
+    <w:p>
+      <w:pPr>
+        <w:pStyle w:val="ListParagraph"/>
+        <w:numPr>
+          <w:ilvl w:val="1"/>
+          <w:numId w:val="30"/>
+        </w:numPr>
+      </w:pPr>
+      <w:r>
+        <w:t xml:space="preserve">Issue – should write note of the issue in this </w:t>
+      </w:r>
+      <w:r>
+        <w:t>trip</w:t>
+      </w:r>
+      <w:r>
+        <w:t xml:space="preserve"> and attach photos of the related items.</w:t>
+      </w:r>
+    </w:p>
+    <w:p>
+      <w:pPr>
+        <w:pStyle w:val="ListParagraph"/>
+        <w:numPr>
+          <w:ilvl w:val="0"/>
+          <w:numId w:val="30"/>
+        </w:numPr>
+      </w:pPr>
+      <w:r>
+        <w:t>Each</w:t>
+      </w:r>
+      <w:r>
+        <w:t xml:space="preserve"> mark</w:t>
+      </w:r>
+      <w:r>
+        <w:t xml:space="preserve"> (flag)</w:t>
+      </w:r>
+      <w:r>
+        <w:t xml:space="preserve"> should be shown by its team only</w:t>
+      </w:r>
+    </w:p>
+    <w:p>
+      <w:pPr>
+        <w:pStyle w:val="ListParagraph"/>
+        <w:numPr>
+          <w:ilvl w:val="0"/>
+          <w:numId w:val="30"/>
+        </w:numPr>
+      </w:pPr>
+      <w:r>
+        <w:t xml:space="preserve">Admin can see all marks in a </w:t>
+      </w:r>
+      <w:r>
+        <w:t>single</w:t>
+      </w:r>
+      <w:r>
+        <w:t xml:space="preserve"> row</w:t>
+      </w:r>
+      <w:r>
+        <w:t xml:space="preserve"> </w:t>
       </w:r>
       <w:proofErr w:type="gramStart"/>
       <w:r>
+        <w:t>in</w:t>
+      </w:r>
+      <w:proofErr w:type="gramEnd"/>
+      <w:r>
+        <w:t xml:space="preserve"> the top of the Trip details page and next to trip details in list of trips page</w:t>
+      </w:r>
+      <w:r>
+        <w:t>;</w:t>
+      </w:r>
+    </w:p>
+    <w:p>
+      <w:pPr>
+        <w:pStyle w:val="ListParagraph"/>
+        <w:ind w:left="1440"/>
+      </w:pPr>
+      <w:r>
+        <w:t xml:space="preserve">For example; </w:t>
+      </w:r>
+      <w:r>
+        <w:t>Purchasing (OK) – Logistics (OK) – Operations (Issue)</w:t>
+      </w:r>
+    </w:p>
+    <w:p>
+      <w:pPr>
+        <w:pStyle w:val="ListParagraph"/>
+        <w:numPr>
+          <w:ilvl w:val="1"/>
+          <w:numId w:val="30"/>
+        </w:numPr>
+      </w:pPr>
+      <w:r>
+        <w:t>Upon clicking on (Issue), it will show the note and attached photos.</w:t>
+      </w:r>
+    </w:p>
+    <w:p>
+      <w:pPr>
+        <w:pStyle w:val="ListParagraph"/>
+        <w:numPr>
+          <w:ilvl w:val="1"/>
+          <w:numId w:val="30"/>
+        </w:numPr>
+      </w:pPr>
+      <w:r>
+        <w:t>Users who see the Issue</w:t>
+      </w:r>
+      <w:r>
+        <w:t xml:space="preserve"> can open the note to show details </w:t>
+      </w:r>
+      <w:r>
+        <w:t xml:space="preserve">of the issue </w:t>
+      </w:r>
+      <w:r>
+        <w:t>and show photos</w:t>
+      </w:r>
+      <w:r>
+        <w:t xml:space="preserve"> in </w:t>
+      </w:r>
+      <w:r>
+        <w:t>big size</w:t>
+      </w:r>
+      <w:r>
+        <w:t xml:space="preserve"> view</w:t>
+      </w:r>
+    </w:p>
+    <w:p>
+      <w:pPr>
+        <w:pStyle w:val="ListParagraph"/>
+        <w:numPr>
+          <w:ilvl w:val="1"/>
+          <w:numId w:val="30"/>
+        </w:numPr>
+      </w:pPr>
+      <w:r>
+        <w:t>Issue automatically opens an issue in Issues and Compensations Module</w:t>
+      </w:r>
+    </w:p>
+    <w:p>
+      <w:pPr>
+        <w:pStyle w:val="ListParagraph"/>
+        <w:numPr>
+          <w:ilvl w:val="0"/>
+          <w:numId w:val="30"/>
+        </w:numPr>
+      </w:pPr>
+      <w:r>
+        <w:lastRenderedPageBreak/>
+        <w:t>Each team</w:t>
+      </w:r>
+      <w:r>
+        <w:t>’s users</w:t>
+      </w:r>
+      <w:r>
+        <w:t xml:space="preserve"> </w:t>
+      </w:r>
+      <w:r>
+        <w:t xml:space="preserve">can </w:t>
+      </w:r>
+      <w:r>
+        <w:t>see only his mark – admins see all marks</w:t>
+      </w:r>
+    </w:p>
+    <w:p>
+      <w:pPr>
+        <w:pStyle w:val="ListParagraph"/>
+        <w:numPr>
+          <w:ilvl w:val="0"/>
+          <w:numId w:val="30"/>
+        </w:numPr>
+      </w:pPr>
+      <w:r>
+        <w:t xml:space="preserve">Admins should approve the </w:t>
+      </w:r>
+      <w:r>
+        <w:t>trip</w:t>
+      </w:r>
+      <w:r>
+        <w:t xml:space="preserve"> to release </w:t>
+      </w:r>
+      <w:r>
+        <w:t>and convert to shipments</w:t>
+      </w:r>
+      <w:r>
+        <w:t>.</w:t>
+      </w:r>
+      <w:r>
+        <w:t xml:space="preserve"> Next to the 3 marks there should be two buttons; </w:t>
+      </w:r>
+      <w:r>
+        <w:t>OK</w:t>
+      </w:r>
+      <w:r>
+        <w:t xml:space="preserve"> (</w:t>
+      </w:r>
+      <w:r>
+        <w:t xml:space="preserve">Which will convert trip to shipment/s) </w:t>
+      </w:r>
+      <w:r>
+        <w:t xml:space="preserve">or Hold (Which will keep holding the shipment and notify </w:t>
+      </w:r>
+      <w:r>
+        <w:t xml:space="preserve">all </w:t>
+      </w:r>
+      <w:r>
+        <w:t>team to review the shipment again)</w:t>
+      </w:r>
+    </w:p>
+    <w:p>
+      <w:pPr>
+        <w:pStyle w:val="ListParagraph"/>
+        <w:numPr>
+          <w:ilvl w:val="0"/>
+          <w:numId w:val="30"/>
+        </w:numPr>
+      </w:pPr>
+      <w:r>
+        <w:t>All marks and approvals should be tracked and logged</w:t>
+      </w:r>
+      <w:r>
+        <w:t xml:space="preserve"> by the system</w:t>
+      </w:r>
+      <w:r>
+        <w:t>.</w:t>
+      </w:r>
+      <w:r>
+        <w:t xml:space="preserve"> Admins can see this log</w:t>
+      </w:r>
+    </w:p>
+    <w:p>
+      <w:pPr>
+        <w:pStyle w:val="ListParagraph"/>
+        <w:numPr>
+          <w:ilvl w:val="0"/>
+          <w:numId w:val="30"/>
+        </w:numPr>
+      </w:pPr>
+      <w:r>
+        <w:t>Users can change their mark from (OK to Issue or vice vers) until the shipment is approved by admins.</w:t>
+      </w:r>
+    </w:p>
+    <w:p>
+      <w:pPr>
+        <w:pStyle w:val="ListParagraph"/>
+        <w:numPr>
+          <w:ilvl w:val="0"/>
+          <w:numId w:val="30"/>
+        </w:numPr>
+      </w:pPr>
+      <w:r>
+        <w:t>Logistics team can move some items from the trip (on the system) to the traveler</w:t>
+      </w:r>
+      <w:r>
+        <w:t xml:space="preserve"> – mark delayed</w:t>
+      </w:r>
+      <w:r>
+        <w:t>. They can also notify other users who marked the shipment to review and mark again.</w:t>
+      </w:r>
+    </w:p>
+    <w:p>
+      <w:pPr>
+        <w:pStyle w:val="ListParagraph"/>
+        <w:numPr>
+          <w:ilvl w:val="0"/>
+          <w:numId w:val="30"/>
+        </w:numPr>
+      </w:pPr>
+      <w:r>
+        <w:t xml:space="preserve">If the trip </w:t>
+      </w:r>
+      <w:proofErr w:type="gramStart"/>
+      <w:r>
         <w:t>have</w:t>
       </w:r>
       <w:proofErr w:type="gramEnd"/>
       <w:r>
-        <w:t xml:space="preserve"> some permissions over some modules</w:t>
+        <w:t xml:space="preserve"> </w:t>
+      </w:r>
+      <w:r>
+        <w:t>approved</w:t>
+      </w:r>
+      <w:r>
+        <w:t xml:space="preserve"> (OK)</w:t>
+      </w:r>
+      <w:r>
+        <w:t xml:space="preserve"> by admin users, the trip will create new shipments and </w:t>
+      </w:r>
+      <w:r>
+        <w:t>move</w:t>
+      </w:r>
+      <w:r>
+        <w:t xml:space="preserve"> its inventory items to the created shipments as follows;</w:t>
+      </w:r>
+    </w:p>
+    <w:p>
+      <w:pPr>
+        <w:pStyle w:val="ListParagraph"/>
+        <w:numPr>
+          <w:ilvl w:val="1"/>
+          <w:numId w:val="30"/>
+        </w:numPr>
+      </w:pPr>
+      <w:r>
+        <w:t xml:space="preserve">If the trip has any items for XOONX scope, create a separate shipment for all XOONX items – </w:t>
+      </w:r>
+      <w:r>
+        <w:t xml:space="preserve">only </w:t>
+      </w:r>
+      <w:r>
+        <w:t xml:space="preserve">XOONX and </w:t>
+      </w:r>
+      <w:r>
+        <w:t>admin</w:t>
+      </w:r>
+      <w:r>
+        <w:t xml:space="preserve"> users</w:t>
+      </w:r>
+      <w:r>
+        <w:t xml:space="preserve"> can see these shipments</w:t>
+      </w:r>
+      <w:r>
+        <w:t xml:space="preserve"> in XOONX module</w:t>
+      </w:r>
+      <w:r>
+        <w:t>.</w:t>
+      </w:r>
+    </w:p>
+    <w:p>
+      <w:pPr>
+        <w:pStyle w:val="ListParagraph"/>
+        <w:numPr>
+          <w:ilvl w:val="1"/>
+          <w:numId w:val="30"/>
+        </w:numPr>
+      </w:pPr>
+      <w:r>
+        <w:t xml:space="preserve">If the trip has any items for </w:t>
+      </w:r>
+      <w:r>
+        <w:t>Personal scope</w:t>
+      </w:r>
+      <w:r>
+        <w:t xml:space="preserve">, create </w:t>
+      </w:r>
+      <w:r>
+        <w:t xml:space="preserve">a </w:t>
+      </w:r>
+      <w:r>
+        <w:t xml:space="preserve">separate shipment for all </w:t>
+      </w:r>
+      <w:r>
+        <w:t>Personal</w:t>
+      </w:r>
+      <w:r>
+        <w:t xml:space="preserve"> items</w:t>
+      </w:r>
+      <w:r>
+        <w:t xml:space="preserve"> – only admins can see these shipments in Shipments module.</w:t>
+      </w:r>
+    </w:p>
+    <w:p>
+      <w:pPr>
+        <w:pStyle w:val="ListParagraph"/>
+        <w:numPr>
+          <w:ilvl w:val="1"/>
+          <w:numId w:val="30"/>
+        </w:numPr>
+      </w:pPr>
+      <w:r>
+        <w:t xml:space="preserve">If the trip has any items for </w:t>
+      </w:r>
+      <w:r>
+        <w:t>Egypt Vitamins</w:t>
+      </w:r>
+      <w:r>
+        <w:t xml:space="preserve"> scope, </w:t>
+      </w:r>
+      <w:r>
+        <w:t>check the number of the items;</w:t>
+      </w:r>
+    </w:p>
+    <w:p>
+      <w:pPr>
+        <w:pStyle w:val="ListParagraph"/>
+        <w:numPr>
+          <w:ilvl w:val="2"/>
+          <w:numId w:val="30"/>
+        </w:numPr>
+      </w:pPr>
+      <w:r>
+        <w:t xml:space="preserve">If the count of items is below 20 items (1 to 19 items), then </w:t>
+      </w:r>
+      <w:r>
+        <w:t xml:space="preserve">create a separate shipment for all </w:t>
+      </w:r>
+      <w:r>
+        <w:t>Egypt Vitamins</w:t>
+      </w:r>
+      <w:r>
+        <w:t xml:space="preserve"> items – only</w:t>
+      </w:r>
+      <w:r>
+        <w:t xml:space="preserve"> Egypt Vitamins and</w:t>
+      </w:r>
+      <w:r>
+        <w:t xml:space="preserve"> admins can see these shipments.</w:t>
+      </w:r>
+    </w:p>
+    <w:p>
+      <w:pPr>
+        <w:pStyle w:val="ListParagraph"/>
+        <w:numPr>
+          <w:ilvl w:val="2"/>
+          <w:numId w:val="30"/>
+        </w:numPr>
+      </w:pPr>
+      <w:r>
+        <w:t>If the count of items is 20 or more, split the shipments to multiple shipments and distribute items on these shipments as follows;</w:t>
+      </w:r>
+    </w:p>
+    <w:p>
+      <w:pPr>
+        <w:pStyle w:val="ListParagraph"/>
+        <w:numPr>
+          <w:ilvl w:val="3"/>
+          <w:numId w:val="30"/>
+        </w:numPr>
+      </w:pPr>
+      <w:r>
+        <w:t>Minimum count of items in shipment is 10 items</w:t>
+      </w:r>
+    </w:p>
+    <w:p>
+      <w:pPr>
+        <w:pStyle w:val="ListParagraph"/>
+        <w:numPr>
+          <w:ilvl w:val="3"/>
+          <w:numId w:val="30"/>
+        </w:numPr>
+      </w:pPr>
+      <w:r>
+        <w:t>Maximum count of items in shipment is 19 items</w:t>
+      </w:r>
+    </w:p>
+    <w:p>
+      <w:pPr>
+        <w:pStyle w:val="ListParagraph"/>
+        <w:numPr>
+          <w:ilvl w:val="3"/>
+          <w:numId w:val="30"/>
+        </w:numPr>
+      </w:pPr>
+      <w:r>
+        <w:t>Each shipment can’t have more than 5 items of same product. And we prefer to keep the count of items of same product around 2 or 3 items of same product</w:t>
+      </w:r>
+    </w:p>
+    <w:p>
+      <w:pPr>
+        <w:pStyle w:val="ListParagraph"/>
+        <w:numPr>
+          <w:ilvl w:val="3"/>
+          <w:numId w:val="30"/>
+        </w:numPr>
+      </w:pPr>
+      <w:r>
+        <w:t>If there are more than 3 items of same product, please distribute items evenly or near evenly between shipments. So that each shipment contains 2 to 5 items.</w:t>
+      </w:r>
+    </w:p>
+    <w:p>
+      <w:pPr>
+        <w:pStyle w:val="ListParagraph"/>
+        <w:numPr>
+          <w:ilvl w:val="2"/>
+          <w:numId w:val="30"/>
+        </w:numPr>
+      </w:pPr>
+      <w:r>
+        <w:t>The count includes only supplements and Heavy supplements</w:t>
+      </w:r>
+    </w:p>
+    <w:p>
+      <w:pPr>
+        <w:pStyle w:val="ListParagraph"/>
+        <w:numPr>
+          <w:ilvl w:val="1"/>
+          <w:numId w:val="30"/>
+        </w:numPr>
+      </w:pPr>
+      <w:r>
+        <w:t>Operation users can upload detailed photos of these shipments.</w:t>
+      </w:r>
+    </w:p>
+    <w:p>
+      <w:pPr>
+        <w:pStyle w:val="ListParagraph"/>
+        <w:numPr>
+          <w:ilvl w:val="1"/>
+          <w:numId w:val="30"/>
+        </w:numPr>
+      </w:pPr>
+      <w:r>
+        <w:t>Operation users can update Expiry dates of all items in the shipment</w:t>
+      </w:r>
+    </w:p>
+    <w:p>
+      <w:pPr>
+        <w:pStyle w:val="ListParagraph"/>
+        <w:numPr>
+          <w:ilvl w:val="0"/>
+          <w:numId w:val="30"/>
+        </w:numPr>
+      </w:pPr>
+      <w:r>
+        <w:lastRenderedPageBreak/>
+        <w:t>Once operation team uploaded detailed photos of the shipment, they should change shipment status to (Photos Sent)</w:t>
+      </w:r>
+    </w:p>
+    <w:p>
+      <w:pPr>
+        <w:pStyle w:val="ListParagraph"/>
+        <w:numPr>
+          <w:ilvl w:val="0"/>
+          <w:numId w:val="30"/>
+        </w:numPr>
+      </w:pPr>
+      <w:r>
+        <w:t>Shipments with status (Photos Sent) will appear in shipments Section in Sales module</w:t>
+      </w:r>
+    </w:p>
+    <w:p>
+      <w:pPr>
+        <w:pStyle w:val="ListParagraph"/>
+        <w:numPr>
+          <w:ilvl w:val="0"/>
+          <w:numId w:val="30"/>
+        </w:numPr>
+      </w:pPr>
+      <w:r>
+        <w:t>Sales users should change status to (Website) to close the cycle of the Item and Trip.</w:t>
+      </w:r>
+    </w:p>
+    <w:p>
+      <w:pPr>
+        <w:pStyle w:val="ListParagraph"/>
+        <w:numPr>
+          <w:ilvl w:val="0"/>
+          <w:numId w:val="30"/>
+        </w:numPr>
+      </w:pPr>
+      <w:r>
+        <w:t>Trips with issues will keep in list of trips – issues section and keep in issues list in issues and compensation module till been solved.</w:t>
       </w:r>
     </w:p>
     <w:p/>
@@ -1180,476 +4261,24 @@
         <w:rPr>
           <w:b/>
           <w:bCs/>
-        </w:rPr>
-      </w:pPr>
-      <w:r>
-        <w:rPr>
-          <w:b/>
-          <w:bCs/>
-        </w:rPr>
-        <w:t>Units</w:t>
-      </w:r>
-    </w:p>
-    <w:p>
-      <w:pPr>
-        <w:rPr>
-          <w:rtl/>
-          <w:lang w:bidi="ar-EG"/>
-        </w:rPr>
-      </w:pPr>
-      <w:r>
-        <w:rPr>
-          <w:lang w:bidi="ar-EG"/>
-        </w:rPr>
-        <w:t xml:space="preserve">Items of </w:t>
-      </w:r>
+          <w:sz w:val="28"/>
+          <w:szCs w:val="28"/>
+          <w:u w:val="single"/>
+        </w:rPr>
+      </w:pPr>
       <w:proofErr w:type="gramStart"/>
       <w:r>
         <w:rPr>
-          <w:lang w:bidi="ar-EG"/>
-        </w:rPr>
-        <w:t>products, they</w:t>
+          <w:b/>
+          <w:bCs/>
+          <w:sz w:val="28"/>
+          <w:szCs w:val="28"/>
+          <w:u w:val="single"/>
+        </w:rPr>
+        <w:t>Life cycle of Containers and Items – please find attached Excel sheet.</w:t>
       </w:r>
       <w:proofErr w:type="gramEnd"/>
-      <w:r>
-        <w:rPr>
-          <w:lang w:bidi="ar-EG"/>
-        </w:rPr>
-        <w:t xml:space="preserve"> are the building block of the system while tracking inventory from point to point.</w:t>
-      </w:r>
-    </w:p>
-    <w:p/>
-    <w:p>
-      <w:pPr>
-        <w:rPr>
-          <w:b/>
-          <w:bCs/>
-        </w:rPr>
-      </w:pPr>
-      <w:r>
-        <w:rPr>
-          <w:b/>
-          <w:bCs/>
-        </w:rPr>
-        <w:t>Containers</w:t>
-      </w:r>
-    </w:p>
-    <w:p>
-      <w:r>
-        <w:t>Containers are baskets that carry the items from point to point during their pathway from supplier to customer. Supplier is the starting point, and customer is the ending point. In some cases, the item (product) lifecycle starts with a customer and ends with the customer. This case happens in Special Order – where customer ask us to buy a product for him and we go to supplier and order the product and handle the product from container to container till we reach the customer back.</w:t>
-      </w:r>
-    </w:p>
-    <w:p/>
-    <w:p>
-      <w:pPr>
-        <w:pStyle w:val="ListParagraph"/>
-      </w:pPr>
-      <w:r>
-        <w:t>Supplier</w:t>
-      </w:r>
-    </w:p>
-    <w:p>
-      <w:pPr>
-        <w:pStyle w:val="ListParagraph"/>
-        <w:numPr>
-          <w:ilvl w:val="0"/>
-          <w:numId w:val="2"/>
-        </w:numPr>
-      </w:pPr>
-      <w:r>
-        <w:t>Request</w:t>
-      </w:r>
-    </w:p>
-    <w:p>
-      <w:pPr>
-        <w:pStyle w:val="ListParagraph"/>
-        <w:numPr>
-          <w:ilvl w:val="0"/>
-          <w:numId w:val="2"/>
-        </w:numPr>
-      </w:pPr>
-      <w:r>
-        <w:t>Purchase</w:t>
-      </w:r>
-    </w:p>
-    <w:p>
-      <w:pPr>
-        <w:pStyle w:val="ListParagraph"/>
-        <w:numPr>
-          <w:ilvl w:val="0"/>
-          <w:numId w:val="2"/>
-        </w:numPr>
-      </w:pPr>
-      <w:r>
-        <w:t>Patch</w:t>
-      </w:r>
-    </w:p>
-    <w:p>
-      <w:pPr>
-        <w:pStyle w:val="ListParagraph"/>
-        <w:numPr>
-          <w:ilvl w:val="0"/>
-          <w:numId w:val="2"/>
-        </w:numPr>
-      </w:pPr>
-      <w:r>
-        <w:t>Travel</w:t>
-      </w:r>
-      <w:r>
-        <w:t>er</w:t>
-      </w:r>
-    </w:p>
-    <w:p>
-      <w:pPr>
-        <w:pStyle w:val="ListParagraph"/>
-        <w:numPr>
-          <w:ilvl w:val="0"/>
-          <w:numId w:val="2"/>
-        </w:numPr>
-      </w:pPr>
-      <w:r>
-        <w:t>Trip</w:t>
-      </w:r>
-    </w:p>
-    <w:p>
-      <w:pPr>
-        <w:pStyle w:val="ListParagraph"/>
-        <w:numPr>
-          <w:ilvl w:val="0"/>
-          <w:numId w:val="2"/>
-        </w:numPr>
-      </w:pPr>
-      <w:r>
-        <w:t>Hub – optional</w:t>
-      </w:r>
-    </w:p>
-    <w:p>
-      <w:pPr>
-        <w:pStyle w:val="ListParagraph"/>
-        <w:numPr>
-          <w:ilvl w:val="0"/>
-          <w:numId w:val="2"/>
-        </w:numPr>
-      </w:pPr>
-      <w:r>
-        <w:t>Transfer – optional</w:t>
-      </w:r>
-    </w:p>
-    <w:p>
-      <w:pPr>
-        <w:pStyle w:val="ListParagraph"/>
-        <w:numPr>
-          <w:ilvl w:val="0"/>
-          <w:numId w:val="2"/>
-        </w:numPr>
-      </w:pPr>
-      <w:r>
-        <w:t>Shipment</w:t>
-      </w:r>
-    </w:p>
-    <w:p>
-      <w:pPr>
-        <w:pStyle w:val="ListParagraph"/>
-        <w:numPr>
-          <w:ilvl w:val="0"/>
-          <w:numId w:val="2"/>
-        </w:numPr>
-      </w:pPr>
-      <w:r>
-        <w:t>Office</w:t>
-      </w:r>
-    </w:p>
-    <w:p>
-      <w:pPr>
-        <w:pStyle w:val="ListParagraph"/>
-      </w:pPr>
-      <w:r>
-        <w:t>Website</w:t>
-      </w:r>
-    </w:p>
-    <w:p>
-      <w:r>
-        <w:t>Products go from website to customer through these steps;</w:t>
-      </w:r>
-    </w:p>
-    <w:p>
-      <w:pPr>
-        <w:pStyle w:val="ListParagraph"/>
-        <w:numPr>
-          <w:ilvl w:val="0"/>
-          <w:numId w:val="23"/>
-        </w:numPr>
-      </w:pPr>
-      <w:r>
-        <w:t>Order</w:t>
-      </w:r>
-    </w:p>
-    <w:p>
-      <w:pPr>
-        <w:pStyle w:val="ListParagraph"/>
-        <w:numPr>
-          <w:ilvl w:val="0"/>
-          <w:numId w:val="23"/>
-        </w:numPr>
-      </w:pPr>
-      <w:r>
-        <w:lastRenderedPageBreak/>
-        <w:t>Delivery</w:t>
-      </w:r>
-    </w:p>
-    <w:p>
-      <w:pPr>
-        <w:pStyle w:val="ListParagraph"/>
-        <w:numPr>
-          <w:ilvl w:val="0"/>
-          <w:numId w:val="23"/>
-        </w:numPr>
-      </w:pPr>
-      <w:r>
-        <w:t>Courier</w:t>
-      </w:r>
-    </w:p>
-    <w:p>
-      <w:pPr>
-        <w:pStyle w:val="ListParagraph"/>
-      </w:pPr>
-      <w:r>
-        <w:t>Customer</w:t>
-      </w:r>
-    </w:p>
-    <w:p>
-      <w:r>
-        <w:t>And 3 other containers</w:t>
-      </w:r>
-    </w:p>
-    <w:p>
-      <w:pPr>
-        <w:pStyle w:val="ListParagraph"/>
-        <w:numPr>
-          <w:ilvl w:val="0"/>
-          <w:numId w:val="24"/>
-        </w:numPr>
-      </w:pPr>
-      <w:r>
-        <w:t>Lost</w:t>
-      </w:r>
-    </w:p>
-    <w:p>
-      <w:pPr>
-        <w:pStyle w:val="ListParagraph"/>
-        <w:numPr>
-          <w:ilvl w:val="0"/>
-          <w:numId w:val="24"/>
-        </w:numPr>
-      </w:pPr>
-      <w:r>
-        <w:t>Damaged</w:t>
-      </w:r>
-    </w:p>
-    <w:p>
-      <w:pPr>
-        <w:pStyle w:val="ListParagraph"/>
-        <w:numPr>
-          <w:ilvl w:val="0"/>
-          <w:numId w:val="24"/>
-        </w:numPr>
-      </w:pPr>
-      <w:r>
-        <w:t>Errant</w:t>
-      </w:r>
-    </w:p>
-    <w:p>
-      <w:r>
-        <w:t>And flags;</w:t>
-      </w:r>
-    </w:p>
-    <w:p>
-      <w:pPr>
-        <w:pStyle w:val="ListParagraph"/>
-        <w:numPr>
-          <w:ilvl w:val="0"/>
-          <w:numId w:val="25"/>
-        </w:numPr>
-      </w:pPr>
-      <w:r>
-        <w:t>Delay</w:t>
-      </w:r>
-      <w:r>
-        <w:t xml:space="preserve"> – this flag can be added manually or automatically through some predefined conditions</w:t>
-      </w:r>
-    </w:p>
-    <w:p/>
-    <w:p>
-      <w:r>
-        <w:t>Statuses</w:t>
-      </w:r>
-    </w:p>
-    <w:p>
-      <w:pPr>
-        <w:ind w:firstLine="720"/>
-      </w:pPr>
-      <w:r>
-        <w:t>Sales Side</w:t>
-      </w:r>
-    </w:p>
-    <w:p/>
-    <w:p>
-      <w:pPr>
-        <w:rPr>
-          <w:b/>
-          <w:bCs/>
-        </w:rPr>
-      </w:pPr>
-      <w:r>
-        <w:rPr>
-          <w:b/>
-          <w:bCs/>
-        </w:rPr>
-        <w:t>Items</w:t>
-      </w:r>
-    </w:p>
-    <w:p>
-      <w:pPr>
-        <w:pStyle w:val="ListParagraph"/>
-        <w:numPr>
-          <w:ilvl w:val="0"/>
-          <w:numId w:val="12"/>
-        </w:numPr>
-      </w:pPr>
-      <w:r>
-        <w:t>Requested</w:t>
-      </w:r>
-    </w:p>
-    <w:p>
-      <w:pPr>
-        <w:pStyle w:val="ListParagraph"/>
-        <w:numPr>
-          <w:ilvl w:val="0"/>
-          <w:numId w:val="12"/>
-        </w:numPr>
-      </w:pPr>
-      <w:r>
-        <w:t>Purchased</w:t>
-      </w:r>
-    </w:p>
-    <w:p>
-      <w:pPr>
-        <w:pStyle w:val="ListParagraph"/>
-        <w:numPr>
-          <w:ilvl w:val="0"/>
-          <w:numId w:val="12"/>
-        </w:numPr>
-      </w:pPr>
-      <w:r>
-        <w:t>Dispatched</w:t>
-      </w:r>
-    </w:p>
-    <w:p>
-      <w:pPr>
-        <w:pStyle w:val="ListParagraph"/>
-        <w:numPr>
-          <w:ilvl w:val="0"/>
-          <w:numId w:val="12"/>
-        </w:numPr>
-      </w:pPr>
-      <w:r>
-        <w:t>Delivered</w:t>
-      </w:r>
-    </w:p>
-    <w:p>
-      <w:pPr>
-        <w:pStyle w:val="ListParagraph"/>
-        <w:numPr>
-          <w:ilvl w:val="0"/>
-          <w:numId w:val="12"/>
-        </w:numPr>
-      </w:pPr>
-      <w:r>
-        <w:t>Received</w:t>
-      </w:r>
-    </w:p>
-    <w:p>
-      <w:pPr>
-        <w:pStyle w:val="ListParagraph"/>
-        <w:numPr>
-          <w:ilvl w:val="0"/>
-          <w:numId w:val="12"/>
-        </w:numPr>
-      </w:pPr>
-      <w:r>
-        <w:t>Hub</w:t>
-      </w:r>
-    </w:p>
-    <w:p>
-      <w:pPr>
-        <w:pStyle w:val="ListParagraph"/>
-        <w:numPr>
-          <w:ilvl w:val="0"/>
-          <w:numId w:val="12"/>
-        </w:numPr>
-      </w:pPr>
-      <w:r>
-        <w:t>Transit</w:t>
-      </w:r>
-    </w:p>
-    <w:p>
-      <w:pPr>
-        <w:pStyle w:val="ListParagraph"/>
-        <w:numPr>
-          <w:ilvl w:val="0"/>
-          <w:numId w:val="12"/>
-        </w:numPr>
-      </w:pPr>
-      <w:r>
-        <w:t>Customs</w:t>
-      </w:r>
-    </w:p>
-    <w:p>
-      <w:pPr>
-        <w:pStyle w:val="ListParagraph"/>
-        <w:numPr>
-          <w:ilvl w:val="0"/>
-          <w:numId w:val="12"/>
-        </w:numPr>
-      </w:pPr>
-      <w:r>
-        <w:t>Out for delivery</w:t>
-      </w:r>
-    </w:p>
-    <w:p>
-      <w:pPr>
-        <w:pStyle w:val="ListParagraph"/>
-        <w:numPr>
-          <w:ilvl w:val="0"/>
-          <w:numId w:val="12"/>
-        </w:numPr>
-      </w:pPr>
-      <w:r>
-        <w:t>Office</w:t>
-      </w:r>
-    </w:p>
-    <w:p>
-      <w:pPr>
-        <w:pStyle w:val="ListParagraph"/>
-        <w:numPr>
-          <w:ilvl w:val="0"/>
-          <w:numId w:val="12"/>
-        </w:numPr>
-      </w:pPr>
-      <w:r>
-        <w:t>Photos sent</w:t>
-      </w:r>
-    </w:p>
-    <w:p>
-      <w:pPr>
-        <w:pStyle w:val="ListParagraph"/>
-        <w:numPr>
-          <w:ilvl w:val="0"/>
-          <w:numId w:val="12"/>
-        </w:numPr>
-      </w:pPr>
-    </w:p>
-    <w:p/>
+    </w:p>
     <w:p>
       <w:pPr>
         <w:rPr>
@@ -1702,269 +4331,269 @@
         </w:numPr>
       </w:pPr>
       <w:r>
+        <w:t>Approved</w:t>
+      </w:r>
+    </w:p>
+    <w:p>
+      <w:pPr>
+        <w:pStyle w:val="ListParagraph"/>
+        <w:numPr>
+          <w:ilvl w:val="0"/>
+          <w:numId w:val="9"/>
+        </w:numPr>
+      </w:pPr>
+      <w:r>
+        <w:t>Started shipping</w:t>
+      </w:r>
+    </w:p>
+    <w:p>
+      <w:pPr>
+        <w:pStyle w:val="ListParagraph"/>
+        <w:numPr>
+          <w:ilvl w:val="0"/>
+          <w:numId w:val="9"/>
+        </w:numPr>
+      </w:pPr>
+      <w:r>
+        <w:t>Completed shipping</w:t>
+      </w:r>
+    </w:p>
+    <w:p>
+      <w:pPr>
+        <w:pStyle w:val="ListParagraph"/>
+        <w:numPr>
+          <w:ilvl w:val="0"/>
+          <w:numId w:val="9"/>
+        </w:numPr>
+      </w:pPr>
+      <w:r>
+        <w:t>Completed Receiving</w:t>
+      </w:r>
+    </w:p>
+    <w:p>
+      <w:pPr>
+        <w:pStyle w:val="ListParagraph"/>
+        <w:numPr>
+          <w:ilvl w:val="0"/>
+          <w:numId w:val="9"/>
+        </w:numPr>
+      </w:pPr>
+      <w:r>
+        <w:t>Waiting trip</w:t>
+      </w:r>
+    </w:p>
+    <w:p>
+      <w:pPr>
+        <w:pStyle w:val="ListParagraph"/>
+        <w:numPr>
+          <w:ilvl w:val="0"/>
+          <w:numId w:val="9"/>
+        </w:numPr>
+      </w:pPr>
+      <w:r>
+        <w:t>Traveling</w:t>
+      </w:r>
+    </w:p>
+    <w:p>
+      <w:pPr>
+        <w:pStyle w:val="ListParagraph"/>
+        <w:numPr>
+          <w:ilvl w:val="0"/>
+          <w:numId w:val="9"/>
+        </w:numPr>
+      </w:pPr>
+      <w:r>
+        <w:t>In Egypt</w:t>
+      </w:r>
+    </w:p>
+    <w:p>
+      <w:pPr>
+        <w:pStyle w:val="ListParagraph"/>
+        <w:numPr>
+          <w:ilvl w:val="0"/>
+          <w:numId w:val="9"/>
+        </w:numPr>
+      </w:pPr>
+      <w:r>
+        <w:t>Ready to pick up</w:t>
+      </w:r>
+    </w:p>
+    <w:p>
+      <w:pPr>
+        <w:pStyle w:val="ListParagraph"/>
+        <w:numPr>
+          <w:ilvl w:val="0"/>
+          <w:numId w:val="9"/>
+        </w:numPr>
+      </w:pPr>
+      <w:r>
+        <w:t>Picked up</w:t>
+      </w:r>
+    </w:p>
+    <w:p>
+      <w:pPr>
+        <w:pStyle w:val="ListParagraph"/>
+        <w:numPr>
+          <w:ilvl w:val="0"/>
+          <w:numId w:val="9"/>
+        </w:numPr>
+      </w:pPr>
+      <w:r>
+        <w:t>Photos sent</w:t>
+      </w:r>
+    </w:p>
+    <w:p>
+      <w:pPr>
+        <w:pStyle w:val="ListParagraph"/>
+        <w:numPr>
+          <w:ilvl w:val="0"/>
+          <w:numId w:val="9"/>
+        </w:numPr>
+      </w:pPr>
+      <w:r>
+        <w:t>On website – Complete</w:t>
+      </w:r>
+    </w:p>
+    <w:p>
+      <w:pPr>
+        <w:pStyle w:val="ListParagraph"/>
+        <w:numPr>
+          <w:ilvl w:val="0"/>
+          <w:numId w:val="9"/>
+        </w:numPr>
+      </w:pPr>
+      <w:r>
+        <w:t>Cancelled</w:t>
+      </w:r>
+    </w:p>
+    <w:p>
+      <w:pPr>
+        <w:ind w:left="360"/>
+        <w:rPr>
+          <w:b/>
+          <w:bCs/>
+        </w:rPr>
+      </w:pPr>
+      <w:r>
+        <w:rPr>
+          <w:b/>
+          <w:bCs/>
+        </w:rPr>
+        <w:t>Flags</w:t>
+      </w:r>
+      <w:r>
+        <w:rPr>
+          <w:b/>
+          <w:bCs/>
+        </w:rPr>
+        <w:t xml:space="preserve"> (Totally </w:t>
+      </w:r>
+      <w:r>
+        <w:t>– all inventory of the trip or</w:t>
+      </w:r>
+      <w:r>
+        <w:rPr>
+          <w:b/>
+          <w:bCs/>
+        </w:rPr>
+        <w:t xml:space="preserve"> </w:t>
+      </w:r>
+      <w:proofErr w:type="gramStart"/>
+      <w:r>
+        <w:rPr>
+          <w:b/>
+          <w:bCs/>
+        </w:rPr>
+        <w:t>Partially</w:t>
+      </w:r>
+      <w:proofErr w:type="gramEnd"/>
+      <w:r>
+        <w:t xml:space="preserve"> – some items in the trip</w:t>
+      </w:r>
+      <w:r>
+        <w:rPr>
+          <w:b/>
+          <w:bCs/>
+        </w:rPr>
+        <w:t>)</w:t>
+      </w:r>
+    </w:p>
+    <w:p>
+      <w:pPr>
+        <w:pStyle w:val="ListParagraph"/>
+        <w:numPr>
+          <w:ilvl w:val="0"/>
+          <w:numId w:val="11"/>
+        </w:numPr>
+      </w:pPr>
+      <w:r>
+        <w:t>Delayed</w:t>
+      </w:r>
+    </w:p>
+    <w:p>
+      <w:pPr>
+        <w:pStyle w:val="ListParagraph"/>
+        <w:numPr>
+          <w:ilvl w:val="0"/>
+          <w:numId w:val="11"/>
+        </w:numPr>
+      </w:pPr>
+      <w:r>
+        <w:t>Errant</w:t>
+      </w:r>
+    </w:p>
+    <w:p>
+      <w:pPr>
+        <w:pStyle w:val="ListParagraph"/>
+        <w:numPr>
+          <w:ilvl w:val="0"/>
+          <w:numId w:val="11"/>
+        </w:numPr>
+      </w:pPr>
+      <w:r>
+        <w:t>Lost</w:t>
+      </w:r>
+    </w:p>
+    <w:p>
+      <w:pPr>
+        <w:pStyle w:val="ListParagraph"/>
+        <w:numPr>
+          <w:ilvl w:val="0"/>
+          <w:numId w:val="11"/>
+        </w:numPr>
+      </w:pPr>
+      <w:r>
+        <w:t>Damaged</w:t>
+      </w:r>
+    </w:p>
+    <w:p>
+      <w:pPr>
+        <w:ind w:left="360"/>
+      </w:pPr>
+    </w:p>
+    <w:p/>
+    <w:p>
+      <w:r>
+        <w:rPr>
+          <w:b/>
+          <w:bCs/>
+        </w:rPr>
+        <w:t>Shipment</w:t>
+      </w:r>
+      <w:r>
+        <w:t xml:space="preserve"> (a trip with status Ready to pick up or advanced)</w:t>
+      </w:r>
+    </w:p>
+    <w:p>
+      <w:pPr>
+        <w:pStyle w:val="ListParagraph"/>
+        <w:numPr>
+          <w:ilvl w:val="0"/>
+          <w:numId w:val="13"/>
+        </w:numPr>
+      </w:pPr>
+      <w:r>
         <w:lastRenderedPageBreak/>
-        <w:t>Approved</w:t>
-      </w:r>
-    </w:p>
-    <w:p>
-      <w:pPr>
-        <w:pStyle w:val="ListParagraph"/>
-        <w:numPr>
-          <w:ilvl w:val="0"/>
-          <w:numId w:val="9"/>
-        </w:numPr>
-      </w:pPr>
-      <w:r>
-        <w:t>Started shipping</w:t>
-      </w:r>
-    </w:p>
-    <w:p>
-      <w:pPr>
-        <w:pStyle w:val="ListParagraph"/>
-        <w:numPr>
-          <w:ilvl w:val="0"/>
-          <w:numId w:val="9"/>
-        </w:numPr>
-      </w:pPr>
-      <w:r>
-        <w:t>Completed shipping</w:t>
-      </w:r>
-    </w:p>
-    <w:p>
-      <w:pPr>
-        <w:pStyle w:val="ListParagraph"/>
-        <w:numPr>
-          <w:ilvl w:val="0"/>
-          <w:numId w:val="9"/>
-        </w:numPr>
-      </w:pPr>
-      <w:r>
-        <w:t>Completed Receiving</w:t>
-      </w:r>
-    </w:p>
-    <w:p>
-      <w:pPr>
-        <w:pStyle w:val="ListParagraph"/>
-        <w:numPr>
-          <w:ilvl w:val="0"/>
-          <w:numId w:val="9"/>
-        </w:numPr>
-      </w:pPr>
-      <w:r>
-        <w:t>Waiting trip</w:t>
-      </w:r>
-    </w:p>
-    <w:p>
-      <w:pPr>
-        <w:pStyle w:val="ListParagraph"/>
-        <w:numPr>
-          <w:ilvl w:val="0"/>
-          <w:numId w:val="9"/>
-        </w:numPr>
-      </w:pPr>
-      <w:r>
-        <w:t>Traveling</w:t>
-      </w:r>
-    </w:p>
-    <w:p>
-      <w:pPr>
-        <w:pStyle w:val="ListParagraph"/>
-        <w:numPr>
-          <w:ilvl w:val="0"/>
-          <w:numId w:val="9"/>
-        </w:numPr>
-      </w:pPr>
-      <w:r>
-        <w:t>In Egypt</w:t>
-      </w:r>
-    </w:p>
-    <w:p>
-      <w:pPr>
-        <w:pStyle w:val="ListParagraph"/>
-        <w:numPr>
-          <w:ilvl w:val="0"/>
-          <w:numId w:val="9"/>
-        </w:numPr>
-      </w:pPr>
-      <w:r>
-        <w:t>Ready to pick up</w:t>
-      </w:r>
-    </w:p>
-    <w:p>
-      <w:pPr>
-        <w:pStyle w:val="ListParagraph"/>
-        <w:numPr>
-          <w:ilvl w:val="0"/>
-          <w:numId w:val="9"/>
-        </w:numPr>
-      </w:pPr>
-      <w:r>
-        <w:t>Picked up</w:t>
-      </w:r>
-    </w:p>
-    <w:p>
-      <w:pPr>
-        <w:pStyle w:val="ListParagraph"/>
-        <w:numPr>
-          <w:ilvl w:val="0"/>
-          <w:numId w:val="9"/>
-        </w:numPr>
-      </w:pPr>
-      <w:r>
-        <w:t>Photos sent</w:t>
-      </w:r>
-    </w:p>
-    <w:p>
-      <w:pPr>
-        <w:pStyle w:val="ListParagraph"/>
-        <w:numPr>
-          <w:ilvl w:val="0"/>
-          <w:numId w:val="9"/>
-        </w:numPr>
-      </w:pPr>
-      <w:r>
-        <w:t>On website – Complete</w:t>
-      </w:r>
-    </w:p>
-    <w:p>
-      <w:pPr>
-        <w:pStyle w:val="ListParagraph"/>
-        <w:numPr>
-          <w:ilvl w:val="0"/>
-          <w:numId w:val="9"/>
-        </w:numPr>
-      </w:pPr>
-      <w:r>
-        <w:t>Cancelled</w:t>
-      </w:r>
-    </w:p>
-    <w:p>
-      <w:pPr>
-        <w:ind w:left="360"/>
-        <w:rPr>
-          <w:b/>
-          <w:bCs/>
-        </w:rPr>
-      </w:pPr>
-      <w:r>
-        <w:rPr>
-          <w:b/>
-          <w:bCs/>
-        </w:rPr>
-        <w:t>Flags</w:t>
-      </w:r>
-      <w:r>
-        <w:rPr>
-          <w:b/>
-          <w:bCs/>
-        </w:rPr>
-        <w:t xml:space="preserve"> (Totally </w:t>
-      </w:r>
-      <w:r>
-        <w:t>– all inventory of the trip or</w:t>
-      </w:r>
-      <w:r>
-        <w:rPr>
-          <w:b/>
-          <w:bCs/>
-        </w:rPr>
-        <w:t xml:space="preserve"> </w:t>
-      </w:r>
-      <w:proofErr w:type="gramStart"/>
-      <w:r>
-        <w:rPr>
-          <w:b/>
-          <w:bCs/>
-        </w:rPr>
-        <w:t>Partially</w:t>
-      </w:r>
-      <w:proofErr w:type="gramEnd"/>
-      <w:r>
-        <w:t xml:space="preserve"> – some items in the trip</w:t>
-      </w:r>
-      <w:r>
-        <w:rPr>
-          <w:b/>
-          <w:bCs/>
-        </w:rPr>
-        <w:t>)</w:t>
-      </w:r>
-    </w:p>
-    <w:p>
-      <w:pPr>
-        <w:pStyle w:val="ListParagraph"/>
-        <w:numPr>
-          <w:ilvl w:val="0"/>
-          <w:numId w:val="11"/>
-        </w:numPr>
-      </w:pPr>
-      <w:r>
-        <w:t>Delayed</w:t>
-      </w:r>
-    </w:p>
-    <w:p>
-      <w:pPr>
-        <w:pStyle w:val="ListParagraph"/>
-        <w:numPr>
-          <w:ilvl w:val="0"/>
-          <w:numId w:val="11"/>
-        </w:numPr>
-      </w:pPr>
-      <w:r>
-        <w:t>Errant</w:t>
-      </w:r>
-    </w:p>
-    <w:p>
-      <w:pPr>
-        <w:pStyle w:val="ListParagraph"/>
-        <w:numPr>
-          <w:ilvl w:val="0"/>
-          <w:numId w:val="11"/>
-        </w:numPr>
-      </w:pPr>
-      <w:r>
-        <w:t>Lost</w:t>
-      </w:r>
-    </w:p>
-    <w:p>
-      <w:pPr>
-        <w:pStyle w:val="ListParagraph"/>
-        <w:numPr>
-          <w:ilvl w:val="0"/>
-          <w:numId w:val="11"/>
-        </w:numPr>
-      </w:pPr>
-      <w:r>
-        <w:t>Damaged</w:t>
-      </w:r>
-    </w:p>
-    <w:p>
-      <w:pPr>
-        <w:ind w:left="360"/>
-      </w:pPr>
-    </w:p>
-    <w:p/>
-    <w:p>
-      <w:r>
-        <w:rPr>
-          <w:b/>
-          <w:bCs/>
-        </w:rPr>
-        <w:t>Shipment</w:t>
-      </w:r>
-      <w:r>
-        <w:t xml:space="preserve"> (a trip with status Ready to pick up or advanced)</w:t>
-      </w:r>
-    </w:p>
-    <w:p>
-      <w:pPr>
-        <w:pStyle w:val="ListParagraph"/>
-        <w:numPr>
-          <w:ilvl w:val="0"/>
-          <w:numId w:val="13"/>
-        </w:numPr>
-      </w:pPr>
-      <w:r>
         <w:t>Out for Delivery = Ready to pick up</w:t>
       </w:r>
     </w:p>
@@ -2145,7 +4774,6 @@
         </w:numPr>
       </w:pPr>
       <w:r>
-        <w:lastRenderedPageBreak/>
         <w:t>Delayed</w:t>
       </w:r>
     </w:p>
@@ -2439,7 +5067,6 @@
         </w:numPr>
       </w:pPr>
       <w:r>
-        <w:lastRenderedPageBreak/>
         <w:t>Traveler &gt;&gt; Traveler Name</w:t>
       </w:r>
     </w:p>
@@ -2687,14 +5314,7 @@
         <w:rPr>
           <w:color w:val="196B24" w:themeColor="accent3"/>
         </w:rPr>
-        <w:t xml:space="preserve"> reachable by admin. After successful entry that led to </w:t>
-      </w:r>
-      <w:r>
-        <w:rPr>
-          <w:color w:val="196B24" w:themeColor="accent3"/>
-        </w:rPr>
-        <w:lastRenderedPageBreak/>
-        <w:t>calculated results, or after invalid or missing entry that resulted in error, please return form pre-filled with recent input and highlight problematic entry field with red color in applicable. Section details are as follows;</w:t>
+        <w:t xml:space="preserve"> reachable by admin. After successful entry that led to calculated results, or after invalid or missing entry that resulted in error, please return form pre-filled with recent input and highlight problematic entry field with red color in applicable. Section details are as follows;</w:t>
       </w:r>
     </w:p>
     <w:p>
@@ -2950,6 +5570,7 @@
           <w:color w:val="196B24" w:themeColor="accent3"/>
           <w:lang w:bidi="ar-EG"/>
         </w:rPr>
+        <w:lastRenderedPageBreak/>
         <w:t xml:space="preserve">Male Support [symbol in calculation formula ‘X’] – switch – if yes, X = 1 and if no, X = 0 </w:t>
       </w:r>
     </w:p>
@@ -3113,7 +5734,6 @@
           <w:color w:val="196B24" w:themeColor="accent3"/>
           <w:lang w:bidi="ar-EG"/>
         </w:rPr>
-        <w:lastRenderedPageBreak/>
         <w:t xml:space="preserve">There should be a list of all variables and their multipliers editable </w:t>
       </w:r>
       <w:r>
@@ -3218,6 +5838,95 @@
 <file path=word/numbering.xml><?xml version="1.0" encoding="utf-8"?>
 <w:numbering xmlns:wpc="http://schemas.microsoft.com/office/word/2010/wordprocessingCanvas" xmlns:cx="http://schemas.microsoft.com/office/drawing/2014/chartex" xmlns:cx1="http://schemas.microsoft.com/office/drawing/2015/9/8/chartex" xmlns:cx2="http://schemas.microsoft.com/office/drawing/2015/10/21/chartex" xmlns:cx3="http://schemas.microsoft.com/office/drawing/2016/5/9/chartex" xmlns:cx4="http://schemas.microsoft.com/office/drawing/2016/5/10/chartex" xmlns:cx5="http://schemas.microsoft.com/office/drawing/2016/5/11/chartex" xmlns:cx6="http://schemas.microsoft.com/office/drawing/2016/5/12/chartex" xmlns:cx7="http://schemas.microsoft.com/office/drawing/2016/5/13/chartex" xmlns:cx8="http://schemas.microsoft.com/office/drawing/2016/5/14/chartex" xmlns:mc="http://schemas.openxmlformats.org/markup-compatibility/2006" xmlns:aink="http://schemas.microsoft.com/office/drawing/2016/ink" xmlns:am3d="http://schemas.microsoft.com/office/drawing/2017/model3d" xmlns:o="urn:schemas-microsoft-com:office:office" xmlns:oel="http://schemas.microsoft.com/office/2019/extlst" xmlns:r="http://schemas.openxmlformats.org/officeDocument/2006/relationships" xmlns:m="http://schemas.openxmlformats.org/officeDocument/2006/math" xmlns:v="urn:schemas-microsoft-com:vml" xmlns:wp14="http://schemas.microsoft.com/office/word/2010/wordprocessingDrawing" xmlns:wp="http://schemas.openxmlformats.org/drawingml/2006/wordprocessingDrawing" xmlns:w10="urn:schemas-microsoft-com:office:word" xmlns:w="http://schemas.openxmlformats.org/wordprocessingml/2006/main" xmlns:w14="http://schemas.microsoft.com/office/word/2010/wordml" xmlns:w15="http://schemas.microsoft.com/office/word/2012/wordml" xmlns:w16cex="http://schemas.microsoft.com/office/word/2018/wordml/cex" xmlns:w16cid="http://schemas.microsoft.com/office/word/2016/wordml/cid" xmlns:w16="http://schemas.microsoft.com/office/word/2018/wordml" xmlns:w16du="http://schemas.microsoft.com/office/word/2023/wordml/word16du" xmlns:w16sdtdh="http://schemas.microsoft.com/office/word/2020/wordml/sdtdatahash" xmlns:w16sdtfl="http://schemas.microsoft.com/office/word/2024/wordml/sdtformatlock" xmlns:w16se="http://schemas.microsoft.com/office/word/2015/wordml/symex" xmlns:wpg="http://schemas.microsoft.com/office/word/2010/wordprocessingGroup" xmlns:wpi="http://schemas.microsoft.com/office/word/2010/wordprocessingInk" xmlns:wne="http://schemas.microsoft.com/office/word/2006/wordml" xmlns:wps="http://schemas.microsoft.com/office/word/2010/wordprocessingShape" mc:Ignorable="w14 w15 w16se w16cid w16 w16cex w16sdtdh w16sdtfl w16du wp14">
   <w:abstractNum w:abstractNumId="0" w15:restartNumberingAfterBreak="0">
+    <w:nsid w:val="044E4400"/>
+    <w:multiLevelType w:val="hybridMultilevel"/>
+    <w:tmpl w:val="D44AB1F0"/>
+    <w:lvl w:ilvl="0" w:tplc="0409000F">
+      <w:start w:val="1"/>
+      <w:numFmt w:val="decimal"/>
+      <w:lvlText w:val="%1."/>
+      <w:lvlJc w:val="left"/>
+      <w:pPr>
+        <w:ind w:left="720" w:hanging="360"/>
+      </w:pPr>
+      <w:rPr>
+        <w:rFonts w:hint="default"/>
+      </w:rPr>
+    </w:lvl>
+    <w:lvl w:ilvl="1" w:tplc="04090019" w:tentative="1">
+      <w:start w:val="1"/>
+      <w:numFmt w:val="lowerLetter"/>
+      <w:lvlText w:val="%2."/>
+      <w:lvlJc w:val="left"/>
+      <w:pPr>
+        <w:ind w:left="1440" w:hanging="360"/>
+      </w:pPr>
+    </w:lvl>
+    <w:lvl w:ilvl="2" w:tplc="0409001B" w:tentative="1">
+      <w:start w:val="1"/>
+      <w:numFmt w:val="lowerRoman"/>
+      <w:lvlText w:val="%3."/>
+      <w:lvlJc w:val="right"/>
+      <w:pPr>
+        <w:ind w:left="2160" w:hanging="180"/>
+      </w:pPr>
+    </w:lvl>
+    <w:lvl w:ilvl="3" w:tplc="0409000F" w:tentative="1">
+      <w:start w:val="1"/>
+      <w:numFmt w:val="decimal"/>
+      <w:lvlText w:val="%4."/>
+      <w:lvlJc w:val="left"/>
+      <w:pPr>
+        <w:ind w:left="2880" w:hanging="360"/>
+      </w:pPr>
+    </w:lvl>
+    <w:lvl w:ilvl="4" w:tplc="04090019" w:tentative="1">
+      <w:start w:val="1"/>
+      <w:numFmt w:val="lowerLetter"/>
+      <w:lvlText w:val="%5."/>
+      <w:lvlJc w:val="left"/>
+      <w:pPr>
+        <w:ind w:left="3600" w:hanging="360"/>
+      </w:pPr>
+    </w:lvl>
+    <w:lvl w:ilvl="5" w:tplc="0409001B" w:tentative="1">
+      <w:start w:val="1"/>
+      <w:numFmt w:val="lowerRoman"/>
+      <w:lvlText w:val="%6."/>
+      <w:lvlJc w:val="right"/>
+      <w:pPr>
+        <w:ind w:left="4320" w:hanging="180"/>
+      </w:pPr>
+    </w:lvl>
+    <w:lvl w:ilvl="6" w:tplc="0409000F" w:tentative="1">
+      <w:start w:val="1"/>
+      <w:numFmt w:val="decimal"/>
+      <w:lvlText w:val="%7."/>
+      <w:lvlJc w:val="left"/>
+      <w:pPr>
+        <w:ind w:left="5040" w:hanging="360"/>
+      </w:pPr>
+    </w:lvl>
+    <w:lvl w:ilvl="7" w:tplc="04090019" w:tentative="1">
+      <w:start w:val="1"/>
+      <w:numFmt w:val="lowerLetter"/>
+      <w:lvlText w:val="%8."/>
+      <w:lvlJc w:val="left"/>
+      <w:pPr>
+        <w:ind w:left="5760" w:hanging="360"/>
+      </w:pPr>
+    </w:lvl>
+    <w:lvl w:ilvl="8" w:tplc="0409001B" w:tentative="1">
+      <w:start w:val="1"/>
+      <w:numFmt w:val="lowerRoman"/>
+      <w:lvlText w:val="%9."/>
+      <w:lvlJc w:val="right"/>
+      <w:pPr>
+        <w:ind w:left="6480" w:hanging="180"/>
+      </w:pPr>
+    </w:lvl>
+  </w:abstractNum>
+  <w:abstractNum w:abstractNumId="1" w15:restartNumberingAfterBreak="0">
     <w:nsid w:val="094720BE"/>
     <w:multiLevelType w:val="hybridMultilevel"/>
     <w:tmpl w:val="2484653C"/>
@@ -3330,7 +6039,7 @@
       </w:rPr>
     </w:lvl>
   </w:abstractNum>
-  <w:abstractNum w:abstractNumId="1" w15:restartNumberingAfterBreak="0">
+  <w:abstractNum w:abstractNumId="2" w15:restartNumberingAfterBreak="0">
     <w:nsid w:val="0BF308C9"/>
     <w:multiLevelType w:val="hybridMultilevel"/>
     <w:tmpl w:val="8EE696F2"/>
@@ -3443,7 +6152,7 @@
       </w:rPr>
     </w:lvl>
   </w:abstractNum>
-  <w:abstractNum w:abstractNumId="2" w15:restartNumberingAfterBreak="0">
+  <w:abstractNum w:abstractNumId="3" w15:restartNumberingAfterBreak="0">
     <w:nsid w:val="11075AC9"/>
     <w:multiLevelType w:val="hybridMultilevel"/>
     <w:tmpl w:val="12DC0288"/>
@@ -3532,7 +6241,7 @@
       </w:pPr>
     </w:lvl>
   </w:abstractNum>
-  <w:abstractNum w:abstractNumId="3" w15:restartNumberingAfterBreak="0">
+  <w:abstractNum w:abstractNumId="4" w15:restartNumberingAfterBreak="0">
     <w:nsid w:val="12905833"/>
     <w:multiLevelType w:val="hybridMultilevel"/>
     <w:tmpl w:val="8EE696F2"/>
@@ -3645,7 +6354,7 @@
       </w:rPr>
     </w:lvl>
   </w:abstractNum>
-  <w:abstractNum w:abstractNumId="4" w15:restartNumberingAfterBreak="0">
+  <w:abstractNum w:abstractNumId="5" w15:restartNumberingAfterBreak="0">
     <w:nsid w:val="185C30FA"/>
     <w:multiLevelType w:val="hybridMultilevel"/>
     <w:tmpl w:val="8EE696F2"/>
@@ -3758,7 +6467,7 @@
       </w:rPr>
     </w:lvl>
   </w:abstractNum>
-  <w:abstractNum w:abstractNumId="5" w15:restartNumberingAfterBreak="0">
+  <w:abstractNum w:abstractNumId="6" w15:restartNumberingAfterBreak="0">
     <w:nsid w:val="18DD7DB1"/>
     <w:multiLevelType w:val="hybridMultilevel"/>
     <w:tmpl w:val="26C6C6FA"/>
@@ -3847,7 +6556,7 @@
       </w:pPr>
     </w:lvl>
   </w:abstractNum>
-  <w:abstractNum w:abstractNumId="6" w15:restartNumberingAfterBreak="0">
+  <w:abstractNum w:abstractNumId="7" w15:restartNumberingAfterBreak="0">
     <w:nsid w:val="23FA5BD3"/>
     <w:multiLevelType w:val="hybridMultilevel"/>
     <w:tmpl w:val="AC06FC4A"/>
@@ -3936,7 +6645,7 @@
       </w:pPr>
     </w:lvl>
   </w:abstractNum>
-  <w:abstractNum w:abstractNumId="7" w15:restartNumberingAfterBreak="0">
+  <w:abstractNum w:abstractNumId="8" w15:restartNumberingAfterBreak="0">
     <w:nsid w:val="27291644"/>
     <w:multiLevelType w:val="hybridMultilevel"/>
     <w:tmpl w:val="461ADAC4"/>
@@ -4049,7 +6758,7 @@
       </w:rPr>
     </w:lvl>
   </w:abstractNum>
-  <w:abstractNum w:abstractNumId="8" w15:restartNumberingAfterBreak="0">
+  <w:abstractNum w:abstractNumId="9" w15:restartNumberingAfterBreak="0">
     <w:nsid w:val="29642790"/>
     <w:multiLevelType w:val="hybridMultilevel"/>
     <w:tmpl w:val="C1B6FEFC"/>
@@ -4138,7 +6847,7 @@
       </w:pPr>
     </w:lvl>
   </w:abstractNum>
-  <w:abstractNum w:abstractNumId="9" w15:restartNumberingAfterBreak="0">
+  <w:abstractNum w:abstractNumId="10" w15:restartNumberingAfterBreak="0">
     <w:nsid w:val="326176B3"/>
     <w:multiLevelType w:val="hybridMultilevel"/>
     <w:tmpl w:val="29D8BB8A"/>
@@ -4224,7 +6933,7 @@
       </w:pPr>
     </w:lvl>
   </w:abstractNum>
-  <w:abstractNum w:abstractNumId="10" w15:restartNumberingAfterBreak="0">
+  <w:abstractNum w:abstractNumId="11" w15:restartNumberingAfterBreak="0">
     <w:nsid w:val="33B97F5D"/>
     <w:multiLevelType w:val="hybridMultilevel"/>
     <w:tmpl w:val="03367ED8"/>
@@ -4313,7 +7022,7 @@
       </w:pPr>
     </w:lvl>
   </w:abstractNum>
-  <w:abstractNum w:abstractNumId="11" w15:restartNumberingAfterBreak="0">
+  <w:abstractNum w:abstractNumId="12" w15:restartNumberingAfterBreak="0">
     <w:nsid w:val="3A1033EC"/>
     <w:multiLevelType w:val="hybridMultilevel"/>
     <w:tmpl w:val="C29696E8"/>
@@ -4329,7 +7038,7 @@
         <w:rFonts w:ascii="Aptos" w:eastAsiaTheme="minorHAnsi" w:hAnsi="Aptos" w:cstheme="minorBidi" w:hint="default"/>
       </w:rPr>
     </w:lvl>
-    <w:lvl w:ilvl="1" w:tplc="04090003" w:tentative="1">
+    <w:lvl w:ilvl="1" w:tplc="04090003">
       <w:start w:val="1"/>
       <w:numFmt w:val="bullet"/>
       <w:lvlText w:val="o"/>
@@ -4426,7 +7135,7 @@
       </w:rPr>
     </w:lvl>
   </w:abstractNum>
-  <w:abstractNum w:abstractNumId="12" w15:restartNumberingAfterBreak="0">
+  <w:abstractNum w:abstractNumId="13" w15:restartNumberingAfterBreak="0">
     <w:nsid w:val="3BAD0B6B"/>
     <w:multiLevelType w:val="hybridMultilevel"/>
     <w:tmpl w:val="A0928DC6"/>
@@ -4539,7 +7248,7 @@
       </w:rPr>
     </w:lvl>
   </w:abstractNum>
-  <w:abstractNum w:abstractNumId="13" w15:restartNumberingAfterBreak="0">
+  <w:abstractNum w:abstractNumId="14" w15:restartNumberingAfterBreak="0">
     <w:nsid w:val="3FF54E8A"/>
     <w:multiLevelType w:val="hybridMultilevel"/>
     <w:tmpl w:val="5E344400"/>
@@ -4628,7 +7337,7 @@
       </w:pPr>
     </w:lvl>
   </w:abstractNum>
-  <w:abstractNum w:abstractNumId="14" w15:restartNumberingAfterBreak="0">
+  <w:abstractNum w:abstractNumId="15" w15:restartNumberingAfterBreak="0">
     <w:nsid w:val="42CF3E2F"/>
     <w:multiLevelType w:val="hybridMultilevel"/>
     <w:tmpl w:val="E6D65468"/>
@@ -4741,7 +7450,7 @@
       </w:rPr>
     </w:lvl>
   </w:abstractNum>
-  <w:abstractNum w:abstractNumId="15" w15:restartNumberingAfterBreak="0">
+  <w:abstractNum w:abstractNumId="16" w15:restartNumberingAfterBreak="0">
     <w:nsid w:val="45EC2CC5"/>
     <w:multiLevelType w:val="hybridMultilevel"/>
     <w:tmpl w:val="978C5BB8"/>
@@ -4830,7 +7539,96 @@
       </w:pPr>
     </w:lvl>
   </w:abstractNum>
-  <w:abstractNum w:abstractNumId="16" w15:restartNumberingAfterBreak="0">
+  <w:abstractNum w:abstractNumId="17" w15:restartNumberingAfterBreak="0">
+    <w:nsid w:val="47FF3485"/>
+    <w:multiLevelType w:val="hybridMultilevel"/>
+    <w:tmpl w:val="2B52312E"/>
+    <w:lvl w:ilvl="0" w:tplc="0409000F">
+      <w:start w:val="1"/>
+      <w:numFmt w:val="decimal"/>
+      <w:lvlText w:val="%1."/>
+      <w:lvlJc w:val="left"/>
+      <w:pPr>
+        <w:ind w:left="720" w:hanging="360"/>
+      </w:pPr>
+      <w:rPr>
+        <w:rFonts w:hint="default"/>
+      </w:rPr>
+    </w:lvl>
+    <w:lvl w:ilvl="1" w:tplc="04090019" w:tentative="1">
+      <w:start w:val="1"/>
+      <w:numFmt w:val="lowerLetter"/>
+      <w:lvlText w:val="%2."/>
+      <w:lvlJc w:val="left"/>
+      <w:pPr>
+        <w:ind w:left="1440" w:hanging="360"/>
+      </w:pPr>
+    </w:lvl>
+    <w:lvl w:ilvl="2" w:tplc="0409001B" w:tentative="1">
+      <w:start w:val="1"/>
+      <w:numFmt w:val="lowerRoman"/>
+      <w:lvlText w:val="%3."/>
+      <w:lvlJc w:val="right"/>
+      <w:pPr>
+        <w:ind w:left="2160" w:hanging="180"/>
+      </w:pPr>
+    </w:lvl>
+    <w:lvl w:ilvl="3" w:tplc="0409000F" w:tentative="1">
+      <w:start w:val="1"/>
+      <w:numFmt w:val="decimal"/>
+      <w:lvlText w:val="%4."/>
+      <w:lvlJc w:val="left"/>
+      <w:pPr>
+        <w:ind w:left="2880" w:hanging="360"/>
+      </w:pPr>
+    </w:lvl>
+    <w:lvl w:ilvl="4" w:tplc="04090019" w:tentative="1">
+      <w:start w:val="1"/>
+      <w:numFmt w:val="lowerLetter"/>
+      <w:lvlText w:val="%5."/>
+      <w:lvlJc w:val="left"/>
+      <w:pPr>
+        <w:ind w:left="3600" w:hanging="360"/>
+      </w:pPr>
+    </w:lvl>
+    <w:lvl w:ilvl="5" w:tplc="0409001B" w:tentative="1">
+      <w:start w:val="1"/>
+      <w:numFmt w:val="lowerRoman"/>
+      <w:lvlText w:val="%6."/>
+      <w:lvlJc w:val="right"/>
+      <w:pPr>
+        <w:ind w:left="4320" w:hanging="180"/>
+      </w:pPr>
+    </w:lvl>
+    <w:lvl w:ilvl="6" w:tplc="0409000F" w:tentative="1">
+      <w:start w:val="1"/>
+      <w:numFmt w:val="decimal"/>
+      <w:lvlText w:val="%7."/>
+      <w:lvlJc w:val="left"/>
+      <w:pPr>
+        <w:ind w:left="5040" w:hanging="360"/>
+      </w:pPr>
+    </w:lvl>
+    <w:lvl w:ilvl="7" w:tplc="04090019" w:tentative="1">
+      <w:start w:val="1"/>
+      <w:numFmt w:val="lowerLetter"/>
+      <w:lvlText w:val="%8."/>
+      <w:lvlJc w:val="left"/>
+      <w:pPr>
+        <w:ind w:left="5760" w:hanging="360"/>
+      </w:pPr>
+    </w:lvl>
+    <w:lvl w:ilvl="8" w:tplc="0409001B" w:tentative="1">
+      <w:start w:val="1"/>
+      <w:numFmt w:val="lowerRoman"/>
+      <w:lvlText w:val="%9."/>
+      <w:lvlJc w:val="right"/>
+      <w:pPr>
+        <w:ind w:left="6480" w:hanging="180"/>
+      </w:pPr>
+    </w:lvl>
+  </w:abstractNum>
+  <w:abstractNum w:abstractNumId="18" w15:restartNumberingAfterBreak="0">
     <w:nsid w:val="48732311"/>
     <w:multiLevelType w:val="hybridMultilevel"/>
     <w:tmpl w:val="03565E9C"/>
@@ -4943,7 +7741,7 @@
       </w:rPr>
     </w:lvl>
   </w:abstractNum>
-  <w:abstractNum w:abstractNumId="17" w15:restartNumberingAfterBreak="0">
+  <w:abstractNum w:abstractNumId="19" w15:restartNumberingAfterBreak="0">
     <w:nsid w:val="54395ECA"/>
     <w:multiLevelType w:val="hybridMultilevel"/>
     <w:tmpl w:val="4DB6B126"/>
@@ -5032,7 +7830,96 @@
       </w:pPr>
     </w:lvl>
   </w:abstractNum>
-  <w:abstractNum w:abstractNumId="18" w15:restartNumberingAfterBreak="0">
+  <w:abstractNum w:abstractNumId="20" w15:restartNumberingAfterBreak="0">
+    <w:nsid w:val="5D3F05E8"/>
+    <w:multiLevelType w:val="hybridMultilevel"/>
+    <w:tmpl w:val="5FA2321C"/>
+    <w:lvl w:ilvl="0" w:tplc="0409000F">
+      <w:start w:val="1"/>
+      <w:numFmt w:val="decimal"/>
+      <w:lvlText w:val="%1."/>
+      <w:lvlJc w:val="left"/>
+      <w:pPr>
+        <w:ind w:left="720" w:hanging="360"/>
+      </w:pPr>
+      <w:rPr>
+        <w:rFonts w:hint="default"/>
+      </w:rPr>
+    </w:lvl>
+    <w:lvl w:ilvl="1" w:tplc="04090019">
+      <w:start w:val="1"/>
+      <w:numFmt w:val="lowerLetter"/>
+      <w:lvlText w:val="%2."/>
+      <w:lvlJc w:val="left"/>
+      <w:pPr>
+        <w:ind w:left="1440" w:hanging="360"/>
+      </w:pPr>
+    </w:lvl>
+    <w:lvl w:ilvl="2" w:tplc="0409001B">
+      <w:start w:val="1"/>
+      <w:numFmt w:val="lowerRoman"/>
+      <w:lvlText w:val="%3."/>
+      <w:lvlJc w:val="right"/>
+      <w:pPr>
+        <w:ind w:left="2160" w:hanging="180"/>
+      </w:pPr>
+    </w:lvl>
+    <w:lvl w:ilvl="3" w:tplc="0409000F">
+      <w:start w:val="1"/>
+      <w:numFmt w:val="decimal"/>
+      <w:lvlText w:val="%4."/>
+      <w:lvlJc w:val="left"/>
+      <w:pPr>
+        <w:ind w:left="2880" w:hanging="360"/>
+      </w:pPr>
+    </w:lvl>
+    <w:lvl w:ilvl="4" w:tplc="04090019" w:tentative="1">
+      <w:start w:val="1"/>
+      <w:numFmt w:val="lowerLetter"/>
+      <w:lvlText w:val="%5."/>
+      <w:lvlJc w:val="left"/>
+      <w:pPr>
+        <w:ind w:left="3600" w:hanging="360"/>
+      </w:pPr>
+    </w:lvl>
+    <w:lvl w:ilvl="5" w:tplc="0409001B" w:tentative="1">
+      <w:start w:val="1"/>
+      <w:numFmt w:val="lowerRoman"/>
+      <w:lvlText w:val="%6."/>
+      <w:lvlJc w:val="right"/>
+      <w:pPr>
+        <w:ind w:left="4320" w:hanging="180"/>
+      </w:pPr>
+    </w:lvl>
+    <w:lvl w:ilvl="6" w:tplc="0409000F" w:tentative="1">
+      <w:start w:val="1"/>
+      <w:numFmt w:val="decimal"/>
+      <w:lvlText w:val="%7."/>
+      <w:lvlJc w:val="left"/>
+      <w:pPr>
+        <w:ind w:left="5040" w:hanging="360"/>
+      </w:pPr>
+    </w:lvl>
+    <w:lvl w:ilvl="7" w:tplc="04090019" w:tentative="1">
+      <w:start w:val="1"/>
+      <w:numFmt w:val="lowerLetter"/>
+      <w:lvlText w:val="%8."/>
+      <w:lvlJc w:val="left"/>
+      <w:pPr>
+        <w:ind w:left="5760" w:hanging="360"/>
+      </w:pPr>
+    </w:lvl>
+    <w:lvl w:ilvl="8" w:tplc="0409001B" w:tentative="1">
+      <w:start w:val="1"/>
+      <w:numFmt w:val="lowerRoman"/>
+      <w:lvlText w:val="%9."/>
+      <w:lvlJc w:val="right"/>
+      <w:pPr>
+        <w:ind w:left="6480" w:hanging="180"/>
+      </w:pPr>
+    </w:lvl>
+  </w:abstractNum>
+  <w:abstractNum w:abstractNumId="21" w15:restartNumberingAfterBreak="0">
     <w:nsid w:val="5EC321D4"/>
     <w:multiLevelType w:val="hybridMultilevel"/>
     <w:tmpl w:val="6E3ED2EA"/>
@@ -5121,7 +8008,7 @@
       </w:pPr>
     </w:lvl>
   </w:abstractNum>
-  <w:abstractNum w:abstractNumId="19" w15:restartNumberingAfterBreak="0">
+  <w:abstractNum w:abstractNumId="22" w15:restartNumberingAfterBreak="0">
     <w:nsid w:val="5F517413"/>
     <w:multiLevelType w:val="hybridMultilevel"/>
     <w:tmpl w:val="7CB0D35A"/>
@@ -5234,7 +8121,7 @@
       </w:rPr>
     </w:lvl>
   </w:abstractNum>
-  <w:abstractNum w:abstractNumId="20" w15:restartNumberingAfterBreak="0">
+  <w:abstractNum w:abstractNumId="23" w15:restartNumberingAfterBreak="0">
     <w:nsid w:val="5F772985"/>
     <w:multiLevelType w:val="hybridMultilevel"/>
     <w:tmpl w:val="20525B26"/>
@@ -5320,7 +8207,7 @@
       </w:pPr>
     </w:lvl>
   </w:abstractNum>
-  <w:abstractNum w:abstractNumId="21" w15:restartNumberingAfterBreak="0">
+  <w:abstractNum w:abstractNumId="24" w15:restartNumberingAfterBreak="0">
     <w:nsid w:val="64B413BB"/>
     <w:multiLevelType w:val="hybridMultilevel"/>
     <w:tmpl w:val="96A6D232"/>
@@ -5409,7 +8296,7 @@
       </w:pPr>
     </w:lvl>
   </w:abstractNum>
-  <w:abstractNum w:abstractNumId="22" w15:restartNumberingAfterBreak="0">
+  <w:abstractNum w:abstractNumId="25" w15:restartNumberingAfterBreak="0">
     <w:nsid w:val="6A7C5CB3"/>
     <w:multiLevelType w:val="hybridMultilevel"/>
     <w:tmpl w:val="5C9C4FC4"/>
@@ -5521,7 +8408,7 @@
       </w:rPr>
     </w:lvl>
   </w:abstractNum>
-  <w:abstractNum w:abstractNumId="23" w15:restartNumberingAfterBreak="0">
+  <w:abstractNum w:abstractNumId="26" w15:restartNumberingAfterBreak="0">
     <w:nsid w:val="702E6DD6"/>
     <w:multiLevelType w:val="hybridMultilevel"/>
     <w:tmpl w:val="04B4B522"/>
@@ -5610,7 +8497,7 @@
       </w:pPr>
     </w:lvl>
   </w:abstractNum>
-  <w:abstractNum w:abstractNumId="24" w15:restartNumberingAfterBreak="0">
+  <w:abstractNum w:abstractNumId="27" w15:restartNumberingAfterBreak="0">
     <w:nsid w:val="71173C80"/>
     <w:multiLevelType w:val="hybridMultilevel"/>
     <w:tmpl w:val="8EE696F2"/>
@@ -5723,7 +8610,96 @@
       </w:rPr>
     </w:lvl>
   </w:abstractNum>
-  <w:abstractNum w:abstractNumId="25" w15:restartNumberingAfterBreak="0">
+  <w:abstractNum w:abstractNumId="28" w15:restartNumberingAfterBreak="0">
+    <w:nsid w:val="77973B6D"/>
+    <w:multiLevelType w:val="hybridMultilevel"/>
+    <w:tmpl w:val="CD42EC1C"/>
+    <w:lvl w:ilvl="0" w:tplc="0409000F">
+      <w:start w:val="1"/>
+      <w:numFmt w:val="decimal"/>
+      <w:lvlText w:val="%1."/>
+      <w:lvlJc w:val="left"/>
+      <w:pPr>
+        <w:ind w:left="720" w:hanging="360"/>
+      </w:pPr>
+      <w:rPr>
+        <w:rFonts w:hint="default"/>
+      </w:rPr>
+    </w:lvl>
+    <w:lvl w:ilvl="1" w:tplc="04090019" w:tentative="1">
+      <w:start w:val="1"/>
+      <w:numFmt w:val="lowerLetter"/>
+      <w:lvlText w:val="%2."/>
+      <w:lvlJc w:val="left"/>
+      <w:pPr>
+        <w:ind w:left="1440" w:hanging="360"/>
+      </w:pPr>
+    </w:lvl>
+    <w:lvl w:ilvl="2" w:tplc="0409001B" w:tentative="1">
+      <w:start w:val="1"/>
+      <w:numFmt w:val="lowerRoman"/>
+      <w:lvlText w:val="%3."/>
+      <w:lvlJc w:val="right"/>
+      <w:pPr>
+        <w:ind w:left="2160" w:hanging="180"/>
+      </w:pPr>
+    </w:lvl>
+    <w:lvl w:ilvl="3" w:tplc="0409000F" w:tentative="1">
+      <w:start w:val="1"/>
+      <w:numFmt w:val="decimal"/>
+      <w:lvlText w:val="%4."/>
+      <w:lvlJc w:val="left"/>
+      <w:pPr>
+        <w:ind w:left="2880" w:hanging="360"/>
+      </w:pPr>
+    </w:lvl>
+    <w:lvl w:ilvl="4" w:tplc="04090019" w:tentative="1">
+      <w:start w:val="1"/>
+      <w:numFmt w:val="lowerLetter"/>
+      <w:lvlText w:val="%5."/>
+      <w:lvlJc w:val="left"/>
+      <w:pPr>
+        <w:ind w:left="3600" w:hanging="360"/>
+      </w:pPr>
+    </w:lvl>
+    <w:lvl w:ilvl="5" w:tplc="0409001B" w:tentative="1">
+      <w:start w:val="1"/>
+      <w:numFmt w:val="lowerRoman"/>
+      <w:lvlText w:val="%6."/>
+      <w:lvlJc w:val="right"/>
+      <w:pPr>
+        <w:ind w:left="4320" w:hanging="180"/>
+      </w:pPr>
+    </w:lvl>
+    <w:lvl w:ilvl="6" w:tplc="0409000F" w:tentative="1">
+      <w:start w:val="1"/>
+      <w:numFmt w:val="decimal"/>
+      <w:lvlText w:val="%7."/>
+      <w:lvlJc w:val="left"/>
+      <w:pPr>
+        <w:ind w:left="5040" w:hanging="360"/>
+      </w:pPr>
+    </w:lvl>
+    <w:lvl w:ilvl="7" w:tplc="04090019" w:tentative="1">
+      <w:start w:val="1"/>
+      <w:numFmt w:val="lowerLetter"/>
+      <w:lvlText w:val="%8."/>
+      <w:lvlJc w:val="left"/>
+      <w:pPr>
+        <w:ind w:left="5760" w:hanging="360"/>
+      </w:pPr>
+    </w:lvl>
+    <w:lvl w:ilvl="8" w:tplc="0409001B" w:tentative="1">
+      <w:start w:val="1"/>
+      <w:numFmt w:val="lowerRoman"/>
+      <w:lvlText w:val="%9."/>
+      <w:lvlJc w:val="right"/>
+      <w:pPr>
+        <w:ind w:left="6480" w:hanging="180"/>
+      </w:pPr>
+    </w:lvl>
+  </w:abstractNum>
+  <w:abstractNum w:abstractNumId="29" w15:restartNumberingAfterBreak="0">
     <w:nsid w:val="7D9D3417"/>
     <w:multiLevelType w:val="hybridMultilevel"/>
     <w:tmpl w:val="03367ED8"/>
@@ -5813,82 +8789,94 @@
     </w:lvl>
   </w:abstractNum>
   <w:num w:numId="1" w16cid:durableId="1193694031">
+    <w:abstractNumId w:val="25"/>
+  </w:num>
+  <w:num w:numId="2" w16cid:durableId="1230458739">
+    <w:abstractNumId w:val="2"/>
+  </w:num>
+  <w:num w:numId="3" w16cid:durableId="141000215">
+    <w:abstractNumId w:val="3"/>
+  </w:num>
+  <w:num w:numId="4" w16cid:durableId="878856215">
+    <w:abstractNumId w:val="23"/>
+  </w:num>
+  <w:num w:numId="5" w16cid:durableId="1894077811">
+    <w:abstractNumId w:val="7"/>
+  </w:num>
+  <w:num w:numId="6" w16cid:durableId="1035351593">
+    <w:abstractNumId w:val="6"/>
+  </w:num>
+  <w:num w:numId="7" w16cid:durableId="1913928248">
     <w:abstractNumId w:val="22"/>
   </w:num>
-  <w:num w:numId="2" w16cid:durableId="1230458739">
+  <w:num w:numId="8" w16cid:durableId="1499349636">
+    <w:abstractNumId w:val="15"/>
+  </w:num>
+  <w:num w:numId="9" w16cid:durableId="1114789797">
     <w:abstractNumId w:val="1"/>
   </w:num>
-  <w:num w:numId="3" w16cid:durableId="141000215">
-    <w:abstractNumId w:val="2"/>
+  <w:num w:numId="10" w16cid:durableId="1153989169">
+    <w:abstractNumId w:val="8"/>
   </w:num>
-  <w:num w:numId="4" w16cid:durableId="878856215">
-    <w:abstractNumId w:val="20"/>
+  <w:num w:numId="11" w16cid:durableId="854884316">
+    <w:abstractNumId w:val="11"/>
   </w:num>
-  <w:num w:numId="5" w16cid:durableId="1894077811">
-    <w:abstractNumId w:val="6"/>
+  <w:num w:numId="12" w16cid:durableId="2131852888">
+    <w:abstractNumId w:val="24"/>
   </w:num>
-  <w:num w:numId="6" w16cid:durableId="1035351593">
+  <w:num w:numId="13" w16cid:durableId="2088113893">
+    <w:abstractNumId w:val="18"/>
+  </w:num>
+  <w:num w:numId="14" w16cid:durableId="848449906">
+    <w:abstractNumId w:val="13"/>
+  </w:num>
+  <w:num w:numId="15" w16cid:durableId="1511139773">
+    <w:abstractNumId w:val="26"/>
+  </w:num>
+  <w:num w:numId="16" w16cid:durableId="148637161">
+    <w:abstractNumId w:val="29"/>
+  </w:num>
+  <w:num w:numId="17" w16cid:durableId="1011494376">
+    <w:abstractNumId w:val="16"/>
+  </w:num>
+  <w:num w:numId="18" w16cid:durableId="1846704498">
+    <w:abstractNumId w:val="4"/>
+  </w:num>
+  <w:num w:numId="19" w16cid:durableId="1249265432">
+    <w:abstractNumId w:val="21"/>
+  </w:num>
+  <w:num w:numId="20" w16cid:durableId="1135560392">
+    <w:abstractNumId w:val="10"/>
+  </w:num>
+  <w:num w:numId="21" w16cid:durableId="1421294308">
+    <w:abstractNumId w:val="19"/>
+  </w:num>
+  <w:num w:numId="22" w16cid:durableId="44064616">
+    <w:abstractNumId w:val="9"/>
+  </w:num>
+  <w:num w:numId="23" w16cid:durableId="763112585">
+    <w:abstractNumId w:val="27"/>
+  </w:num>
+  <w:num w:numId="24" w16cid:durableId="492573669">
     <w:abstractNumId w:val="5"/>
   </w:num>
-  <w:num w:numId="7" w16cid:durableId="1913928248">
-    <w:abstractNumId w:val="19"/>
-  </w:num>
-  <w:num w:numId="8" w16cid:durableId="1499349636">
+  <w:num w:numId="25" w16cid:durableId="1278292986">
     <w:abstractNumId w:val="14"/>
   </w:num>
-  <w:num w:numId="9" w16cid:durableId="1114789797">
+  <w:num w:numId="26" w16cid:durableId="1263995368">
+    <w:abstractNumId w:val="12"/>
+  </w:num>
+  <w:num w:numId="27" w16cid:durableId="1046022674">
+    <w:abstractNumId w:val="17"/>
+  </w:num>
+  <w:num w:numId="28" w16cid:durableId="1882934956">
+    <w:abstractNumId w:val="28"/>
+  </w:num>
+  <w:num w:numId="29" w16cid:durableId="2133748141">
     <w:abstractNumId w:val="0"/>
   </w:num>
-  <w:num w:numId="10" w16cid:durableId="1153989169">
-    <w:abstractNumId w:val="7"/>
-  </w:num>
-  <w:num w:numId="11" w16cid:durableId="854884316">
-    <w:abstractNumId w:val="10"/>
-  </w:num>
-  <w:num w:numId="12" w16cid:durableId="2131852888">
-    <w:abstractNumId w:val="21"/>
-  </w:num>
-  <w:num w:numId="13" w16cid:durableId="2088113893">
-    <w:abstractNumId w:val="16"/>
-  </w:num>
-  <w:num w:numId="14" w16cid:durableId="848449906">
-    <w:abstractNumId w:val="12"/>
-  </w:num>
-  <w:num w:numId="15" w16cid:durableId="1511139773">
-    <w:abstractNumId w:val="23"/>
-  </w:num>
-  <w:num w:numId="16" w16cid:durableId="148637161">
-    <w:abstractNumId w:val="25"/>
-  </w:num>
-  <w:num w:numId="17" w16cid:durableId="1011494376">
-    <w:abstractNumId w:val="15"/>
-  </w:num>
-  <w:num w:numId="18" w16cid:durableId="1846704498">
-    <w:abstractNumId w:val="3"/>
-  </w:num>
-  <w:num w:numId="19" w16cid:durableId="1249265432">
-    <w:abstractNumId w:val="18"/>
-  </w:num>
-  <w:num w:numId="20" w16cid:durableId="1135560392">
-    <w:abstractNumId w:val="9"/>
-  </w:num>
-  <w:num w:numId="21" w16cid:durableId="1421294308">
-    <w:abstractNumId w:val="17"/>
-  </w:num>
-  <w:num w:numId="22" w16cid:durableId="44064616">
-    <w:abstractNumId w:val="8"/>
-  </w:num>
-  <w:num w:numId="23" w16cid:durableId="763112585">
-    <w:abstractNumId w:val="24"/>
-  </w:num>
-  <w:num w:numId="24" w16cid:durableId="492573669">
-    <w:abstractNumId w:val="4"/>
-  </w:num>
-  <w:num w:numId="25" w16cid:durableId="1278292986">
-    <w:abstractNumId w:val="13"/>
-  </w:num>
-  <w:num w:numId="26" w16cid:durableId="1263995368">
-    <w:abstractNumId w:val="11"/>
+  <w:num w:numId="30" w16cid:durableId="1092513343">
+    <w:abstractNumId w:val="20"/>
   </w:num>
 </w:numbering>
 </file>
